--- a/Tugas 5_Fauzan F F_Shorting_Contoh Soal no 2.docx
+++ b/Tugas 5_Fauzan F F_Shorting_Contoh Soal no 2.docx
@@ -355,7 +355,6 @@
                 <w14:ligatures w14:val="none"/>
               </w:rPr>
             </w:pPr>
-            <w:proofErr w:type="spellStart"/>
             <w:r>
               <w:rPr>
                 <w:rFonts w:ascii="Times New Roman" w:eastAsia="Times New Roman" w:hAnsi="Times New Roman" w:cs="Times New Roman"/>
@@ -367,21 +366,7 @@
                 <w:lang w:bidi="ar-SA"/>
                 <w14:ligatures w14:val="none"/>
               </w:rPr>
-              <w:t>Iterasi</w:t>
-            </w:r>
-            <w:proofErr w:type="spellEnd"/>
-            <w:r>
-              <w:rPr>
-                <w:rFonts w:ascii="Times New Roman" w:eastAsia="Times New Roman" w:hAnsi="Times New Roman" w:cs="Times New Roman"/>
-                <w:b/>
-                <w:bCs/>
-                <w:color w:val="000000"/>
-                <w:kern w:val="0"/>
-                <w:szCs w:val="24"/>
-                <w:lang w:bidi="ar-SA"/>
-                <w14:ligatures w14:val="none"/>
-              </w:rPr>
-              <w:t xml:space="preserve"> 1</w:t>
+              <w:t>Iterasi 1</w:t>
             </w:r>
           </w:p>
         </w:tc>
@@ -1507,7 +1492,6 @@
                 <w14:ligatures w14:val="none"/>
               </w:rPr>
             </w:pPr>
-            <w:proofErr w:type="spellStart"/>
             <w:r>
               <w:rPr>
                 <w:rFonts w:ascii="Times New Roman" w:eastAsia="Times New Roman" w:hAnsi="Times New Roman" w:cs="Times New Roman"/>
@@ -1519,21 +1503,7 @@
                 <w:lang w:bidi="ar-SA"/>
                 <w14:ligatures w14:val="none"/>
               </w:rPr>
-              <w:t>Iterasi</w:t>
-            </w:r>
-            <w:proofErr w:type="spellEnd"/>
-            <w:r>
-              <w:rPr>
-                <w:rFonts w:ascii="Times New Roman" w:eastAsia="Times New Roman" w:hAnsi="Times New Roman" w:cs="Times New Roman"/>
-                <w:b/>
-                <w:bCs/>
-                <w:color w:val="000000"/>
-                <w:kern w:val="0"/>
-                <w:szCs w:val="24"/>
-                <w:lang w:bidi="ar-SA"/>
-                <w14:ligatures w14:val="none"/>
-              </w:rPr>
-              <w:t xml:space="preserve"> 2</w:t>
+              <w:t>Iterasi 2</w:t>
             </w:r>
           </w:p>
         </w:tc>
@@ -2658,7 +2628,6 @@
                 <w14:ligatures w14:val="none"/>
               </w:rPr>
             </w:pPr>
-            <w:proofErr w:type="spellStart"/>
             <w:r>
               <w:rPr>
                 <w:rFonts w:ascii="Times New Roman" w:eastAsia="Times New Roman" w:hAnsi="Times New Roman" w:cs="Times New Roman"/>
@@ -2670,21 +2639,7 @@
                 <w:lang w:bidi="ar-SA"/>
                 <w14:ligatures w14:val="none"/>
               </w:rPr>
-              <w:t>Iterasi</w:t>
-            </w:r>
-            <w:proofErr w:type="spellEnd"/>
-            <w:r>
-              <w:rPr>
-                <w:rFonts w:ascii="Times New Roman" w:eastAsia="Times New Roman" w:hAnsi="Times New Roman" w:cs="Times New Roman"/>
-                <w:b/>
-                <w:bCs/>
-                <w:color w:val="000000"/>
-                <w:kern w:val="0"/>
-                <w:szCs w:val="24"/>
-                <w:lang w:bidi="ar-SA"/>
-                <w14:ligatures w14:val="none"/>
-              </w:rPr>
-              <w:t xml:space="preserve"> 3</w:t>
+              <w:t>Iterasi 3</w:t>
             </w:r>
           </w:p>
         </w:tc>
@@ -3544,7 +3499,6 @@
                 <w14:ligatures w14:val="none"/>
               </w:rPr>
             </w:pPr>
-            <w:proofErr w:type="spellStart"/>
             <w:r>
               <w:rPr>
                 <w:rFonts w:ascii="Times New Roman" w:eastAsia="Times New Roman" w:hAnsi="Times New Roman" w:cs="Times New Roman"/>
@@ -3556,21 +3510,7 @@
                 <w:lang w:bidi="ar-SA"/>
                 <w14:ligatures w14:val="none"/>
               </w:rPr>
-              <w:t>Iterasi</w:t>
-            </w:r>
-            <w:proofErr w:type="spellEnd"/>
-            <w:r>
-              <w:rPr>
-                <w:rFonts w:ascii="Times New Roman" w:eastAsia="Times New Roman" w:hAnsi="Times New Roman" w:cs="Times New Roman"/>
-                <w:b/>
-                <w:bCs/>
-                <w:color w:val="000000"/>
-                <w:kern w:val="0"/>
-                <w:szCs w:val="24"/>
-                <w:lang w:bidi="ar-SA"/>
-                <w14:ligatures w14:val="none"/>
-              </w:rPr>
-              <w:t xml:space="preserve"> 4</w:t>
+              <w:t>Iterasi 4</w:t>
             </w:r>
           </w:p>
         </w:tc>
@@ -4419,7 +4359,6 @@
                 <w14:ligatures w14:val="none"/>
               </w:rPr>
             </w:pPr>
-            <w:proofErr w:type="spellStart"/>
             <w:r>
               <w:rPr>
                 <w:rFonts w:ascii="Times New Roman" w:eastAsia="Times New Roman" w:hAnsi="Times New Roman" w:cs="Times New Roman"/>
@@ -4431,21 +4370,7 @@
                 <w:lang w:bidi="ar-SA"/>
                 <w14:ligatures w14:val="none"/>
               </w:rPr>
-              <w:t>Iterasi</w:t>
-            </w:r>
-            <w:proofErr w:type="spellEnd"/>
-            <w:r>
-              <w:rPr>
-                <w:rFonts w:ascii="Times New Roman" w:eastAsia="Times New Roman" w:hAnsi="Times New Roman" w:cs="Times New Roman"/>
-                <w:b/>
-                <w:bCs/>
-                <w:color w:val="000000"/>
-                <w:kern w:val="0"/>
-                <w:szCs w:val="24"/>
-                <w:lang w:bidi="ar-SA"/>
-                <w14:ligatures w14:val="none"/>
-              </w:rPr>
-              <w:t xml:space="preserve"> 5</w:t>
+              <w:t>Iterasi 5</w:t>
             </w:r>
           </w:p>
         </w:tc>
@@ -5302,7 +5227,6 @@
                 <w14:ligatures w14:val="none"/>
               </w:rPr>
             </w:pPr>
-            <w:proofErr w:type="spellStart"/>
             <w:r>
               <w:rPr>
                 <w:rFonts w:ascii="Times New Roman" w:eastAsia="Times New Roman" w:hAnsi="Times New Roman" w:cs="Times New Roman"/>
@@ -5314,21 +5238,7 @@
                 <w:lang w:bidi="ar-SA"/>
                 <w14:ligatures w14:val="none"/>
               </w:rPr>
-              <w:t>Iterasi</w:t>
-            </w:r>
-            <w:proofErr w:type="spellEnd"/>
-            <w:r>
-              <w:rPr>
-                <w:rFonts w:ascii="Times New Roman" w:eastAsia="Times New Roman" w:hAnsi="Times New Roman" w:cs="Times New Roman"/>
-                <w:b/>
-                <w:bCs/>
-                <w:color w:val="000000"/>
-                <w:kern w:val="0"/>
-                <w:szCs w:val="24"/>
-                <w:lang w:bidi="ar-SA"/>
-                <w14:ligatures w14:val="none"/>
-              </w:rPr>
-              <w:t xml:space="preserve"> 6</w:t>
+              <w:t>Iterasi 6</w:t>
             </w:r>
           </w:p>
         </w:tc>
@@ -6177,7 +6087,6 @@
           <w:szCs w:val="24"/>
         </w:rPr>
       </w:pPr>
-      <w:proofErr w:type="spellStart"/>
       <w:r>
         <w:rPr>
           <w:rFonts w:ascii="Times New Roman" w:hAnsi="Times New Roman" w:cs="Times New Roman"/>
@@ -6185,37 +6094,7 @@
           <w:bCs/>
           <w:szCs w:val="24"/>
         </w:rPr>
-        <w:t>Analisis</w:t>
-      </w:r>
-      <w:proofErr w:type="spellEnd"/>
-      <w:r>
-        <w:rPr>
-          <w:rFonts w:ascii="Times New Roman" w:hAnsi="Times New Roman" w:cs="Times New Roman"/>
-          <w:b/>
-          <w:bCs/>
-          <w:szCs w:val="24"/>
-        </w:rPr>
-        <w:t xml:space="preserve"> Tabel </w:t>
-      </w:r>
-      <w:proofErr w:type="spellStart"/>
-      <w:r>
-        <w:rPr>
-          <w:rFonts w:ascii="Times New Roman" w:hAnsi="Times New Roman" w:cs="Times New Roman"/>
-          <w:b/>
-          <w:bCs/>
-          <w:szCs w:val="24"/>
-        </w:rPr>
-        <w:t>Simulasi</w:t>
-      </w:r>
-      <w:proofErr w:type="spellEnd"/>
-      <w:r>
-        <w:rPr>
-          <w:rFonts w:ascii="Times New Roman" w:hAnsi="Times New Roman" w:cs="Times New Roman"/>
-          <w:b/>
-          <w:bCs/>
-          <w:szCs w:val="24"/>
-        </w:rPr>
-        <w:t xml:space="preserve"> Quick Sort</w:t>
+        <w:t>Analisis Tabel Simulasi Quick Sort</w:t>
       </w:r>
     </w:p>
     <w:p>
@@ -6233,151 +6112,7 @@
           <w:rFonts w:ascii="Times New Roman" w:hAnsi="Times New Roman" w:cs="Times New Roman"/>
           <w:szCs w:val="24"/>
         </w:rPr>
-        <w:t xml:space="preserve">Tabel </w:t>
-      </w:r>
-      <w:proofErr w:type="spellStart"/>
-      <w:r>
-        <w:rPr>
-          <w:rFonts w:ascii="Times New Roman" w:hAnsi="Times New Roman" w:cs="Times New Roman"/>
-          <w:szCs w:val="24"/>
-        </w:rPr>
-        <w:t>tersebut</w:t>
-      </w:r>
-      <w:proofErr w:type="spellEnd"/>
-      <w:r>
-        <w:rPr>
-          <w:rFonts w:ascii="Times New Roman" w:hAnsi="Times New Roman" w:cs="Times New Roman"/>
-          <w:szCs w:val="24"/>
-        </w:rPr>
-        <w:t xml:space="preserve"> </w:t>
-      </w:r>
-      <w:proofErr w:type="spellStart"/>
-      <w:r>
-        <w:rPr>
-          <w:rFonts w:ascii="Times New Roman" w:hAnsi="Times New Roman" w:cs="Times New Roman"/>
-          <w:szCs w:val="24"/>
-        </w:rPr>
-        <w:t>mendokumentasikan</w:t>
-      </w:r>
-      <w:proofErr w:type="spellEnd"/>
-      <w:r>
-        <w:rPr>
-          <w:rFonts w:ascii="Times New Roman" w:hAnsi="Times New Roman" w:cs="Times New Roman"/>
-          <w:szCs w:val="24"/>
-        </w:rPr>
-        <w:t xml:space="preserve"> proses </w:t>
-      </w:r>
-      <w:proofErr w:type="spellStart"/>
-      <w:r>
-        <w:rPr>
-          <w:rFonts w:ascii="Times New Roman" w:hAnsi="Times New Roman" w:cs="Times New Roman"/>
-          <w:szCs w:val="24"/>
-        </w:rPr>
-        <w:t>pengurutan</w:t>
-      </w:r>
-      <w:proofErr w:type="spellEnd"/>
-      <w:r>
-        <w:rPr>
-          <w:rFonts w:ascii="Times New Roman" w:hAnsi="Times New Roman" w:cs="Times New Roman"/>
-          <w:szCs w:val="24"/>
-        </w:rPr>
-        <w:t xml:space="preserve"> array [22, 10, 15, 3, 8, 2] </w:t>
-      </w:r>
-      <w:proofErr w:type="spellStart"/>
-      <w:r>
-        <w:rPr>
-          <w:rFonts w:ascii="Times New Roman" w:hAnsi="Times New Roman" w:cs="Times New Roman"/>
-          <w:szCs w:val="24"/>
-        </w:rPr>
-        <w:t>menggunakan</w:t>
-      </w:r>
-      <w:proofErr w:type="spellEnd"/>
-      <w:r>
-        <w:rPr>
-          <w:rFonts w:ascii="Times New Roman" w:hAnsi="Times New Roman" w:cs="Times New Roman"/>
-          <w:szCs w:val="24"/>
-        </w:rPr>
-        <w:t xml:space="preserve"> </w:t>
-      </w:r>
-      <w:proofErr w:type="spellStart"/>
-      <w:r>
-        <w:rPr>
-          <w:rFonts w:ascii="Times New Roman" w:hAnsi="Times New Roman" w:cs="Times New Roman"/>
-          <w:szCs w:val="24"/>
-        </w:rPr>
-        <w:t>metode</w:t>
-      </w:r>
-      <w:proofErr w:type="spellEnd"/>
-      <w:r>
-        <w:rPr>
-          <w:rFonts w:ascii="Times New Roman" w:hAnsi="Times New Roman" w:cs="Times New Roman"/>
-          <w:szCs w:val="24"/>
-        </w:rPr>
-        <w:t xml:space="preserve"> </w:t>
-      </w:r>
-      <w:proofErr w:type="spellStart"/>
-      <w:r>
-        <w:rPr>
-          <w:rFonts w:ascii="Times New Roman" w:hAnsi="Times New Roman" w:cs="Times New Roman"/>
-          <w:szCs w:val="24"/>
-        </w:rPr>
-        <w:t>partisi</w:t>
-      </w:r>
-      <w:proofErr w:type="spellEnd"/>
-      <w:r>
-        <w:rPr>
-          <w:rFonts w:ascii="Times New Roman" w:hAnsi="Times New Roman" w:cs="Times New Roman"/>
-          <w:szCs w:val="24"/>
-        </w:rPr>
-        <w:t xml:space="preserve">. </w:t>
-      </w:r>
-      <w:proofErr w:type="spellStart"/>
-      <w:r>
-        <w:rPr>
-          <w:rFonts w:ascii="Times New Roman" w:hAnsi="Times New Roman" w:cs="Times New Roman"/>
-          <w:szCs w:val="24"/>
-        </w:rPr>
-        <w:t>Berikut</w:t>
-      </w:r>
-      <w:proofErr w:type="spellEnd"/>
-      <w:r>
-        <w:rPr>
-          <w:rFonts w:ascii="Times New Roman" w:hAnsi="Times New Roman" w:cs="Times New Roman"/>
-          <w:szCs w:val="24"/>
-        </w:rPr>
-        <w:t xml:space="preserve"> </w:t>
-      </w:r>
-      <w:proofErr w:type="spellStart"/>
-      <w:r>
-        <w:rPr>
-          <w:rFonts w:ascii="Times New Roman" w:hAnsi="Times New Roman" w:cs="Times New Roman"/>
-          <w:szCs w:val="24"/>
-        </w:rPr>
-        <w:t>poin-poin</w:t>
-      </w:r>
-      <w:proofErr w:type="spellEnd"/>
-      <w:r>
-        <w:rPr>
-          <w:rFonts w:ascii="Times New Roman" w:hAnsi="Times New Roman" w:cs="Times New Roman"/>
-          <w:szCs w:val="24"/>
-        </w:rPr>
-        <w:t xml:space="preserve"> </w:t>
-      </w:r>
-      <w:proofErr w:type="spellStart"/>
-      <w:r>
-        <w:rPr>
-          <w:rFonts w:ascii="Times New Roman" w:hAnsi="Times New Roman" w:cs="Times New Roman"/>
-          <w:szCs w:val="24"/>
-        </w:rPr>
-        <w:t>penjelasannya</w:t>
-      </w:r>
-      <w:proofErr w:type="spellEnd"/>
-      <w:r>
-        <w:rPr>
-          <w:rFonts w:ascii="Times New Roman" w:hAnsi="Times New Roman" w:cs="Times New Roman"/>
-          <w:szCs w:val="24"/>
-        </w:rPr>
-        <w:t>:</w:t>
+        <w:t>Tabel tersebut mendokumentasikan proses pengurutan array [22, 10, 15, 3, 8, 2] menggunakan metode partisi. Berikut poin-poin penjelasannya:</w:t>
       </w:r>
     </w:p>
     <w:p>
@@ -6393,7 +6128,6 @@
           <w:szCs w:val="24"/>
         </w:rPr>
       </w:pPr>
-      <w:proofErr w:type="spellStart"/>
       <w:r>
         <w:rPr>
           <w:rFonts w:ascii="Times New Roman" w:hAnsi="Times New Roman" w:cs="Times New Roman"/>
@@ -6401,136 +6135,14 @@
           <w:bCs/>
           <w:szCs w:val="24"/>
         </w:rPr>
-        <w:t>Fungsi</w:t>
-      </w:r>
-      <w:proofErr w:type="spellEnd"/>
-      <w:r>
-        <w:rPr>
-          <w:rFonts w:ascii="Times New Roman" w:hAnsi="Times New Roman" w:cs="Times New Roman"/>
-          <w:b/>
-          <w:bCs/>
-          <w:szCs w:val="24"/>
-        </w:rPr>
-        <w:t xml:space="preserve"> LB dan UB</w:t>
-      </w:r>
-      <w:r>
-        <w:rPr>
-          <w:rFonts w:ascii="Times New Roman" w:hAnsi="Times New Roman" w:cs="Times New Roman"/>
-          <w:szCs w:val="24"/>
-        </w:rPr>
-        <w:t xml:space="preserve">: LB (Lower Bound) </w:t>
-      </w:r>
-      <w:proofErr w:type="spellStart"/>
-      <w:r>
-        <w:rPr>
-          <w:rFonts w:ascii="Times New Roman" w:hAnsi="Times New Roman" w:cs="Times New Roman"/>
-          <w:szCs w:val="24"/>
-        </w:rPr>
-        <w:t>menandakan</w:t>
-      </w:r>
-      <w:proofErr w:type="spellEnd"/>
-      <w:r>
-        <w:rPr>
-          <w:rFonts w:ascii="Times New Roman" w:hAnsi="Times New Roman" w:cs="Times New Roman"/>
-          <w:szCs w:val="24"/>
-        </w:rPr>
-        <w:t xml:space="preserve"> batas </w:t>
-      </w:r>
-      <w:proofErr w:type="spellStart"/>
-      <w:r>
-        <w:rPr>
-          <w:rFonts w:ascii="Times New Roman" w:hAnsi="Times New Roman" w:cs="Times New Roman"/>
-          <w:szCs w:val="24"/>
-        </w:rPr>
-        <w:t>awal</w:t>
-      </w:r>
-      <w:proofErr w:type="spellEnd"/>
-      <w:r>
-        <w:rPr>
-          <w:rFonts w:ascii="Times New Roman" w:hAnsi="Times New Roman" w:cs="Times New Roman"/>
-          <w:szCs w:val="24"/>
-        </w:rPr>
-        <w:t xml:space="preserve"> sub-array yang </w:t>
-      </w:r>
-      <w:proofErr w:type="spellStart"/>
-      <w:r>
-        <w:rPr>
-          <w:rFonts w:ascii="Times New Roman" w:hAnsi="Times New Roman" w:cs="Times New Roman"/>
-          <w:szCs w:val="24"/>
-        </w:rPr>
-        <w:t>sedang</w:t>
-      </w:r>
-      <w:proofErr w:type="spellEnd"/>
-      <w:r>
-        <w:rPr>
-          <w:rFonts w:ascii="Times New Roman" w:hAnsi="Times New Roman" w:cs="Times New Roman"/>
-          <w:szCs w:val="24"/>
-        </w:rPr>
-        <w:t xml:space="preserve"> </w:t>
-      </w:r>
-      <w:proofErr w:type="spellStart"/>
-      <w:r>
-        <w:rPr>
-          <w:rFonts w:ascii="Times New Roman" w:hAnsi="Times New Roman" w:cs="Times New Roman"/>
-          <w:szCs w:val="24"/>
-        </w:rPr>
-        <w:t>diproses</w:t>
-      </w:r>
-      <w:proofErr w:type="spellEnd"/>
-      <w:r>
-        <w:rPr>
-          <w:rFonts w:ascii="Times New Roman" w:hAnsi="Times New Roman" w:cs="Times New Roman"/>
-          <w:szCs w:val="24"/>
-        </w:rPr>
-        <w:t xml:space="preserve">, </w:t>
-      </w:r>
-      <w:proofErr w:type="spellStart"/>
-      <w:r>
-        <w:rPr>
-          <w:rFonts w:ascii="Times New Roman" w:hAnsi="Times New Roman" w:cs="Times New Roman"/>
-          <w:szCs w:val="24"/>
-        </w:rPr>
-        <w:t>sedangkan</w:t>
-      </w:r>
-      <w:proofErr w:type="spellEnd"/>
-      <w:r>
-        <w:rPr>
-          <w:rFonts w:ascii="Times New Roman" w:hAnsi="Times New Roman" w:cs="Times New Roman"/>
-          <w:szCs w:val="24"/>
-        </w:rPr>
-        <w:t xml:space="preserve"> UB (Upper Bound) </w:t>
-      </w:r>
-      <w:proofErr w:type="spellStart"/>
-      <w:r>
-        <w:rPr>
-          <w:rFonts w:ascii="Times New Roman" w:hAnsi="Times New Roman" w:cs="Times New Roman"/>
-          <w:szCs w:val="24"/>
-        </w:rPr>
-        <w:t>adalah</w:t>
-      </w:r>
-      <w:proofErr w:type="spellEnd"/>
-      <w:r>
-        <w:rPr>
-          <w:rFonts w:ascii="Times New Roman" w:hAnsi="Times New Roman" w:cs="Times New Roman"/>
-          <w:szCs w:val="24"/>
-        </w:rPr>
-        <w:t xml:space="preserve"> batas </w:t>
-      </w:r>
-      <w:proofErr w:type="spellStart"/>
-      <w:r>
-        <w:rPr>
-          <w:rFonts w:ascii="Times New Roman" w:hAnsi="Times New Roman" w:cs="Times New Roman"/>
-          <w:szCs w:val="24"/>
-        </w:rPr>
-        <w:t>akhirnya</w:t>
-      </w:r>
-      <w:proofErr w:type="spellEnd"/>
-      <w:r>
-        <w:rPr>
-          <w:rFonts w:ascii="Times New Roman" w:hAnsi="Times New Roman" w:cs="Times New Roman"/>
-          <w:szCs w:val="24"/>
-        </w:rPr>
-        <w:t>.</w:t>
+        <w:t>Fungsi LB dan UB</w:t>
+      </w:r>
+      <w:r>
+        <w:rPr>
+          <w:rFonts w:ascii="Times New Roman" w:hAnsi="Times New Roman" w:cs="Times New Roman"/>
+          <w:szCs w:val="24"/>
+        </w:rPr>
+        <w:t>: LB (Lower Bound) menandakan batas awal sub-array yang sedang diproses, sedangkan UB (Upper Bound) adalah batas akhirnya.</w:t>
       </w:r>
     </w:p>
     <w:p>
@@ -6553,19 +6165,8 @@
           <w:bCs/>
           <w:szCs w:val="24"/>
         </w:rPr>
-        <w:t xml:space="preserve">Proses </w:t>
-      </w:r>
-      <w:proofErr w:type="spellStart"/>
-      <w:r>
-        <w:rPr>
-          <w:rFonts w:ascii="Times New Roman" w:hAnsi="Times New Roman" w:cs="Times New Roman"/>
-          <w:b/>
-          <w:bCs/>
-          <w:szCs w:val="24"/>
-        </w:rPr>
-        <w:t>Iterasi</w:t>
-      </w:r>
-      <w:proofErr w:type="spellEnd"/>
+        <w:t>Proses Iterasi</w:t>
+      </w:r>
       <w:r>
         <w:rPr>
           <w:rFonts w:ascii="Times New Roman" w:hAnsi="Times New Roman" w:cs="Times New Roman"/>
@@ -6587,7 +6188,6 @@
           <w:szCs w:val="24"/>
         </w:rPr>
       </w:pPr>
-      <w:proofErr w:type="spellStart"/>
       <w:r>
         <w:rPr>
           <w:rFonts w:ascii="Times New Roman" w:hAnsi="Times New Roman" w:cs="Times New Roman"/>
@@ -6595,9 +6195,15 @@
           <w:bCs/>
           <w:szCs w:val="24"/>
         </w:rPr>
-        <w:t>Iterasi</w:t>
-      </w:r>
-      <w:proofErr w:type="spellEnd"/>
+        <w:t>Iterasi 1</w:t>
+      </w:r>
+      <w:r>
+        <w:rPr>
+          <w:rFonts w:ascii="Times New Roman" w:hAnsi="Times New Roman" w:cs="Times New Roman"/>
+          <w:szCs w:val="24"/>
+        </w:rPr>
+        <w:t>: Elemen pertama (</w:t>
+      </w:r>
       <w:r>
         <w:rPr>
           <w:rFonts w:ascii="Times New Roman" w:hAnsi="Times New Roman" w:cs="Times New Roman"/>
@@ -6605,46 +6211,22 @@
           <w:bCs/>
           <w:szCs w:val="24"/>
         </w:rPr>
-        <w:t xml:space="preserve"> 1</w:t>
-      </w:r>
-      <w:r>
-        <w:rPr>
-          <w:rFonts w:ascii="Times New Roman" w:hAnsi="Times New Roman" w:cs="Times New Roman"/>
-          <w:szCs w:val="24"/>
-        </w:rPr>
-        <w:t xml:space="preserve">: </w:t>
-      </w:r>
-      <w:proofErr w:type="spellStart"/>
-      <w:r>
-        <w:rPr>
-          <w:rFonts w:ascii="Times New Roman" w:hAnsi="Times New Roman" w:cs="Times New Roman"/>
-          <w:szCs w:val="24"/>
-        </w:rPr>
-        <w:t>Elemen</w:t>
-      </w:r>
-      <w:proofErr w:type="spellEnd"/>
-      <w:r>
-        <w:rPr>
-          <w:rFonts w:ascii="Times New Roman" w:hAnsi="Times New Roman" w:cs="Times New Roman"/>
-          <w:szCs w:val="24"/>
-        </w:rPr>
-        <w:t xml:space="preserve"> </w:t>
-      </w:r>
-      <w:proofErr w:type="spellStart"/>
-      <w:r>
-        <w:rPr>
-          <w:rFonts w:ascii="Times New Roman" w:hAnsi="Times New Roman" w:cs="Times New Roman"/>
-          <w:szCs w:val="24"/>
-        </w:rPr>
-        <w:t>pertama</w:t>
-      </w:r>
-      <w:proofErr w:type="spellEnd"/>
-      <w:r>
-        <w:rPr>
-          <w:rFonts w:ascii="Times New Roman" w:hAnsi="Times New Roman" w:cs="Times New Roman"/>
-          <w:szCs w:val="24"/>
-        </w:rPr>
-        <w:t xml:space="preserve"> (</w:t>
+        <w:t>22</w:t>
+      </w:r>
+      <w:r>
+        <w:rPr>
+          <w:rFonts w:ascii="Times New Roman" w:hAnsi="Times New Roman" w:cs="Times New Roman"/>
+          <w:szCs w:val="24"/>
+        </w:rPr>
+        <w:t xml:space="preserve">) ditetapkan sebagai pivot. Algoritma melakukan pengecekan dari kedua arah untuk menempatkan elemen sesuai </w:t>
+      </w:r>
+      <w:r>
+        <w:rPr>
+          <w:rFonts w:ascii="Times New Roman" w:hAnsi="Times New Roman" w:cs="Times New Roman"/>
+          <w:szCs w:val="24"/>
+        </w:rPr>
+        <w:lastRenderedPageBreak/>
+        <w:t xml:space="preserve">urutan. Hasil akhirnya, angka </w:t>
       </w:r>
       <w:r>
         <w:rPr>
@@ -6660,408 +6242,7 @@
           <w:rFonts w:ascii="Times New Roman" w:hAnsi="Times New Roman" w:cs="Times New Roman"/>
           <w:szCs w:val="24"/>
         </w:rPr>
-        <w:t xml:space="preserve">) </w:t>
-      </w:r>
-      <w:proofErr w:type="spellStart"/>
-      <w:r>
-        <w:rPr>
-          <w:rFonts w:ascii="Times New Roman" w:hAnsi="Times New Roman" w:cs="Times New Roman"/>
-          <w:szCs w:val="24"/>
-        </w:rPr>
-        <w:t>ditetapkan</w:t>
-      </w:r>
-      <w:proofErr w:type="spellEnd"/>
-      <w:r>
-        <w:rPr>
-          <w:rFonts w:ascii="Times New Roman" w:hAnsi="Times New Roman" w:cs="Times New Roman"/>
-          <w:szCs w:val="24"/>
-        </w:rPr>
-        <w:t xml:space="preserve"> </w:t>
-      </w:r>
-      <w:proofErr w:type="spellStart"/>
-      <w:r>
-        <w:rPr>
-          <w:rFonts w:ascii="Times New Roman" w:hAnsi="Times New Roman" w:cs="Times New Roman"/>
-          <w:szCs w:val="24"/>
-        </w:rPr>
-        <w:t>sebagai</w:t>
-      </w:r>
-      <w:proofErr w:type="spellEnd"/>
-      <w:r>
-        <w:rPr>
-          <w:rFonts w:ascii="Times New Roman" w:hAnsi="Times New Roman" w:cs="Times New Roman"/>
-          <w:szCs w:val="24"/>
-        </w:rPr>
-        <w:t xml:space="preserve"> pivot. </w:t>
-      </w:r>
-      <w:proofErr w:type="spellStart"/>
-      <w:r>
-        <w:rPr>
-          <w:rFonts w:ascii="Times New Roman" w:hAnsi="Times New Roman" w:cs="Times New Roman"/>
-          <w:szCs w:val="24"/>
-        </w:rPr>
-        <w:t>Algoritma</w:t>
-      </w:r>
-      <w:proofErr w:type="spellEnd"/>
-      <w:r>
-        <w:rPr>
-          <w:rFonts w:ascii="Times New Roman" w:hAnsi="Times New Roman" w:cs="Times New Roman"/>
-          <w:szCs w:val="24"/>
-        </w:rPr>
-        <w:t xml:space="preserve"> </w:t>
-      </w:r>
-      <w:proofErr w:type="spellStart"/>
-      <w:r>
-        <w:rPr>
-          <w:rFonts w:ascii="Times New Roman" w:hAnsi="Times New Roman" w:cs="Times New Roman"/>
-          <w:szCs w:val="24"/>
-        </w:rPr>
-        <w:t>melakukan</w:t>
-      </w:r>
-      <w:proofErr w:type="spellEnd"/>
-      <w:r>
-        <w:rPr>
-          <w:rFonts w:ascii="Times New Roman" w:hAnsi="Times New Roman" w:cs="Times New Roman"/>
-          <w:szCs w:val="24"/>
-        </w:rPr>
-        <w:t xml:space="preserve"> </w:t>
-      </w:r>
-      <w:proofErr w:type="spellStart"/>
-      <w:r>
-        <w:rPr>
-          <w:rFonts w:ascii="Times New Roman" w:hAnsi="Times New Roman" w:cs="Times New Roman"/>
-          <w:szCs w:val="24"/>
-        </w:rPr>
-        <w:t>pengecekan</w:t>
-      </w:r>
-      <w:proofErr w:type="spellEnd"/>
-      <w:r>
-        <w:rPr>
-          <w:rFonts w:ascii="Times New Roman" w:hAnsi="Times New Roman" w:cs="Times New Roman"/>
-          <w:szCs w:val="24"/>
-        </w:rPr>
-        <w:t xml:space="preserve"> </w:t>
-      </w:r>
-      <w:proofErr w:type="spellStart"/>
-      <w:r>
-        <w:rPr>
-          <w:rFonts w:ascii="Times New Roman" w:hAnsi="Times New Roman" w:cs="Times New Roman"/>
-          <w:szCs w:val="24"/>
-        </w:rPr>
-        <w:t>dari</w:t>
-      </w:r>
-      <w:proofErr w:type="spellEnd"/>
-      <w:r>
-        <w:rPr>
-          <w:rFonts w:ascii="Times New Roman" w:hAnsi="Times New Roman" w:cs="Times New Roman"/>
-          <w:szCs w:val="24"/>
-        </w:rPr>
-        <w:t xml:space="preserve"> </w:t>
-      </w:r>
-      <w:proofErr w:type="spellStart"/>
-      <w:r>
-        <w:rPr>
-          <w:rFonts w:ascii="Times New Roman" w:hAnsi="Times New Roman" w:cs="Times New Roman"/>
-          <w:szCs w:val="24"/>
-        </w:rPr>
-        <w:t>kedua</w:t>
-      </w:r>
-      <w:proofErr w:type="spellEnd"/>
-      <w:r>
-        <w:rPr>
-          <w:rFonts w:ascii="Times New Roman" w:hAnsi="Times New Roman" w:cs="Times New Roman"/>
-          <w:szCs w:val="24"/>
-        </w:rPr>
-        <w:t xml:space="preserve"> </w:t>
-      </w:r>
-      <w:proofErr w:type="spellStart"/>
-      <w:r>
-        <w:rPr>
-          <w:rFonts w:ascii="Times New Roman" w:hAnsi="Times New Roman" w:cs="Times New Roman"/>
-          <w:szCs w:val="24"/>
-        </w:rPr>
-        <w:t>arah</w:t>
-      </w:r>
-      <w:proofErr w:type="spellEnd"/>
-      <w:r>
-        <w:rPr>
-          <w:rFonts w:ascii="Times New Roman" w:hAnsi="Times New Roman" w:cs="Times New Roman"/>
-          <w:szCs w:val="24"/>
-        </w:rPr>
-        <w:t xml:space="preserve"> </w:t>
-      </w:r>
-      <w:proofErr w:type="spellStart"/>
-      <w:r>
-        <w:rPr>
-          <w:rFonts w:ascii="Times New Roman" w:hAnsi="Times New Roman" w:cs="Times New Roman"/>
-          <w:szCs w:val="24"/>
-        </w:rPr>
-        <w:t>untuk</w:t>
-      </w:r>
-      <w:proofErr w:type="spellEnd"/>
-      <w:r>
-        <w:rPr>
-          <w:rFonts w:ascii="Times New Roman" w:hAnsi="Times New Roman" w:cs="Times New Roman"/>
-          <w:szCs w:val="24"/>
-        </w:rPr>
-        <w:t xml:space="preserve"> </w:t>
-      </w:r>
-      <w:proofErr w:type="spellStart"/>
-      <w:r>
-        <w:rPr>
-          <w:rFonts w:ascii="Times New Roman" w:hAnsi="Times New Roman" w:cs="Times New Roman"/>
-          <w:szCs w:val="24"/>
-        </w:rPr>
-        <w:t>menempatkan</w:t>
-      </w:r>
-      <w:proofErr w:type="spellEnd"/>
-      <w:r>
-        <w:rPr>
-          <w:rFonts w:ascii="Times New Roman" w:hAnsi="Times New Roman" w:cs="Times New Roman"/>
-          <w:szCs w:val="24"/>
-        </w:rPr>
-        <w:t xml:space="preserve"> </w:t>
-      </w:r>
-      <w:proofErr w:type="spellStart"/>
-      <w:r>
-        <w:rPr>
-          <w:rFonts w:ascii="Times New Roman" w:hAnsi="Times New Roman" w:cs="Times New Roman"/>
-          <w:szCs w:val="24"/>
-        </w:rPr>
-        <w:t>elemen</w:t>
-      </w:r>
-      <w:proofErr w:type="spellEnd"/>
-      <w:r>
-        <w:rPr>
-          <w:rFonts w:ascii="Times New Roman" w:hAnsi="Times New Roman" w:cs="Times New Roman"/>
-          <w:szCs w:val="24"/>
-        </w:rPr>
-        <w:t xml:space="preserve"> </w:t>
-      </w:r>
-      <w:proofErr w:type="spellStart"/>
-      <w:r>
-        <w:rPr>
-          <w:rFonts w:ascii="Times New Roman" w:hAnsi="Times New Roman" w:cs="Times New Roman"/>
-          <w:szCs w:val="24"/>
-        </w:rPr>
-        <w:t>sesuai</w:t>
-      </w:r>
-      <w:proofErr w:type="spellEnd"/>
-      <w:r>
-        <w:rPr>
-          <w:rFonts w:ascii="Times New Roman" w:hAnsi="Times New Roman" w:cs="Times New Roman"/>
-          <w:szCs w:val="24"/>
-        </w:rPr>
-        <w:t xml:space="preserve"> </w:t>
-      </w:r>
-      <w:proofErr w:type="spellStart"/>
-      <w:r>
-        <w:rPr>
-          <w:rFonts w:ascii="Times New Roman" w:hAnsi="Times New Roman" w:cs="Times New Roman"/>
-          <w:szCs w:val="24"/>
-        </w:rPr>
-        <w:lastRenderedPageBreak/>
-        <w:t>urutan</w:t>
-      </w:r>
-      <w:proofErr w:type="spellEnd"/>
-      <w:r>
-        <w:rPr>
-          <w:rFonts w:ascii="Times New Roman" w:hAnsi="Times New Roman" w:cs="Times New Roman"/>
-          <w:szCs w:val="24"/>
-        </w:rPr>
-        <w:t xml:space="preserve">. Hasil </w:t>
-      </w:r>
-      <w:proofErr w:type="spellStart"/>
-      <w:r>
-        <w:rPr>
-          <w:rFonts w:ascii="Times New Roman" w:hAnsi="Times New Roman" w:cs="Times New Roman"/>
-          <w:szCs w:val="24"/>
-        </w:rPr>
-        <w:t>akhirnya</w:t>
-      </w:r>
-      <w:proofErr w:type="spellEnd"/>
-      <w:r>
-        <w:rPr>
-          <w:rFonts w:ascii="Times New Roman" w:hAnsi="Times New Roman" w:cs="Times New Roman"/>
-          <w:szCs w:val="24"/>
-        </w:rPr>
-        <w:t xml:space="preserve">, </w:t>
-      </w:r>
-      <w:proofErr w:type="spellStart"/>
-      <w:r>
-        <w:rPr>
-          <w:rFonts w:ascii="Times New Roman" w:hAnsi="Times New Roman" w:cs="Times New Roman"/>
-          <w:szCs w:val="24"/>
-        </w:rPr>
-        <w:t>angka</w:t>
-      </w:r>
-      <w:proofErr w:type="spellEnd"/>
-      <w:r>
-        <w:rPr>
-          <w:rFonts w:ascii="Times New Roman" w:hAnsi="Times New Roman" w:cs="Times New Roman"/>
-          <w:szCs w:val="24"/>
-        </w:rPr>
-        <w:t xml:space="preserve"> </w:t>
-      </w:r>
-      <w:r>
-        <w:rPr>
-          <w:rFonts w:ascii="Times New Roman" w:hAnsi="Times New Roman" w:cs="Times New Roman"/>
-          <w:b/>
-          <w:bCs/>
-          <w:szCs w:val="24"/>
-        </w:rPr>
-        <w:t>22</w:t>
-      </w:r>
-      <w:r>
-        <w:rPr>
-          <w:rFonts w:ascii="Times New Roman" w:hAnsi="Times New Roman" w:cs="Times New Roman"/>
-          <w:szCs w:val="24"/>
-        </w:rPr>
-        <w:t xml:space="preserve"> </w:t>
-      </w:r>
-      <w:proofErr w:type="spellStart"/>
-      <w:r>
-        <w:rPr>
-          <w:rFonts w:ascii="Times New Roman" w:hAnsi="Times New Roman" w:cs="Times New Roman"/>
-          <w:szCs w:val="24"/>
-        </w:rPr>
-        <w:t>dipindah</w:t>
-      </w:r>
-      <w:proofErr w:type="spellEnd"/>
-      <w:r>
-        <w:rPr>
-          <w:rFonts w:ascii="Times New Roman" w:hAnsi="Times New Roman" w:cs="Times New Roman"/>
-          <w:szCs w:val="24"/>
-        </w:rPr>
-        <w:t xml:space="preserve"> </w:t>
-      </w:r>
-      <w:proofErr w:type="spellStart"/>
-      <w:r>
-        <w:rPr>
-          <w:rFonts w:ascii="Times New Roman" w:hAnsi="Times New Roman" w:cs="Times New Roman"/>
-          <w:szCs w:val="24"/>
-        </w:rPr>
-        <w:t>ke</w:t>
-      </w:r>
-      <w:proofErr w:type="spellEnd"/>
-      <w:r>
-        <w:rPr>
-          <w:rFonts w:ascii="Times New Roman" w:hAnsi="Times New Roman" w:cs="Times New Roman"/>
-          <w:szCs w:val="24"/>
-        </w:rPr>
-        <w:t xml:space="preserve"> </w:t>
-      </w:r>
-      <w:proofErr w:type="spellStart"/>
-      <w:r>
-        <w:rPr>
-          <w:rFonts w:ascii="Times New Roman" w:hAnsi="Times New Roman" w:cs="Times New Roman"/>
-          <w:szCs w:val="24"/>
-        </w:rPr>
-        <w:t>posisi</w:t>
-      </w:r>
-      <w:proofErr w:type="spellEnd"/>
-      <w:r>
-        <w:rPr>
-          <w:rFonts w:ascii="Times New Roman" w:hAnsi="Times New Roman" w:cs="Times New Roman"/>
-          <w:szCs w:val="24"/>
-        </w:rPr>
-        <w:t xml:space="preserve"> paling </w:t>
-      </w:r>
-      <w:proofErr w:type="spellStart"/>
-      <w:r>
-        <w:rPr>
-          <w:rFonts w:ascii="Times New Roman" w:hAnsi="Times New Roman" w:cs="Times New Roman"/>
-          <w:szCs w:val="24"/>
-        </w:rPr>
-        <w:t>kanan</w:t>
-      </w:r>
-      <w:proofErr w:type="spellEnd"/>
-      <w:r>
-        <w:rPr>
-          <w:rFonts w:ascii="Times New Roman" w:hAnsi="Times New Roman" w:cs="Times New Roman"/>
-          <w:szCs w:val="24"/>
-        </w:rPr>
-        <w:t xml:space="preserve"> (</w:t>
-      </w:r>
-      <w:proofErr w:type="spellStart"/>
-      <w:r>
-        <w:rPr>
-          <w:rFonts w:ascii="Times New Roman" w:hAnsi="Times New Roman" w:cs="Times New Roman"/>
-          <w:szCs w:val="24"/>
-        </w:rPr>
-        <w:t>posisi</w:t>
-      </w:r>
-      <w:proofErr w:type="spellEnd"/>
-      <w:r>
-        <w:rPr>
-          <w:rFonts w:ascii="Times New Roman" w:hAnsi="Times New Roman" w:cs="Times New Roman"/>
-          <w:szCs w:val="24"/>
-        </w:rPr>
-        <w:t xml:space="preserve"> ke-6) </w:t>
-      </w:r>
-      <w:proofErr w:type="spellStart"/>
-      <w:r>
-        <w:rPr>
-          <w:rFonts w:ascii="Times New Roman" w:hAnsi="Times New Roman" w:cs="Times New Roman"/>
-          <w:szCs w:val="24"/>
-        </w:rPr>
-        <w:t>karena</w:t>
-      </w:r>
-      <w:proofErr w:type="spellEnd"/>
-      <w:r>
-        <w:rPr>
-          <w:rFonts w:ascii="Times New Roman" w:hAnsi="Times New Roman" w:cs="Times New Roman"/>
-          <w:szCs w:val="24"/>
-        </w:rPr>
-        <w:t xml:space="preserve"> </w:t>
-      </w:r>
-      <w:proofErr w:type="spellStart"/>
-      <w:r>
-        <w:rPr>
-          <w:rFonts w:ascii="Times New Roman" w:hAnsi="Times New Roman" w:cs="Times New Roman"/>
-          <w:szCs w:val="24"/>
-        </w:rPr>
-        <w:t>merupakan</w:t>
-      </w:r>
-      <w:proofErr w:type="spellEnd"/>
-      <w:r>
-        <w:rPr>
-          <w:rFonts w:ascii="Times New Roman" w:hAnsi="Times New Roman" w:cs="Times New Roman"/>
-          <w:szCs w:val="24"/>
-        </w:rPr>
-        <w:t xml:space="preserve"> </w:t>
-      </w:r>
-      <w:proofErr w:type="spellStart"/>
-      <w:r>
-        <w:rPr>
-          <w:rFonts w:ascii="Times New Roman" w:hAnsi="Times New Roman" w:cs="Times New Roman"/>
-          <w:szCs w:val="24"/>
-        </w:rPr>
-        <w:t>nilai</w:t>
-      </w:r>
-      <w:proofErr w:type="spellEnd"/>
-      <w:r>
-        <w:rPr>
-          <w:rFonts w:ascii="Times New Roman" w:hAnsi="Times New Roman" w:cs="Times New Roman"/>
-          <w:szCs w:val="24"/>
-        </w:rPr>
-        <w:t xml:space="preserve"> </w:t>
-      </w:r>
-      <w:proofErr w:type="spellStart"/>
-      <w:r>
-        <w:rPr>
-          <w:rFonts w:ascii="Times New Roman" w:hAnsi="Times New Roman" w:cs="Times New Roman"/>
-          <w:szCs w:val="24"/>
-        </w:rPr>
-        <w:t>terbesar</w:t>
-      </w:r>
-      <w:proofErr w:type="spellEnd"/>
-      <w:r>
-        <w:rPr>
-          <w:rFonts w:ascii="Times New Roman" w:hAnsi="Times New Roman" w:cs="Times New Roman"/>
-          <w:szCs w:val="24"/>
-        </w:rPr>
-        <w:t>.</w:t>
+        <w:t xml:space="preserve"> dipindah ke posisi paling kanan (posisi ke-6) karena merupakan nilai terbesar.</w:t>
       </w:r>
     </w:p>
     <w:p>
@@ -7077,7 +6258,6 @@
           <w:szCs w:val="24"/>
         </w:rPr>
       </w:pPr>
-      <w:proofErr w:type="spellStart"/>
       <w:r>
         <w:rPr>
           <w:rFonts w:ascii="Times New Roman" w:hAnsi="Times New Roman" w:cs="Times New Roman"/>
@@ -7085,348 +6265,14 @@
           <w:bCs/>
           <w:szCs w:val="24"/>
         </w:rPr>
-        <w:t>Iterasi</w:t>
-      </w:r>
-      <w:proofErr w:type="spellEnd"/>
-      <w:r>
-        <w:rPr>
-          <w:rFonts w:ascii="Times New Roman" w:hAnsi="Times New Roman" w:cs="Times New Roman"/>
-          <w:b/>
-          <w:bCs/>
-          <w:szCs w:val="24"/>
-        </w:rPr>
-        <w:t xml:space="preserve"> 2 </w:t>
-      </w:r>
-      <w:proofErr w:type="spellStart"/>
-      <w:r>
-        <w:rPr>
-          <w:rFonts w:ascii="Times New Roman" w:hAnsi="Times New Roman" w:cs="Times New Roman"/>
-          <w:b/>
-          <w:bCs/>
-          <w:szCs w:val="24"/>
-        </w:rPr>
-        <w:t>hingga</w:t>
-      </w:r>
-      <w:proofErr w:type="spellEnd"/>
-      <w:r>
-        <w:rPr>
-          <w:rFonts w:ascii="Times New Roman" w:hAnsi="Times New Roman" w:cs="Times New Roman"/>
-          <w:b/>
-          <w:bCs/>
-          <w:szCs w:val="24"/>
-        </w:rPr>
-        <w:t xml:space="preserve"> 6</w:t>
-      </w:r>
-      <w:r>
-        <w:rPr>
-          <w:rFonts w:ascii="Times New Roman" w:hAnsi="Times New Roman" w:cs="Times New Roman"/>
-          <w:szCs w:val="24"/>
-        </w:rPr>
-        <w:t xml:space="preserve">: </w:t>
-      </w:r>
-      <w:proofErr w:type="spellStart"/>
-      <w:r>
-        <w:rPr>
-          <w:rFonts w:ascii="Times New Roman" w:hAnsi="Times New Roman" w:cs="Times New Roman"/>
-          <w:szCs w:val="24"/>
-        </w:rPr>
-        <w:t>Algoritma</w:t>
-      </w:r>
-      <w:proofErr w:type="spellEnd"/>
-      <w:r>
-        <w:rPr>
-          <w:rFonts w:ascii="Times New Roman" w:hAnsi="Times New Roman" w:cs="Times New Roman"/>
-          <w:szCs w:val="24"/>
-        </w:rPr>
-        <w:t xml:space="preserve"> </w:t>
-      </w:r>
-      <w:proofErr w:type="spellStart"/>
-      <w:r>
-        <w:rPr>
-          <w:rFonts w:ascii="Times New Roman" w:hAnsi="Times New Roman" w:cs="Times New Roman"/>
-          <w:szCs w:val="24"/>
-        </w:rPr>
-        <w:t>masuk</w:t>
-      </w:r>
-      <w:proofErr w:type="spellEnd"/>
-      <w:r>
-        <w:rPr>
-          <w:rFonts w:ascii="Times New Roman" w:hAnsi="Times New Roman" w:cs="Times New Roman"/>
-          <w:szCs w:val="24"/>
-        </w:rPr>
-        <w:t xml:space="preserve"> </w:t>
-      </w:r>
-      <w:proofErr w:type="spellStart"/>
-      <w:r>
-        <w:rPr>
-          <w:rFonts w:ascii="Times New Roman" w:hAnsi="Times New Roman" w:cs="Times New Roman"/>
-          <w:szCs w:val="24"/>
-        </w:rPr>
-        <w:t>ke</w:t>
-      </w:r>
-      <w:proofErr w:type="spellEnd"/>
-      <w:r>
-        <w:rPr>
-          <w:rFonts w:ascii="Times New Roman" w:hAnsi="Times New Roman" w:cs="Times New Roman"/>
-          <w:szCs w:val="24"/>
-        </w:rPr>
-        <w:t xml:space="preserve"> proses </w:t>
-      </w:r>
-      <w:proofErr w:type="spellStart"/>
-      <w:r>
-        <w:rPr>
-          <w:rFonts w:ascii="Times New Roman" w:hAnsi="Times New Roman" w:cs="Times New Roman"/>
-          <w:szCs w:val="24"/>
-        </w:rPr>
-        <w:t>rekursif</w:t>
-      </w:r>
-      <w:proofErr w:type="spellEnd"/>
-      <w:r>
-        <w:rPr>
-          <w:rFonts w:ascii="Times New Roman" w:hAnsi="Times New Roman" w:cs="Times New Roman"/>
-          <w:szCs w:val="24"/>
-        </w:rPr>
-        <w:t xml:space="preserve"> pada sub-array yang </w:t>
-      </w:r>
-      <w:proofErr w:type="spellStart"/>
-      <w:r>
-        <w:rPr>
-          <w:rFonts w:ascii="Times New Roman" w:hAnsi="Times New Roman" w:cs="Times New Roman"/>
-          <w:szCs w:val="24"/>
-        </w:rPr>
-        <w:t>tersisa</w:t>
-      </w:r>
-      <w:proofErr w:type="spellEnd"/>
-      <w:r>
-        <w:rPr>
-          <w:rFonts w:ascii="Times New Roman" w:hAnsi="Times New Roman" w:cs="Times New Roman"/>
-          <w:szCs w:val="24"/>
-        </w:rPr>
-        <w:t xml:space="preserve"> (</w:t>
-      </w:r>
-      <w:proofErr w:type="spellStart"/>
-      <w:r>
-        <w:rPr>
-          <w:rFonts w:ascii="Times New Roman" w:hAnsi="Times New Roman" w:cs="Times New Roman"/>
-          <w:szCs w:val="24"/>
-        </w:rPr>
-        <w:t>posisi</w:t>
-      </w:r>
-      <w:proofErr w:type="spellEnd"/>
-      <w:r>
-        <w:rPr>
-          <w:rFonts w:ascii="Times New Roman" w:hAnsi="Times New Roman" w:cs="Times New Roman"/>
-          <w:szCs w:val="24"/>
-        </w:rPr>
-        <w:t xml:space="preserve"> 1 </w:t>
-      </w:r>
-      <w:proofErr w:type="spellStart"/>
-      <w:r>
-        <w:rPr>
-          <w:rFonts w:ascii="Times New Roman" w:hAnsi="Times New Roman" w:cs="Times New Roman"/>
-          <w:szCs w:val="24"/>
-        </w:rPr>
-        <w:t>sampai</w:t>
-      </w:r>
-      <w:proofErr w:type="spellEnd"/>
-      <w:r>
-        <w:rPr>
-          <w:rFonts w:ascii="Times New Roman" w:hAnsi="Times New Roman" w:cs="Times New Roman"/>
-          <w:szCs w:val="24"/>
-        </w:rPr>
-        <w:t xml:space="preserve"> 5). </w:t>
-      </w:r>
-      <w:proofErr w:type="spellStart"/>
-      <w:r>
-        <w:rPr>
-          <w:rFonts w:ascii="Times New Roman" w:hAnsi="Times New Roman" w:cs="Times New Roman"/>
-          <w:szCs w:val="24"/>
-        </w:rPr>
-        <w:t>Fokusnya</w:t>
-      </w:r>
-      <w:proofErr w:type="spellEnd"/>
-      <w:r>
-        <w:rPr>
-          <w:rFonts w:ascii="Times New Roman" w:hAnsi="Times New Roman" w:cs="Times New Roman"/>
-          <w:szCs w:val="24"/>
-        </w:rPr>
-        <w:t xml:space="preserve"> </w:t>
-      </w:r>
-      <w:proofErr w:type="spellStart"/>
-      <w:r>
-        <w:rPr>
-          <w:rFonts w:ascii="Times New Roman" w:hAnsi="Times New Roman" w:cs="Times New Roman"/>
-          <w:szCs w:val="24"/>
-        </w:rPr>
-        <w:t>adalah</w:t>
-      </w:r>
-      <w:proofErr w:type="spellEnd"/>
-      <w:r>
-        <w:rPr>
-          <w:rFonts w:ascii="Times New Roman" w:hAnsi="Times New Roman" w:cs="Times New Roman"/>
-          <w:szCs w:val="24"/>
-        </w:rPr>
-        <w:t xml:space="preserve"> </w:t>
-      </w:r>
-      <w:proofErr w:type="spellStart"/>
-      <w:r>
-        <w:rPr>
-          <w:rFonts w:ascii="Times New Roman" w:hAnsi="Times New Roman" w:cs="Times New Roman"/>
-          <w:szCs w:val="24"/>
-        </w:rPr>
-        <w:t>memecah</w:t>
-      </w:r>
-      <w:proofErr w:type="spellEnd"/>
-      <w:r>
-        <w:rPr>
-          <w:rFonts w:ascii="Times New Roman" w:hAnsi="Times New Roman" w:cs="Times New Roman"/>
-          <w:szCs w:val="24"/>
-        </w:rPr>
-        <w:t xml:space="preserve"> </w:t>
-      </w:r>
-      <w:proofErr w:type="spellStart"/>
-      <w:r>
-        <w:rPr>
-          <w:rFonts w:ascii="Times New Roman" w:hAnsi="Times New Roman" w:cs="Times New Roman"/>
-          <w:szCs w:val="24"/>
-        </w:rPr>
-        <w:t>bagian</w:t>
-      </w:r>
-      <w:proofErr w:type="spellEnd"/>
-      <w:r>
-        <w:rPr>
-          <w:rFonts w:ascii="Times New Roman" w:hAnsi="Times New Roman" w:cs="Times New Roman"/>
-          <w:szCs w:val="24"/>
-        </w:rPr>
-        <w:t xml:space="preserve"> yang </w:t>
-      </w:r>
-      <w:proofErr w:type="spellStart"/>
-      <w:r>
-        <w:rPr>
-          <w:rFonts w:ascii="Times New Roman" w:hAnsi="Times New Roman" w:cs="Times New Roman"/>
-          <w:szCs w:val="24"/>
-        </w:rPr>
-        <w:t>belum</w:t>
-      </w:r>
-      <w:proofErr w:type="spellEnd"/>
-      <w:r>
-        <w:rPr>
-          <w:rFonts w:ascii="Times New Roman" w:hAnsi="Times New Roman" w:cs="Times New Roman"/>
-          <w:szCs w:val="24"/>
-        </w:rPr>
-        <w:t xml:space="preserve"> </w:t>
-      </w:r>
-      <w:proofErr w:type="spellStart"/>
-      <w:r>
-        <w:rPr>
-          <w:rFonts w:ascii="Times New Roman" w:hAnsi="Times New Roman" w:cs="Times New Roman"/>
-          <w:szCs w:val="24"/>
-        </w:rPr>
-        <w:t>terurut</w:t>
-      </w:r>
-      <w:proofErr w:type="spellEnd"/>
-      <w:r>
-        <w:rPr>
-          <w:rFonts w:ascii="Times New Roman" w:hAnsi="Times New Roman" w:cs="Times New Roman"/>
-          <w:szCs w:val="24"/>
-        </w:rPr>
-        <w:t xml:space="preserve"> </w:t>
-      </w:r>
-      <w:proofErr w:type="spellStart"/>
-      <w:r>
-        <w:rPr>
-          <w:rFonts w:ascii="Times New Roman" w:hAnsi="Times New Roman" w:cs="Times New Roman"/>
-          <w:szCs w:val="24"/>
-        </w:rPr>
-        <w:t>hingga</w:t>
-      </w:r>
-      <w:proofErr w:type="spellEnd"/>
-      <w:r>
-        <w:rPr>
-          <w:rFonts w:ascii="Times New Roman" w:hAnsi="Times New Roman" w:cs="Times New Roman"/>
-          <w:szCs w:val="24"/>
-        </w:rPr>
-        <w:t xml:space="preserve"> </w:t>
-      </w:r>
-      <w:proofErr w:type="spellStart"/>
-      <w:r>
-        <w:rPr>
-          <w:rFonts w:ascii="Times New Roman" w:hAnsi="Times New Roman" w:cs="Times New Roman"/>
-          <w:szCs w:val="24"/>
-        </w:rPr>
-        <w:t>semua</w:t>
-      </w:r>
-      <w:proofErr w:type="spellEnd"/>
-      <w:r>
-        <w:rPr>
-          <w:rFonts w:ascii="Times New Roman" w:hAnsi="Times New Roman" w:cs="Times New Roman"/>
-          <w:szCs w:val="24"/>
-        </w:rPr>
-        <w:t xml:space="preserve"> </w:t>
-      </w:r>
-      <w:proofErr w:type="spellStart"/>
-      <w:r>
-        <w:rPr>
-          <w:rFonts w:ascii="Times New Roman" w:hAnsi="Times New Roman" w:cs="Times New Roman"/>
-          <w:szCs w:val="24"/>
-        </w:rPr>
-        <w:t>elemen</w:t>
-      </w:r>
-      <w:proofErr w:type="spellEnd"/>
-      <w:r>
-        <w:rPr>
-          <w:rFonts w:ascii="Times New Roman" w:hAnsi="Times New Roman" w:cs="Times New Roman"/>
-          <w:szCs w:val="24"/>
-        </w:rPr>
-        <w:t xml:space="preserve"> </w:t>
-      </w:r>
-      <w:proofErr w:type="spellStart"/>
-      <w:r>
-        <w:rPr>
-          <w:rFonts w:ascii="Times New Roman" w:hAnsi="Times New Roman" w:cs="Times New Roman"/>
-          <w:szCs w:val="24"/>
-        </w:rPr>
-        <w:t>berada</w:t>
-      </w:r>
-      <w:proofErr w:type="spellEnd"/>
-      <w:r>
-        <w:rPr>
-          <w:rFonts w:ascii="Times New Roman" w:hAnsi="Times New Roman" w:cs="Times New Roman"/>
-          <w:szCs w:val="24"/>
-        </w:rPr>
-        <w:t xml:space="preserve"> di </w:t>
-      </w:r>
-      <w:proofErr w:type="spellStart"/>
-      <w:r>
-        <w:rPr>
-          <w:rFonts w:ascii="Times New Roman" w:hAnsi="Times New Roman" w:cs="Times New Roman"/>
-          <w:szCs w:val="24"/>
-        </w:rPr>
-        <w:t>posisi</w:t>
-      </w:r>
-      <w:proofErr w:type="spellEnd"/>
-      <w:r>
-        <w:rPr>
-          <w:rFonts w:ascii="Times New Roman" w:hAnsi="Times New Roman" w:cs="Times New Roman"/>
-          <w:szCs w:val="24"/>
-        </w:rPr>
-        <w:t xml:space="preserve"> yang </w:t>
-      </w:r>
-      <w:proofErr w:type="spellStart"/>
-      <w:r>
-        <w:rPr>
-          <w:rFonts w:ascii="Times New Roman" w:hAnsi="Times New Roman" w:cs="Times New Roman"/>
-          <w:szCs w:val="24"/>
-        </w:rPr>
-        <w:t>benar</w:t>
-      </w:r>
-      <w:proofErr w:type="spellEnd"/>
-      <w:r>
-        <w:rPr>
-          <w:rFonts w:ascii="Times New Roman" w:hAnsi="Times New Roman" w:cs="Times New Roman"/>
-          <w:szCs w:val="24"/>
-        </w:rPr>
-        <w:t>.</w:t>
+        <w:t>Iterasi 2 hingga 6</w:t>
+      </w:r>
+      <w:r>
+        <w:rPr>
+          <w:rFonts w:ascii="Times New Roman" w:hAnsi="Times New Roman" w:cs="Times New Roman"/>
+          <w:szCs w:val="24"/>
+        </w:rPr>
+        <w:t>: Algoritma masuk ke proses rekursif pada sub-array yang tersisa (posisi 1 sampai 5). Fokusnya adalah memecah bagian yang belum terurut hingga semua elemen berada di posisi yang benar.</w:t>
       </w:r>
     </w:p>
     <w:p>
@@ -7456,135 +6302,7 @@
           <w:rFonts w:ascii="Times New Roman" w:hAnsi="Times New Roman" w:cs="Times New Roman"/>
           <w:szCs w:val="24"/>
         </w:rPr>
-        <w:t xml:space="preserve">: </w:t>
-      </w:r>
-      <w:proofErr w:type="spellStart"/>
-      <w:r>
-        <w:rPr>
-          <w:rFonts w:ascii="Times New Roman" w:hAnsi="Times New Roman" w:cs="Times New Roman"/>
-          <w:szCs w:val="24"/>
-        </w:rPr>
-        <w:t>Setelah</w:t>
-      </w:r>
-      <w:proofErr w:type="spellEnd"/>
-      <w:r>
-        <w:rPr>
-          <w:rFonts w:ascii="Times New Roman" w:hAnsi="Times New Roman" w:cs="Times New Roman"/>
-          <w:szCs w:val="24"/>
-        </w:rPr>
-        <w:t xml:space="preserve"> 6 </w:t>
-      </w:r>
-      <w:proofErr w:type="spellStart"/>
-      <w:r>
-        <w:rPr>
-          <w:rFonts w:ascii="Times New Roman" w:hAnsi="Times New Roman" w:cs="Times New Roman"/>
-          <w:szCs w:val="24"/>
-        </w:rPr>
-        <w:t>iterasi</w:t>
-      </w:r>
-      <w:proofErr w:type="spellEnd"/>
-      <w:r>
-        <w:rPr>
-          <w:rFonts w:ascii="Times New Roman" w:hAnsi="Times New Roman" w:cs="Times New Roman"/>
-          <w:szCs w:val="24"/>
-        </w:rPr>
-        <w:t xml:space="preserve">, data </w:t>
-      </w:r>
-      <w:proofErr w:type="spellStart"/>
-      <w:r>
-        <w:rPr>
-          <w:rFonts w:ascii="Times New Roman" w:hAnsi="Times New Roman" w:cs="Times New Roman"/>
-          <w:szCs w:val="24"/>
-        </w:rPr>
-        <w:t>berhasil</w:t>
-      </w:r>
-      <w:proofErr w:type="spellEnd"/>
-      <w:r>
-        <w:rPr>
-          <w:rFonts w:ascii="Times New Roman" w:hAnsi="Times New Roman" w:cs="Times New Roman"/>
-          <w:szCs w:val="24"/>
-        </w:rPr>
-        <w:t xml:space="preserve"> </w:t>
-      </w:r>
-      <w:proofErr w:type="spellStart"/>
-      <w:r>
-        <w:rPr>
-          <w:rFonts w:ascii="Times New Roman" w:hAnsi="Times New Roman" w:cs="Times New Roman"/>
-          <w:szCs w:val="24"/>
-        </w:rPr>
-        <w:t>disusun</w:t>
-      </w:r>
-      <w:proofErr w:type="spellEnd"/>
-      <w:r>
-        <w:rPr>
-          <w:rFonts w:ascii="Times New Roman" w:hAnsi="Times New Roman" w:cs="Times New Roman"/>
-          <w:szCs w:val="24"/>
-        </w:rPr>
-        <w:t xml:space="preserve"> </w:t>
-      </w:r>
-      <w:proofErr w:type="spellStart"/>
-      <w:r>
-        <w:rPr>
-          <w:rFonts w:ascii="Times New Roman" w:hAnsi="Times New Roman" w:cs="Times New Roman"/>
-          <w:szCs w:val="24"/>
-        </w:rPr>
-        <w:t>ulang</w:t>
-      </w:r>
-      <w:proofErr w:type="spellEnd"/>
-      <w:r>
-        <w:rPr>
-          <w:rFonts w:ascii="Times New Roman" w:hAnsi="Times New Roman" w:cs="Times New Roman"/>
-          <w:szCs w:val="24"/>
-        </w:rPr>
-        <w:t xml:space="preserve"> </w:t>
-      </w:r>
-      <w:proofErr w:type="spellStart"/>
-      <w:r>
-        <w:rPr>
-          <w:rFonts w:ascii="Times New Roman" w:hAnsi="Times New Roman" w:cs="Times New Roman"/>
-          <w:szCs w:val="24"/>
-        </w:rPr>
-        <w:t>dari</w:t>
-      </w:r>
-      <w:proofErr w:type="spellEnd"/>
-      <w:r>
-        <w:rPr>
-          <w:rFonts w:ascii="Times New Roman" w:hAnsi="Times New Roman" w:cs="Times New Roman"/>
-          <w:szCs w:val="24"/>
-        </w:rPr>
-        <w:t xml:space="preserve"> [22, 10, 15, 3, 8, 2] </w:t>
-      </w:r>
-      <w:proofErr w:type="spellStart"/>
-      <w:r>
-        <w:rPr>
-          <w:rFonts w:ascii="Times New Roman" w:hAnsi="Times New Roman" w:cs="Times New Roman"/>
-          <w:szCs w:val="24"/>
-        </w:rPr>
-        <w:t>menjadi</w:t>
-      </w:r>
-      <w:proofErr w:type="spellEnd"/>
-      <w:r>
-        <w:rPr>
-          <w:rFonts w:ascii="Times New Roman" w:hAnsi="Times New Roman" w:cs="Times New Roman"/>
-          <w:szCs w:val="24"/>
-        </w:rPr>
-        <w:t xml:space="preserve"> </w:t>
-      </w:r>
-      <w:proofErr w:type="spellStart"/>
-      <w:r>
-        <w:rPr>
-          <w:rFonts w:ascii="Times New Roman" w:hAnsi="Times New Roman" w:cs="Times New Roman"/>
-          <w:szCs w:val="24"/>
-        </w:rPr>
-        <w:t>urutan</w:t>
-      </w:r>
-      <w:proofErr w:type="spellEnd"/>
-      <w:r>
-        <w:rPr>
-          <w:rFonts w:ascii="Times New Roman" w:hAnsi="Times New Roman" w:cs="Times New Roman"/>
-          <w:szCs w:val="24"/>
-        </w:rPr>
-        <w:t xml:space="preserve"> </w:t>
+        <w:t xml:space="preserve">: Setelah 6 iterasi, data berhasil disusun ulang dari [22, 10, 15, 3, 8, 2] menjadi urutan </w:t>
       </w:r>
       <w:r>
         <w:rPr>
@@ -7600,23 +6318,7 @@
           <w:rFonts w:ascii="Times New Roman" w:hAnsi="Times New Roman" w:cs="Times New Roman"/>
           <w:szCs w:val="24"/>
         </w:rPr>
-        <w:t xml:space="preserve"> </w:t>
-      </w:r>
-      <w:proofErr w:type="spellStart"/>
-      <w:r>
-        <w:rPr>
-          <w:rFonts w:ascii="Times New Roman" w:hAnsi="Times New Roman" w:cs="Times New Roman"/>
-          <w:szCs w:val="24"/>
-        </w:rPr>
-        <w:t>yaitu</w:t>
-      </w:r>
-      <w:proofErr w:type="spellEnd"/>
-      <w:r>
-        <w:rPr>
-          <w:rFonts w:ascii="Times New Roman" w:hAnsi="Times New Roman" w:cs="Times New Roman"/>
-          <w:szCs w:val="24"/>
-        </w:rPr>
-        <w:t xml:space="preserve"> [2, 3, 8, 10, 15, 22].</w:t>
+        <w:t xml:space="preserve"> yaitu [2, 3, 8, 10, 15, 22].</w:t>
       </w:r>
     </w:p>
     <w:p>
@@ -7634,359 +6336,7 @@
           <w:rFonts w:ascii="Times New Roman" w:hAnsi="Times New Roman" w:cs="Times New Roman"/>
           <w:szCs w:val="24"/>
         </w:rPr>
-        <w:t xml:space="preserve">Tabel </w:t>
-      </w:r>
-      <w:proofErr w:type="spellStart"/>
-      <w:r>
-        <w:rPr>
-          <w:rFonts w:ascii="Times New Roman" w:hAnsi="Times New Roman" w:cs="Times New Roman"/>
-          <w:szCs w:val="24"/>
-        </w:rPr>
-        <w:t>ini</w:t>
-      </w:r>
-      <w:proofErr w:type="spellEnd"/>
-      <w:r>
-        <w:rPr>
-          <w:rFonts w:ascii="Times New Roman" w:hAnsi="Times New Roman" w:cs="Times New Roman"/>
-          <w:szCs w:val="24"/>
-        </w:rPr>
-        <w:t xml:space="preserve"> </w:t>
-      </w:r>
-      <w:proofErr w:type="spellStart"/>
-      <w:r>
-        <w:rPr>
-          <w:rFonts w:ascii="Times New Roman" w:hAnsi="Times New Roman" w:cs="Times New Roman"/>
-          <w:szCs w:val="24"/>
-        </w:rPr>
-        <w:t>menunjukkan</w:t>
-      </w:r>
-      <w:proofErr w:type="spellEnd"/>
-      <w:r>
-        <w:rPr>
-          <w:rFonts w:ascii="Times New Roman" w:hAnsi="Times New Roman" w:cs="Times New Roman"/>
-          <w:szCs w:val="24"/>
-        </w:rPr>
-        <w:t xml:space="preserve"> </w:t>
-      </w:r>
-      <w:proofErr w:type="spellStart"/>
-      <w:r>
-        <w:rPr>
-          <w:rFonts w:ascii="Times New Roman" w:hAnsi="Times New Roman" w:cs="Times New Roman"/>
-          <w:szCs w:val="24"/>
-        </w:rPr>
-        <w:t>cara</w:t>
-      </w:r>
-      <w:proofErr w:type="spellEnd"/>
-      <w:r>
-        <w:rPr>
-          <w:rFonts w:ascii="Times New Roman" w:hAnsi="Times New Roman" w:cs="Times New Roman"/>
-          <w:szCs w:val="24"/>
-        </w:rPr>
-        <w:t xml:space="preserve"> </w:t>
-      </w:r>
-      <w:proofErr w:type="spellStart"/>
-      <w:r>
-        <w:rPr>
-          <w:rFonts w:ascii="Times New Roman" w:hAnsi="Times New Roman" w:cs="Times New Roman"/>
-          <w:szCs w:val="24"/>
-        </w:rPr>
-        <w:t>kerja</w:t>
-      </w:r>
-      <w:proofErr w:type="spellEnd"/>
-      <w:r>
-        <w:rPr>
-          <w:rFonts w:ascii="Times New Roman" w:hAnsi="Times New Roman" w:cs="Times New Roman"/>
-          <w:szCs w:val="24"/>
-        </w:rPr>
-        <w:t xml:space="preserve"> </w:t>
-      </w:r>
-      <w:proofErr w:type="spellStart"/>
-      <w:r>
-        <w:rPr>
-          <w:rFonts w:ascii="Times New Roman" w:hAnsi="Times New Roman" w:cs="Times New Roman"/>
-          <w:szCs w:val="24"/>
-        </w:rPr>
-        <w:t>partisi</w:t>
-      </w:r>
-      <w:proofErr w:type="spellEnd"/>
-      <w:r>
-        <w:rPr>
-          <w:rFonts w:ascii="Times New Roman" w:hAnsi="Times New Roman" w:cs="Times New Roman"/>
-          <w:szCs w:val="24"/>
-        </w:rPr>
-        <w:t xml:space="preserve"> di mana </w:t>
-      </w:r>
-      <w:proofErr w:type="spellStart"/>
-      <w:r>
-        <w:rPr>
-          <w:rFonts w:ascii="Times New Roman" w:hAnsi="Times New Roman" w:cs="Times New Roman"/>
-          <w:szCs w:val="24"/>
-        </w:rPr>
-        <w:t>setiap</w:t>
-      </w:r>
-      <w:proofErr w:type="spellEnd"/>
-      <w:r>
-        <w:rPr>
-          <w:rFonts w:ascii="Times New Roman" w:hAnsi="Times New Roman" w:cs="Times New Roman"/>
-          <w:szCs w:val="24"/>
-        </w:rPr>
-        <w:t xml:space="preserve"> </w:t>
-      </w:r>
-      <w:proofErr w:type="spellStart"/>
-      <w:r>
-        <w:rPr>
-          <w:rFonts w:ascii="Times New Roman" w:hAnsi="Times New Roman" w:cs="Times New Roman"/>
-          <w:szCs w:val="24"/>
-        </w:rPr>
-        <w:t>langkah</w:t>
-      </w:r>
-      <w:proofErr w:type="spellEnd"/>
-      <w:r>
-        <w:rPr>
-          <w:rFonts w:ascii="Times New Roman" w:hAnsi="Times New Roman" w:cs="Times New Roman"/>
-          <w:szCs w:val="24"/>
-        </w:rPr>
-        <w:t xml:space="preserve"> </w:t>
-      </w:r>
-      <w:proofErr w:type="spellStart"/>
-      <w:r>
-        <w:rPr>
-          <w:rFonts w:ascii="Times New Roman" w:hAnsi="Times New Roman" w:cs="Times New Roman"/>
-          <w:szCs w:val="24"/>
-        </w:rPr>
-        <w:t>bertujuan</w:t>
-      </w:r>
-      <w:proofErr w:type="spellEnd"/>
-      <w:r>
-        <w:rPr>
-          <w:rFonts w:ascii="Times New Roman" w:hAnsi="Times New Roman" w:cs="Times New Roman"/>
-          <w:szCs w:val="24"/>
-        </w:rPr>
-        <w:t xml:space="preserve"> </w:t>
-      </w:r>
-      <w:proofErr w:type="spellStart"/>
-      <w:r>
-        <w:rPr>
-          <w:rFonts w:ascii="Times New Roman" w:hAnsi="Times New Roman" w:cs="Times New Roman"/>
-          <w:szCs w:val="24"/>
-        </w:rPr>
-        <w:t>untuk</w:t>
-      </w:r>
-      <w:proofErr w:type="spellEnd"/>
-      <w:r>
-        <w:rPr>
-          <w:rFonts w:ascii="Times New Roman" w:hAnsi="Times New Roman" w:cs="Times New Roman"/>
-          <w:szCs w:val="24"/>
-        </w:rPr>
-        <w:t xml:space="preserve"> </w:t>
-      </w:r>
-      <w:proofErr w:type="spellStart"/>
-      <w:r>
-        <w:rPr>
-          <w:rFonts w:ascii="Times New Roman" w:hAnsi="Times New Roman" w:cs="Times New Roman"/>
-          <w:szCs w:val="24"/>
-        </w:rPr>
-        <w:t>menempatkan</w:t>
-      </w:r>
-      <w:proofErr w:type="spellEnd"/>
-      <w:r>
-        <w:rPr>
-          <w:rFonts w:ascii="Times New Roman" w:hAnsi="Times New Roman" w:cs="Times New Roman"/>
-          <w:szCs w:val="24"/>
-        </w:rPr>
-        <w:t xml:space="preserve"> </w:t>
-      </w:r>
-      <w:proofErr w:type="spellStart"/>
-      <w:r>
-        <w:rPr>
-          <w:rFonts w:ascii="Times New Roman" w:hAnsi="Times New Roman" w:cs="Times New Roman"/>
-          <w:szCs w:val="24"/>
-        </w:rPr>
-        <w:t>satu</w:t>
-      </w:r>
-      <w:proofErr w:type="spellEnd"/>
-      <w:r>
-        <w:rPr>
-          <w:rFonts w:ascii="Times New Roman" w:hAnsi="Times New Roman" w:cs="Times New Roman"/>
-          <w:szCs w:val="24"/>
-        </w:rPr>
-        <w:t xml:space="preserve"> </w:t>
-      </w:r>
-      <w:proofErr w:type="spellStart"/>
-      <w:r>
-        <w:rPr>
-          <w:rFonts w:ascii="Times New Roman" w:hAnsi="Times New Roman" w:cs="Times New Roman"/>
-          <w:szCs w:val="24"/>
-        </w:rPr>
-        <w:t>atau</w:t>
-      </w:r>
-      <w:proofErr w:type="spellEnd"/>
-      <w:r>
-        <w:rPr>
-          <w:rFonts w:ascii="Times New Roman" w:hAnsi="Times New Roman" w:cs="Times New Roman"/>
-          <w:szCs w:val="24"/>
-        </w:rPr>
-        <w:t xml:space="preserve"> </w:t>
-      </w:r>
-      <w:proofErr w:type="spellStart"/>
-      <w:r>
-        <w:rPr>
-          <w:rFonts w:ascii="Times New Roman" w:hAnsi="Times New Roman" w:cs="Times New Roman"/>
-          <w:szCs w:val="24"/>
-        </w:rPr>
-        <w:t>lebih</w:t>
-      </w:r>
-      <w:proofErr w:type="spellEnd"/>
-      <w:r>
-        <w:rPr>
-          <w:rFonts w:ascii="Times New Roman" w:hAnsi="Times New Roman" w:cs="Times New Roman"/>
-          <w:szCs w:val="24"/>
-        </w:rPr>
-        <w:t xml:space="preserve"> </w:t>
-      </w:r>
-      <w:proofErr w:type="spellStart"/>
-      <w:r>
-        <w:rPr>
-          <w:rFonts w:ascii="Times New Roman" w:hAnsi="Times New Roman" w:cs="Times New Roman"/>
-          <w:szCs w:val="24"/>
-        </w:rPr>
-        <w:t>elemen</w:t>
-      </w:r>
-      <w:proofErr w:type="spellEnd"/>
-      <w:r>
-        <w:rPr>
-          <w:rFonts w:ascii="Times New Roman" w:hAnsi="Times New Roman" w:cs="Times New Roman"/>
-          <w:szCs w:val="24"/>
-        </w:rPr>
-        <w:t xml:space="preserve"> </w:t>
-      </w:r>
-      <w:proofErr w:type="spellStart"/>
-      <w:r>
-        <w:rPr>
-          <w:rFonts w:ascii="Times New Roman" w:hAnsi="Times New Roman" w:cs="Times New Roman"/>
-          <w:szCs w:val="24"/>
-        </w:rPr>
-        <w:t>ke</w:t>
-      </w:r>
-      <w:proofErr w:type="spellEnd"/>
-      <w:r>
-        <w:rPr>
-          <w:rFonts w:ascii="Times New Roman" w:hAnsi="Times New Roman" w:cs="Times New Roman"/>
-          <w:szCs w:val="24"/>
-        </w:rPr>
-        <w:t xml:space="preserve"> </w:t>
-      </w:r>
-      <w:proofErr w:type="spellStart"/>
-      <w:r>
-        <w:rPr>
-          <w:rFonts w:ascii="Times New Roman" w:hAnsi="Times New Roman" w:cs="Times New Roman"/>
-          <w:szCs w:val="24"/>
-        </w:rPr>
-        <w:t>posisi</w:t>
-      </w:r>
-      <w:proofErr w:type="spellEnd"/>
-      <w:r>
-        <w:rPr>
-          <w:rFonts w:ascii="Times New Roman" w:hAnsi="Times New Roman" w:cs="Times New Roman"/>
-          <w:szCs w:val="24"/>
-        </w:rPr>
-        <w:t xml:space="preserve"> yang </w:t>
-      </w:r>
-      <w:proofErr w:type="spellStart"/>
-      <w:r>
-        <w:rPr>
-          <w:rFonts w:ascii="Times New Roman" w:hAnsi="Times New Roman" w:cs="Times New Roman"/>
-          <w:szCs w:val="24"/>
-        </w:rPr>
-        <w:t>tepat</w:t>
-      </w:r>
-      <w:proofErr w:type="spellEnd"/>
-      <w:r>
-        <w:rPr>
-          <w:rFonts w:ascii="Times New Roman" w:hAnsi="Times New Roman" w:cs="Times New Roman"/>
-          <w:szCs w:val="24"/>
-        </w:rPr>
-        <w:t xml:space="preserve"> </w:t>
-      </w:r>
-      <w:proofErr w:type="spellStart"/>
-      <w:r>
-        <w:rPr>
-          <w:rFonts w:ascii="Times New Roman" w:hAnsi="Times New Roman" w:cs="Times New Roman"/>
-          <w:szCs w:val="24"/>
-        </w:rPr>
-        <w:t>sebelum</w:t>
-      </w:r>
-      <w:proofErr w:type="spellEnd"/>
-      <w:r>
-        <w:rPr>
-          <w:rFonts w:ascii="Times New Roman" w:hAnsi="Times New Roman" w:cs="Times New Roman"/>
-          <w:szCs w:val="24"/>
-        </w:rPr>
-        <w:t xml:space="preserve"> </w:t>
-      </w:r>
-      <w:proofErr w:type="spellStart"/>
-      <w:r>
-        <w:rPr>
-          <w:rFonts w:ascii="Times New Roman" w:hAnsi="Times New Roman" w:cs="Times New Roman"/>
-          <w:szCs w:val="24"/>
-        </w:rPr>
-        <w:t>memproses</w:t>
-      </w:r>
-      <w:proofErr w:type="spellEnd"/>
-      <w:r>
-        <w:rPr>
-          <w:rFonts w:ascii="Times New Roman" w:hAnsi="Times New Roman" w:cs="Times New Roman"/>
-          <w:szCs w:val="24"/>
-        </w:rPr>
-        <w:t xml:space="preserve"> </w:t>
-      </w:r>
-      <w:proofErr w:type="spellStart"/>
-      <w:r>
-        <w:rPr>
-          <w:rFonts w:ascii="Times New Roman" w:hAnsi="Times New Roman" w:cs="Times New Roman"/>
-          <w:szCs w:val="24"/>
-        </w:rPr>
-        <w:t>bagian</w:t>
-      </w:r>
-      <w:proofErr w:type="spellEnd"/>
-      <w:r>
-        <w:rPr>
-          <w:rFonts w:ascii="Times New Roman" w:hAnsi="Times New Roman" w:cs="Times New Roman"/>
-          <w:szCs w:val="24"/>
-        </w:rPr>
-        <w:t xml:space="preserve"> array yang </w:t>
-      </w:r>
-      <w:proofErr w:type="spellStart"/>
-      <w:r>
-        <w:rPr>
-          <w:rFonts w:ascii="Times New Roman" w:hAnsi="Times New Roman" w:cs="Times New Roman"/>
-          <w:szCs w:val="24"/>
-        </w:rPr>
-        <w:t>lebih</w:t>
-      </w:r>
-      <w:proofErr w:type="spellEnd"/>
-      <w:r>
-        <w:rPr>
-          <w:rFonts w:ascii="Times New Roman" w:hAnsi="Times New Roman" w:cs="Times New Roman"/>
-          <w:szCs w:val="24"/>
-        </w:rPr>
-        <w:t xml:space="preserve"> </w:t>
-      </w:r>
-      <w:proofErr w:type="spellStart"/>
-      <w:r>
-        <w:rPr>
-          <w:rFonts w:ascii="Times New Roman" w:hAnsi="Times New Roman" w:cs="Times New Roman"/>
-          <w:szCs w:val="24"/>
-        </w:rPr>
-        <w:t>kecil</w:t>
-      </w:r>
-      <w:proofErr w:type="spellEnd"/>
-      <w:r>
-        <w:rPr>
-          <w:rFonts w:ascii="Times New Roman" w:hAnsi="Times New Roman" w:cs="Times New Roman"/>
-          <w:szCs w:val="24"/>
-        </w:rPr>
-        <w:t>.</w:t>
+        <w:t>Tabel ini menunjukkan cara kerja partisi di mana setiap langkah bertujuan untuk menempatkan satu atau lebih elemen ke posisi yang tepat sebelum memproses bagian array yang lebih kecil.</w:t>
       </w:r>
     </w:p>
     <w:p>
@@ -8021,8 +6371,17 @@
           <w:szCs w:val="24"/>
         </w:rPr>
         <w:lastRenderedPageBreak/>
-        <w:t>PENJELASAN KODE PROGRAMNYA :</w:t>
-      </w:r>
+        <w:t xml:space="preserve">PENJELASAN KODE </w:t>
+      </w:r>
+      <w:proofErr w:type="gramStart"/>
+      <w:r>
+        <w:rPr>
+          <w:rFonts w:ascii="Times New Roman" w:hAnsi="Times New Roman" w:cs="Times New Roman"/>
+          <w:szCs w:val="24"/>
+        </w:rPr>
+        <w:t>PROGRAMNYA :</w:t>
+      </w:r>
+      <w:proofErr w:type="gramEnd"/>
     </w:p>
     <w:p>
       <w:pPr>
@@ -8040,37 +6399,12 @@
         </w:rPr>
         <w:t xml:space="preserve">1. </w:t>
       </w:r>
-      <w:proofErr w:type="spellStart"/>
-      <w:r>
-        <w:rPr>
-          <w:rFonts w:ascii="Times New Roman" w:hAnsi="Times New Roman" w:cs="Times New Roman"/>
-          <w:szCs w:val="24"/>
-        </w:rPr>
-        <w:t>Penjelasan</w:t>
-      </w:r>
-      <w:proofErr w:type="spellEnd"/>
-      <w:r>
-        <w:rPr>
-          <w:rFonts w:ascii="Times New Roman" w:hAnsi="Times New Roman" w:cs="Times New Roman"/>
-          <w:szCs w:val="24"/>
-        </w:rPr>
-        <w:t xml:space="preserve"> File Header (</w:t>
-      </w:r>
-      <w:proofErr w:type="spellStart"/>
-      <w:r>
-        <w:rPr>
-          <w:rFonts w:ascii="Times New Roman" w:hAnsi="Times New Roman" w:cs="Times New Roman"/>
-          <w:szCs w:val="24"/>
-        </w:rPr>
-        <w:t>sorting.h</w:t>
-      </w:r>
-      <w:proofErr w:type="spellEnd"/>
-      <w:r>
-        <w:rPr>
-          <w:rFonts w:ascii="Times New Roman" w:hAnsi="Times New Roman" w:cs="Times New Roman"/>
-          <w:szCs w:val="24"/>
-        </w:rPr>
-        <w:t>)</w:t>
+      <w:r>
+        <w:rPr>
+          <w:rFonts w:ascii="Times New Roman" w:hAnsi="Times New Roman" w:cs="Times New Roman"/>
+          <w:szCs w:val="24"/>
+        </w:rPr>
+        <w:t>Penjelasan File Header (sorting.h)</w:t>
       </w:r>
     </w:p>
     <w:p>
@@ -8151,55 +6485,7 @@
           <w:rFonts w:ascii="Times New Roman" w:hAnsi="Times New Roman" w:cs="Times New Roman"/>
           <w:szCs w:val="24"/>
         </w:rPr>
-        <w:t xml:space="preserve">File </w:t>
-      </w:r>
-      <w:proofErr w:type="spellStart"/>
-      <w:r>
-        <w:rPr>
-          <w:rFonts w:ascii="Times New Roman" w:hAnsi="Times New Roman" w:cs="Times New Roman"/>
-          <w:szCs w:val="24"/>
-        </w:rPr>
-        <w:t>sorting.h</w:t>
-      </w:r>
-      <w:proofErr w:type="spellEnd"/>
-      <w:r>
-        <w:rPr>
-          <w:rFonts w:ascii="Times New Roman" w:hAnsi="Times New Roman" w:cs="Times New Roman"/>
-          <w:szCs w:val="24"/>
-        </w:rPr>
-        <w:t xml:space="preserve"> </w:t>
-      </w:r>
-      <w:proofErr w:type="spellStart"/>
-      <w:r>
-        <w:rPr>
-          <w:rFonts w:ascii="Times New Roman" w:hAnsi="Times New Roman" w:cs="Times New Roman"/>
-          <w:szCs w:val="24"/>
-        </w:rPr>
-        <w:t>berfungsi</w:t>
-      </w:r>
-      <w:proofErr w:type="spellEnd"/>
-      <w:r>
-        <w:rPr>
-          <w:rFonts w:ascii="Times New Roman" w:hAnsi="Times New Roman" w:cs="Times New Roman"/>
-          <w:szCs w:val="24"/>
-        </w:rPr>
-        <w:t xml:space="preserve"> </w:t>
-      </w:r>
-      <w:proofErr w:type="spellStart"/>
-      <w:r>
-        <w:rPr>
-          <w:rFonts w:ascii="Times New Roman" w:hAnsi="Times New Roman" w:cs="Times New Roman"/>
-          <w:szCs w:val="24"/>
-        </w:rPr>
-        <w:t>sebagai</w:t>
-      </w:r>
-      <w:proofErr w:type="spellEnd"/>
-      <w:r>
-        <w:rPr>
-          <w:rFonts w:ascii="Times New Roman" w:hAnsi="Times New Roman" w:cs="Times New Roman"/>
-          <w:szCs w:val="24"/>
-        </w:rPr>
-        <w:t xml:space="preserve"> </w:t>
+        <w:t xml:space="preserve">File sorting.h berfungsi sebagai </w:t>
       </w:r>
       <w:r>
         <w:rPr>
@@ -8215,55 +6501,7 @@
           <w:rFonts w:ascii="Times New Roman" w:hAnsi="Times New Roman" w:cs="Times New Roman"/>
           <w:szCs w:val="24"/>
         </w:rPr>
-        <w:t xml:space="preserve"> yang </w:t>
-      </w:r>
-      <w:proofErr w:type="spellStart"/>
-      <w:r>
-        <w:rPr>
-          <w:rFonts w:ascii="Times New Roman" w:hAnsi="Times New Roman" w:cs="Times New Roman"/>
-          <w:szCs w:val="24"/>
-        </w:rPr>
-        <w:t>mendefinisikan</w:t>
-      </w:r>
-      <w:proofErr w:type="spellEnd"/>
-      <w:r>
-        <w:rPr>
-          <w:rFonts w:ascii="Times New Roman" w:hAnsi="Times New Roman" w:cs="Times New Roman"/>
-          <w:szCs w:val="24"/>
-        </w:rPr>
-        <w:t xml:space="preserve"> </w:t>
-      </w:r>
-      <w:proofErr w:type="spellStart"/>
-      <w:r>
-        <w:rPr>
-          <w:rFonts w:ascii="Times New Roman" w:hAnsi="Times New Roman" w:cs="Times New Roman"/>
-          <w:szCs w:val="24"/>
-        </w:rPr>
-        <w:t>struktur</w:t>
-      </w:r>
-      <w:proofErr w:type="spellEnd"/>
-      <w:r>
-        <w:rPr>
-          <w:rFonts w:ascii="Times New Roman" w:hAnsi="Times New Roman" w:cs="Times New Roman"/>
-          <w:szCs w:val="24"/>
-        </w:rPr>
-        <w:t xml:space="preserve"> </w:t>
-      </w:r>
-      <w:proofErr w:type="spellStart"/>
-      <w:r>
-        <w:rPr>
-          <w:rFonts w:ascii="Times New Roman" w:hAnsi="Times New Roman" w:cs="Times New Roman"/>
-          <w:szCs w:val="24"/>
-        </w:rPr>
-        <w:t>antarmuka</w:t>
-      </w:r>
-      <w:proofErr w:type="spellEnd"/>
-      <w:r>
-        <w:rPr>
-          <w:rFonts w:ascii="Times New Roman" w:hAnsi="Times New Roman" w:cs="Times New Roman"/>
-          <w:szCs w:val="24"/>
-        </w:rPr>
-        <w:t xml:space="preserve"> (</w:t>
+        <w:t xml:space="preserve"> yang mendefinisikan struktur antarmuka (</w:t>
       </w:r>
       <w:r>
         <w:rPr>
@@ -8279,167 +6517,7 @@
           <w:rFonts w:ascii="Times New Roman" w:hAnsi="Times New Roman" w:cs="Times New Roman"/>
           <w:szCs w:val="24"/>
         </w:rPr>
-        <w:t xml:space="preserve">) </w:t>
-      </w:r>
-      <w:proofErr w:type="spellStart"/>
-      <w:r>
-        <w:rPr>
-          <w:rFonts w:ascii="Times New Roman" w:hAnsi="Times New Roman" w:cs="Times New Roman"/>
-          <w:szCs w:val="24"/>
-        </w:rPr>
-        <w:t>bagi</w:t>
-      </w:r>
-      <w:proofErr w:type="spellEnd"/>
-      <w:r>
-        <w:rPr>
-          <w:rFonts w:ascii="Times New Roman" w:hAnsi="Times New Roman" w:cs="Times New Roman"/>
-          <w:szCs w:val="24"/>
-        </w:rPr>
-        <w:t xml:space="preserve"> </w:t>
-      </w:r>
-      <w:proofErr w:type="spellStart"/>
-      <w:r>
-        <w:rPr>
-          <w:rFonts w:ascii="Times New Roman" w:hAnsi="Times New Roman" w:cs="Times New Roman"/>
-          <w:szCs w:val="24"/>
-        </w:rPr>
-        <w:t>fungsi-fungsi</w:t>
-      </w:r>
-      <w:proofErr w:type="spellEnd"/>
-      <w:r>
-        <w:rPr>
-          <w:rFonts w:ascii="Times New Roman" w:hAnsi="Times New Roman" w:cs="Times New Roman"/>
-          <w:szCs w:val="24"/>
-        </w:rPr>
-        <w:t xml:space="preserve"> yang </w:t>
-      </w:r>
-      <w:proofErr w:type="spellStart"/>
-      <w:r>
-        <w:rPr>
-          <w:rFonts w:ascii="Times New Roman" w:hAnsi="Times New Roman" w:cs="Times New Roman"/>
-          <w:szCs w:val="24"/>
-        </w:rPr>
-        <w:t>digunakan</w:t>
-      </w:r>
-      <w:proofErr w:type="spellEnd"/>
-      <w:r>
-        <w:rPr>
-          <w:rFonts w:ascii="Times New Roman" w:hAnsi="Times New Roman" w:cs="Times New Roman"/>
-          <w:szCs w:val="24"/>
-        </w:rPr>
-        <w:t xml:space="preserve"> </w:t>
-      </w:r>
-      <w:proofErr w:type="spellStart"/>
-      <w:r>
-        <w:rPr>
-          <w:rFonts w:ascii="Times New Roman" w:hAnsi="Times New Roman" w:cs="Times New Roman"/>
-          <w:szCs w:val="24"/>
-        </w:rPr>
-        <w:t>dalam</w:t>
-      </w:r>
-      <w:proofErr w:type="spellEnd"/>
-      <w:r>
-        <w:rPr>
-          <w:rFonts w:ascii="Times New Roman" w:hAnsi="Times New Roman" w:cs="Times New Roman"/>
-          <w:szCs w:val="24"/>
-        </w:rPr>
-        <w:t xml:space="preserve"> program </w:t>
-      </w:r>
-      <w:proofErr w:type="spellStart"/>
-      <w:r>
-        <w:rPr>
-          <w:rFonts w:ascii="Times New Roman" w:hAnsi="Times New Roman" w:cs="Times New Roman"/>
-          <w:szCs w:val="24"/>
-        </w:rPr>
-        <w:t>ini</w:t>
-      </w:r>
-      <w:proofErr w:type="spellEnd"/>
-      <w:r>
-        <w:rPr>
-          <w:rFonts w:ascii="Times New Roman" w:hAnsi="Times New Roman" w:cs="Times New Roman"/>
-          <w:szCs w:val="24"/>
-        </w:rPr>
-        <w:t xml:space="preserve">. </w:t>
-      </w:r>
-      <w:proofErr w:type="spellStart"/>
-      <w:r>
-        <w:rPr>
-          <w:rFonts w:ascii="Times New Roman" w:hAnsi="Times New Roman" w:cs="Times New Roman"/>
-          <w:szCs w:val="24"/>
-        </w:rPr>
-        <w:t>Berikut</w:t>
-      </w:r>
-      <w:proofErr w:type="spellEnd"/>
-      <w:r>
-        <w:rPr>
-          <w:rFonts w:ascii="Times New Roman" w:hAnsi="Times New Roman" w:cs="Times New Roman"/>
-          <w:szCs w:val="24"/>
-        </w:rPr>
-        <w:t xml:space="preserve"> </w:t>
-      </w:r>
-      <w:proofErr w:type="spellStart"/>
-      <w:r>
-        <w:rPr>
-          <w:rFonts w:ascii="Times New Roman" w:hAnsi="Times New Roman" w:cs="Times New Roman"/>
-          <w:szCs w:val="24"/>
-        </w:rPr>
-        <w:t>adalah</w:t>
-      </w:r>
-      <w:proofErr w:type="spellEnd"/>
-      <w:r>
-        <w:rPr>
-          <w:rFonts w:ascii="Times New Roman" w:hAnsi="Times New Roman" w:cs="Times New Roman"/>
-          <w:szCs w:val="24"/>
-        </w:rPr>
-        <w:t xml:space="preserve"> </w:t>
-      </w:r>
-      <w:proofErr w:type="spellStart"/>
-      <w:r>
-        <w:rPr>
-          <w:rFonts w:ascii="Times New Roman" w:hAnsi="Times New Roman" w:cs="Times New Roman"/>
-          <w:szCs w:val="24"/>
-        </w:rPr>
-        <w:t>rincian</w:t>
-      </w:r>
-      <w:proofErr w:type="spellEnd"/>
-      <w:r>
-        <w:rPr>
-          <w:rFonts w:ascii="Times New Roman" w:hAnsi="Times New Roman" w:cs="Times New Roman"/>
-          <w:szCs w:val="24"/>
-        </w:rPr>
-        <w:t xml:space="preserve"> </w:t>
-      </w:r>
-      <w:proofErr w:type="spellStart"/>
-      <w:r>
-        <w:rPr>
-          <w:rFonts w:ascii="Times New Roman" w:hAnsi="Times New Roman" w:cs="Times New Roman"/>
-          <w:szCs w:val="24"/>
-        </w:rPr>
-        <w:t>komponen</w:t>
-      </w:r>
-      <w:proofErr w:type="spellEnd"/>
-      <w:r>
-        <w:rPr>
-          <w:rFonts w:ascii="Times New Roman" w:hAnsi="Times New Roman" w:cs="Times New Roman"/>
-          <w:szCs w:val="24"/>
-        </w:rPr>
-        <w:t xml:space="preserve"> di </w:t>
-      </w:r>
-      <w:proofErr w:type="spellStart"/>
-      <w:r>
-        <w:rPr>
-          <w:rFonts w:ascii="Times New Roman" w:hAnsi="Times New Roman" w:cs="Times New Roman"/>
-          <w:szCs w:val="24"/>
-        </w:rPr>
-        <w:t>dalamnya</w:t>
-      </w:r>
-      <w:proofErr w:type="spellEnd"/>
-      <w:r>
-        <w:rPr>
-          <w:rFonts w:ascii="Times New Roman" w:hAnsi="Times New Roman" w:cs="Times New Roman"/>
-          <w:szCs w:val="24"/>
-        </w:rPr>
-        <w:t>:</w:t>
+        <w:t>) bagi fungsi-fungsi yang digunakan dalam program ini. Berikut adalah rincian komponen di dalamnya:</w:t>
       </w:r>
     </w:p>
     <w:p>
@@ -8480,71 +6558,7 @@
           <w:rFonts w:ascii="Times New Roman" w:hAnsi="Times New Roman" w:cs="Times New Roman"/>
           <w:szCs w:val="24"/>
         </w:rPr>
-        <w:t xml:space="preserve"> Bagian </w:t>
-      </w:r>
-      <w:proofErr w:type="spellStart"/>
-      <w:r>
-        <w:rPr>
-          <w:rFonts w:ascii="Times New Roman" w:hAnsi="Times New Roman" w:cs="Times New Roman"/>
-          <w:szCs w:val="24"/>
-        </w:rPr>
-        <w:t>ini</w:t>
-      </w:r>
-      <w:proofErr w:type="spellEnd"/>
-      <w:r>
-        <w:rPr>
-          <w:rFonts w:ascii="Times New Roman" w:hAnsi="Times New Roman" w:cs="Times New Roman"/>
-          <w:szCs w:val="24"/>
-        </w:rPr>
-        <w:t xml:space="preserve"> </w:t>
-      </w:r>
-      <w:proofErr w:type="spellStart"/>
-      <w:r>
-        <w:rPr>
-          <w:rFonts w:ascii="Times New Roman" w:hAnsi="Times New Roman" w:cs="Times New Roman"/>
-          <w:szCs w:val="24"/>
-        </w:rPr>
-        <w:t>berfungsi</w:t>
-      </w:r>
-      <w:proofErr w:type="spellEnd"/>
-      <w:r>
-        <w:rPr>
-          <w:rFonts w:ascii="Times New Roman" w:hAnsi="Times New Roman" w:cs="Times New Roman"/>
-          <w:szCs w:val="24"/>
-        </w:rPr>
-        <w:t xml:space="preserve"> </w:t>
-      </w:r>
-      <w:proofErr w:type="spellStart"/>
-      <w:r>
-        <w:rPr>
-          <w:rFonts w:ascii="Times New Roman" w:hAnsi="Times New Roman" w:cs="Times New Roman"/>
-          <w:szCs w:val="24"/>
-        </w:rPr>
-        <w:t>untuk</w:t>
-      </w:r>
-      <w:proofErr w:type="spellEnd"/>
-      <w:r>
-        <w:rPr>
-          <w:rFonts w:ascii="Times New Roman" w:hAnsi="Times New Roman" w:cs="Times New Roman"/>
-          <w:szCs w:val="24"/>
-        </w:rPr>
-        <w:t xml:space="preserve"> </w:t>
-      </w:r>
-      <w:proofErr w:type="spellStart"/>
-      <w:r>
-        <w:rPr>
-          <w:rFonts w:ascii="Times New Roman" w:hAnsi="Times New Roman" w:cs="Times New Roman"/>
-          <w:szCs w:val="24"/>
-        </w:rPr>
-        <w:t>mencegah</w:t>
-      </w:r>
-      <w:proofErr w:type="spellEnd"/>
-      <w:r>
-        <w:rPr>
-          <w:rFonts w:ascii="Times New Roman" w:hAnsi="Times New Roman" w:cs="Times New Roman"/>
-          <w:szCs w:val="24"/>
-        </w:rPr>
-        <w:t xml:space="preserve"> </w:t>
+        <w:t xml:space="preserve"> Bagian ini berfungsi untuk mencegah </w:t>
       </w:r>
       <w:r>
         <w:rPr>
@@ -8560,183 +6574,7 @@
           <w:rFonts w:ascii="Times New Roman" w:hAnsi="Times New Roman" w:cs="Times New Roman"/>
           <w:szCs w:val="24"/>
         </w:rPr>
-        <w:t xml:space="preserve"> </w:t>
-      </w:r>
-      <w:proofErr w:type="spellStart"/>
-      <w:r>
-        <w:rPr>
-          <w:rFonts w:ascii="Times New Roman" w:hAnsi="Times New Roman" w:cs="Times New Roman"/>
-          <w:szCs w:val="24"/>
-        </w:rPr>
-        <w:t>atau</w:t>
-      </w:r>
-      <w:proofErr w:type="spellEnd"/>
-      <w:r>
-        <w:rPr>
-          <w:rFonts w:ascii="Times New Roman" w:hAnsi="Times New Roman" w:cs="Times New Roman"/>
-          <w:szCs w:val="24"/>
-        </w:rPr>
-        <w:t xml:space="preserve"> </w:t>
-      </w:r>
-      <w:proofErr w:type="spellStart"/>
-      <w:r>
-        <w:rPr>
-          <w:rFonts w:ascii="Times New Roman" w:hAnsi="Times New Roman" w:cs="Times New Roman"/>
-          <w:szCs w:val="24"/>
-        </w:rPr>
-        <w:t>pemanggilan</w:t>
-      </w:r>
-      <w:proofErr w:type="spellEnd"/>
-      <w:r>
-        <w:rPr>
-          <w:rFonts w:ascii="Times New Roman" w:hAnsi="Times New Roman" w:cs="Times New Roman"/>
-          <w:szCs w:val="24"/>
-        </w:rPr>
-        <w:t xml:space="preserve"> </w:t>
-      </w:r>
-      <w:proofErr w:type="spellStart"/>
-      <w:r>
-        <w:rPr>
-          <w:rFonts w:ascii="Times New Roman" w:hAnsi="Times New Roman" w:cs="Times New Roman"/>
-          <w:szCs w:val="24"/>
-        </w:rPr>
-        <w:t>berulang</w:t>
-      </w:r>
-      <w:proofErr w:type="spellEnd"/>
-      <w:r>
-        <w:rPr>
-          <w:rFonts w:ascii="Times New Roman" w:hAnsi="Times New Roman" w:cs="Times New Roman"/>
-          <w:szCs w:val="24"/>
-        </w:rPr>
-        <w:t xml:space="preserve"> pada file yang </w:t>
-      </w:r>
-      <w:proofErr w:type="spellStart"/>
-      <w:r>
-        <w:rPr>
-          <w:rFonts w:ascii="Times New Roman" w:hAnsi="Times New Roman" w:cs="Times New Roman"/>
-          <w:szCs w:val="24"/>
-        </w:rPr>
-        <w:t>sama</w:t>
-      </w:r>
-      <w:proofErr w:type="spellEnd"/>
-      <w:r>
-        <w:rPr>
-          <w:rFonts w:ascii="Times New Roman" w:hAnsi="Times New Roman" w:cs="Times New Roman"/>
-          <w:szCs w:val="24"/>
-        </w:rPr>
-        <w:t xml:space="preserve"> </w:t>
-      </w:r>
-      <w:proofErr w:type="spellStart"/>
-      <w:r>
-        <w:rPr>
-          <w:rFonts w:ascii="Times New Roman" w:hAnsi="Times New Roman" w:cs="Times New Roman"/>
-          <w:szCs w:val="24"/>
-        </w:rPr>
-        <w:t>selama</w:t>
-      </w:r>
-      <w:proofErr w:type="spellEnd"/>
-      <w:r>
-        <w:rPr>
-          <w:rFonts w:ascii="Times New Roman" w:hAnsi="Times New Roman" w:cs="Times New Roman"/>
-          <w:szCs w:val="24"/>
-        </w:rPr>
-        <w:t xml:space="preserve"> proses </w:t>
-      </w:r>
-      <w:proofErr w:type="spellStart"/>
-      <w:r>
-        <w:rPr>
-          <w:rFonts w:ascii="Times New Roman" w:hAnsi="Times New Roman" w:cs="Times New Roman"/>
-          <w:szCs w:val="24"/>
-        </w:rPr>
-        <w:t>kompilasi</w:t>
-      </w:r>
-      <w:proofErr w:type="spellEnd"/>
-      <w:r>
-        <w:rPr>
-          <w:rFonts w:ascii="Times New Roman" w:hAnsi="Times New Roman" w:cs="Times New Roman"/>
-          <w:szCs w:val="24"/>
-        </w:rPr>
-        <w:t xml:space="preserve">, </w:t>
-      </w:r>
-      <w:proofErr w:type="spellStart"/>
-      <w:r>
-        <w:rPr>
-          <w:rFonts w:ascii="Times New Roman" w:hAnsi="Times New Roman" w:cs="Times New Roman"/>
-          <w:szCs w:val="24"/>
-        </w:rPr>
-        <w:t>sehingga</w:t>
-      </w:r>
-      <w:proofErr w:type="spellEnd"/>
-      <w:r>
-        <w:rPr>
-          <w:rFonts w:ascii="Times New Roman" w:hAnsi="Times New Roman" w:cs="Times New Roman"/>
-          <w:szCs w:val="24"/>
-        </w:rPr>
-        <w:t xml:space="preserve"> </w:t>
-      </w:r>
-      <w:proofErr w:type="spellStart"/>
-      <w:r>
-        <w:rPr>
-          <w:rFonts w:ascii="Times New Roman" w:hAnsi="Times New Roman" w:cs="Times New Roman"/>
-          <w:szCs w:val="24"/>
-        </w:rPr>
-        <w:t>menjaga</w:t>
-      </w:r>
-      <w:proofErr w:type="spellEnd"/>
-      <w:r>
-        <w:rPr>
-          <w:rFonts w:ascii="Times New Roman" w:hAnsi="Times New Roman" w:cs="Times New Roman"/>
-          <w:szCs w:val="24"/>
-        </w:rPr>
-        <w:t xml:space="preserve"> </w:t>
-      </w:r>
-      <w:proofErr w:type="spellStart"/>
-      <w:r>
-        <w:rPr>
-          <w:rFonts w:ascii="Times New Roman" w:hAnsi="Times New Roman" w:cs="Times New Roman"/>
-          <w:szCs w:val="24"/>
-        </w:rPr>
-        <w:t>stabilitas</w:t>
-      </w:r>
-      <w:proofErr w:type="spellEnd"/>
-      <w:r>
-        <w:rPr>
-          <w:rFonts w:ascii="Times New Roman" w:hAnsi="Times New Roman" w:cs="Times New Roman"/>
-          <w:szCs w:val="24"/>
-        </w:rPr>
-        <w:t xml:space="preserve"> </w:t>
-      </w:r>
-      <w:proofErr w:type="spellStart"/>
-      <w:r>
-        <w:rPr>
-          <w:rFonts w:ascii="Times New Roman" w:hAnsi="Times New Roman" w:cs="Times New Roman"/>
-          <w:szCs w:val="24"/>
-        </w:rPr>
-        <w:t>struktur</w:t>
-      </w:r>
-      <w:proofErr w:type="spellEnd"/>
-      <w:r>
-        <w:rPr>
-          <w:rFonts w:ascii="Times New Roman" w:hAnsi="Times New Roman" w:cs="Times New Roman"/>
-          <w:szCs w:val="24"/>
-        </w:rPr>
-        <w:t xml:space="preserve"> </w:t>
-      </w:r>
-      <w:proofErr w:type="spellStart"/>
-      <w:r>
-        <w:rPr>
-          <w:rFonts w:ascii="Times New Roman" w:hAnsi="Times New Roman" w:cs="Times New Roman"/>
-          <w:szCs w:val="24"/>
-        </w:rPr>
-        <w:t>proyek</w:t>
-      </w:r>
-      <w:proofErr w:type="spellEnd"/>
-      <w:r>
-        <w:rPr>
-          <w:rFonts w:ascii="Times New Roman" w:hAnsi="Times New Roman" w:cs="Times New Roman"/>
-          <w:szCs w:val="24"/>
-        </w:rPr>
-        <w:t>.</w:t>
+        <w:t xml:space="preserve"> atau pemanggilan berulang pada file yang sama selama proses kompilasi, sehingga menjaga stabilitas struktur proyek.</w:t>
       </w:r>
     </w:p>
     <w:p>
@@ -8759,9 +6597,9 @@
           <w:bCs/>
           <w:szCs w:val="24"/>
         </w:rPr>
-        <w:t xml:space="preserve">void </w:t>
-      </w:r>
-      <w:proofErr w:type="spellStart"/>
+        <w:t>void tampilkan_</w:t>
+      </w:r>
+      <w:proofErr w:type="gramStart"/>
       <w:r>
         <w:rPr>
           <w:rFonts w:ascii="Times New Roman" w:hAnsi="Times New Roman" w:cs="Times New Roman"/>
@@ -8769,9 +6607,9 @@
           <w:bCs/>
           <w:szCs w:val="24"/>
         </w:rPr>
-        <w:t>tampilkan_larik</w:t>
-      </w:r>
-      <w:proofErr w:type="spellEnd"/>
+        <w:t>larik(</w:t>
+      </w:r>
+      <w:proofErr w:type="gramEnd"/>
       <w:r>
         <w:rPr>
           <w:rFonts w:ascii="Times New Roman" w:hAnsi="Times New Roman" w:cs="Times New Roman"/>
@@ -8779,286 +6617,52 @@
           <w:bCs/>
           <w:szCs w:val="24"/>
         </w:rPr>
-        <w:t>(int data[], int n);</w:t>
-      </w:r>
-      <w:r>
-        <w:rPr>
-          <w:rFonts w:ascii="Times New Roman" w:hAnsi="Times New Roman" w:cs="Times New Roman"/>
-          <w:szCs w:val="24"/>
-        </w:rPr>
-        <w:t xml:space="preserve">: </w:t>
-      </w:r>
-      <w:proofErr w:type="spellStart"/>
-      <w:r>
-        <w:rPr>
-          <w:rFonts w:ascii="Times New Roman" w:hAnsi="Times New Roman" w:cs="Times New Roman"/>
-          <w:szCs w:val="24"/>
-        </w:rPr>
-        <w:t>Fungsi</w:t>
-      </w:r>
-      <w:proofErr w:type="spellEnd"/>
-      <w:r>
-        <w:rPr>
-          <w:rFonts w:ascii="Times New Roman" w:hAnsi="Times New Roman" w:cs="Times New Roman"/>
-          <w:szCs w:val="24"/>
-        </w:rPr>
-        <w:t xml:space="preserve"> </w:t>
-      </w:r>
-      <w:proofErr w:type="spellStart"/>
-      <w:r>
-        <w:rPr>
-          <w:rFonts w:ascii="Times New Roman" w:hAnsi="Times New Roman" w:cs="Times New Roman"/>
-          <w:szCs w:val="24"/>
-        </w:rPr>
-        <w:t>ini</w:t>
-      </w:r>
-      <w:proofErr w:type="spellEnd"/>
-      <w:r>
-        <w:rPr>
-          <w:rFonts w:ascii="Times New Roman" w:hAnsi="Times New Roman" w:cs="Times New Roman"/>
-          <w:szCs w:val="24"/>
-        </w:rPr>
-        <w:t xml:space="preserve"> </w:t>
-      </w:r>
-      <w:proofErr w:type="spellStart"/>
-      <w:r>
-        <w:rPr>
-          <w:rFonts w:ascii="Times New Roman" w:hAnsi="Times New Roman" w:cs="Times New Roman"/>
-          <w:szCs w:val="24"/>
-        </w:rPr>
-        <w:t>bertujuan</w:t>
-      </w:r>
-      <w:proofErr w:type="spellEnd"/>
-      <w:r>
-        <w:rPr>
-          <w:rFonts w:ascii="Times New Roman" w:hAnsi="Times New Roman" w:cs="Times New Roman"/>
-          <w:szCs w:val="24"/>
-        </w:rPr>
-        <w:t xml:space="preserve"> </w:t>
-      </w:r>
-      <w:proofErr w:type="spellStart"/>
-      <w:r>
-        <w:rPr>
-          <w:rFonts w:ascii="Times New Roman" w:hAnsi="Times New Roman" w:cs="Times New Roman"/>
-          <w:szCs w:val="24"/>
-        </w:rPr>
-        <w:t>untuk</w:t>
-      </w:r>
-      <w:proofErr w:type="spellEnd"/>
-      <w:r>
-        <w:rPr>
-          <w:rFonts w:ascii="Times New Roman" w:hAnsi="Times New Roman" w:cs="Times New Roman"/>
-          <w:szCs w:val="24"/>
-        </w:rPr>
-        <w:t xml:space="preserve"> </w:t>
-      </w:r>
-      <w:proofErr w:type="spellStart"/>
-      <w:r>
-        <w:rPr>
-          <w:rFonts w:ascii="Times New Roman" w:hAnsi="Times New Roman" w:cs="Times New Roman"/>
-          <w:szCs w:val="24"/>
-        </w:rPr>
-        <w:t>mencetak</w:t>
-      </w:r>
-      <w:proofErr w:type="spellEnd"/>
-      <w:r>
-        <w:rPr>
-          <w:rFonts w:ascii="Times New Roman" w:hAnsi="Times New Roman" w:cs="Times New Roman"/>
-          <w:szCs w:val="24"/>
-        </w:rPr>
-        <w:t xml:space="preserve"> </w:t>
-      </w:r>
-      <w:proofErr w:type="spellStart"/>
-      <w:r>
-        <w:rPr>
-          <w:rFonts w:ascii="Times New Roman" w:hAnsi="Times New Roman" w:cs="Times New Roman"/>
-          <w:szCs w:val="24"/>
-        </w:rPr>
-        <w:t>elemen-elemen</w:t>
-      </w:r>
-      <w:proofErr w:type="spellEnd"/>
-      <w:r>
-        <w:rPr>
-          <w:rFonts w:ascii="Times New Roman" w:hAnsi="Times New Roman" w:cs="Times New Roman"/>
-          <w:szCs w:val="24"/>
-        </w:rPr>
-        <w:t xml:space="preserve"> array </w:t>
-      </w:r>
-      <w:proofErr w:type="spellStart"/>
-      <w:r>
-        <w:rPr>
-          <w:rFonts w:ascii="Times New Roman" w:hAnsi="Times New Roman" w:cs="Times New Roman"/>
-          <w:szCs w:val="24"/>
-        </w:rPr>
-        <w:t>ke</w:t>
-      </w:r>
-      <w:proofErr w:type="spellEnd"/>
-      <w:r>
-        <w:rPr>
-          <w:rFonts w:ascii="Times New Roman" w:hAnsi="Times New Roman" w:cs="Times New Roman"/>
-          <w:szCs w:val="24"/>
-        </w:rPr>
-        <w:t xml:space="preserve"> </w:t>
-      </w:r>
-      <w:proofErr w:type="spellStart"/>
-      <w:r>
-        <w:rPr>
-          <w:rFonts w:ascii="Times New Roman" w:hAnsi="Times New Roman" w:cs="Times New Roman"/>
-          <w:szCs w:val="24"/>
-        </w:rPr>
-        <w:t>layar</w:t>
-      </w:r>
-      <w:proofErr w:type="spellEnd"/>
-      <w:r>
-        <w:rPr>
-          <w:rFonts w:ascii="Times New Roman" w:hAnsi="Times New Roman" w:cs="Times New Roman"/>
-          <w:szCs w:val="24"/>
-        </w:rPr>
-        <w:t xml:space="preserve">. </w:t>
-      </w:r>
-      <w:proofErr w:type="spellStart"/>
-      <w:r>
-        <w:rPr>
-          <w:rFonts w:ascii="Times New Roman" w:hAnsi="Times New Roman" w:cs="Times New Roman"/>
-          <w:szCs w:val="24"/>
-        </w:rPr>
-        <w:t>Fungsi</w:t>
-      </w:r>
-      <w:proofErr w:type="spellEnd"/>
-      <w:r>
-        <w:rPr>
-          <w:rFonts w:ascii="Times New Roman" w:hAnsi="Times New Roman" w:cs="Times New Roman"/>
-          <w:szCs w:val="24"/>
-        </w:rPr>
-        <w:t xml:space="preserve"> </w:t>
-      </w:r>
-      <w:proofErr w:type="spellStart"/>
-      <w:r>
-        <w:rPr>
-          <w:rFonts w:ascii="Times New Roman" w:hAnsi="Times New Roman" w:cs="Times New Roman"/>
-          <w:szCs w:val="24"/>
-        </w:rPr>
-        <w:t>ini</w:t>
-      </w:r>
-      <w:proofErr w:type="spellEnd"/>
-      <w:r>
-        <w:rPr>
-          <w:rFonts w:ascii="Times New Roman" w:hAnsi="Times New Roman" w:cs="Times New Roman"/>
-          <w:szCs w:val="24"/>
-        </w:rPr>
-        <w:t xml:space="preserve"> sangat </w:t>
-      </w:r>
-      <w:proofErr w:type="spellStart"/>
-      <w:r>
-        <w:rPr>
-          <w:rFonts w:ascii="Times New Roman" w:hAnsi="Times New Roman" w:cs="Times New Roman"/>
-          <w:szCs w:val="24"/>
-        </w:rPr>
-        <w:t>krusial</w:t>
-      </w:r>
-      <w:proofErr w:type="spellEnd"/>
-      <w:r>
-        <w:rPr>
-          <w:rFonts w:ascii="Times New Roman" w:hAnsi="Times New Roman" w:cs="Times New Roman"/>
-          <w:szCs w:val="24"/>
-        </w:rPr>
-        <w:t xml:space="preserve"> </w:t>
-      </w:r>
-      <w:proofErr w:type="spellStart"/>
-      <w:r>
-        <w:rPr>
-          <w:rFonts w:ascii="Times New Roman" w:hAnsi="Times New Roman" w:cs="Times New Roman"/>
-          <w:szCs w:val="24"/>
-        </w:rPr>
-        <w:t>untuk</w:t>
-      </w:r>
-      <w:proofErr w:type="spellEnd"/>
-      <w:r>
-        <w:rPr>
-          <w:rFonts w:ascii="Times New Roman" w:hAnsi="Times New Roman" w:cs="Times New Roman"/>
-          <w:szCs w:val="24"/>
-        </w:rPr>
-        <w:t xml:space="preserve"> </w:t>
-      </w:r>
-      <w:proofErr w:type="spellStart"/>
-      <w:r>
-        <w:rPr>
-          <w:rFonts w:ascii="Times New Roman" w:hAnsi="Times New Roman" w:cs="Times New Roman"/>
-          <w:szCs w:val="24"/>
-        </w:rPr>
-        <w:t>memantau</w:t>
-      </w:r>
-      <w:proofErr w:type="spellEnd"/>
-      <w:r>
-        <w:rPr>
-          <w:rFonts w:ascii="Times New Roman" w:hAnsi="Times New Roman" w:cs="Times New Roman"/>
-          <w:szCs w:val="24"/>
-        </w:rPr>
-        <w:t xml:space="preserve"> </w:t>
-      </w:r>
-      <w:proofErr w:type="spellStart"/>
-      <w:r>
-        <w:rPr>
-          <w:rFonts w:ascii="Times New Roman" w:hAnsi="Times New Roman" w:cs="Times New Roman"/>
-          <w:szCs w:val="24"/>
-        </w:rPr>
-        <w:t>perubahan</w:t>
-      </w:r>
-      <w:proofErr w:type="spellEnd"/>
-      <w:r>
-        <w:rPr>
-          <w:rFonts w:ascii="Times New Roman" w:hAnsi="Times New Roman" w:cs="Times New Roman"/>
-          <w:szCs w:val="24"/>
-        </w:rPr>
-        <w:t xml:space="preserve"> data </w:t>
-      </w:r>
-      <w:proofErr w:type="spellStart"/>
-      <w:r>
-        <w:rPr>
-          <w:rFonts w:ascii="Times New Roman" w:hAnsi="Times New Roman" w:cs="Times New Roman"/>
-          <w:szCs w:val="24"/>
-        </w:rPr>
-        <w:t>sebelum</w:t>
-      </w:r>
-      <w:proofErr w:type="spellEnd"/>
-      <w:r>
-        <w:rPr>
-          <w:rFonts w:ascii="Times New Roman" w:hAnsi="Times New Roman" w:cs="Times New Roman"/>
-          <w:szCs w:val="24"/>
-        </w:rPr>
-        <w:t xml:space="preserve"> dan </w:t>
-      </w:r>
-      <w:proofErr w:type="spellStart"/>
-      <w:r>
-        <w:rPr>
-          <w:rFonts w:ascii="Times New Roman" w:hAnsi="Times New Roman" w:cs="Times New Roman"/>
-          <w:szCs w:val="24"/>
-        </w:rPr>
-        <w:t>sesudah</w:t>
-      </w:r>
-      <w:proofErr w:type="spellEnd"/>
-      <w:r>
-        <w:rPr>
-          <w:rFonts w:ascii="Times New Roman" w:hAnsi="Times New Roman" w:cs="Times New Roman"/>
-          <w:szCs w:val="24"/>
-        </w:rPr>
-        <w:t xml:space="preserve"> proses </w:t>
-      </w:r>
-      <w:proofErr w:type="spellStart"/>
-      <w:r>
-        <w:rPr>
-          <w:rFonts w:ascii="Times New Roman" w:hAnsi="Times New Roman" w:cs="Times New Roman"/>
-          <w:szCs w:val="24"/>
-        </w:rPr>
-        <w:t>pengurutan</w:t>
-      </w:r>
-      <w:proofErr w:type="spellEnd"/>
-      <w:r>
-        <w:rPr>
-          <w:rFonts w:ascii="Times New Roman" w:hAnsi="Times New Roman" w:cs="Times New Roman"/>
-          <w:szCs w:val="24"/>
-        </w:rPr>
-        <w:t>.</w:t>
+        <w:t xml:space="preserve">int </w:t>
+      </w:r>
+      <w:proofErr w:type="gramStart"/>
+      <w:r>
+        <w:rPr>
+          <w:rFonts w:ascii="Times New Roman" w:hAnsi="Times New Roman" w:cs="Times New Roman"/>
+          <w:b/>
+          <w:bCs/>
+          <w:szCs w:val="24"/>
+        </w:rPr>
+        <w:t>data[</w:t>
+      </w:r>
+      <w:proofErr w:type="gramEnd"/>
+      <w:r>
+        <w:rPr>
+          <w:rFonts w:ascii="Times New Roman" w:hAnsi="Times New Roman" w:cs="Times New Roman"/>
+          <w:b/>
+          <w:bCs/>
+          <w:szCs w:val="24"/>
+        </w:rPr>
+        <w:t>], int n</w:t>
+      </w:r>
+      <w:proofErr w:type="gramStart"/>
+      <w:r>
+        <w:rPr>
+          <w:rFonts w:ascii="Times New Roman" w:hAnsi="Times New Roman" w:cs="Times New Roman"/>
+          <w:b/>
+          <w:bCs/>
+          <w:szCs w:val="24"/>
+        </w:rPr>
+        <w:t>);</w:t>
+      </w:r>
+      <w:r>
+        <w:rPr>
+          <w:rFonts w:ascii="Times New Roman" w:hAnsi="Times New Roman" w:cs="Times New Roman"/>
+          <w:szCs w:val="24"/>
+        </w:rPr>
+        <w:t>:</w:t>
+      </w:r>
+      <w:proofErr w:type="gramEnd"/>
+      <w:r>
+        <w:rPr>
+          <w:rFonts w:ascii="Times New Roman" w:hAnsi="Times New Roman" w:cs="Times New Roman"/>
+          <w:szCs w:val="24"/>
+        </w:rPr>
+        <w:t xml:space="preserve"> Fungsi ini bertujuan untuk mencetak elemen-elemen array ke layar. Fungsi ini sangat krusial untuk memantau perubahan data sebelum dan sesudah proses pengurutan.</w:t>
       </w:r>
     </w:p>
     <w:p>
@@ -9083,7 +6687,7 @@
         </w:rPr>
         <w:t xml:space="preserve">int </w:t>
       </w:r>
-      <w:proofErr w:type="spellStart"/>
+      <w:proofErr w:type="gramStart"/>
       <w:r>
         <w:rPr>
           <w:rFonts w:ascii="Times New Roman" w:hAnsi="Times New Roman" w:cs="Times New Roman"/>
@@ -9091,9 +6695,9 @@
           <w:bCs/>
           <w:szCs w:val="24"/>
         </w:rPr>
-        <w:t>partisi</w:t>
-      </w:r>
-      <w:proofErr w:type="spellEnd"/>
+        <w:t>partisi(</w:t>
+      </w:r>
+      <w:proofErr w:type="gramEnd"/>
       <w:r>
         <w:rPr>
           <w:rFonts w:ascii="Times New Roman" w:hAnsi="Times New Roman" w:cs="Times New Roman"/>
@@ -9101,9 +6705,9 @@
           <w:bCs/>
           <w:szCs w:val="24"/>
         </w:rPr>
-        <w:t xml:space="preserve">(int data[], int </w:t>
-      </w:r>
-      <w:proofErr w:type="spellStart"/>
+        <w:t xml:space="preserve">int </w:t>
+      </w:r>
+      <w:proofErr w:type="gramStart"/>
       <w:r>
         <w:rPr>
           <w:rFonts w:ascii="Times New Roman" w:hAnsi="Times New Roman" w:cs="Times New Roman"/>
@@ -9111,9 +6715,9 @@
           <w:bCs/>
           <w:szCs w:val="24"/>
         </w:rPr>
-        <w:t>awal</w:t>
-      </w:r>
-      <w:proofErr w:type="spellEnd"/>
+        <w:t>data[</w:t>
+      </w:r>
+      <w:proofErr w:type="gramEnd"/>
       <w:r>
         <w:rPr>
           <w:rFonts w:ascii="Times New Roman" w:hAnsi="Times New Roman" w:cs="Times New Roman"/>
@@ -9121,9 +6725,9 @@
           <w:bCs/>
           <w:szCs w:val="24"/>
         </w:rPr>
-        <w:t xml:space="preserve">, int </w:t>
-      </w:r>
-      <w:proofErr w:type="spellStart"/>
+        <w:t>], int awal, int akhir</w:t>
+      </w:r>
+      <w:proofErr w:type="gramStart"/>
       <w:r>
         <w:rPr>
           <w:rFonts w:ascii="Times New Roman" w:hAnsi="Times New Roman" w:cs="Times New Roman"/>
@@ -9131,16 +6735,6 @@
           <w:bCs/>
           <w:szCs w:val="24"/>
         </w:rPr>
-        <w:t>akhir</w:t>
-      </w:r>
-      <w:proofErr w:type="spellEnd"/>
-      <w:r>
-        <w:rPr>
-          <w:rFonts w:ascii="Times New Roman" w:hAnsi="Times New Roman" w:cs="Times New Roman"/>
-          <w:b/>
-          <w:bCs/>
-          <w:szCs w:val="24"/>
-        </w:rPr>
         <w:t>);</w:t>
       </w:r>
       <w:r>
@@ -9148,103 +6742,15 @@
           <w:rFonts w:ascii="Times New Roman" w:hAnsi="Times New Roman" w:cs="Times New Roman"/>
           <w:szCs w:val="24"/>
         </w:rPr>
-        <w:t xml:space="preserve">: </w:t>
-      </w:r>
-      <w:proofErr w:type="spellStart"/>
-      <w:r>
-        <w:rPr>
-          <w:rFonts w:ascii="Times New Roman" w:hAnsi="Times New Roman" w:cs="Times New Roman"/>
-          <w:szCs w:val="24"/>
-        </w:rPr>
-        <w:t>Fungsi</w:t>
-      </w:r>
-      <w:proofErr w:type="spellEnd"/>
-      <w:r>
-        <w:rPr>
-          <w:rFonts w:ascii="Times New Roman" w:hAnsi="Times New Roman" w:cs="Times New Roman"/>
-          <w:szCs w:val="24"/>
-        </w:rPr>
-        <w:t xml:space="preserve"> </w:t>
-      </w:r>
-      <w:proofErr w:type="spellStart"/>
-      <w:r>
-        <w:rPr>
-          <w:rFonts w:ascii="Times New Roman" w:hAnsi="Times New Roman" w:cs="Times New Roman"/>
-          <w:szCs w:val="24"/>
-        </w:rPr>
-        <w:t>ini</w:t>
-      </w:r>
-      <w:proofErr w:type="spellEnd"/>
-      <w:r>
-        <w:rPr>
-          <w:rFonts w:ascii="Times New Roman" w:hAnsi="Times New Roman" w:cs="Times New Roman"/>
-          <w:szCs w:val="24"/>
-        </w:rPr>
-        <w:t xml:space="preserve"> </w:t>
-      </w:r>
-      <w:proofErr w:type="spellStart"/>
-      <w:r>
-        <w:rPr>
-          <w:rFonts w:ascii="Times New Roman" w:hAnsi="Times New Roman" w:cs="Times New Roman"/>
-          <w:szCs w:val="24"/>
-        </w:rPr>
-        <w:t>merupakan</w:t>
-      </w:r>
-      <w:proofErr w:type="spellEnd"/>
-      <w:r>
-        <w:rPr>
-          <w:rFonts w:ascii="Times New Roman" w:hAnsi="Times New Roman" w:cs="Times New Roman"/>
-          <w:szCs w:val="24"/>
-        </w:rPr>
-        <w:t xml:space="preserve"> inti </w:t>
-      </w:r>
-      <w:proofErr w:type="spellStart"/>
-      <w:r>
-        <w:rPr>
-          <w:rFonts w:ascii="Times New Roman" w:hAnsi="Times New Roman" w:cs="Times New Roman"/>
-          <w:szCs w:val="24"/>
-        </w:rPr>
-        <w:t>logika</w:t>
-      </w:r>
-      <w:proofErr w:type="spellEnd"/>
-      <w:r>
-        <w:rPr>
-          <w:rFonts w:ascii="Times New Roman" w:hAnsi="Times New Roman" w:cs="Times New Roman"/>
-          <w:szCs w:val="24"/>
-        </w:rPr>
-        <w:t xml:space="preserve"> </w:t>
-      </w:r>
-      <w:proofErr w:type="spellStart"/>
-      <w:r>
-        <w:rPr>
-          <w:rFonts w:ascii="Times New Roman" w:hAnsi="Times New Roman" w:cs="Times New Roman"/>
-          <w:szCs w:val="24"/>
-        </w:rPr>
-        <w:t>dari</w:t>
-      </w:r>
-      <w:proofErr w:type="spellEnd"/>
-      <w:r>
-        <w:rPr>
-          <w:rFonts w:ascii="Times New Roman" w:hAnsi="Times New Roman" w:cs="Times New Roman"/>
-          <w:szCs w:val="24"/>
-        </w:rPr>
-        <w:t xml:space="preserve"> </w:t>
-      </w:r>
-      <w:proofErr w:type="spellStart"/>
-      <w:r>
-        <w:rPr>
-          <w:rFonts w:ascii="Times New Roman" w:hAnsi="Times New Roman" w:cs="Times New Roman"/>
-          <w:szCs w:val="24"/>
-        </w:rPr>
-        <w:t>algoritma</w:t>
-      </w:r>
-      <w:proofErr w:type="spellEnd"/>
-      <w:r>
-        <w:rPr>
-          <w:rFonts w:ascii="Times New Roman" w:hAnsi="Times New Roman" w:cs="Times New Roman"/>
-          <w:szCs w:val="24"/>
-        </w:rPr>
-        <w:t xml:space="preserve"> </w:t>
+        <w:t>:</w:t>
+      </w:r>
+      <w:proofErr w:type="gramEnd"/>
+      <w:r>
+        <w:rPr>
+          <w:rFonts w:ascii="Times New Roman" w:hAnsi="Times New Roman" w:cs="Times New Roman"/>
+          <w:szCs w:val="24"/>
+        </w:rPr>
+        <w:t xml:space="preserve"> Fungsi ini merupakan inti logika dari algoritma </w:t>
       </w:r>
       <w:r>
         <w:rPr>
@@ -9260,119 +6766,7 @@
           <w:rFonts w:ascii="Times New Roman" w:hAnsi="Times New Roman" w:cs="Times New Roman"/>
           <w:szCs w:val="24"/>
         </w:rPr>
-        <w:t xml:space="preserve">. </w:t>
-      </w:r>
-      <w:proofErr w:type="spellStart"/>
-      <w:r>
-        <w:rPr>
-          <w:rFonts w:ascii="Times New Roman" w:hAnsi="Times New Roman" w:cs="Times New Roman"/>
-          <w:szCs w:val="24"/>
-        </w:rPr>
-        <w:t>Tugasnya</w:t>
-      </w:r>
-      <w:proofErr w:type="spellEnd"/>
-      <w:r>
-        <w:rPr>
-          <w:rFonts w:ascii="Times New Roman" w:hAnsi="Times New Roman" w:cs="Times New Roman"/>
-          <w:szCs w:val="24"/>
-        </w:rPr>
-        <w:t xml:space="preserve"> </w:t>
-      </w:r>
-      <w:proofErr w:type="spellStart"/>
-      <w:r>
-        <w:rPr>
-          <w:rFonts w:ascii="Times New Roman" w:hAnsi="Times New Roman" w:cs="Times New Roman"/>
-          <w:szCs w:val="24"/>
-        </w:rPr>
-        <w:t>adalah</w:t>
-      </w:r>
-      <w:proofErr w:type="spellEnd"/>
-      <w:r>
-        <w:rPr>
-          <w:rFonts w:ascii="Times New Roman" w:hAnsi="Times New Roman" w:cs="Times New Roman"/>
-          <w:szCs w:val="24"/>
-        </w:rPr>
-        <w:t xml:space="preserve"> </w:t>
-      </w:r>
-      <w:proofErr w:type="spellStart"/>
-      <w:r>
-        <w:rPr>
-          <w:rFonts w:ascii="Times New Roman" w:hAnsi="Times New Roman" w:cs="Times New Roman"/>
-          <w:szCs w:val="24"/>
-        </w:rPr>
-        <w:t>mengatur</w:t>
-      </w:r>
-      <w:proofErr w:type="spellEnd"/>
-      <w:r>
-        <w:rPr>
-          <w:rFonts w:ascii="Times New Roman" w:hAnsi="Times New Roman" w:cs="Times New Roman"/>
-          <w:szCs w:val="24"/>
-        </w:rPr>
-        <w:t xml:space="preserve"> </w:t>
-      </w:r>
-      <w:proofErr w:type="spellStart"/>
-      <w:r>
-        <w:rPr>
-          <w:rFonts w:ascii="Times New Roman" w:hAnsi="Times New Roman" w:cs="Times New Roman"/>
-          <w:szCs w:val="24"/>
-        </w:rPr>
-        <w:t>posisi</w:t>
-      </w:r>
-      <w:proofErr w:type="spellEnd"/>
-      <w:r>
-        <w:rPr>
-          <w:rFonts w:ascii="Times New Roman" w:hAnsi="Times New Roman" w:cs="Times New Roman"/>
-          <w:szCs w:val="24"/>
-        </w:rPr>
-        <w:t xml:space="preserve"> </w:t>
-      </w:r>
-      <w:proofErr w:type="spellStart"/>
-      <w:r>
-        <w:rPr>
-          <w:rFonts w:ascii="Times New Roman" w:hAnsi="Times New Roman" w:cs="Times New Roman"/>
-          <w:szCs w:val="24"/>
-        </w:rPr>
-        <w:t>elemen</w:t>
-      </w:r>
-      <w:proofErr w:type="spellEnd"/>
-      <w:r>
-        <w:rPr>
-          <w:rFonts w:ascii="Times New Roman" w:hAnsi="Times New Roman" w:cs="Times New Roman"/>
-          <w:szCs w:val="24"/>
-        </w:rPr>
-        <w:t xml:space="preserve"> </w:t>
-      </w:r>
-      <w:proofErr w:type="spellStart"/>
-      <w:r>
-        <w:rPr>
-          <w:rFonts w:ascii="Times New Roman" w:hAnsi="Times New Roman" w:cs="Times New Roman"/>
-          <w:szCs w:val="24"/>
-        </w:rPr>
-        <w:t>berdasarkan</w:t>
-      </w:r>
-      <w:proofErr w:type="spellEnd"/>
-      <w:r>
-        <w:rPr>
-          <w:rFonts w:ascii="Times New Roman" w:hAnsi="Times New Roman" w:cs="Times New Roman"/>
-          <w:szCs w:val="24"/>
-        </w:rPr>
-        <w:t xml:space="preserve"> </w:t>
-      </w:r>
-      <w:proofErr w:type="spellStart"/>
-      <w:r>
-        <w:rPr>
-          <w:rFonts w:ascii="Times New Roman" w:hAnsi="Times New Roman" w:cs="Times New Roman"/>
-          <w:szCs w:val="24"/>
-        </w:rPr>
-        <w:t>nilai</w:t>
-      </w:r>
-      <w:proofErr w:type="spellEnd"/>
-      <w:r>
-        <w:rPr>
-          <w:rFonts w:ascii="Times New Roman" w:hAnsi="Times New Roman" w:cs="Times New Roman"/>
-          <w:szCs w:val="24"/>
-        </w:rPr>
-        <w:t xml:space="preserve"> </w:t>
+        <w:t xml:space="preserve">. Tugasnya adalah mengatur posisi elemen berdasarkan nilai </w:t>
       </w:r>
       <w:r>
         <w:rPr>
@@ -9388,55 +6782,7 @@
           <w:rFonts w:ascii="Times New Roman" w:hAnsi="Times New Roman" w:cs="Times New Roman"/>
           <w:szCs w:val="24"/>
         </w:rPr>
-        <w:t xml:space="preserve"> dan </w:t>
-      </w:r>
-      <w:proofErr w:type="spellStart"/>
-      <w:r>
-        <w:rPr>
-          <w:rFonts w:ascii="Times New Roman" w:hAnsi="Times New Roman" w:cs="Times New Roman"/>
-          <w:szCs w:val="24"/>
-        </w:rPr>
-        <w:t>mengembalikan</w:t>
-      </w:r>
-      <w:proofErr w:type="spellEnd"/>
-      <w:r>
-        <w:rPr>
-          <w:rFonts w:ascii="Times New Roman" w:hAnsi="Times New Roman" w:cs="Times New Roman"/>
-          <w:szCs w:val="24"/>
-        </w:rPr>
-        <w:t xml:space="preserve"> </w:t>
-      </w:r>
-      <w:proofErr w:type="spellStart"/>
-      <w:r>
-        <w:rPr>
-          <w:rFonts w:ascii="Times New Roman" w:hAnsi="Times New Roman" w:cs="Times New Roman"/>
-          <w:szCs w:val="24"/>
-        </w:rPr>
-        <w:t>posisi</w:t>
-      </w:r>
-      <w:proofErr w:type="spellEnd"/>
-      <w:r>
-        <w:rPr>
-          <w:rFonts w:ascii="Times New Roman" w:hAnsi="Times New Roman" w:cs="Times New Roman"/>
-          <w:szCs w:val="24"/>
-        </w:rPr>
-        <w:t xml:space="preserve"> </w:t>
-      </w:r>
-      <w:proofErr w:type="spellStart"/>
-      <w:r>
-        <w:rPr>
-          <w:rFonts w:ascii="Times New Roman" w:hAnsi="Times New Roman" w:cs="Times New Roman"/>
-          <w:szCs w:val="24"/>
-        </w:rPr>
-        <w:t>indeks</w:t>
-      </w:r>
-      <w:proofErr w:type="spellEnd"/>
-      <w:r>
-        <w:rPr>
-          <w:rFonts w:ascii="Times New Roman" w:hAnsi="Times New Roman" w:cs="Times New Roman"/>
-          <w:szCs w:val="24"/>
-        </w:rPr>
-        <w:t xml:space="preserve"> (</w:t>
+        <w:t xml:space="preserve"> dan mengembalikan posisi indeks (</w:t>
       </w:r>
       <w:r>
         <w:rPr>
@@ -9452,39 +6798,7 @@
           <w:rFonts w:ascii="Times New Roman" w:hAnsi="Times New Roman" w:cs="Times New Roman"/>
           <w:szCs w:val="24"/>
         </w:rPr>
-        <w:t xml:space="preserve">) yang </w:t>
-      </w:r>
-      <w:proofErr w:type="spellStart"/>
-      <w:r>
-        <w:rPr>
-          <w:rFonts w:ascii="Times New Roman" w:hAnsi="Times New Roman" w:cs="Times New Roman"/>
-          <w:szCs w:val="24"/>
-        </w:rPr>
-        <w:t>telah</w:t>
-      </w:r>
-      <w:proofErr w:type="spellEnd"/>
-      <w:r>
-        <w:rPr>
-          <w:rFonts w:ascii="Times New Roman" w:hAnsi="Times New Roman" w:cs="Times New Roman"/>
-          <w:szCs w:val="24"/>
-        </w:rPr>
-        <w:t xml:space="preserve"> </w:t>
-      </w:r>
-      <w:proofErr w:type="spellStart"/>
-      <w:r>
-        <w:rPr>
-          <w:rFonts w:ascii="Times New Roman" w:hAnsi="Times New Roman" w:cs="Times New Roman"/>
-          <w:szCs w:val="24"/>
-        </w:rPr>
-        <w:t>terurut</w:t>
-      </w:r>
-      <w:proofErr w:type="spellEnd"/>
-      <w:r>
-        <w:rPr>
-          <w:rFonts w:ascii="Times New Roman" w:hAnsi="Times New Roman" w:cs="Times New Roman"/>
-          <w:szCs w:val="24"/>
-        </w:rPr>
-        <w:t>.</w:t>
+        <w:t>) yang telah terurut.</w:t>
       </w:r>
     </w:p>
     <w:p>
@@ -9507,9 +6821,9 @@
           <w:bCs/>
           <w:szCs w:val="24"/>
         </w:rPr>
-        <w:t xml:space="preserve">void </w:t>
-      </w:r>
-      <w:proofErr w:type="spellStart"/>
+        <w:t>void quick_</w:t>
+      </w:r>
+      <w:proofErr w:type="gramStart"/>
       <w:r>
         <w:rPr>
           <w:rFonts w:ascii="Times New Roman" w:hAnsi="Times New Roman" w:cs="Times New Roman"/>
@@ -9517,9 +6831,9 @@
           <w:bCs/>
           <w:szCs w:val="24"/>
         </w:rPr>
-        <w:t>quick_sort</w:t>
-      </w:r>
-      <w:proofErr w:type="spellEnd"/>
+        <w:t>sort(</w:t>
+      </w:r>
+      <w:proofErr w:type="gramEnd"/>
       <w:r>
         <w:rPr>
           <w:rFonts w:ascii="Times New Roman" w:hAnsi="Times New Roman" w:cs="Times New Roman"/>
@@ -9527,9 +6841,9 @@
           <w:bCs/>
           <w:szCs w:val="24"/>
         </w:rPr>
-        <w:t xml:space="preserve">(int data[], int </w:t>
-      </w:r>
-      <w:proofErr w:type="spellStart"/>
+        <w:t xml:space="preserve">int </w:t>
+      </w:r>
+      <w:proofErr w:type="gramStart"/>
       <w:r>
         <w:rPr>
           <w:rFonts w:ascii="Times New Roman" w:hAnsi="Times New Roman" w:cs="Times New Roman"/>
@@ -9537,9 +6851,9 @@
           <w:bCs/>
           <w:szCs w:val="24"/>
         </w:rPr>
-        <w:t>awal</w:t>
-      </w:r>
-      <w:proofErr w:type="spellEnd"/>
+        <w:t>data[</w:t>
+      </w:r>
+      <w:proofErr w:type="gramEnd"/>
       <w:r>
         <w:rPr>
           <w:rFonts w:ascii="Times New Roman" w:hAnsi="Times New Roman" w:cs="Times New Roman"/>
@@ -9547,9 +6861,9 @@
           <w:bCs/>
           <w:szCs w:val="24"/>
         </w:rPr>
-        <w:t xml:space="preserve">, int </w:t>
-      </w:r>
-      <w:proofErr w:type="spellStart"/>
+        <w:t>], int awal, int akhir</w:t>
+      </w:r>
+      <w:proofErr w:type="gramStart"/>
       <w:r>
         <w:rPr>
           <w:rFonts w:ascii="Times New Roman" w:hAnsi="Times New Roman" w:cs="Times New Roman"/>
@@ -9557,16 +6871,6 @@
           <w:bCs/>
           <w:szCs w:val="24"/>
         </w:rPr>
-        <w:t>akhir</w:t>
-      </w:r>
-      <w:proofErr w:type="spellEnd"/>
-      <w:r>
-        <w:rPr>
-          <w:rFonts w:ascii="Times New Roman" w:hAnsi="Times New Roman" w:cs="Times New Roman"/>
-          <w:b/>
-          <w:bCs/>
-          <w:szCs w:val="24"/>
-        </w:rPr>
         <w:t>);</w:t>
       </w:r>
       <w:r>
@@ -9574,71 +6878,15 @@
           <w:rFonts w:ascii="Times New Roman" w:hAnsi="Times New Roman" w:cs="Times New Roman"/>
           <w:szCs w:val="24"/>
         </w:rPr>
-        <w:t xml:space="preserve">: </w:t>
-      </w:r>
-      <w:proofErr w:type="spellStart"/>
-      <w:r>
-        <w:rPr>
-          <w:rFonts w:ascii="Times New Roman" w:hAnsi="Times New Roman" w:cs="Times New Roman"/>
-          <w:szCs w:val="24"/>
-        </w:rPr>
-        <w:t>Fungsi</w:t>
-      </w:r>
-      <w:proofErr w:type="spellEnd"/>
-      <w:r>
-        <w:rPr>
-          <w:rFonts w:ascii="Times New Roman" w:hAnsi="Times New Roman" w:cs="Times New Roman"/>
-          <w:szCs w:val="24"/>
-        </w:rPr>
-        <w:t xml:space="preserve"> </w:t>
-      </w:r>
-      <w:proofErr w:type="spellStart"/>
-      <w:r>
-        <w:rPr>
-          <w:rFonts w:ascii="Times New Roman" w:hAnsi="Times New Roman" w:cs="Times New Roman"/>
-          <w:szCs w:val="24"/>
-        </w:rPr>
-        <w:t>ini</w:t>
-      </w:r>
-      <w:proofErr w:type="spellEnd"/>
-      <w:r>
-        <w:rPr>
-          <w:rFonts w:ascii="Times New Roman" w:hAnsi="Times New Roman" w:cs="Times New Roman"/>
-          <w:szCs w:val="24"/>
-        </w:rPr>
-        <w:t xml:space="preserve"> </w:t>
-      </w:r>
-      <w:proofErr w:type="spellStart"/>
-      <w:r>
-        <w:rPr>
-          <w:rFonts w:ascii="Times New Roman" w:hAnsi="Times New Roman" w:cs="Times New Roman"/>
-          <w:szCs w:val="24"/>
-        </w:rPr>
-        <w:t>mengimplementasikan</w:t>
-      </w:r>
-      <w:proofErr w:type="spellEnd"/>
-      <w:r>
-        <w:rPr>
-          <w:rFonts w:ascii="Times New Roman" w:hAnsi="Times New Roman" w:cs="Times New Roman"/>
-          <w:szCs w:val="24"/>
-        </w:rPr>
-        <w:t xml:space="preserve"> </w:t>
-      </w:r>
-      <w:proofErr w:type="spellStart"/>
-      <w:r>
-        <w:rPr>
-          <w:rFonts w:ascii="Times New Roman" w:hAnsi="Times New Roman" w:cs="Times New Roman"/>
-          <w:szCs w:val="24"/>
-        </w:rPr>
-        <w:t>logika</w:t>
-      </w:r>
-      <w:proofErr w:type="spellEnd"/>
-      <w:r>
-        <w:rPr>
-          <w:rFonts w:ascii="Times New Roman" w:hAnsi="Times New Roman" w:cs="Times New Roman"/>
-          <w:szCs w:val="24"/>
-        </w:rPr>
-        <w:t xml:space="preserve"> </w:t>
+        <w:t>:</w:t>
+      </w:r>
+      <w:proofErr w:type="gramEnd"/>
+      <w:r>
+        <w:rPr>
+          <w:rFonts w:ascii="Times New Roman" w:hAnsi="Times New Roman" w:cs="Times New Roman"/>
+          <w:szCs w:val="24"/>
+        </w:rPr>
+        <w:t xml:space="preserve"> Fungsi ini mengimplementasikan logika </w:t>
       </w:r>
       <w:r>
         <w:rPr>
@@ -9654,263 +6902,7 @@
           <w:rFonts w:ascii="Times New Roman" w:hAnsi="Times New Roman" w:cs="Times New Roman"/>
           <w:szCs w:val="24"/>
         </w:rPr>
-        <w:t xml:space="preserve"> </w:t>
-      </w:r>
-      <w:proofErr w:type="spellStart"/>
-      <w:r>
-        <w:rPr>
-          <w:rFonts w:ascii="Times New Roman" w:hAnsi="Times New Roman" w:cs="Times New Roman"/>
-          <w:szCs w:val="24"/>
-        </w:rPr>
-        <w:t>secara</w:t>
-      </w:r>
-      <w:proofErr w:type="spellEnd"/>
-      <w:r>
-        <w:rPr>
-          <w:rFonts w:ascii="Times New Roman" w:hAnsi="Times New Roman" w:cs="Times New Roman"/>
-          <w:szCs w:val="24"/>
-        </w:rPr>
-        <w:t xml:space="preserve"> </w:t>
-      </w:r>
-      <w:proofErr w:type="spellStart"/>
-      <w:r>
-        <w:rPr>
-          <w:rFonts w:ascii="Times New Roman" w:hAnsi="Times New Roman" w:cs="Times New Roman"/>
-          <w:szCs w:val="24"/>
-        </w:rPr>
-        <w:t>rekursif</w:t>
-      </w:r>
-      <w:proofErr w:type="spellEnd"/>
-      <w:r>
-        <w:rPr>
-          <w:rFonts w:ascii="Times New Roman" w:hAnsi="Times New Roman" w:cs="Times New Roman"/>
-          <w:szCs w:val="24"/>
-        </w:rPr>
-        <w:t xml:space="preserve">. </w:t>
-      </w:r>
-      <w:proofErr w:type="spellStart"/>
-      <w:r>
-        <w:rPr>
-          <w:rFonts w:ascii="Times New Roman" w:hAnsi="Times New Roman" w:cs="Times New Roman"/>
-          <w:szCs w:val="24"/>
-        </w:rPr>
-        <w:t>Fungsi</w:t>
-      </w:r>
-      <w:proofErr w:type="spellEnd"/>
-      <w:r>
-        <w:rPr>
-          <w:rFonts w:ascii="Times New Roman" w:hAnsi="Times New Roman" w:cs="Times New Roman"/>
-          <w:szCs w:val="24"/>
-        </w:rPr>
-        <w:t xml:space="preserve"> </w:t>
-      </w:r>
-      <w:proofErr w:type="spellStart"/>
-      <w:r>
-        <w:rPr>
-          <w:rFonts w:ascii="Times New Roman" w:hAnsi="Times New Roman" w:cs="Times New Roman"/>
-          <w:szCs w:val="24"/>
-        </w:rPr>
-        <w:t>ini</w:t>
-      </w:r>
-      <w:proofErr w:type="spellEnd"/>
-      <w:r>
-        <w:rPr>
-          <w:rFonts w:ascii="Times New Roman" w:hAnsi="Times New Roman" w:cs="Times New Roman"/>
-          <w:szCs w:val="24"/>
-        </w:rPr>
-        <w:t xml:space="preserve"> </w:t>
-      </w:r>
-      <w:proofErr w:type="spellStart"/>
-      <w:r>
-        <w:rPr>
-          <w:rFonts w:ascii="Times New Roman" w:hAnsi="Times New Roman" w:cs="Times New Roman"/>
-          <w:szCs w:val="24"/>
-        </w:rPr>
-        <w:t>membagi</w:t>
-      </w:r>
-      <w:proofErr w:type="spellEnd"/>
-      <w:r>
-        <w:rPr>
-          <w:rFonts w:ascii="Times New Roman" w:hAnsi="Times New Roman" w:cs="Times New Roman"/>
-          <w:szCs w:val="24"/>
-        </w:rPr>
-        <w:t xml:space="preserve"> array </w:t>
-      </w:r>
-      <w:proofErr w:type="spellStart"/>
-      <w:r>
-        <w:rPr>
-          <w:rFonts w:ascii="Times New Roman" w:hAnsi="Times New Roman" w:cs="Times New Roman"/>
-          <w:szCs w:val="24"/>
-        </w:rPr>
-        <w:t>menjadi</w:t>
-      </w:r>
-      <w:proofErr w:type="spellEnd"/>
-      <w:r>
-        <w:rPr>
-          <w:rFonts w:ascii="Times New Roman" w:hAnsi="Times New Roman" w:cs="Times New Roman"/>
-          <w:szCs w:val="24"/>
-        </w:rPr>
-        <w:t xml:space="preserve"> </w:t>
-      </w:r>
-      <w:proofErr w:type="spellStart"/>
-      <w:r>
-        <w:rPr>
-          <w:rFonts w:ascii="Times New Roman" w:hAnsi="Times New Roman" w:cs="Times New Roman"/>
-          <w:szCs w:val="24"/>
-        </w:rPr>
-        <w:t>bagian-bagian</w:t>
-      </w:r>
-      <w:proofErr w:type="spellEnd"/>
-      <w:r>
-        <w:rPr>
-          <w:rFonts w:ascii="Times New Roman" w:hAnsi="Times New Roman" w:cs="Times New Roman"/>
-          <w:szCs w:val="24"/>
-        </w:rPr>
-        <w:t xml:space="preserve"> yang </w:t>
-      </w:r>
-      <w:proofErr w:type="spellStart"/>
-      <w:r>
-        <w:rPr>
-          <w:rFonts w:ascii="Times New Roman" w:hAnsi="Times New Roman" w:cs="Times New Roman"/>
-          <w:szCs w:val="24"/>
-        </w:rPr>
-        <w:t>lebih</w:t>
-      </w:r>
-      <w:proofErr w:type="spellEnd"/>
-      <w:r>
-        <w:rPr>
-          <w:rFonts w:ascii="Times New Roman" w:hAnsi="Times New Roman" w:cs="Times New Roman"/>
-          <w:szCs w:val="24"/>
-        </w:rPr>
-        <w:t xml:space="preserve"> </w:t>
-      </w:r>
-      <w:proofErr w:type="spellStart"/>
-      <w:r>
-        <w:rPr>
-          <w:rFonts w:ascii="Times New Roman" w:hAnsi="Times New Roman" w:cs="Times New Roman"/>
-          <w:szCs w:val="24"/>
-        </w:rPr>
-        <w:t>kecil</w:t>
-      </w:r>
-      <w:proofErr w:type="spellEnd"/>
-      <w:r>
-        <w:rPr>
-          <w:rFonts w:ascii="Times New Roman" w:hAnsi="Times New Roman" w:cs="Times New Roman"/>
-          <w:szCs w:val="24"/>
-        </w:rPr>
-        <w:t xml:space="preserve"> </w:t>
-      </w:r>
-      <w:proofErr w:type="spellStart"/>
-      <w:r>
-        <w:rPr>
-          <w:rFonts w:ascii="Times New Roman" w:hAnsi="Times New Roman" w:cs="Times New Roman"/>
-          <w:szCs w:val="24"/>
-        </w:rPr>
-        <w:t>secara</w:t>
-      </w:r>
-      <w:proofErr w:type="spellEnd"/>
-      <w:r>
-        <w:rPr>
-          <w:rFonts w:ascii="Times New Roman" w:hAnsi="Times New Roman" w:cs="Times New Roman"/>
-          <w:szCs w:val="24"/>
-        </w:rPr>
-        <w:t xml:space="preserve"> </w:t>
-      </w:r>
-      <w:proofErr w:type="spellStart"/>
-      <w:r>
-        <w:rPr>
-          <w:rFonts w:ascii="Times New Roman" w:hAnsi="Times New Roman" w:cs="Times New Roman"/>
-          <w:szCs w:val="24"/>
-        </w:rPr>
-        <w:t>bertahap</w:t>
-      </w:r>
-      <w:proofErr w:type="spellEnd"/>
-      <w:r>
-        <w:rPr>
-          <w:rFonts w:ascii="Times New Roman" w:hAnsi="Times New Roman" w:cs="Times New Roman"/>
-          <w:szCs w:val="24"/>
-        </w:rPr>
-        <w:t xml:space="preserve"> </w:t>
-      </w:r>
-      <w:proofErr w:type="spellStart"/>
-      <w:r>
-        <w:rPr>
-          <w:rFonts w:ascii="Times New Roman" w:hAnsi="Times New Roman" w:cs="Times New Roman"/>
-          <w:szCs w:val="24"/>
-        </w:rPr>
-        <w:t>hingga</w:t>
-      </w:r>
-      <w:proofErr w:type="spellEnd"/>
-      <w:r>
-        <w:rPr>
-          <w:rFonts w:ascii="Times New Roman" w:hAnsi="Times New Roman" w:cs="Times New Roman"/>
-          <w:szCs w:val="24"/>
-        </w:rPr>
-        <w:t xml:space="preserve"> </w:t>
-      </w:r>
-      <w:proofErr w:type="spellStart"/>
-      <w:r>
-        <w:rPr>
-          <w:rFonts w:ascii="Times New Roman" w:hAnsi="Times New Roman" w:cs="Times New Roman"/>
-          <w:szCs w:val="24"/>
-        </w:rPr>
-        <w:t>seluruh</w:t>
-      </w:r>
-      <w:proofErr w:type="spellEnd"/>
-      <w:r>
-        <w:rPr>
-          <w:rFonts w:ascii="Times New Roman" w:hAnsi="Times New Roman" w:cs="Times New Roman"/>
-          <w:szCs w:val="24"/>
-        </w:rPr>
-        <w:t xml:space="preserve"> data </w:t>
-      </w:r>
-      <w:proofErr w:type="spellStart"/>
-      <w:r>
-        <w:rPr>
-          <w:rFonts w:ascii="Times New Roman" w:hAnsi="Times New Roman" w:cs="Times New Roman"/>
-          <w:szCs w:val="24"/>
-        </w:rPr>
-        <w:t>mencapai</w:t>
-      </w:r>
-      <w:proofErr w:type="spellEnd"/>
-      <w:r>
-        <w:rPr>
-          <w:rFonts w:ascii="Times New Roman" w:hAnsi="Times New Roman" w:cs="Times New Roman"/>
-          <w:szCs w:val="24"/>
-        </w:rPr>
-        <w:t xml:space="preserve"> </w:t>
-      </w:r>
-      <w:proofErr w:type="spellStart"/>
-      <w:r>
-        <w:rPr>
-          <w:rFonts w:ascii="Times New Roman" w:hAnsi="Times New Roman" w:cs="Times New Roman"/>
-          <w:szCs w:val="24"/>
-        </w:rPr>
-        <w:t>kondisi</w:t>
-      </w:r>
-      <w:proofErr w:type="spellEnd"/>
-      <w:r>
-        <w:rPr>
-          <w:rFonts w:ascii="Times New Roman" w:hAnsi="Times New Roman" w:cs="Times New Roman"/>
-          <w:szCs w:val="24"/>
-        </w:rPr>
-        <w:t xml:space="preserve"> </w:t>
-      </w:r>
-      <w:proofErr w:type="spellStart"/>
-      <w:r>
-        <w:rPr>
-          <w:rFonts w:ascii="Times New Roman" w:hAnsi="Times New Roman" w:cs="Times New Roman"/>
-          <w:szCs w:val="24"/>
-        </w:rPr>
-        <w:t>terurut</w:t>
-      </w:r>
-      <w:proofErr w:type="spellEnd"/>
-      <w:r>
-        <w:rPr>
-          <w:rFonts w:ascii="Times New Roman" w:hAnsi="Times New Roman" w:cs="Times New Roman"/>
-          <w:szCs w:val="24"/>
-        </w:rPr>
-        <w:t>.</w:t>
+        <w:t xml:space="preserve"> secara rekursif. Fungsi ini membagi array menjadi bagian-bagian yang lebih kecil secara bertahap hingga seluruh data mencapai kondisi terurut.</w:t>
       </w:r>
     </w:p>
     <w:p>
@@ -9970,21 +6962,12 @@
         <w:lastRenderedPageBreak/>
         <w:t xml:space="preserve">2. </w:t>
       </w:r>
-      <w:proofErr w:type="spellStart"/>
-      <w:r>
-        <w:rPr>
-          <w:rFonts w:ascii="Times New Roman" w:hAnsi="Times New Roman" w:cs="Times New Roman"/>
-          <w:szCs w:val="24"/>
-        </w:rPr>
-        <w:t>Penjelasan</w:t>
-      </w:r>
-      <w:proofErr w:type="spellEnd"/>
-      <w:r>
-        <w:rPr>
-          <w:rFonts w:ascii="Times New Roman" w:hAnsi="Times New Roman" w:cs="Times New Roman"/>
-          <w:szCs w:val="24"/>
-        </w:rPr>
-        <w:t xml:space="preserve"> </w:t>
+      <w:r>
+        <w:rPr>
+          <w:rFonts w:ascii="Times New Roman" w:hAnsi="Times New Roman" w:cs="Times New Roman"/>
+          <w:szCs w:val="24"/>
+        </w:rPr>
+        <w:t xml:space="preserve">Penjelasan </w:t>
       </w:r>
       <w:r>
         <w:rPr>
@@ -10143,7 +7126,7 @@
           <w:noProof/>
         </w:rPr>
         <w:drawing>
-          <wp:inline distT="0" distB="0" distL="0" distR="0" wp14:anchorId="78E0011B" wp14:editId="155C5DB9">
+          <wp:inline distT="0" distB="0" distL="0" distR="0" wp14:anchorId="78E0011B" wp14:editId="7C1F2A0B">
             <wp:extent cx="3605514" cy="1587413"/>
             <wp:effectExtent l="0" t="0" r="0" b="0"/>
             <wp:docPr id="631596109" name="Picture 4"/>
@@ -10208,231 +7191,7 @@
           <w:szCs w:val="24"/>
         </w:rPr>
         <w:lastRenderedPageBreak/>
-        <w:t xml:space="preserve">File sorting.cpp </w:t>
-      </w:r>
-      <w:proofErr w:type="spellStart"/>
-      <w:r>
-        <w:rPr>
-          <w:rFonts w:ascii="Times New Roman" w:hAnsi="Times New Roman" w:cs="Times New Roman"/>
-          <w:szCs w:val="24"/>
-        </w:rPr>
-        <w:t>merupakan</w:t>
-      </w:r>
-      <w:proofErr w:type="spellEnd"/>
-      <w:r>
-        <w:rPr>
-          <w:rFonts w:ascii="Times New Roman" w:hAnsi="Times New Roman" w:cs="Times New Roman"/>
-          <w:szCs w:val="24"/>
-        </w:rPr>
-        <w:t xml:space="preserve"> </w:t>
-      </w:r>
-      <w:proofErr w:type="spellStart"/>
-      <w:r>
-        <w:rPr>
-          <w:rFonts w:ascii="Times New Roman" w:hAnsi="Times New Roman" w:cs="Times New Roman"/>
-          <w:szCs w:val="24"/>
-        </w:rPr>
-        <w:t>implementasi</w:t>
-      </w:r>
-      <w:proofErr w:type="spellEnd"/>
-      <w:r>
-        <w:rPr>
-          <w:rFonts w:ascii="Times New Roman" w:hAnsi="Times New Roman" w:cs="Times New Roman"/>
-          <w:szCs w:val="24"/>
-        </w:rPr>
-        <w:t xml:space="preserve"> </w:t>
-      </w:r>
-      <w:proofErr w:type="spellStart"/>
-      <w:r>
-        <w:rPr>
-          <w:rFonts w:ascii="Times New Roman" w:hAnsi="Times New Roman" w:cs="Times New Roman"/>
-          <w:szCs w:val="24"/>
-        </w:rPr>
-        <w:t>dari</w:t>
-      </w:r>
-      <w:proofErr w:type="spellEnd"/>
-      <w:r>
-        <w:rPr>
-          <w:rFonts w:ascii="Times New Roman" w:hAnsi="Times New Roman" w:cs="Times New Roman"/>
-          <w:szCs w:val="24"/>
-        </w:rPr>
-        <w:t xml:space="preserve"> </w:t>
-      </w:r>
-      <w:proofErr w:type="spellStart"/>
-      <w:r>
-        <w:rPr>
-          <w:rFonts w:ascii="Times New Roman" w:hAnsi="Times New Roman" w:cs="Times New Roman"/>
-          <w:szCs w:val="24"/>
-        </w:rPr>
-        <w:t>fungsi-fungsi</w:t>
-      </w:r>
-      <w:proofErr w:type="spellEnd"/>
-      <w:r>
-        <w:rPr>
-          <w:rFonts w:ascii="Times New Roman" w:hAnsi="Times New Roman" w:cs="Times New Roman"/>
-          <w:szCs w:val="24"/>
-        </w:rPr>
-        <w:t xml:space="preserve"> yang </w:t>
-      </w:r>
-      <w:proofErr w:type="spellStart"/>
-      <w:r>
-        <w:rPr>
-          <w:rFonts w:ascii="Times New Roman" w:hAnsi="Times New Roman" w:cs="Times New Roman"/>
-          <w:szCs w:val="24"/>
-        </w:rPr>
-        <w:t>telah</w:t>
-      </w:r>
-      <w:proofErr w:type="spellEnd"/>
-      <w:r>
-        <w:rPr>
-          <w:rFonts w:ascii="Times New Roman" w:hAnsi="Times New Roman" w:cs="Times New Roman"/>
-          <w:szCs w:val="24"/>
-        </w:rPr>
-        <w:t xml:space="preserve"> </w:t>
-      </w:r>
-      <w:proofErr w:type="spellStart"/>
-      <w:r>
-        <w:rPr>
-          <w:rFonts w:ascii="Times New Roman" w:hAnsi="Times New Roman" w:cs="Times New Roman"/>
-          <w:szCs w:val="24"/>
-        </w:rPr>
-        <w:t>dideklarasikan</w:t>
-      </w:r>
-      <w:proofErr w:type="spellEnd"/>
-      <w:r>
-        <w:rPr>
-          <w:rFonts w:ascii="Times New Roman" w:hAnsi="Times New Roman" w:cs="Times New Roman"/>
-          <w:szCs w:val="24"/>
-        </w:rPr>
-        <w:t xml:space="preserve"> pada file </w:t>
-      </w:r>
-      <w:proofErr w:type="spellStart"/>
-      <w:r>
-        <w:rPr>
-          <w:rFonts w:ascii="Times New Roman" w:hAnsi="Times New Roman" w:cs="Times New Roman"/>
-          <w:szCs w:val="24"/>
-        </w:rPr>
-        <w:t>sorting.h</w:t>
-      </w:r>
-      <w:proofErr w:type="spellEnd"/>
-      <w:r>
-        <w:rPr>
-          <w:rFonts w:ascii="Times New Roman" w:hAnsi="Times New Roman" w:cs="Times New Roman"/>
-          <w:szCs w:val="24"/>
-        </w:rPr>
-        <w:t xml:space="preserve">. </w:t>
-      </w:r>
-      <w:proofErr w:type="spellStart"/>
-      <w:r>
-        <w:rPr>
-          <w:rFonts w:ascii="Times New Roman" w:hAnsi="Times New Roman" w:cs="Times New Roman"/>
-          <w:szCs w:val="24"/>
-        </w:rPr>
-        <w:t>Berikut</w:t>
-      </w:r>
-      <w:proofErr w:type="spellEnd"/>
-      <w:r>
-        <w:rPr>
-          <w:rFonts w:ascii="Times New Roman" w:hAnsi="Times New Roman" w:cs="Times New Roman"/>
-          <w:szCs w:val="24"/>
-        </w:rPr>
-        <w:t xml:space="preserve"> </w:t>
-      </w:r>
-      <w:proofErr w:type="spellStart"/>
-      <w:r>
-        <w:rPr>
-          <w:rFonts w:ascii="Times New Roman" w:hAnsi="Times New Roman" w:cs="Times New Roman"/>
-          <w:szCs w:val="24"/>
-        </w:rPr>
-        <w:t>adalah</w:t>
-      </w:r>
-      <w:proofErr w:type="spellEnd"/>
-      <w:r>
-        <w:rPr>
-          <w:rFonts w:ascii="Times New Roman" w:hAnsi="Times New Roman" w:cs="Times New Roman"/>
-          <w:szCs w:val="24"/>
-        </w:rPr>
-        <w:t xml:space="preserve"> </w:t>
-      </w:r>
-      <w:proofErr w:type="spellStart"/>
-      <w:r>
-        <w:rPr>
-          <w:rFonts w:ascii="Times New Roman" w:hAnsi="Times New Roman" w:cs="Times New Roman"/>
-          <w:szCs w:val="24"/>
-        </w:rPr>
-        <w:t>penjelasan</w:t>
-      </w:r>
-      <w:proofErr w:type="spellEnd"/>
-      <w:r>
-        <w:rPr>
-          <w:rFonts w:ascii="Times New Roman" w:hAnsi="Times New Roman" w:cs="Times New Roman"/>
-          <w:szCs w:val="24"/>
-        </w:rPr>
-        <w:t xml:space="preserve"> </w:t>
-      </w:r>
-      <w:proofErr w:type="spellStart"/>
-      <w:r>
-        <w:rPr>
-          <w:rFonts w:ascii="Times New Roman" w:hAnsi="Times New Roman" w:cs="Times New Roman"/>
-          <w:szCs w:val="24"/>
-        </w:rPr>
-        <w:t>mengenai</w:t>
-      </w:r>
-      <w:proofErr w:type="spellEnd"/>
-      <w:r>
-        <w:rPr>
-          <w:rFonts w:ascii="Times New Roman" w:hAnsi="Times New Roman" w:cs="Times New Roman"/>
-          <w:szCs w:val="24"/>
-        </w:rPr>
-        <w:t xml:space="preserve"> </w:t>
-      </w:r>
-      <w:proofErr w:type="spellStart"/>
-      <w:r>
-        <w:rPr>
-          <w:rFonts w:ascii="Times New Roman" w:hAnsi="Times New Roman" w:cs="Times New Roman"/>
-          <w:szCs w:val="24"/>
-        </w:rPr>
-        <w:t>alur</w:t>
-      </w:r>
-      <w:proofErr w:type="spellEnd"/>
-      <w:r>
-        <w:rPr>
-          <w:rFonts w:ascii="Times New Roman" w:hAnsi="Times New Roman" w:cs="Times New Roman"/>
-          <w:szCs w:val="24"/>
-        </w:rPr>
-        <w:t xml:space="preserve"> </w:t>
-      </w:r>
-      <w:proofErr w:type="spellStart"/>
-      <w:r>
-        <w:rPr>
-          <w:rFonts w:ascii="Times New Roman" w:hAnsi="Times New Roman" w:cs="Times New Roman"/>
-          <w:szCs w:val="24"/>
-        </w:rPr>
-        <w:t>logika</w:t>
-      </w:r>
-      <w:proofErr w:type="spellEnd"/>
-      <w:r>
-        <w:rPr>
-          <w:rFonts w:ascii="Times New Roman" w:hAnsi="Times New Roman" w:cs="Times New Roman"/>
-          <w:szCs w:val="24"/>
-        </w:rPr>
-        <w:t xml:space="preserve"> di </w:t>
-      </w:r>
-      <w:proofErr w:type="spellStart"/>
-      <w:r>
-        <w:rPr>
-          <w:rFonts w:ascii="Times New Roman" w:hAnsi="Times New Roman" w:cs="Times New Roman"/>
-          <w:szCs w:val="24"/>
-        </w:rPr>
-        <w:t>dalamnya</w:t>
-      </w:r>
-      <w:proofErr w:type="spellEnd"/>
-      <w:r>
-        <w:rPr>
-          <w:rFonts w:ascii="Times New Roman" w:hAnsi="Times New Roman" w:cs="Times New Roman"/>
-          <w:szCs w:val="24"/>
-        </w:rPr>
-        <w:t>:</w:t>
+        <w:t>File sorting.cpp merupakan implementasi dari fungsi-fungsi yang telah dideklarasikan pada file sorting.h. Berikut adalah penjelasan mengenai alur logika di dalamnya:</w:t>
       </w:r>
     </w:p>
     <w:p>
@@ -10448,7 +7207,6 @@
           <w:szCs w:val="24"/>
         </w:rPr>
       </w:pPr>
-      <w:proofErr w:type="spellStart"/>
       <w:r>
         <w:rPr>
           <w:rFonts w:ascii="Times New Roman" w:hAnsi="Times New Roman" w:cs="Times New Roman"/>
@@ -10456,403 +7214,14 @@
           <w:bCs/>
           <w:szCs w:val="24"/>
         </w:rPr>
-        <w:t>Fungsi</w:t>
-      </w:r>
-      <w:proofErr w:type="spellEnd"/>
-      <w:r>
-        <w:rPr>
-          <w:rFonts w:ascii="Times New Roman" w:hAnsi="Times New Roman" w:cs="Times New Roman"/>
-          <w:b/>
-          <w:bCs/>
-          <w:szCs w:val="24"/>
-        </w:rPr>
-        <w:t xml:space="preserve"> </w:t>
-      </w:r>
-      <w:proofErr w:type="spellStart"/>
-      <w:r>
-        <w:rPr>
-          <w:rFonts w:ascii="Times New Roman" w:hAnsi="Times New Roman" w:cs="Times New Roman"/>
-          <w:b/>
-          <w:bCs/>
-          <w:szCs w:val="24"/>
-        </w:rPr>
-        <w:t>tampilkan_larik</w:t>
-      </w:r>
-      <w:proofErr w:type="spellEnd"/>
-      <w:r>
-        <w:rPr>
-          <w:rFonts w:ascii="Times New Roman" w:hAnsi="Times New Roman" w:cs="Times New Roman"/>
-          <w:szCs w:val="24"/>
-        </w:rPr>
-        <w:t xml:space="preserve">: </w:t>
-      </w:r>
-      <w:proofErr w:type="spellStart"/>
-      <w:r>
-        <w:rPr>
-          <w:rFonts w:ascii="Times New Roman" w:hAnsi="Times New Roman" w:cs="Times New Roman"/>
-          <w:szCs w:val="24"/>
-        </w:rPr>
-        <w:t>Fungsi</w:t>
-      </w:r>
-      <w:proofErr w:type="spellEnd"/>
-      <w:r>
-        <w:rPr>
-          <w:rFonts w:ascii="Times New Roman" w:hAnsi="Times New Roman" w:cs="Times New Roman"/>
-          <w:szCs w:val="24"/>
-        </w:rPr>
-        <w:t xml:space="preserve"> </w:t>
-      </w:r>
-      <w:proofErr w:type="spellStart"/>
-      <w:r>
-        <w:rPr>
-          <w:rFonts w:ascii="Times New Roman" w:hAnsi="Times New Roman" w:cs="Times New Roman"/>
-          <w:szCs w:val="24"/>
-        </w:rPr>
-        <w:t>ini</w:t>
-      </w:r>
-      <w:proofErr w:type="spellEnd"/>
-      <w:r>
-        <w:rPr>
-          <w:rFonts w:ascii="Times New Roman" w:hAnsi="Times New Roman" w:cs="Times New Roman"/>
-          <w:szCs w:val="24"/>
-        </w:rPr>
-        <w:t xml:space="preserve"> </w:t>
-      </w:r>
-      <w:proofErr w:type="spellStart"/>
-      <w:r>
-        <w:rPr>
-          <w:rFonts w:ascii="Times New Roman" w:hAnsi="Times New Roman" w:cs="Times New Roman"/>
-          <w:szCs w:val="24"/>
-        </w:rPr>
-        <w:t>melakukan</w:t>
-      </w:r>
-      <w:proofErr w:type="spellEnd"/>
-      <w:r>
-        <w:rPr>
-          <w:rFonts w:ascii="Times New Roman" w:hAnsi="Times New Roman" w:cs="Times New Roman"/>
-          <w:szCs w:val="24"/>
-        </w:rPr>
-        <w:t xml:space="preserve"> </w:t>
-      </w:r>
-      <w:proofErr w:type="spellStart"/>
-      <w:r>
-        <w:rPr>
-          <w:rFonts w:ascii="Times New Roman" w:hAnsi="Times New Roman" w:cs="Times New Roman"/>
-          <w:szCs w:val="24"/>
-        </w:rPr>
-        <w:t>iterasi</w:t>
-      </w:r>
-      <w:proofErr w:type="spellEnd"/>
-      <w:r>
-        <w:rPr>
-          <w:rFonts w:ascii="Times New Roman" w:hAnsi="Times New Roman" w:cs="Times New Roman"/>
-          <w:szCs w:val="24"/>
-        </w:rPr>
-        <w:t xml:space="preserve"> </w:t>
-      </w:r>
-      <w:proofErr w:type="spellStart"/>
-      <w:r>
-        <w:rPr>
-          <w:rFonts w:ascii="Times New Roman" w:hAnsi="Times New Roman" w:cs="Times New Roman"/>
-          <w:szCs w:val="24"/>
-        </w:rPr>
-        <w:t>melalui</w:t>
-      </w:r>
-      <w:proofErr w:type="spellEnd"/>
-      <w:r>
-        <w:rPr>
-          <w:rFonts w:ascii="Times New Roman" w:hAnsi="Times New Roman" w:cs="Times New Roman"/>
-          <w:szCs w:val="24"/>
-        </w:rPr>
-        <w:t xml:space="preserve"> array </w:t>
-      </w:r>
-      <w:proofErr w:type="spellStart"/>
-      <w:r>
-        <w:rPr>
-          <w:rFonts w:ascii="Times New Roman" w:hAnsi="Times New Roman" w:cs="Times New Roman"/>
-          <w:szCs w:val="24"/>
-        </w:rPr>
-        <w:t>dari</w:t>
-      </w:r>
-      <w:proofErr w:type="spellEnd"/>
-      <w:r>
-        <w:rPr>
-          <w:rFonts w:ascii="Times New Roman" w:hAnsi="Times New Roman" w:cs="Times New Roman"/>
-          <w:szCs w:val="24"/>
-        </w:rPr>
-        <w:t xml:space="preserve"> </w:t>
-      </w:r>
-      <w:proofErr w:type="spellStart"/>
-      <w:r>
-        <w:rPr>
-          <w:rFonts w:ascii="Times New Roman" w:hAnsi="Times New Roman" w:cs="Times New Roman"/>
-          <w:szCs w:val="24"/>
-        </w:rPr>
-        <w:t>indeks</w:t>
-      </w:r>
-      <w:proofErr w:type="spellEnd"/>
-      <w:r>
-        <w:rPr>
-          <w:rFonts w:ascii="Times New Roman" w:hAnsi="Times New Roman" w:cs="Times New Roman"/>
-          <w:szCs w:val="24"/>
-        </w:rPr>
-        <w:t xml:space="preserve"> ke-1 </w:t>
-      </w:r>
-      <w:proofErr w:type="spellStart"/>
-      <w:r>
-        <w:rPr>
-          <w:rFonts w:ascii="Times New Roman" w:hAnsi="Times New Roman" w:cs="Times New Roman"/>
-          <w:szCs w:val="24"/>
-        </w:rPr>
-        <w:t>hingga</w:t>
-      </w:r>
-      <w:proofErr w:type="spellEnd"/>
-      <w:r>
-        <w:rPr>
-          <w:rFonts w:ascii="Times New Roman" w:hAnsi="Times New Roman" w:cs="Times New Roman"/>
-          <w:szCs w:val="24"/>
-        </w:rPr>
-        <w:t xml:space="preserve"> </w:t>
-      </w:r>
-      <w:proofErr w:type="spellStart"/>
-      <w:r>
-        <w:rPr>
-          <w:rFonts w:ascii="Times New Roman" w:hAnsi="Times New Roman" w:cs="Times New Roman"/>
-          <w:szCs w:val="24"/>
-        </w:rPr>
-        <w:t>ke</w:t>
-      </w:r>
-      <w:proofErr w:type="spellEnd"/>
-      <w:r>
-        <w:rPr>
-          <w:rFonts w:ascii="Times New Roman" w:hAnsi="Times New Roman" w:cs="Times New Roman"/>
-          <w:szCs w:val="24"/>
-        </w:rPr>
-        <w:t xml:space="preserve">-n </w:t>
-      </w:r>
-      <w:proofErr w:type="spellStart"/>
-      <w:r>
-        <w:rPr>
-          <w:rFonts w:ascii="Times New Roman" w:hAnsi="Times New Roman" w:cs="Times New Roman"/>
-          <w:szCs w:val="24"/>
-        </w:rPr>
-        <w:t>untuk</w:t>
-      </w:r>
-      <w:proofErr w:type="spellEnd"/>
-      <w:r>
-        <w:rPr>
-          <w:rFonts w:ascii="Times New Roman" w:hAnsi="Times New Roman" w:cs="Times New Roman"/>
-          <w:szCs w:val="24"/>
-        </w:rPr>
-        <w:t xml:space="preserve"> </w:t>
-      </w:r>
-      <w:proofErr w:type="spellStart"/>
-      <w:r>
-        <w:rPr>
-          <w:rFonts w:ascii="Times New Roman" w:hAnsi="Times New Roman" w:cs="Times New Roman"/>
-          <w:szCs w:val="24"/>
-        </w:rPr>
-        <w:t>mencetak</w:t>
-      </w:r>
-      <w:proofErr w:type="spellEnd"/>
-      <w:r>
-        <w:rPr>
-          <w:rFonts w:ascii="Times New Roman" w:hAnsi="Times New Roman" w:cs="Times New Roman"/>
-          <w:szCs w:val="24"/>
-        </w:rPr>
-        <w:t xml:space="preserve"> </w:t>
-      </w:r>
-      <w:proofErr w:type="spellStart"/>
-      <w:r>
-        <w:rPr>
-          <w:rFonts w:ascii="Times New Roman" w:hAnsi="Times New Roman" w:cs="Times New Roman"/>
-          <w:szCs w:val="24"/>
-        </w:rPr>
-        <w:t>seluruh</w:t>
-      </w:r>
-      <w:proofErr w:type="spellEnd"/>
-      <w:r>
-        <w:rPr>
-          <w:rFonts w:ascii="Times New Roman" w:hAnsi="Times New Roman" w:cs="Times New Roman"/>
-          <w:szCs w:val="24"/>
-        </w:rPr>
-        <w:t xml:space="preserve"> </w:t>
-      </w:r>
-      <w:proofErr w:type="spellStart"/>
-      <w:r>
-        <w:rPr>
-          <w:rFonts w:ascii="Times New Roman" w:hAnsi="Times New Roman" w:cs="Times New Roman"/>
-          <w:szCs w:val="24"/>
-        </w:rPr>
-        <w:t>isi</w:t>
-      </w:r>
-      <w:proofErr w:type="spellEnd"/>
-      <w:r>
-        <w:rPr>
-          <w:rFonts w:ascii="Times New Roman" w:hAnsi="Times New Roman" w:cs="Times New Roman"/>
-          <w:szCs w:val="24"/>
-        </w:rPr>
-        <w:t xml:space="preserve"> data </w:t>
-      </w:r>
-      <w:proofErr w:type="spellStart"/>
-      <w:r>
-        <w:rPr>
-          <w:rFonts w:ascii="Times New Roman" w:hAnsi="Times New Roman" w:cs="Times New Roman"/>
-          <w:szCs w:val="24"/>
-        </w:rPr>
-        <w:t>ke</w:t>
-      </w:r>
-      <w:proofErr w:type="spellEnd"/>
-      <w:r>
-        <w:rPr>
-          <w:rFonts w:ascii="Times New Roman" w:hAnsi="Times New Roman" w:cs="Times New Roman"/>
-          <w:szCs w:val="24"/>
-        </w:rPr>
-        <w:t xml:space="preserve"> terminal. Hal </w:t>
-      </w:r>
-      <w:proofErr w:type="spellStart"/>
-      <w:r>
-        <w:rPr>
-          <w:rFonts w:ascii="Times New Roman" w:hAnsi="Times New Roman" w:cs="Times New Roman"/>
-          <w:szCs w:val="24"/>
-        </w:rPr>
-        <w:t>ini</w:t>
-      </w:r>
-      <w:proofErr w:type="spellEnd"/>
-      <w:r>
-        <w:rPr>
-          <w:rFonts w:ascii="Times New Roman" w:hAnsi="Times New Roman" w:cs="Times New Roman"/>
-          <w:szCs w:val="24"/>
-        </w:rPr>
-        <w:t xml:space="preserve"> </w:t>
-      </w:r>
-      <w:proofErr w:type="spellStart"/>
-      <w:r>
-        <w:rPr>
-          <w:rFonts w:ascii="Times New Roman" w:hAnsi="Times New Roman" w:cs="Times New Roman"/>
-          <w:szCs w:val="24"/>
-        </w:rPr>
-        <w:t>memungkinkan</w:t>
-      </w:r>
-      <w:proofErr w:type="spellEnd"/>
-      <w:r>
-        <w:rPr>
-          <w:rFonts w:ascii="Times New Roman" w:hAnsi="Times New Roman" w:cs="Times New Roman"/>
-          <w:szCs w:val="24"/>
-        </w:rPr>
-        <w:t xml:space="preserve"> </w:t>
-      </w:r>
-      <w:proofErr w:type="spellStart"/>
-      <w:r>
-        <w:rPr>
-          <w:rFonts w:ascii="Times New Roman" w:hAnsi="Times New Roman" w:cs="Times New Roman"/>
-          <w:szCs w:val="24"/>
-        </w:rPr>
-        <w:t>pengguna</w:t>
-      </w:r>
-      <w:proofErr w:type="spellEnd"/>
-      <w:r>
-        <w:rPr>
-          <w:rFonts w:ascii="Times New Roman" w:hAnsi="Times New Roman" w:cs="Times New Roman"/>
-          <w:szCs w:val="24"/>
-        </w:rPr>
-        <w:t xml:space="preserve"> </w:t>
-      </w:r>
-      <w:proofErr w:type="spellStart"/>
-      <w:r>
-        <w:rPr>
-          <w:rFonts w:ascii="Times New Roman" w:hAnsi="Times New Roman" w:cs="Times New Roman"/>
-          <w:szCs w:val="24"/>
-        </w:rPr>
-        <w:t>untuk</w:t>
-      </w:r>
-      <w:proofErr w:type="spellEnd"/>
-      <w:r>
-        <w:rPr>
-          <w:rFonts w:ascii="Times New Roman" w:hAnsi="Times New Roman" w:cs="Times New Roman"/>
-          <w:szCs w:val="24"/>
-        </w:rPr>
-        <w:t xml:space="preserve"> </w:t>
-      </w:r>
-      <w:proofErr w:type="spellStart"/>
-      <w:r>
-        <w:rPr>
-          <w:rFonts w:ascii="Times New Roman" w:hAnsi="Times New Roman" w:cs="Times New Roman"/>
-          <w:szCs w:val="24"/>
-        </w:rPr>
-        <w:t>memverifikasi</w:t>
-      </w:r>
-      <w:proofErr w:type="spellEnd"/>
-      <w:r>
-        <w:rPr>
-          <w:rFonts w:ascii="Times New Roman" w:hAnsi="Times New Roman" w:cs="Times New Roman"/>
-          <w:szCs w:val="24"/>
-        </w:rPr>
-        <w:t xml:space="preserve"> </w:t>
-      </w:r>
-      <w:proofErr w:type="spellStart"/>
-      <w:r>
-        <w:rPr>
-          <w:rFonts w:ascii="Times New Roman" w:hAnsi="Times New Roman" w:cs="Times New Roman"/>
-          <w:szCs w:val="24"/>
-        </w:rPr>
-        <w:t>kondisi</w:t>
-      </w:r>
-      <w:proofErr w:type="spellEnd"/>
-      <w:r>
-        <w:rPr>
-          <w:rFonts w:ascii="Times New Roman" w:hAnsi="Times New Roman" w:cs="Times New Roman"/>
-          <w:szCs w:val="24"/>
-        </w:rPr>
-        <w:t xml:space="preserve"> data pada </w:t>
-      </w:r>
-      <w:proofErr w:type="spellStart"/>
-      <w:r>
-        <w:rPr>
-          <w:rFonts w:ascii="Times New Roman" w:hAnsi="Times New Roman" w:cs="Times New Roman"/>
-          <w:szCs w:val="24"/>
-        </w:rPr>
-        <w:t>setiap</w:t>
-      </w:r>
-      <w:proofErr w:type="spellEnd"/>
-      <w:r>
-        <w:rPr>
-          <w:rFonts w:ascii="Times New Roman" w:hAnsi="Times New Roman" w:cs="Times New Roman"/>
-          <w:szCs w:val="24"/>
-        </w:rPr>
-        <w:t xml:space="preserve"> </w:t>
-      </w:r>
-      <w:proofErr w:type="spellStart"/>
-      <w:r>
-        <w:rPr>
-          <w:rFonts w:ascii="Times New Roman" w:hAnsi="Times New Roman" w:cs="Times New Roman"/>
-          <w:szCs w:val="24"/>
-        </w:rPr>
-        <w:t>tahap</w:t>
-      </w:r>
-      <w:proofErr w:type="spellEnd"/>
-      <w:r>
-        <w:rPr>
-          <w:rFonts w:ascii="Times New Roman" w:hAnsi="Times New Roman" w:cs="Times New Roman"/>
-          <w:szCs w:val="24"/>
-        </w:rPr>
-        <w:t xml:space="preserve"> </w:t>
-      </w:r>
-      <w:proofErr w:type="spellStart"/>
-      <w:r>
-        <w:rPr>
-          <w:rFonts w:ascii="Times New Roman" w:hAnsi="Times New Roman" w:cs="Times New Roman"/>
-          <w:szCs w:val="24"/>
-        </w:rPr>
-        <w:t>pengerjaan</w:t>
-      </w:r>
-      <w:proofErr w:type="spellEnd"/>
-      <w:r>
-        <w:rPr>
-          <w:rFonts w:ascii="Times New Roman" w:hAnsi="Times New Roman" w:cs="Times New Roman"/>
-          <w:szCs w:val="24"/>
-        </w:rPr>
-        <w:t>.</w:t>
+        <w:t>Fungsi tampilkan_larik</w:t>
+      </w:r>
+      <w:r>
+        <w:rPr>
+          <w:rFonts w:ascii="Times New Roman" w:hAnsi="Times New Roman" w:cs="Times New Roman"/>
+          <w:szCs w:val="24"/>
+        </w:rPr>
+        <w:t>: Fungsi ini melakukan iterasi melalui array dari indeks ke-1 hingga ke-n untuk mencetak seluruh isi data ke terminal. Hal ini memungkinkan pengguna untuk memverifikasi kondisi data pada setiap tahap pengerjaan.</w:t>
       </w:r>
     </w:p>
     <w:p>
@@ -10868,7 +7237,6 @@
           <w:szCs w:val="24"/>
         </w:rPr>
       </w:pPr>
-      <w:proofErr w:type="spellStart"/>
       <w:r>
         <w:rPr>
           <w:rFonts w:ascii="Times New Roman" w:hAnsi="Times New Roman" w:cs="Times New Roman"/>
@@ -10876,147 +7244,14 @@
           <w:bCs/>
           <w:szCs w:val="24"/>
         </w:rPr>
-        <w:t>Fungsi</w:t>
-      </w:r>
-      <w:proofErr w:type="spellEnd"/>
-      <w:r>
-        <w:rPr>
-          <w:rFonts w:ascii="Times New Roman" w:hAnsi="Times New Roman" w:cs="Times New Roman"/>
-          <w:b/>
-          <w:bCs/>
-          <w:szCs w:val="24"/>
-        </w:rPr>
-        <w:t xml:space="preserve"> </w:t>
-      </w:r>
-      <w:proofErr w:type="spellStart"/>
-      <w:r>
-        <w:rPr>
-          <w:rFonts w:ascii="Times New Roman" w:hAnsi="Times New Roman" w:cs="Times New Roman"/>
-          <w:b/>
-          <w:bCs/>
-          <w:szCs w:val="24"/>
-        </w:rPr>
-        <w:t>partisi</w:t>
-      </w:r>
-      <w:proofErr w:type="spellEnd"/>
-      <w:r>
-        <w:rPr>
-          <w:rFonts w:ascii="Times New Roman" w:hAnsi="Times New Roman" w:cs="Times New Roman"/>
-          <w:szCs w:val="24"/>
-        </w:rPr>
-        <w:t xml:space="preserve">: </w:t>
-      </w:r>
-      <w:proofErr w:type="spellStart"/>
-      <w:r>
-        <w:rPr>
-          <w:rFonts w:ascii="Times New Roman" w:hAnsi="Times New Roman" w:cs="Times New Roman"/>
-          <w:szCs w:val="24"/>
-        </w:rPr>
-        <w:t>Fungsi</w:t>
-      </w:r>
-      <w:proofErr w:type="spellEnd"/>
-      <w:r>
-        <w:rPr>
-          <w:rFonts w:ascii="Times New Roman" w:hAnsi="Times New Roman" w:cs="Times New Roman"/>
-          <w:szCs w:val="24"/>
-        </w:rPr>
-        <w:t xml:space="preserve"> </w:t>
-      </w:r>
-      <w:proofErr w:type="spellStart"/>
-      <w:r>
-        <w:rPr>
-          <w:rFonts w:ascii="Times New Roman" w:hAnsi="Times New Roman" w:cs="Times New Roman"/>
-          <w:szCs w:val="24"/>
-        </w:rPr>
-        <w:t>ini</w:t>
-      </w:r>
-      <w:proofErr w:type="spellEnd"/>
-      <w:r>
-        <w:rPr>
-          <w:rFonts w:ascii="Times New Roman" w:hAnsi="Times New Roman" w:cs="Times New Roman"/>
-          <w:szCs w:val="24"/>
-        </w:rPr>
-        <w:t xml:space="preserve"> </w:t>
-      </w:r>
-      <w:proofErr w:type="spellStart"/>
-      <w:r>
-        <w:rPr>
-          <w:rFonts w:ascii="Times New Roman" w:hAnsi="Times New Roman" w:cs="Times New Roman"/>
-          <w:szCs w:val="24"/>
-        </w:rPr>
-        <w:t>mengimplementasikan</w:t>
-      </w:r>
-      <w:proofErr w:type="spellEnd"/>
-      <w:r>
-        <w:rPr>
-          <w:rFonts w:ascii="Times New Roman" w:hAnsi="Times New Roman" w:cs="Times New Roman"/>
-          <w:szCs w:val="24"/>
-        </w:rPr>
-        <w:t xml:space="preserve"> </w:t>
-      </w:r>
-      <w:proofErr w:type="spellStart"/>
-      <w:r>
-        <w:rPr>
-          <w:rFonts w:ascii="Times New Roman" w:hAnsi="Times New Roman" w:cs="Times New Roman"/>
-          <w:szCs w:val="24"/>
-        </w:rPr>
-        <w:t>metode</w:t>
-      </w:r>
-      <w:proofErr w:type="spellEnd"/>
-      <w:r>
-        <w:rPr>
-          <w:rFonts w:ascii="Times New Roman" w:hAnsi="Times New Roman" w:cs="Times New Roman"/>
-          <w:szCs w:val="24"/>
-        </w:rPr>
-        <w:t xml:space="preserve"> </w:t>
-      </w:r>
-      <w:proofErr w:type="spellStart"/>
-      <w:r>
-        <w:rPr>
-          <w:rFonts w:ascii="Times New Roman" w:hAnsi="Times New Roman" w:cs="Times New Roman"/>
-          <w:szCs w:val="24"/>
-        </w:rPr>
-        <w:t>partisi</w:t>
-      </w:r>
-      <w:proofErr w:type="spellEnd"/>
-      <w:r>
-        <w:rPr>
-          <w:rFonts w:ascii="Times New Roman" w:hAnsi="Times New Roman" w:cs="Times New Roman"/>
-          <w:szCs w:val="24"/>
-        </w:rPr>
-        <w:t xml:space="preserve"> (</w:t>
-      </w:r>
-      <w:proofErr w:type="spellStart"/>
-      <w:r>
-        <w:rPr>
-          <w:rFonts w:ascii="Times New Roman" w:hAnsi="Times New Roman" w:cs="Times New Roman"/>
-          <w:szCs w:val="24"/>
-        </w:rPr>
-        <w:t>menggunakan</w:t>
-      </w:r>
-      <w:proofErr w:type="spellEnd"/>
-      <w:r>
-        <w:rPr>
-          <w:rFonts w:ascii="Times New Roman" w:hAnsi="Times New Roman" w:cs="Times New Roman"/>
-          <w:szCs w:val="24"/>
-        </w:rPr>
-        <w:t xml:space="preserve"> </w:t>
-      </w:r>
-      <w:proofErr w:type="spellStart"/>
-      <w:r>
-        <w:rPr>
-          <w:rFonts w:ascii="Times New Roman" w:hAnsi="Times New Roman" w:cs="Times New Roman"/>
-          <w:szCs w:val="24"/>
-        </w:rPr>
-        <w:t>skema</w:t>
-      </w:r>
-      <w:proofErr w:type="spellEnd"/>
-      <w:r>
-        <w:rPr>
-          <w:rFonts w:ascii="Times New Roman" w:hAnsi="Times New Roman" w:cs="Times New Roman"/>
-          <w:szCs w:val="24"/>
-        </w:rPr>
-        <w:t xml:space="preserve"> </w:t>
+        <w:t>Fungsi partisi</w:t>
+      </w:r>
+      <w:r>
+        <w:rPr>
+          <w:rFonts w:ascii="Times New Roman" w:hAnsi="Times New Roman" w:cs="Times New Roman"/>
+          <w:szCs w:val="24"/>
+        </w:rPr>
+        <w:t xml:space="preserve">: Fungsi ini mengimplementasikan metode partisi (menggunakan skema </w:t>
       </w:r>
       <w:r>
         <w:rPr>
@@ -11048,101 +7283,12 @@
           <w:szCs w:val="24"/>
         </w:rPr>
       </w:pPr>
-      <w:proofErr w:type="spellStart"/>
-      <w:r>
-        <w:rPr>
-          <w:rFonts w:ascii="Times New Roman" w:hAnsi="Times New Roman" w:cs="Times New Roman"/>
-          <w:szCs w:val="24"/>
-        </w:rPr>
-        <w:t>Fungsi</w:t>
-      </w:r>
-      <w:proofErr w:type="spellEnd"/>
-      <w:r>
-        <w:rPr>
-          <w:rFonts w:ascii="Times New Roman" w:hAnsi="Times New Roman" w:cs="Times New Roman"/>
-          <w:szCs w:val="24"/>
-        </w:rPr>
-        <w:t xml:space="preserve"> </w:t>
-      </w:r>
-      <w:proofErr w:type="spellStart"/>
-      <w:r>
-        <w:rPr>
-          <w:rFonts w:ascii="Times New Roman" w:hAnsi="Times New Roman" w:cs="Times New Roman"/>
-          <w:szCs w:val="24"/>
-        </w:rPr>
-        <w:t>ini</w:t>
-      </w:r>
-      <w:proofErr w:type="spellEnd"/>
-      <w:r>
-        <w:rPr>
-          <w:rFonts w:ascii="Times New Roman" w:hAnsi="Times New Roman" w:cs="Times New Roman"/>
-          <w:szCs w:val="24"/>
-        </w:rPr>
-        <w:t xml:space="preserve"> </w:t>
-      </w:r>
-      <w:proofErr w:type="spellStart"/>
-      <w:r>
-        <w:rPr>
-          <w:rFonts w:ascii="Times New Roman" w:hAnsi="Times New Roman" w:cs="Times New Roman"/>
-          <w:szCs w:val="24"/>
-        </w:rPr>
-        <w:t>memilih</w:t>
-      </w:r>
-      <w:proofErr w:type="spellEnd"/>
-      <w:r>
-        <w:rPr>
-          <w:rFonts w:ascii="Times New Roman" w:hAnsi="Times New Roman" w:cs="Times New Roman"/>
-          <w:szCs w:val="24"/>
-        </w:rPr>
-        <w:t xml:space="preserve"> </w:t>
-      </w:r>
-      <w:proofErr w:type="spellStart"/>
-      <w:r>
-        <w:rPr>
-          <w:rFonts w:ascii="Times New Roman" w:hAnsi="Times New Roman" w:cs="Times New Roman"/>
-          <w:szCs w:val="24"/>
-        </w:rPr>
-        <w:t>elemen</w:t>
-      </w:r>
-      <w:proofErr w:type="spellEnd"/>
-      <w:r>
-        <w:rPr>
-          <w:rFonts w:ascii="Times New Roman" w:hAnsi="Times New Roman" w:cs="Times New Roman"/>
-          <w:szCs w:val="24"/>
-        </w:rPr>
-        <w:t xml:space="preserve"> </w:t>
-      </w:r>
-      <w:proofErr w:type="spellStart"/>
-      <w:r>
-        <w:rPr>
-          <w:rFonts w:ascii="Times New Roman" w:hAnsi="Times New Roman" w:cs="Times New Roman"/>
-          <w:szCs w:val="24"/>
-        </w:rPr>
-        <w:t>pertama</w:t>
-      </w:r>
-      <w:proofErr w:type="spellEnd"/>
-      <w:r>
-        <w:rPr>
-          <w:rFonts w:ascii="Times New Roman" w:hAnsi="Times New Roman" w:cs="Times New Roman"/>
-          <w:szCs w:val="24"/>
-        </w:rPr>
-        <w:t xml:space="preserve"> </w:t>
-      </w:r>
-      <w:proofErr w:type="spellStart"/>
-      <w:r>
-        <w:rPr>
-          <w:rFonts w:ascii="Times New Roman" w:hAnsi="Times New Roman" w:cs="Times New Roman"/>
-          <w:szCs w:val="24"/>
-        </w:rPr>
-        <w:t>sebagai</w:t>
-      </w:r>
-      <w:proofErr w:type="spellEnd"/>
-      <w:r>
-        <w:rPr>
-          <w:rFonts w:ascii="Times New Roman" w:hAnsi="Times New Roman" w:cs="Times New Roman"/>
-          <w:szCs w:val="24"/>
-        </w:rPr>
-        <w:t xml:space="preserve"> </w:t>
+      <w:r>
+        <w:rPr>
+          <w:rFonts w:ascii="Times New Roman" w:hAnsi="Times New Roman" w:cs="Times New Roman"/>
+          <w:szCs w:val="24"/>
+        </w:rPr>
+        <w:t xml:space="preserve">Fungsi ini memilih elemen pertama sebagai </w:t>
       </w:r>
       <w:r>
         <w:rPr>
@@ -11174,261 +7320,12 @@
           <w:szCs w:val="24"/>
         </w:rPr>
       </w:pPr>
-      <w:proofErr w:type="spellStart"/>
-      <w:r>
-        <w:rPr>
-          <w:rFonts w:ascii="Times New Roman" w:hAnsi="Times New Roman" w:cs="Times New Roman"/>
-          <w:szCs w:val="24"/>
-        </w:rPr>
-        <w:t>Terdapat</w:t>
-      </w:r>
-      <w:proofErr w:type="spellEnd"/>
-      <w:r>
-        <w:rPr>
-          <w:rFonts w:ascii="Times New Roman" w:hAnsi="Times New Roman" w:cs="Times New Roman"/>
-          <w:szCs w:val="24"/>
-        </w:rPr>
-        <w:t xml:space="preserve"> dua </w:t>
-      </w:r>
-      <w:proofErr w:type="spellStart"/>
-      <w:r>
-        <w:rPr>
-          <w:rFonts w:ascii="Times New Roman" w:hAnsi="Times New Roman" w:cs="Times New Roman"/>
-          <w:szCs w:val="24"/>
-        </w:rPr>
-        <w:t>penunjuk</w:t>
-      </w:r>
-      <w:proofErr w:type="spellEnd"/>
-      <w:r>
-        <w:rPr>
-          <w:rFonts w:ascii="Times New Roman" w:hAnsi="Times New Roman" w:cs="Times New Roman"/>
-          <w:szCs w:val="24"/>
-        </w:rPr>
-        <w:t xml:space="preserve"> (</w:t>
-      </w:r>
-      <w:proofErr w:type="spellStart"/>
-      <w:r>
-        <w:rPr>
-          <w:rFonts w:ascii="Times New Roman" w:hAnsi="Times New Roman" w:cs="Times New Roman"/>
-          <w:szCs w:val="24"/>
-        </w:rPr>
-        <w:t>i</w:t>
-      </w:r>
-      <w:proofErr w:type="spellEnd"/>
-      <w:r>
-        <w:rPr>
-          <w:rFonts w:ascii="Times New Roman" w:hAnsi="Times New Roman" w:cs="Times New Roman"/>
-          <w:szCs w:val="24"/>
-        </w:rPr>
-        <w:t xml:space="preserve"> dan j) yang </w:t>
-      </w:r>
-      <w:proofErr w:type="spellStart"/>
-      <w:r>
-        <w:rPr>
-          <w:rFonts w:ascii="Times New Roman" w:hAnsi="Times New Roman" w:cs="Times New Roman"/>
-          <w:szCs w:val="24"/>
-        </w:rPr>
-        <w:t>bergerak</w:t>
-      </w:r>
-      <w:proofErr w:type="spellEnd"/>
-      <w:r>
-        <w:rPr>
-          <w:rFonts w:ascii="Times New Roman" w:hAnsi="Times New Roman" w:cs="Times New Roman"/>
-          <w:szCs w:val="24"/>
-        </w:rPr>
-        <w:t xml:space="preserve"> </w:t>
-      </w:r>
-      <w:proofErr w:type="spellStart"/>
-      <w:r>
-        <w:rPr>
-          <w:rFonts w:ascii="Times New Roman" w:hAnsi="Times New Roman" w:cs="Times New Roman"/>
-          <w:szCs w:val="24"/>
-        </w:rPr>
-        <w:t>saling</w:t>
-      </w:r>
-      <w:proofErr w:type="spellEnd"/>
-      <w:r>
-        <w:rPr>
-          <w:rFonts w:ascii="Times New Roman" w:hAnsi="Times New Roman" w:cs="Times New Roman"/>
-          <w:szCs w:val="24"/>
-        </w:rPr>
-        <w:t xml:space="preserve"> </w:t>
-      </w:r>
-      <w:proofErr w:type="spellStart"/>
-      <w:r>
-        <w:rPr>
-          <w:rFonts w:ascii="Times New Roman" w:hAnsi="Times New Roman" w:cs="Times New Roman"/>
-          <w:szCs w:val="24"/>
-        </w:rPr>
-        <w:t>mendekat</w:t>
-      </w:r>
-      <w:proofErr w:type="spellEnd"/>
-      <w:r>
-        <w:rPr>
-          <w:rFonts w:ascii="Times New Roman" w:hAnsi="Times New Roman" w:cs="Times New Roman"/>
-          <w:szCs w:val="24"/>
-        </w:rPr>
-        <w:t xml:space="preserve"> </w:t>
-      </w:r>
-      <w:proofErr w:type="spellStart"/>
-      <w:r>
-        <w:rPr>
-          <w:rFonts w:ascii="Times New Roman" w:hAnsi="Times New Roman" w:cs="Times New Roman"/>
-          <w:szCs w:val="24"/>
-        </w:rPr>
-        <w:t>untuk</w:t>
-      </w:r>
-      <w:proofErr w:type="spellEnd"/>
-      <w:r>
-        <w:rPr>
-          <w:rFonts w:ascii="Times New Roman" w:hAnsi="Times New Roman" w:cs="Times New Roman"/>
-          <w:szCs w:val="24"/>
-        </w:rPr>
-        <w:t xml:space="preserve"> </w:t>
-      </w:r>
-      <w:proofErr w:type="spellStart"/>
-      <w:r>
-        <w:rPr>
-          <w:rFonts w:ascii="Times New Roman" w:hAnsi="Times New Roman" w:cs="Times New Roman"/>
-          <w:szCs w:val="24"/>
-        </w:rPr>
-        <w:t>mencari</w:t>
-      </w:r>
-      <w:proofErr w:type="spellEnd"/>
-      <w:r>
-        <w:rPr>
-          <w:rFonts w:ascii="Times New Roman" w:hAnsi="Times New Roman" w:cs="Times New Roman"/>
-          <w:szCs w:val="24"/>
-        </w:rPr>
-        <w:t xml:space="preserve"> </w:t>
-      </w:r>
-      <w:proofErr w:type="spellStart"/>
-      <w:r>
-        <w:rPr>
-          <w:rFonts w:ascii="Times New Roman" w:hAnsi="Times New Roman" w:cs="Times New Roman"/>
-          <w:szCs w:val="24"/>
-        </w:rPr>
-        <w:t>elemen</w:t>
-      </w:r>
-      <w:proofErr w:type="spellEnd"/>
-      <w:r>
-        <w:rPr>
-          <w:rFonts w:ascii="Times New Roman" w:hAnsi="Times New Roman" w:cs="Times New Roman"/>
-          <w:szCs w:val="24"/>
-        </w:rPr>
-        <w:t xml:space="preserve"> yang </w:t>
-      </w:r>
-      <w:proofErr w:type="spellStart"/>
-      <w:r>
-        <w:rPr>
-          <w:rFonts w:ascii="Times New Roman" w:hAnsi="Times New Roman" w:cs="Times New Roman"/>
-          <w:szCs w:val="24"/>
-        </w:rPr>
-        <w:t>nilainya</w:t>
-      </w:r>
-      <w:proofErr w:type="spellEnd"/>
-      <w:r>
-        <w:rPr>
-          <w:rFonts w:ascii="Times New Roman" w:hAnsi="Times New Roman" w:cs="Times New Roman"/>
-          <w:szCs w:val="24"/>
-        </w:rPr>
-        <w:t xml:space="preserve"> </w:t>
-      </w:r>
-      <w:proofErr w:type="spellStart"/>
-      <w:r>
-        <w:rPr>
-          <w:rFonts w:ascii="Times New Roman" w:hAnsi="Times New Roman" w:cs="Times New Roman"/>
-          <w:szCs w:val="24"/>
-        </w:rPr>
-        <w:t>lebih</w:t>
-      </w:r>
-      <w:proofErr w:type="spellEnd"/>
-      <w:r>
-        <w:rPr>
-          <w:rFonts w:ascii="Times New Roman" w:hAnsi="Times New Roman" w:cs="Times New Roman"/>
-          <w:szCs w:val="24"/>
-        </w:rPr>
-        <w:t xml:space="preserve"> </w:t>
-      </w:r>
-      <w:proofErr w:type="spellStart"/>
-      <w:r>
-        <w:rPr>
-          <w:rFonts w:ascii="Times New Roman" w:hAnsi="Times New Roman" w:cs="Times New Roman"/>
-          <w:szCs w:val="24"/>
-        </w:rPr>
-        <w:t>besar</w:t>
-      </w:r>
-      <w:proofErr w:type="spellEnd"/>
-      <w:r>
-        <w:rPr>
-          <w:rFonts w:ascii="Times New Roman" w:hAnsi="Times New Roman" w:cs="Times New Roman"/>
-          <w:szCs w:val="24"/>
-        </w:rPr>
-        <w:t xml:space="preserve"> </w:t>
-      </w:r>
-      <w:proofErr w:type="spellStart"/>
-      <w:r>
-        <w:rPr>
-          <w:rFonts w:ascii="Times New Roman" w:hAnsi="Times New Roman" w:cs="Times New Roman"/>
-          <w:szCs w:val="24"/>
-        </w:rPr>
-        <w:t>atau</w:t>
-      </w:r>
-      <w:proofErr w:type="spellEnd"/>
-      <w:r>
-        <w:rPr>
-          <w:rFonts w:ascii="Times New Roman" w:hAnsi="Times New Roman" w:cs="Times New Roman"/>
-          <w:szCs w:val="24"/>
-        </w:rPr>
-        <w:t xml:space="preserve"> </w:t>
-      </w:r>
-      <w:proofErr w:type="spellStart"/>
-      <w:r>
-        <w:rPr>
-          <w:rFonts w:ascii="Times New Roman" w:hAnsi="Times New Roman" w:cs="Times New Roman"/>
-          <w:szCs w:val="24"/>
-        </w:rPr>
-        <w:t>lebih</w:t>
-      </w:r>
-      <w:proofErr w:type="spellEnd"/>
-      <w:r>
-        <w:rPr>
-          <w:rFonts w:ascii="Times New Roman" w:hAnsi="Times New Roman" w:cs="Times New Roman"/>
-          <w:szCs w:val="24"/>
-        </w:rPr>
-        <w:t xml:space="preserve"> </w:t>
-      </w:r>
-      <w:proofErr w:type="spellStart"/>
-      <w:r>
-        <w:rPr>
-          <w:rFonts w:ascii="Times New Roman" w:hAnsi="Times New Roman" w:cs="Times New Roman"/>
-          <w:szCs w:val="24"/>
-        </w:rPr>
-        <w:t>kecil</w:t>
-      </w:r>
-      <w:proofErr w:type="spellEnd"/>
-      <w:r>
-        <w:rPr>
-          <w:rFonts w:ascii="Times New Roman" w:hAnsi="Times New Roman" w:cs="Times New Roman"/>
-          <w:szCs w:val="24"/>
-        </w:rPr>
-        <w:t xml:space="preserve"> </w:t>
-      </w:r>
-      <w:proofErr w:type="spellStart"/>
-      <w:r>
-        <w:rPr>
-          <w:rFonts w:ascii="Times New Roman" w:hAnsi="Times New Roman" w:cs="Times New Roman"/>
-          <w:szCs w:val="24"/>
-        </w:rPr>
-        <w:t>dari</w:t>
-      </w:r>
-      <w:proofErr w:type="spellEnd"/>
-      <w:r>
-        <w:rPr>
-          <w:rFonts w:ascii="Times New Roman" w:hAnsi="Times New Roman" w:cs="Times New Roman"/>
-          <w:szCs w:val="24"/>
-        </w:rPr>
-        <w:t xml:space="preserve"> </w:t>
+      <w:r>
+        <w:rPr>
+          <w:rFonts w:ascii="Times New Roman" w:hAnsi="Times New Roman" w:cs="Times New Roman"/>
+          <w:szCs w:val="24"/>
+        </w:rPr>
+        <w:t xml:space="preserve">Terdapat dua penunjuk (i dan j) yang bergerak saling mendekat untuk mencari elemen yang nilainya lebih besar atau lebih kecil dari </w:t>
       </w:r>
       <w:r>
         <w:rPr>
@@ -11465,135 +7362,7 @@
           <w:rFonts w:ascii="Times New Roman" w:hAnsi="Times New Roman" w:cs="Times New Roman"/>
           <w:szCs w:val="24"/>
         </w:rPr>
-        <w:t xml:space="preserve">Jika </w:t>
-      </w:r>
-      <w:proofErr w:type="spellStart"/>
-      <w:r>
-        <w:rPr>
-          <w:rFonts w:ascii="Times New Roman" w:hAnsi="Times New Roman" w:cs="Times New Roman"/>
-          <w:szCs w:val="24"/>
-        </w:rPr>
-        <w:t>ditemukan</w:t>
-      </w:r>
-      <w:proofErr w:type="spellEnd"/>
-      <w:r>
-        <w:rPr>
-          <w:rFonts w:ascii="Times New Roman" w:hAnsi="Times New Roman" w:cs="Times New Roman"/>
-          <w:szCs w:val="24"/>
-        </w:rPr>
-        <w:t xml:space="preserve"> </w:t>
-      </w:r>
-      <w:proofErr w:type="spellStart"/>
-      <w:r>
-        <w:rPr>
-          <w:rFonts w:ascii="Times New Roman" w:hAnsi="Times New Roman" w:cs="Times New Roman"/>
-          <w:szCs w:val="24"/>
-        </w:rPr>
-        <w:t>posisi</w:t>
-      </w:r>
-      <w:proofErr w:type="spellEnd"/>
-      <w:r>
-        <w:rPr>
-          <w:rFonts w:ascii="Times New Roman" w:hAnsi="Times New Roman" w:cs="Times New Roman"/>
-          <w:szCs w:val="24"/>
-        </w:rPr>
-        <w:t xml:space="preserve"> yang </w:t>
-      </w:r>
-      <w:proofErr w:type="spellStart"/>
-      <w:r>
-        <w:rPr>
-          <w:rFonts w:ascii="Times New Roman" w:hAnsi="Times New Roman" w:cs="Times New Roman"/>
-          <w:szCs w:val="24"/>
-        </w:rPr>
-        <w:t>tidak</w:t>
-      </w:r>
-      <w:proofErr w:type="spellEnd"/>
-      <w:r>
-        <w:rPr>
-          <w:rFonts w:ascii="Times New Roman" w:hAnsi="Times New Roman" w:cs="Times New Roman"/>
-          <w:szCs w:val="24"/>
-        </w:rPr>
-        <w:t xml:space="preserve"> </w:t>
-      </w:r>
-      <w:proofErr w:type="spellStart"/>
-      <w:r>
-        <w:rPr>
-          <w:rFonts w:ascii="Times New Roman" w:hAnsi="Times New Roman" w:cs="Times New Roman"/>
-          <w:szCs w:val="24"/>
-        </w:rPr>
-        <w:t>sesuai</w:t>
-      </w:r>
-      <w:proofErr w:type="spellEnd"/>
-      <w:r>
-        <w:rPr>
-          <w:rFonts w:ascii="Times New Roman" w:hAnsi="Times New Roman" w:cs="Times New Roman"/>
-          <w:szCs w:val="24"/>
-        </w:rPr>
-        <w:t xml:space="preserve">, </w:t>
-      </w:r>
-      <w:proofErr w:type="spellStart"/>
-      <w:r>
-        <w:rPr>
-          <w:rFonts w:ascii="Times New Roman" w:hAnsi="Times New Roman" w:cs="Times New Roman"/>
-          <w:szCs w:val="24"/>
-        </w:rPr>
-        <w:t>elemen</w:t>
-      </w:r>
-      <w:proofErr w:type="spellEnd"/>
-      <w:r>
-        <w:rPr>
-          <w:rFonts w:ascii="Times New Roman" w:hAnsi="Times New Roman" w:cs="Times New Roman"/>
-          <w:szCs w:val="24"/>
-        </w:rPr>
-        <w:t xml:space="preserve"> </w:t>
-      </w:r>
-      <w:proofErr w:type="spellStart"/>
-      <w:r>
-        <w:rPr>
-          <w:rFonts w:ascii="Times New Roman" w:hAnsi="Times New Roman" w:cs="Times New Roman"/>
-          <w:szCs w:val="24"/>
-        </w:rPr>
-        <w:t>tersebut</w:t>
-      </w:r>
-      <w:proofErr w:type="spellEnd"/>
-      <w:r>
-        <w:rPr>
-          <w:rFonts w:ascii="Times New Roman" w:hAnsi="Times New Roman" w:cs="Times New Roman"/>
-          <w:szCs w:val="24"/>
-        </w:rPr>
-        <w:t xml:space="preserve"> </w:t>
-      </w:r>
-      <w:proofErr w:type="spellStart"/>
-      <w:r>
-        <w:rPr>
-          <w:rFonts w:ascii="Times New Roman" w:hAnsi="Times New Roman" w:cs="Times New Roman"/>
-          <w:szCs w:val="24"/>
-        </w:rPr>
-        <w:t>akan</w:t>
-      </w:r>
-      <w:proofErr w:type="spellEnd"/>
-      <w:r>
-        <w:rPr>
-          <w:rFonts w:ascii="Times New Roman" w:hAnsi="Times New Roman" w:cs="Times New Roman"/>
-          <w:szCs w:val="24"/>
-        </w:rPr>
-        <w:t xml:space="preserve"> </w:t>
-      </w:r>
-      <w:proofErr w:type="spellStart"/>
-      <w:r>
-        <w:rPr>
-          <w:rFonts w:ascii="Times New Roman" w:hAnsi="Times New Roman" w:cs="Times New Roman"/>
-          <w:szCs w:val="24"/>
-        </w:rPr>
-        <w:t>ditukar</w:t>
-      </w:r>
-      <w:proofErr w:type="spellEnd"/>
-      <w:r>
-        <w:rPr>
-          <w:rFonts w:ascii="Times New Roman" w:hAnsi="Times New Roman" w:cs="Times New Roman"/>
-          <w:szCs w:val="24"/>
-        </w:rPr>
-        <w:t xml:space="preserve"> (</w:t>
+        <w:t>Jika ditemukan posisi yang tidak sesuai, elemen tersebut akan ditukar (</w:t>
       </w:r>
       <w:r>
         <w:rPr>
@@ -11609,119 +7378,7 @@
           <w:rFonts w:ascii="Times New Roman" w:hAnsi="Times New Roman" w:cs="Times New Roman"/>
           <w:szCs w:val="24"/>
         </w:rPr>
-        <w:t xml:space="preserve">). Hasil </w:t>
-      </w:r>
-      <w:proofErr w:type="spellStart"/>
-      <w:r>
-        <w:rPr>
-          <w:rFonts w:ascii="Times New Roman" w:hAnsi="Times New Roman" w:cs="Times New Roman"/>
-          <w:szCs w:val="24"/>
-        </w:rPr>
-        <w:t>akhirnya</w:t>
-      </w:r>
-      <w:proofErr w:type="spellEnd"/>
-      <w:r>
-        <w:rPr>
-          <w:rFonts w:ascii="Times New Roman" w:hAnsi="Times New Roman" w:cs="Times New Roman"/>
-          <w:szCs w:val="24"/>
-        </w:rPr>
-        <w:t xml:space="preserve"> </w:t>
-      </w:r>
-      <w:proofErr w:type="spellStart"/>
-      <w:r>
-        <w:rPr>
-          <w:rFonts w:ascii="Times New Roman" w:hAnsi="Times New Roman" w:cs="Times New Roman"/>
-          <w:szCs w:val="24"/>
-        </w:rPr>
-        <w:t>adalah</w:t>
-      </w:r>
-      <w:proofErr w:type="spellEnd"/>
-      <w:r>
-        <w:rPr>
-          <w:rFonts w:ascii="Times New Roman" w:hAnsi="Times New Roman" w:cs="Times New Roman"/>
-          <w:szCs w:val="24"/>
-        </w:rPr>
-        <w:t xml:space="preserve"> </w:t>
-      </w:r>
-      <w:proofErr w:type="spellStart"/>
-      <w:r>
-        <w:rPr>
-          <w:rFonts w:ascii="Times New Roman" w:hAnsi="Times New Roman" w:cs="Times New Roman"/>
-          <w:szCs w:val="24"/>
-        </w:rPr>
-        <w:t>pengelompokan</w:t>
-      </w:r>
-      <w:proofErr w:type="spellEnd"/>
-      <w:r>
-        <w:rPr>
-          <w:rFonts w:ascii="Times New Roman" w:hAnsi="Times New Roman" w:cs="Times New Roman"/>
-          <w:szCs w:val="24"/>
-        </w:rPr>
-        <w:t xml:space="preserve"> data di mana </w:t>
-      </w:r>
-      <w:proofErr w:type="spellStart"/>
-      <w:r>
-        <w:rPr>
-          <w:rFonts w:ascii="Times New Roman" w:hAnsi="Times New Roman" w:cs="Times New Roman"/>
-          <w:szCs w:val="24"/>
-        </w:rPr>
-        <w:t>nilai</w:t>
-      </w:r>
-      <w:proofErr w:type="spellEnd"/>
-      <w:r>
-        <w:rPr>
-          <w:rFonts w:ascii="Times New Roman" w:hAnsi="Times New Roman" w:cs="Times New Roman"/>
-          <w:szCs w:val="24"/>
-        </w:rPr>
-        <w:t xml:space="preserve"> yang </w:t>
-      </w:r>
-      <w:proofErr w:type="spellStart"/>
-      <w:r>
-        <w:rPr>
-          <w:rFonts w:ascii="Times New Roman" w:hAnsi="Times New Roman" w:cs="Times New Roman"/>
-          <w:szCs w:val="24"/>
-        </w:rPr>
-        <w:t>lebih</w:t>
-      </w:r>
-      <w:proofErr w:type="spellEnd"/>
-      <w:r>
-        <w:rPr>
-          <w:rFonts w:ascii="Times New Roman" w:hAnsi="Times New Roman" w:cs="Times New Roman"/>
-          <w:szCs w:val="24"/>
-        </w:rPr>
-        <w:t xml:space="preserve"> </w:t>
-      </w:r>
-      <w:proofErr w:type="spellStart"/>
-      <w:r>
-        <w:rPr>
-          <w:rFonts w:ascii="Times New Roman" w:hAnsi="Times New Roman" w:cs="Times New Roman"/>
-          <w:szCs w:val="24"/>
-        </w:rPr>
-        <w:t>kecil</w:t>
-      </w:r>
-      <w:proofErr w:type="spellEnd"/>
-      <w:r>
-        <w:rPr>
-          <w:rFonts w:ascii="Times New Roman" w:hAnsi="Times New Roman" w:cs="Times New Roman"/>
-          <w:szCs w:val="24"/>
-        </w:rPr>
-        <w:t xml:space="preserve"> </w:t>
-      </w:r>
-      <w:proofErr w:type="spellStart"/>
-      <w:r>
-        <w:rPr>
-          <w:rFonts w:ascii="Times New Roman" w:hAnsi="Times New Roman" w:cs="Times New Roman"/>
-          <w:szCs w:val="24"/>
-        </w:rPr>
-        <w:t>dari</w:t>
-      </w:r>
-      <w:proofErr w:type="spellEnd"/>
-      <w:r>
-        <w:rPr>
-          <w:rFonts w:ascii="Times New Roman" w:hAnsi="Times New Roman" w:cs="Times New Roman"/>
-          <w:szCs w:val="24"/>
-        </w:rPr>
-        <w:t xml:space="preserve"> </w:t>
+        <w:t xml:space="preserve">). Hasil akhirnya adalah pengelompokan data di mana nilai yang lebih kecil dari </w:t>
       </w:r>
       <w:r>
         <w:rPr>
@@ -11737,119 +7394,7 @@
           <w:rFonts w:ascii="Times New Roman" w:hAnsi="Times New Roman" w:cs="Times New Roman"/>
           <w:szCs w:val="24"/>
         </w:rPr>
-        <w:t xml:space="preserve"> </w:t>
-      </w:r>
-      <w:proofErr w:type="spellStart"/>
-      <w:r>
-        <w:rPr>
-          <w:rFonts w:ascii="Times New Roman" w:hAnsi="Times New Roman" w:cs="Times New Roman"/>
-          <w:szCs w:val="24"/>
-        </w:rPr>
-        <w:t>berada</w:t>
-      </w:r>
-      <w:proofErr w:type="spellEnd"/>
-      <w:r>
-        <w:rPr>
-          <w:rFonts w:ascii="Times New Roman" w:hAnsi="Times New Roman" w:cs="Times New Roman"/>
-          <w:szCs w:val="24"/>
-        </w:rPr>
-        <w:t xml:space="preserve"> di </w:t>
-      </w:r>
-      <w:proofErr w:type="spellStart"/>
-      <w:r>
-        <w:rPr>
-          <w:rFonts w:ascii="Times New Roman" w:hAnsi="Times New Roman" w:cs="Times New Roman"/>
-          <w:szCs w:val="24"/>
-        </w:rPr>
-        <w:t>sebelah</w:t>
-      </w:r>
-      <w:proofErr w:type="spellEnd"/>
-      <w:r>
-        <w:rPr>
-          <w:rFonts w:ascii="Times New Roman" w:hAnsi="Times New Roman" w:cs="Times New Roman"/>
-          <w:szCs w:val="24"/>
-        </w:rPr>
-        <w:t xml:space="preserve"> kiri dan </w:t>
-      </w:r>
-      <w:proofErr w:type="spellStart"/>
-      <w:r>
-        <w:rPr>
-          <w:rFonts w:ascii="Times New Roman" w:hAnsi="Times New Roman" w:cs="Times New Roman"/>
-          <w:szCs w:val="24"/>
-        </w:rPr>
-        <w:t>nilai</w:t>
-      </w:r>
-      <w:proofErr w:type="spellEnd"/>
-      <w:r>
-        <w:rPr>
-          <w:rFonts w:ascii="Times New Roman" w:hAnsi="Times New Roman" w:cs="Times New Roman"/>
-          <w:szCs w:val="24"/>
-        </w:rPr>
-        <w:t xml:space="preserve"> yang </w:t>
-      </w:r>
-      <w:proofErr w:type="spellStart"/>
-      <w:r>
-        <w:rPr>
-          <w:rFonts w:ascii="Times New Roman" w:hAnsi="Times New Roman" w:cs="Times New Roman"/>
-          <w:szCs w:val="24"/>
-        </w:rPr>
-        <w:t>lebih</w:t>
-      </w:r>
-      <w:proofErr w:type="spellEnd"/>
-      <w:r>
-        <w:rPr>
-          <w:rFonts w:ascii="Times New Roman" w:hAnsi="Times New Roman" w:cs="Times New Roman"/>
-          <w:szCs w:val="24"/>
-        </w:rPr>
-        <w:t xml:space="preserve"> </w:t>
-      </w:r>
-      <w:proofErr w:type="spellStart"/>
-      <w:r>
-        <w:rPr>
-          <w:rFonts w:ascii="Times New Roman" w:hAnsi="Times New Roman" w:cs="Times New Roman"/>
-          <w:szCs w:val="24"/>
-        </w:rPr>
-        <w:t>besar</w:t>
-      </w:r>
-      <w:proofErr w:type="spellEnd"/>
-      <w:r>
-        <w:rPr>
-          <w:rFonts w:ascii="Times New Roman" w:hAnsi="Times New Roman" w:cs="Times New Roman"/>
-          <w:szCs w:val="24"/>
-        </w:rPr>
-        <w:t xml:space="preserve"> di </w:t>
-      </w:r>
-      <w:proofErr w:type="spellStart"/>
-      <w:r>
-        <w:rPr>
-          <w:rFonts w:ascii="Times New Roman" w:hAnsi="Times New Roman" w:cs="Times New Roman"/>
-          <w:szCs w:val="24"/>
-        </w:rPr>
-        <w:t>sebelah</w:t>
-      </w:r>
-      <w:proofErr w:type="spellEnd"/>
-      <w:r>
-        <w:rPr>
-          <w:rFonts w:ascii="Times New Roman" w:hAnsi="Times New Roman" w:cs="Times New Roman"/>
-          <w:szCs w:val="24"/>
-        </w:rPr>
-        <w:t xml:space="preserve"> </w:t>
-      </w:r>
-      <w:proofErr w:type="spellStart"/>
-      <w:r>
-        <w:rPr>
-          <w:rFonts w:ascii="Times New Roman" w:hAnsi="Times New Roman" w:cs="Times New Roman"/>
-          <w:szCs w:val="24"/>
-        </w:rPr>
-        <w:t>kanan</w:t>
-      </w:r>
-      <w:proofErr w:type="spellEnd"/>
-      <w:r>
-        <w:rPr>
-          <w:rFonts w:ascii="Times New Roman" w:hAnsi="Times New Roman" w:cs="Times New Roman"/>
-          <w:szCs w:val="24"/>
-        </w:rPr>
-        <w:t>.</w:t>
+        <w:t xml:space="preserve"> berada di sebelah kiri dan nilai yang lebih besar di sebelah kanan.</w:t>
       </w:r>
     </w:p>
     <w:p>
@@ -11865,7 +7410,6 @@
           <w:szCs w:val="24"/>
         </w:rPr>
       </w:pPr>
-      <w:proofErr w:type="spellStart"/>
       <w:r>
         <w:rPr>
           <w:rFonts w:ascii="Times New Roman" w:hAnsi="Times New Roman" w:cs="Times New Roman"/>
@@ -11873,131 +7417,14 @@
           <w:bCs/>
           <w:szCs w:val="24"/>
         </w:rPr>
-        <w:t>Fungsi</w:t>
-      </w:r>
-      <w:proofErr w:type="spellEnd"/>
-      <w:r>
-        <w:rPr>
-          <w:rFonts w:ascii="Times New Roman" w:hAnsi="Times New Roman" w:cs="Times New Roman"/>
-          <w:b/>
-          <w:bCs/>
-          <w:szCs w:val="24"/>
-        </w:rPr>
-        <w:t xml:space="preserve"> </w:t>
-      </w:r>
-      <w:proofErr w:type="spellStart"/>
-      <w:r>
-        <w:rPr>
-          <w:rFonts w:ascii="Times New Roman" w:hAnsi="Times New Roman" w:cs="Times New Roman"/>
-          <w:b/>
-          <w:bCs/>
-          <w:szCs w:val="24"/>
-        </w:rPr>
-        <w:t>quick_sort</w:t>
-      </w:r>
-      <w:proofErr w:type="spellEnd"/>
-      <w:r>
-        <w:rPr>
-          <w:rFonts w:ascii="Times New Roman" w:hAnsi="Times New Roman" w:cs="Times New Roman"/>
-          <w:szCs w:val="24"/>
-        </w:rPr>
-        <w:t xml:space="preserve">: </w:t>
-      </w:r>
-      <w:proofErr w:type="spellStart"/>
-      <w:r>
-        <w:rPr>
-          <w:rFonts w:ascii="Times New Roman" w:hAnsi="Times New Roman" w:cs="Times New Roman"/>
-          <w:szCs w:val="24"/>
-        </w:rPr>
-        <w:t>Fungsi</w:t>
-      </w:r>
-      <w:proofErr w:type="spellEnd"/>
-      <w:r>
-        <w:rPr>
-          <w:rFonts w:ascii="Times New Roman" w:hAnsi="Times New Roman" w:cs="Times New Roman"/>
-          <w:szCs w:val="24"/>
-        </w:rPr>
-        <w:t xml:space="preserve"> </w:t>
-      </w:r>
-      <w:proofErr w:type="spellStart"/>
-      <w:r>
-        <w:rPr>
-          <w:rFonts w:ascii="Times New Roman" w:hAnsi="Times New Roman" w:cs="Times New Roman"/>
-          <w:szCs w:val="24"/>
-        </w:rPr>
-        <w:t>ini</w:t>
-      </w:r>
-      <w:proofErr w:type="spellEnd"/>
-      <w:r>
-        <w:rPr>
-          <w:rFonts w:ascii="Times New Roman" w:hAnsi="Times New Roman" w:cs="Times New Roman"/>
-          <w:szCs w:val="24"/>
-        </w:rPr>
-        <w:t xml:space="preserve"> </w:t>
-      </w:r>
-      <w:proofErr w:type="spellStart"/>
-      <w:r>
-        <w:rPr>
-          <w:rFonts w:ascii="Times New Roman" w:hAnsi="Times New Roman" w:cs="Times New Roman"/>
-          <w:szCs w:val="24"/>
-        </w:rPr>
-        <w:t>menjalankan</w:t>
-      </w:r>
-      <w:proofErr w:type="spellEnd"/>
-      <w:r>
-        <w:rPr>
-          <w:rFonts w:ascii="Times New Roman" w:hAnsi="Times New Roman" w:cs="Times New Roman"/>
-          <w:szCs w:val="24"/>
-        </w:rPr>
-        <w:t xml:space="preserve"> </w:t>
-      </w:r>
-      <w:proofErr w:type="spellStart"/>
-      <w:r>
-        <w:rPr>
-          <w:rFonts w:ascii="Times New Roman" w:hAnsi="Times New Roman" w:cs="Times New Roman"/>
-          <w:szCs w:val="24"/>
-        </w:rPr>
-        <w:t>mekanisme</w:t>
-      </w:r>
-      <w:proofErr w:type="spellEnd"/>
-      <w:r>
-        <w:rPr>
-          <w:rFonts w:ascii="Times New Roman" w:hAnsi="Times New Roman" w:cs="Times New Roman"/>
-          <w:szCs w:val="24"/>
-        </w:rPr>
-        <w:t xml:space="preserve"> </w:t>
-      </w:r>
-      <w:proofErr w:type="spellStart"/>
-      <w:r>
-        <w:rPr>
-          <w:rFonts w:ascii="Times New Roman" w:hAnsi="Times New Roman" w:cs="Times New Roman"/>
-          <w:szCs w:val="24"/>
-        </w:rPr>
-        <w:t>rekursif</w:t>
-      </w:r>
-      <w:proofErr w:type="spellEnd"/>
-      <w:r>
-        <w:rPr>
-          <w:rFonts w:ascii="Times New Roman" w:hAnsi="Times New Roman" w:cs="Times New Roman"/>
-          <w:szCs w:val="24"/>
-        </w:rPr>
-        <w:t xml:space="preserve"> pada </w:t>
-      </w:r>
-      <w:proofErr w:type="spellStart"/>
-      <w:r>
-        <w:rPr>
-          <w:rFonts w:ascii="Times New Roman" w:hAnsi="Times New Roman" w:cs="Times New Roman"/>
-          <w:szCs w:val="24"/>
-        </w:rPr>
-        <w:t>algoritma</w:t>
-      </w:r>
-      <w:proofErr w:type="spellEnd"/>
-      <w:r>
-        <w:rPr>
-          <w:rFonts w:ascii="Times New Roman" w:hAnsi="Times New Roman" w:cs="Times New Roman"/>
-          <w:szCs w:val="24"/>
-        </w:rPr>
-        <w:t>.</w:t>
+        <w:t>Fungsi quick_sort</w:t>
+      </w:r>
+      <w:r>
+        <w:rPr>
+          <w:rFonts w:ascii="Times New Roman" w:hAnsi="Times New Roman" w:cs="Times New Roman"/>
+          <w:szCs w:val="24"/>
+        </w:rPr>
+        <w:t>: Fungsi ini menjalankan mekanisme rekursif pada algoritma.</w:t>
       </w:r>
     </w:p>
     <w:p>
@@ -12013,101 +7440,12 @@
           <w:szCs w:val="24"/>
         </w:rPr>
       </w:pPr>
-      <w:proofErr w:type="spellStart"/>
-      <w:r>
-        <w:rPr>
-          <w:rFonts w:ascii="Times New Roman" w:hAnsi="Times New Roman" w:cs="Times New Roman"/>
-          <w:szCs w:val="24"/>
-        </w:rPr>
-        <w:t>Setelah</w:t>
-      </w:r>
-      <w:proofErr w:type="spellEnd"/>
-      <w:r>
-        <w:rPr>
-          <w:rFonts w:ascii="Times New Roman" w:hAnsi="Times New Roman" w:cs="Times New Roman"/>
-          <w:szCs w:val="24"/>
-        </w:rPr>
-        <w:t xml:space="preserve"> </w:t>
-      </w:r>
-      <w:proofErr w:type="spellStart"/>
-      <w:r>
-        <w:rPr>
-          <w:rFonts w:ascii="Times New Roman" w:hAnsi="Times New Roman" w:cs="Times New Roman"/>
-          <w:szCs w:val="24"/>
-        </w:rPr>
-        <w:t>fungsi</w:t>
-      </w:r>
-      <w:proofErr w:type="spellEnd"/>
-      <w:r>
-        <w:rPr>
-          <w:rFonts w:ascii="Times New Roman" w:hAnsi="Times New Roman" w:cs="Times New Roman"/>
-          <w:szCs w:val="24"/>
-        </w:rPr>
-        <w:t xml:space="preserve"> </w:t>
-      </w:r>
-      <w:proofErr w:type="spellStart"/>
-      <w:r>
-        <w:rPr>
-          <w:rFonts w:ascii="Times New Roman" w:hAnsi="Times New Roman" w:cs="Times New Roman"/>
-          <w:szCs w:val="24"/>
-        </w:rPr>
-        <w:t>partisi</w:t>
-      </w:r>
-      <w:proofErr w:type="spellEnd"/>
-      <w:r>
-        <w:rPr>
-          <w:rFonts w:ascii="Times New Roman" w:hAnsi="Times New Roman" w:cs="Times New Roman"/>
-          <w:szCs w:val="24"/>
-        </w:rPr>
-        <w:t xml:space="preserve"> </w:t>
-      </w:r>
-      <w:proofErr w:type="spellStart"/>
-      <w:r>
-        <w:rPr>
-          <w:rFonts w:ascii="Times New Roman" w:hAnsi="Times New Roman" w:cs="Times New Roman"/>
-          <w:szCs w:val="24"/>
-        </w:rPr>
-        <w:t>menetapkan</w:t>
-      </w:r>
-      <w:proofErr w:type="spellEnd"/>
-      <w:r>
-        <w:rPr>
-          <w:rFonts w:ascii="Times New Roman" w:hAnsi="Times New Roman" w:cs="Times New Roman"/>
-          <w:szCs w:val="24"/>
-        </w:rPr>
-        <w:t xml:space="preserve"> </w:t>
-      </w:r>
-      <w:proofErr w:type="spellStart"/>
-      <w:r>
-        <w:rPr>
-          <w:rFonts w:ascii="Times New Roman" w:hAnsi="Times New Roman" w:cs="Times New Roman"/>
-          <w:szCs w:val="24"/>
-        </w:rPr>
-        <w:t>titik</w:t>
-      </w:r>
-      <w:proofErr w:type="spellEnd"/>
-      <w:r>
-        <w:rPr>
-          <w:rFonts w:ascii="Times New Roman" w:hAnsi="Times New Roman" w:cs="Times New Roman"/>
-          <w:szCs w:val="24"/>
-        </w:rPr>
-        <w:t xml:space="preserve"> </w:t>
-      </w:r>
-      <w:proofErr w:type="spellStart"/>
-      <w:r>
-        <w:rPr>
-          <w:rFonts w:ascii="Times New Roman" w:hAnsi="Times New Roman" w:cs="Times New Roman"/>
-          <w:szCs w:val="24"/>
-        </w:rPr>
-        <w:t>pisah</w:t>
-      </w:r>
-      <w:proofErr w:type="spellEnd"/>
-      <w:r>
-        <w:rPr>
-          <w:rFonts w:ascii="Times New Roman" w:hAnsi="Times New Roman" w:cs="Times New Roman"/>
-          <w:szCs w:val="24"/>
-        </w:rPr>
-        <w:t xml:space="preserve"> (</w:t>
+      <w:r>
+        <w:rPr>
+          <w:rFonts w:ascii="Times New Roman" w:hAnsi="Times New Roman" w:cs="Times New Roman"/>
+          <w:szCs w:val="24"/>
+        </w:rPr>
+        <w:t>Setelah fungsi partisi menetapkan titik pisah (</w:t>
       </w:r>
       <w:r>
         <w:rPr>
@@ -12123,167 +7461,7 @@
           <w:rFonts w:ascii="Times New Roman" w:hAnsi="Times New Roman" w:cs="Times New Roman"/>
           <w:szCs w:val="24"/>
         </w:rPr>
-        <w:t xml:space="preserve">), </w:t>
-      </w:r>
-      <w:proofErr w:type="spellStart"/>
-      <w:r>
-        <w:rPr>
-          <w:rFonts w:ascii="Times New Roman" w:hAnsi="Times New Roman" w:cs="Times New Roman"/>
-          <w:szCs w:val="24"/>
-        </w:rPr>
-        <w:t>fungsi</w:t>
-      </w:r>
-      <w:proofErr w:type="spellEnd"/>
-      <w:r>
-        <w:rPr>
-          <w:rFonts w:ascii="Times New Roman" w:hAnsi="Times New Roman" w:cs="Times New Roman"/>
-          <w:szCs w:val="24"/>
-        </w:rPr>
-        <w:t xml:space="preserve"> </w:t>
-      </w:r>
-      <w:proofErr w:type="spellStart"/>
-      <w:r>
-        <w:rPr>
-          <w:rFonts w:ascii="Times New Roman" w:hAnsi="Times New Roman" w:cs="Times New Roman"/>
-          <w:szCs w:val="24"/>
-        </w:rPr>
-        <w:t>quick_sort</w:t>
-      </w:r>
-      <w:proofErr w:type="spellEnd"/>
-      <w:r>
-        <w:rPr>
-          <w:rFonts w:ascii="Times New Roman" w:hAnsi="Times New Roman" w:cs="Times New Roman"/>
-          <w:szCs w:val="24"/>
-        </w:rPr>
-        <w:t xml:space="preserve"> </w:t>
-      </w:r>
-      <w:proofErr w:type="spellStart"/>
-      <w:r>
-        <w:rPr>
-          <w:rFonts w:ascii="Times New Roman" w:hAnsi="Times New Roman" w:cs="Times New Roman"/>
-          <w:szCs w:val="24"/>
-        </w:rPr>
-        <w:t>akan</w:t>
-      </w:r>
-      <w:proofErr w:type="spellEnd"/>
-      <w:r>
-        <w:rPr>
-          <w:rFonts w:ascii="Times New Roman" w:hAnsi="Times New Roman" w:cs="Times New Roman"/>
-          <w:szCs w:val="24"/>
-        </w:rPr>
-        <w:t xml:space="preserve"> </w:t>
-      </w:r>
-      <w:proofErr w:type="spellStart"/>
-      <w:r>
-        <w:rPr>
-          <w:rFonts w:ascii="Times New Roman" w:hAnsi="Times New Roman" w:cs="Times New Roman"/>
-          <w:szCs w:val="24"/>
-        </w:rPr>
-        <w:t>memanggil</w:t>
-      </w:r>
-      <w:proofErr w:type="spellEnd"/>
-      <w:r>
-        <w:rPr>
-          <w:rFonts w:ascii="Times New Roman" w:hAnsi="Times New Roman" w:cs="Times New Roman"/>
-          <w:szCs w:val="24"/>
-        </w:rPr>
-        <w:t xml:space="preserve"> </w:t>
-      </w:r>
-      <w:proofErr w:type="spellStart"/>
-      <w:r>
-        <w:rPr>
-          <w:rFonts w:ascii="Times New Roman" w:hAnsi="Times New Roman" w:cs="Times New Roman"/>
-          <w:szCs w:val="24"/>
-        </w:rPr>
-        <w:t>dirinya</w:t>
-      </w:r>
-      <w:proofErr w:type="spellEnd"/>
-      <w:r>
-        <w:rPr>
-          <w:rFonts w:ascii="Times New Roman" w:hAnsi="Times New Roman" w:cs="Times New Roman"/>
-          <w:szCs w:val="24"/>
-        </w:rPr>
-        <w:t xml:space="preserve"> </w:t>
-      </w:r>
-      <w:proofErr w:type="spellStart"/>
-      <w:r>
-        <w:rPr>
-          <w:rFonts w:ascii="Times New Roman" w:hAnsi="Times New Roman" w:cs="Times New Roman"/>
-          <w:szCs w:val="24"/>
-        </w:rPr>
-        <w:t>sendiri</w:t>
-      </w:r>
-      <w:proofErr w:type="spellEnd"/>
-      <w:r>
-        <w:rPr>
-          <w:rFonts w:ascii="Times New Roman" w:hAnsi="Times New Roman" w:cs="Times New Roman"/>
-          <w:szCs w:val="24"/>
-        </w:rPr>
-        <w:t xml:space="preserve"> </w:t>
-      </w:r>
-      <w:proofErr w:type="spellStart"/>
-      <w:r>
-        <w:rPr>
-          <w:rFonts w:ascii="Times New Roman" w:hAnsi="Times New Roman" w:cs="Times New Roman"/>
-          <w:szCs w:val="24"/>
-        </w:rPr>
-        <w:t>untuk</w:t>
-      </w:r>
-      <w:proofErr w:type="spellEnd"/>
-      <w:r>
-        <w:rPr>
-          <w:rFonts w:ascii="Times New Roman" w:hAnsi="Times New Roman" w:cs="Times New Roman"/>
-          <w:szCs w:val="24"/>
-        </w:rPr>
-        <w:t xml:space="preserve"> </w:t>
-      </w:r>
-      <w:proofErr w:type="spellStart"/>
-      <w:r>
-        <w:rPr>
-          <w:rFonts w:ascii="Times New Roman" w:hAnsi="Times New Roman" w:cs="Times New Roman"/>
-          <w:szCs w:val="24"/>
-        </w:rPr>
-        <w:t>mengurutkan</w:t>
-      </w:r>
-      <w:proofErr w:type="spellEnd"/>
-      <w:r>
-        <w:rPr>
-          <w:rFonts w:ascii="Times New Roman" w:hAnsi="Times New Roman" w:cs="Times New Roman"/>
-          <w:szCs w:val="24"/>
-        </w:rPr>
-        <w:t xml:space="preserve"> </w:t>
-      </w:r>
-      <w:proofErr w:type="spellStart"/>
-      <w:r>
-        <w:rPr>
-          <w:rFonts w:ascii="Times New Roman" w:hAnsi="Times New Roman" w:cs="Times New Roman"/>
-          <w:szCs w:val="24"/>
-        </w:rPr>
-        <w:t>bagian</w:t>
-      </w:r>
-      <w:proofErr w:type="spellEnd"/>
-      <w:r>
-        <w:rPr>
-          <w:rFonts w:ascii="Times New Roman" w:hAnsi="Times New Roman" w:cs="Times New Roman"/>
-          <w:szCs w:val="24"/>
-        </w:rPr>
-        <w:t xml:space="preserve"> kiri (data </w:t>
-      </w:r>
-      <w:proofErr w:type="spellStart"/>
-      <w:r>
-        <w:rPr>
-          <w:rFonts w:ascii="Times New Roman" w:hAnsi="Times New Roman" w:cs="Times New Roman"/>
-          <w:szCs w:val="24"/>
-        </w:rPr>
-        <w:t>sebelum</w:t>
-      </w:r>
-      <w:proofErr w:type="spellEnd"/>
-      <w:r>
-        <w:rPr>
-          <w:rFonts w:ascii="Times New Roman" w:hAnsi="Times New Roman" w:cs="Times New Roman"/>
-          <w:szCs w:val="24"/>
-        </w:rPr>
-        <w:t xml:space="preserve"> </w:t>
+        <w:t xml:space="preserve">), fungsi quick_sort akan memanggil dirinya sendiri untuk mengurutkan bagian kiri (data sebelum </w:t>
       </w:r>
       <w:r>
         <w:rPr>
@@ -12299,55 +7477,7 @@
           <w:rFonts w:ascii="Times New Roman" w:hAnsi="Times New Roman" w:cs="Times New Roman"/>
           <w:szCs w:val="24"/>
         </w:rPr>
-        <w:t xml:space="preserve">) dan </w:t>
-      </w:r>
-      <w:proofErr w:type="spellStart"/>
-      <w:r>
-        <w:rPr>
-          <w:rFonts w:ascii="Times New Roman" w:hAnsi="Times New Roman" w:cs="Times New Roman"/>
-          <w:szCs w:val="24"/>
-        </w:rPr>
-        <w:t>bagian</w:t>
-      </w:r>
-      <w:proofErr w:type="spellEnd"/>
-      <w:r>
-        <w:rPr>
-          <w:rFonts w:ascii="Times New Roman" w:hAnsi="Times New Roman" w:cs="Times New Roman"/>
-          <w:szCs w:val="24"/>
-        </w:rPr>
-        <w:t xml:space="preserve"> </w:t>
-      </w:r>
-      <w:proofErr w:type="spellStart"/>
-      <w:r>
-        <w:rPr>
-          <w:rFonts w:ascii="Times New Roman" w:hAnsi="Times New Roman" w:cs="Times New Roman"/>
-          <w:szCs w:val="24"/>
-        </w:rPr>
-        <w:t>kanan</w:t>
-      </w:r>
-      <w:proofErr w:type="spellEnd"/>
-      <w:r>
-        <w:rPr>
-          <w:rFonts w:ascii="Times New Roman" w:hAnsi="Times New Roman" w:cs="Times New Roman"/>
-          <w:szCs w:val="24"/>
-        </w:rPr>
-        <w:t xml:space="preserve"> (data </w:t>
-      </w:r>
-      <w:proofErr w:type="spellStart"/>
-      <w:r>
-        <w:rPr>
-          <w:rFonts w:ascii="Times New Roman" w:hAnsi="Times New Roman" w:cs="Times New Roman"/>
-          <w:szCs w:val="24"/>
-        </w:rPr>
-        <w:t>sesudah</w:t>
-      </w:r>
-      <w:proofErr w:type="spellEnd"/>
-      <w:r>
-        <w:rPr>
-          <w:rFonts w:ascii="Times New Roman" w:hAnsi="Times New Roman" w:cs="Times New Roman"/>
-          <w:szCs w:val="24"/>
-        </w:rPr>
-        <w:t xml:space="preserve"> </w:t>
+        <w:t xml:space="preserve">) dan bagian kanan (data sesudah </w:t>
       </w:r>
       <w:r>
         <w:rPr>
@@ -12363,39 +7493,7 @@
           <w:rFonts w:ascii="Times New Roman" w:hAnsi="Times New Roman" w:cs="Times New Roman"/>
           <w:szCs w:val="24"/>
         </w:rPr>
-        <w:t xml:space="preserve">) </w:t>
-      </w:r>
-      <w:proofErr w:type="spellStart"/>
-      <w:r>
-        <w:rPr>
-          <w:rFonts w:ascii="Times New Roman" w:hAnsi="Times New Roman" w:cs="Times New Roman"/>
-          <w:szCs w:val="24"/>
-        </w:rPr>
-        <w:t>secara</w:t>
-      </w:r>
-      <w:proofErr w:type="spellEnd"/>
-      <w:r>
-        <w:rPr>
-          <w:rFonts w:ascii="Times New Roman" w:hAnsi="Times New Roman" w:cs="Times New Roman"/>
-          <w:szCs w:val="24"/>
-        </w:rPr>
-        <w:t xml:space="preserve"> </w:t>
-      </w:r>
-      <w:proofErr w:type="spellStart"/>
-      <w:r>
-        <w:rPr>
-          <w:rFonts w:ascii="Times New Roman" w:hAnsi="Times New Roman" w:cs="Times New Roman"/>
-          <w:szCs w:val="24"/>
-        </w:rPr>
-        <w:t>terpisah</w:t>
-      </w:r>
-      <w:proofErr w:type="spellEnd"/>
-      <w:r>
-        <w:rPr>
-          <w:rFonts w:ascii="Times New Roman" w:hAnsi="Times New Roman" w:cs="Times New Roman"/>
-          <w:szCs w:val="24"/>
-        </w:rPr>
-        <w:t>.</w:t>
+        <w:t>) secara terpisah.</w:t>
       </w:r>
     </w:p>
     <w:p>
@@ -12416,327 +7514,7 @@
           <w:rFonts w:ascii="Times New Roman" w:hAnsi="Times New Roman" w:cs="Times New Roman"/>
           <w:szCs w:val="24"/>
         </w:rPr>
-        <w:t xml:space="preserve">Proses </w:t>
-      </w:r>
-      <w:proofErr w:type="spellStart"/>
-      <w:r>
-        <w:rPr>
-          <w:rFonts w:ascii="Times New Roman" w:hAnsi="Times New Roman" w:cs="Times New Roman"/>
-          <w:szCs w:val="24"/>
-        </w:rPr>
-        <w:t>ini</w:t>
-      </w:r>
-      <w:proofErr w:type="spellEnd"/>
-      <w:r>
-        <w:rPr>
-          <w:rFonts w:ascii="Times New Roman" w:hAnsi="Times New Roman" w:cs="Times New Roman"/>
-          <w:szCs w:val="24"/>
-        </w:rPr>
-        <w:t xml:space="preserve"> </w:t>
-      </w:r>
-      <w:proofErr w:type="spellStart"/>
-      <w:r>
-        <w:rPr>
-          <w:rFonts w:ascii="Times New Roman" w:hAnsi="Times New Roman" w:cs="Times New Roman"/>
-          <w:szCs w:val="24"/>
-        </w:rPr>
-        <w:t>akan</w:t>
-      </w:r>
-      <w:proofErr w:type="spellEnd"/>
-      <w:r>
-        <w:rPr>
-          <w:rFonts w:ascii="Times New Roman" w:hAnsi="Times New Roman" w:cs="Times New Roman"/>
-          <w:szCs w:val="24"/>
-        </w:rPr>
-        <w:t xml:space="preserve"> </w:t>
-      </w:r>
-      <w:proofErr w:type="spellStart"/>
-      <w:r>
-        <w:rPr>
-          <w:rFonts w:ascii="Times New Roman" w:hAnsi="Times New Roman" w:cs="Times New Roman"/>
-          <w:szCs w:val="24"/>
-        </w:rPr>
-        <w:t>terus</w:t>
-      </w:r>
-      <w:proofErr w:type="spellEnd"/>
-      <w:r>
-        <w:rPr>
-          <w:rFonts w:ascii="Times New Roman" w:hAnsi="Times New Roman" w:cs="Times New Roman"/>
-          <w:szCs w:val="24"/>
-        </w:rPr>
-        <w:t xml:space="preserve"> </w:t>
-      </w:r>
-      <w:proofErr w:type="spellStart"/>
-      <w:r>
-        <w:rPr>
-          <w:rFonts w:ascii="Times New Roman" w:hAnsi="Times New Roman" w:cs="Times New Roman"/>
-          <w:szCs w:val="24"/>
-        </w:rPr>
-        <w:t>berlanjut</w:t>
-      </w:r>
-      <w:proofErr w:type="spellEnd"/>
-      <w:r>
-        <w:rPr>
-          <w:rFonts w:ascii="Times New Roman" w:hAnsi="Times New Roman" w:cs="Times New Roman"/>
-          <w:szCs w:val="24"/>
-        </w:rPr>
-        <w:t xml:space="preserve"> </w:t>
-      </w:r>
-      <w:proofErr w:type="spellStart"/>
-      <w:r>
-        <w:rPr>
-          <w:rFonts w:ascii="Times New Roman" w:hAnsi="Times New Roman" w:cs="Times New Roman"/>
-          <w:szCs w:val="24"/>
-        </w:rPr>
-        <w:t>hingga</w:t>
-      </w:r>
-      <w:proofErr w:type="spellEnd"/>
-      <w:r>
-        <w:rPr>
-          <w:rFonts w:ascii="Times New Roman" w:hAnsi="Times New Roman" w:cs="Times New Roman"/>
-          <w:szCs w:val="24"/>
-        </w:rPr>
-        <w:t xml:space="preserve"> sub-array yang </w:t>
-      </w:r>
-      <w:proofErr w:type="spellStart"/>
-      <w:r>
-        <w:rPr>
-          <w:rFonts w:ascii="Times New Roman" w:hAnsi="Times New Roman" w:cs="Times New Roman"/>
-          <w:szCs w:val="24"/>
-        </w:rPr>
-        <w:t>diproses</w:t>
-      </w:r>
-      <w:proofErr w:type="spellEnd"/>
-      <w:r>
-        <w:rPr>
-          <w:rFonts w:ascii="Times New Roman" w:hAnsi="Times New Roman" w:cs="Times New Roman"/>
-          <w:szCs w:val="24"/>
-        </w:rPr>
-        <w:t xml:space="preserve"> </w:t>
-      </w:r>
-      <w:proofErr w:type="spellStart"/>
-      <w:r>
-        <w:rPr>
-          <w:rFonts w:ascii="Times New Roman" w:hAnsi="Times New Roman" w:cs="Times New Roman"/>
-          <w:szCs w:val="24"/>
-        </w:rPr>
-        <w:t>hanya</w:t>
-      </w:r>
-      <w:proofErr w:type="spellEnd"/>
-      <w:r>
-        <w:rPr>
-          <w:rFonts w:ascii="Times New Roman" w:hAnsi="Times New Roman" w:cs="Times New Roman"/>
-          <w:szCs w:val="24"/>
-        </w:rPr>
-        <w:t xml:space="preserve"> </w:t>
-      </w:r>
-      <w:proofErr w:type="spellStart"/>
-      <w:r>
-        <w:rPr>
-          <w:rFonts w:ascii="Times New Roman" w:hAnsi="Times New Roman" w:cs="Times New Roman"/>
-          <w:szCs w:val="24"/>
-        </w:rPr>
-        <w:t>tersisa</w:t>
-      </w:r>
-      <w:proofErr w:type="spellEnd"/>
-      <w:r>
-        <w:rPr>
-          <w:rFonts w:ascii="Times New Roman" w:hAnsi="Times New Roman" w:cs="Times New Roman"/>
-          <w:szCs w:val="24"/>
-        </w:rPr>
-        <w:t xml:space="preserve"> </w:t>
-      </w:r>
-      <w:proofErr w:type="spellStart"/>
-      <w:r>
-        <w:rPr>
-          <w:rFonts w:ascii="Times New Roman" w:hAnsi="Times New Roman" w:cs="Times New Roman"/>
-          <w:szCs w:val="24"/>
-        </w:rPr>
-        <w:t>satu</w:t>
-      </w:r>
-      <w:proofErr w:type="spellEnd"/>
-      <w:r>
-        <w:rPr>
-          <w:rFonts w:ascii="Times New Roman" w:hAnsi="Times New Roman" w:cs="Times New Roman"/>
-          <w:szCs w:val="24"/>
-        </w:rPr>
-        <w:t xml:space="preserve"> </w:t>
-      </w:r>
-      <w:proofErr w:type="spellStart"/>
-      <w:r>
-        <w:rPr>
-          <w:rFonts w:ascii="Times New Roman" w:hAnsi="Times New Roman" w:cs="Times New Roman"/>
-          <w:szCs w:val="24"/>
-        </w:rPr>
-        <w:t>elemen</w:t>
-      </w:r>
-      <w:proofErr w:type="spellEnd"/>
-      <w:r>
-        <w:rPr>
-          <w:rFonts w:ascii="Times New Roman" w:hAnsi="Times New Roman" w:cs="Times New Roman"/>
-          <w:szCs w:val="24"/>
-        </w:rPr>
-        <w:t xml:space="preserve"> (</w:t>
-      </w:r>
-      <w:proofErr w:type="spellStart"/>
-      <w:r>
-        <w:rPr>
-          <w:rFonts w:ascii="Times New Roman" w:hAnsi="Times New Roman" w:cs="Times New Roman"/>
-          <w:szCs w:val="24"/>
-        </w:rPr>
-        <w:t>kondisi</w:t>
-      </w:r>
-      <w:proofErr w:type="spellEnd"/>
-      <w:r>
-        <w:rPr>
-          <w:rFonts w:ascii="Times New Roman" w:hAnsi="Times New Roman" w:cs="Times New Roman"/>
-          <w:szCs w:val="24"/>
-        </w:rPr>
-        <w:t xml:space="preserve"> </w:t>
-      </w:r>
-      <w:proofErr w:type="spellStart"/>
-      <w:r>
-        <w:rPr>
-          <w:rFonts w:ascii="Times New Roman" w:hAnsi="Times New Roman" w:cs="Times New Roman"/>
-          <w:szCs w:val="24"/>
-        </w:rPr>
-        <w:t>dasar</w:t>
-      </w:r>
-      <w:proofErr w:type="spellEnd"/>
-      <w:r>
-        <w:rPr>
-          <w:rFonts w:ascii="Times New Roman" w:hAnsi="Times New Roman" w:cs="Times New Roman"/>
-          <w:szCs w:val="24"/>
-        </w:rPr>
-        <w:t xml:space="preserve"> </w:t>
-      </w:r>
-      <w:proofErr w:type="spellStart"/>
-      <w:r>
-        <w:rPr>
-          <w:rFonts w:ascii="Times New Roman" w:hAnsi="Times New Roman" w:cs="Times New Roman"/>
-          <w:szCs w:val="24"/>
-        </w:rPr>
-        <w:t>rekursi</w:t>
-      </w:r>
-      <w:proofErr w:type="spellEnd"/>
-      <w:r>
-        <w:rPr>
-          <w:rFonts w:ascii="Times New Roman" w:hAnsi="Times New Roman" w:cs="Times New Roman"/>
-          <w:szCs w:val="24"/>
-        </w:rPr>
-        <w:t xml:space="preserve">), yang </w:t>
-      </w:r>
-      <w:proofErr w:type="spellStart"/>
-      <w:r>
-        <w:rPr>
-          <w:rFonts w:ascii="Times New Roman" w:hAnsi="Times New Roman" w:cs="Times New Roman"/>
-          <w:szCs w:val="24"/>
-        </w:rPr>
-        <w:t>menandakan</w:t>
-      </w:r>
-      <w:proofErr w:type="spellEnd"/>
-      <w:r>
-        <w:rPr>
-          <w:rFonts w:ascii="Times New Roman" w:hAnsi="Times New Roman" w:cs="Times New Roman"/>
-          <w:szCs w:val="24"/>
-        </w:rPr>
-        <w:t xml:space="preserve"> </w:t>
-      </w:r>
-      <w:proofErr w:type="spellStart"/>
-      <w:r>
-        <w:rPr>
-          <w:rFonts w:ascii="Times New Roman" w:hAnsi="Times New Roman" w:cs="Times New Roman"/>
-          <w:szCs w:val="24"/>
-        </w:rPr>
-        <w:t>bahwa</w:t>
-      </w:r>
-      <w:proofErr w:type="spellEnd"/>
-      <w:r>
-        <w:rPr>
-          <w:rFonts w:ascii="Times New Roman" w:hAnsi="Times New Roman" w:cs="Times New Roman"/>
-          <w:szCs w:val="24"/>
-        </w:rPr>
-        <w:t xml:space="preserve"> </w:t>
-      </w:r>
-      <w:proofErr w:type="spellStart"/>
-      <w:r>
-        <w:rPr>
-          <w:rFonts w:ascii="Times New Roman" w:hAnsi="Times New Roman" w:cs="Times New Roman"/>
-          <w:szCs w:val="24"/>
-        </w:rPr>
-        <w:t>seluruh</w:t>
-      </w:r>
-      <w:proofErr w:type="spellEnd"/>
-      <w:r>
-        <w:rPr>
-          <w:rFonts w:ascii="Times New Roman" w:hAnsi="Times New Roman" w:cs="Times New Roman"/>
-          <w:szCs w:val="24"/>
-        </w:rPr>
-        <w:t xml:space="preserve"> data </w:t>
-      </w:r>
-      <w:proofErr w:type="spellStart"/>
-      <w:r>
-        <w:rPr>
-          <w:rFonts w:ascii="Times New Roman" w:hAnsi="Times New Roman" w:cs="Times New Roman"/>
-          <w:szCs w:val="24"/>
-        </w:rPr>
-        <w:t>telah</w:t>
-      </w:r>
-      <w:proofErr w:type="spellEnd"/>
-      <w:r>
-        <w:rPr>
-          <w:rFonts w:ascii="Times New Roman" w:hAnsi="Times New Roman" w:cs="Times New Roman"/>
-          <w:szCs w:val="24"/>
-        </w:rPr>
-        <w:t xml:space="preserve"> </w:t>
-      </w:r>
-      <w:proofErr w:type="spellStart"/>
-      <w:r>
-        <w:rPr>
-          <w:rFonts w:ascii="Times New Roman" w:hAnsi="Times New Roman" w:cs="Times New Roman"/>
-          <w:szCs w:val="24"/>
-        </w:rPr>
-        <w:t>terurut</w:t>
-      </w:r>
-      <w:proofErr w:type="spellEnd"/>
-      <w:r>
-        <w:rPr>
-          <w:rFonts w:ascii="Times New Roman" w:hAnsi="Times New Roman" w:cs="Times New Roman"/>
-          <w:szCs w:val="24"/>
-        </w:rPr>
-        <w:t xml:space="preserve"> </w:t>
-      </w:r>
-      <w:proofErr w:type="spellStart"/>
-      <w:r>
-        <w:rPr>
-          <w:rFonts w:ascii="Times New Roman" w:hAnsi="Times New Roman" w:cs="Times New Roman"/>
-          <w:szCs w:val="24"/>
-        </w:rPr>
-        <w:t>dengan</w:t>
-      </w:r>
-      <w:proofErr w:type="spellEnd"/>
-      <w:r>
-        <w:rPr>
-          <w:rFonts w:ascii="Times New Roman" w:hAnsi="Times New Roman" w:cs="Times New Roman"/>
-          <w:szCs w:val="24"/>
-        </w:rPr>
-        <w:t xml:space="preserve"> </w:t>
-      </w:r>
-      <w:proofErr w:type="spellStart"/>
-      <w:r>
-        <w:rPr>
-          <w:rFonts w:ascii="Times New Roman" w:hAnsi="Times New Roman" w:cs="Times New Roman"/>
-          <w:szCs w:val="24"/>
-        </w:rPr>
-        <w:t>benar</w:t>
-      </w:r>
-      <w:proofErr w:type="spellEnd"/>
-      <w:r>
-        <w:rPr>
-          <w:rFonts w:ascii="Times New Roman" w:hAnsi="Times New Roman" w:cs="Times New Roman"/>
-          <w:szCs w:val="24"/>
-        </w:rPr>
-        <w:t>.</w:t>
+        <w:t>Proses ini akan terus berlanjut hingga sub-array yang diproses hanya tersisa satu elemen (kondisi dasar rekursi), yang menandakan bahwa seluruh data telah terurut dengan benar.</w:t>
       </w:r>
     </w:p>
     <w:p>
@@ -12755,21 +7533,12 @@
         </w:rPr>
         <w:t xml:space="preserve">3. </w:t>
       </w:r>
-      <w:proofErr w:type="spellStart"/>
-      <w:r>
-        <w:rPr>
-          <w:rFonts w:ascii="Times New Roman" w:hAnsi="Times New Roman" w:cs="Times New Roman"/>
-          <w:szCs w:val="24"/>
-        </w:rPr>
-        <w:t>Penjelasan</w:t>
-      </w:r>
-      <w:proofErr w:type="spellEnd"/>
-      <w:r>
-        <w:rPr>
-          <w:rFonts w:ascii="Times New Roman" w:hAnsi="Times New Roman" w:cs="Times New Roman"/>
-          <w:szCs w:val="24"/>
-        </w:rPr>
-        <w:t xml:space="preserve"> </w:t>
+      <w:r>
+        <w:rPr>
+          <w:rFonts w:ascii="Times New Roman" w:hAnsi="Times New Roman" w:cs="Times New Roman"/>
+          <w:szCs w:val="24"/>
+        </w:rPr>
+        <w:t xml:space="preserve">Penjelasan </w:t>
       </w:r>
       <w:r>
         <w:rPr>
@@ -12786,6 +7555,133 @@
           <w:szCs w:val="24"/>
         </w:rPr>
         <w:t xml:space="preserve"> (main.cpp)</w:t>
+      </w:r>
+    </w:p>
+    <w:p>
+      <w:pPr>
+        <w:spacing w:line="240" w:lineRule="auto"/>
+        <w:jc w:val="center"/>
+        <w:rPr>
+          <w:rFonts w:ascii="Times New Roman" w:hAnsi="Times New Roman" w:cs="Times New Roman"/>
+          <w:szCs w:val="24"/>
+        </w:rPr>
+      </w:pPr>
+      <w:r>
+        <w:rPr>
+          <w:noProof/>
+        </w:rPr>
+        <w:drawing>
+          <wp:inline distT="0" distB="0" distL="0" distR="0" wp14:anchorId="143F96D4" wp14:editId="7B6566A1">
+            <wp:extent cx="3524170" cy="1972754"/>
+            <wp:effectExtent l="0" t="0" r="635" b="8890"/>
+            <wp:docPr id="1078253180" name="Picture 1"/>
+            <wp:cNvGraphicFramePr>
+              <a:graphicFrameLocks xmlns:a="http://schemas.openxmlformats.org/drawingml/2006/main" noChangeAspect="1"/>
+            </wp:cNvGraphicFramePr>
+            <a:graphic xmlns:a="http://schemas.openxmlformats.org/drawingml/2006/main">
+              <a:graphicData uri="http://schemas.openxmlformats.org/drawingml/2006/picture">
+                <pic:pic xmlns:pic="http://schemas.openxmlformats.org/drawingml/2006/picture">
+                  <pic:nvPicPr>
+                    <pic:cNvPr id="0" name="Picture 1"/>
+                    <pic:cNvPicPr>
+                      <a:picLocks noChangeAspect="1" noChangeArrowheads="1"/>
+                    </pic:cNvPicPr>
+                  </pic:nvPicPr>
+                  <pic:blipFill>
+                    <a:blip r:embed="rId9" cstate="print">
+                      <a:extLst>
+                        <a:ext uri="{28A0092B-C50C-407E-A947-70E740481C1C}">
+                          <a14:useLocalDpi xmlns:a14="http://schemas.microsoft.com/office/drawing/2010/main" val="0"/>
+                        </a:ext>
+                      </a:extLst>
+                    </a:blip>
+                    <a:srcRect/>
+                    <a:stretch>
+                      <a:fillRect/>
+                    </a:stretch>
+                  </pic:blipFill>
+                  <pic:spPr bwMode="auto">
+                    <a:xfrm>
+                      <a:off x="0" y="0"/>
+                      <a:ext cx="3578899" cy="2003390"/>
+                    </a:xfrm>
+                    <a:prstGeom prst="rect">
+                      <a:avLst/>
+                    </a:prstGeom>
+                    <a:noFill/>
+                    <a:ln>
+                      <a:noFill/>
+                    </a:ln>
+                  </pic:spPr>
+                </pic:pic>
+              </a:graphicData>
+            </a:graphic>
+          </wp:inline>
+        </w:drawing>
+      </w:r>
+    </w:p>
+    <w:p>
+      <w:pPr>
+        <w:spacing w:line="240" w:lineRule="auto"/>
+        <w:jc w:val="center"/>
+        <w:rPr>
+          <w:rFonts w:ascii="Times New Roman" w:hAnsi="Times New Roman" w:cs="Times New Roman"/>
+          <w:szCs w:val="24"/>
+        </w:rPr>
+      </w:pPr>
+      <w:r>
+        <w:rPr>
+          <w:noProof/>
+        </w:rPr>
+        <w:lastRenderedPageBreak/>
+        <w:drawing>
+          <wp:inline distT="0" distB="0" distL="0" distR="0" wp14:anchorId="0DE37688" wp14:editId="2A683927">
+            <wp:extent cx="3478193" cy="1310721"/>
+            <wp:effectExtent l="0" t="0" r="8255" b="3810"/>
+            <wp:docPr id="560882252" name="Picture 2"/>
+            <wp:cNvGraphicFramePr>
+              <a:graphicFrameLocks xmlns:a="http://schemas.openxmlformats.org/drawingml/2006/main" noChangeAspect="1"/>
+            </wp:cNvGraphicFramePr>
+            <a:graphic xmlns:a="http://schemas.openxmlformats.org/drawingml/2006/main">
+              <a:graphicData uri="http://schemas.openxmlformats.org/drawingml/2006/picture">
+                <pic:pic xmlns:pic="http://schemas.openxmlformats.org/drawingml/2006/picture">
+                  <pic:nvPicPr>
+                    <pic:cNvPr id="0" name="Picture 3"/>
+                    <pic:cNvPicPr>
+                      <a:picLocks noChangeAspect="1" noChangeArrowheads="1"/>
+                    </pic:cNvPicPr>
+                  </pic:nvPicPr>
+                  <pic:blipFill>
+                    <a:blip r:embed="rId10" cstate="print">
+                      <a:extLst>
+                        <a:ext uri="{28A0092B-C50C-407E-A947-70E740481C1C}">
+                          <a14:useLocalDpi xmlns:a14="http://schemas.microsoft.com/office/drawing/2010/main" val="0"/>
+                        </a:ext>
+                      </a:extLst>
+                    </a:blip>
+                    <a:srcRect/>
+                    <a:stretch>
+                      <a:fillRect/>
+                    </a:stretch>
+                  </pic:blipFill>
+                  <pic:spPr bwMode="auto">
+                    <a:xfrm>
+                      <a:off x="0" y="0"/>
+                      <a:ext cx="3497189" cy="1317879"/>
+                    </a:xfrm>
+                    <a:prstGeom prst="rect">
+                      <a:avLst/>
+                    </a:prstGeom>
+                    <a:noFill/>
+                    <a:ln>
+                      <a:noFill/>
+                    </a:ln>
+                  </pic:spPr>
+                </pic:pic>
+              </a:graphicData>
+            </a:graphic>
+          </wp:inline>
+        </w:drawing>
       </w:r>
     </w:p>
     <w:p>
@@ -12803,295 +7699,7 @@
           <w:rFonts w:ascii="Times New Roman" w:hAnsi="Times New Roman" w:cs="Times New Roman"/>
           <w:szCs w:val="24"/>
         </w:rPr>
-        <w:t xml:space="preserve">File main.cpp </w:t>
-      </w:r>
-      <w:proofErr w:type="spellStart"/>
-      <w:r>
-        <w:rPr>
-          <w:rFonts w:ascii="Times New Roman" w:hAnsi="Times New Roman" w:cs="Times New Roman"/>
-          <w:szCs w:val="24"/>
-        </w:rPr>
-        <w:t>berfungsi</w:t>
-      </w:r>
-      <w:proofErr w:type="spellEnd"/>
-      <w:r>
-        <w:rPr>
-          <w:rFonts w:ascii="Times New Roman" w:hAnsi="Times New Roman" w:cs="Times New Roman"/>
-          <w:szCs w:val="24"/>
-        </w:rPr>
-        <w:t xml:space="preserve"> </w:t>
-      </w:r>
-      <w:proofErr w:type="spellStart"/>
-      <w:r>
-        <w:rPr>
-          <w:rFonts w:ascii="Times New Roman" w:hAnsi="Times New Roman" w:cs="Times New Roman"/>
-          <w:szCs w:val="24"/>
-        </w:rPr>
-        <w:t>sebagai</w:t>
-      </w:r>
-      <w:proofErr w:type="spellEnd"/>
-      <w:r>
-        <w:rPr>
-          <w:rFonts w:ascii="Times New Roman" w:hAnsi="Times New Roman" w:cs="Times New Roman"/>
-          <w:szCs w:val="24"/>
-        </w:rPr>
-        <w:t xml:space="preserve"> </w:t>
-      </w:r>
-      <w:proofErr w:type="spellStart"/>
-      <w:r>
-        <w:rPr>
-          <w:rFonts w:ascii="Times New Roman" w:hAnsi="Times New Roman" w:cs="Times New Roman"/>
-          <w:szCs w:val="24"/>
-        </w:rPr>
-        <w:t>titik</w:t>
-      </w:r>
-      <w:proofErr w:type="spellEnd"/>
-      <w:r>
-        <w:rPr>
-          <w:rFonts w:ascii="Times New Roman" w:hAnsi="Times New Roman" w:cs="Times New Roman"/>
-          <w:szCs w:val="24"/>
-        </w:rPr>
-        <w:t xml:space="preserve"> </w:t>
-      </w:r>
-      <w:proofErr w:type="spellStart"/>
-      <w:r>
-        <w:rPr>
-          <w:rFonts w:ascii="Times New Roman" w:hAnsi="Times New Roman" w:cs="Times New Roman"/>
-          <w:szCs w:val="24"/>
-        </w:rPr>
-        <w:t>awal</w:t>
-      </w:r>
-      <w:proofErr w:type="spellEnd"/>
-      <w:r>
-        <w:rPr>
-          <w:rFonts w:ascii="Times New Roman" w:hAnsi="Times New Roman" w:cs="Times New Roman"/>
-          <w:szCs w:val="24"/>
-        </w:rPr>
-        <w:t xml:space="preserve"> </w:t>
-      </w:r>
-      <w:proofErr w:type="spellStart"/>
-      <w:r>
-        <w:rPr>
-          <w:rFonts w:ascii="Times New Roman" w:hAnsi="Times New Roman" w:cs="Times New Roman"/>
-          <w:szCs w:val="24"/>
-        </w:rPr>
-        <w:t>eksekusi</w:t>
-      </w:r>
-      <w:proofErr w:type="spellEnd"/>
-      <w:r>
-        <w:rPr>
-          <w:rFonts w:ascii="Times New Roman" w:hAnsi="Times New Roman" w:cs="Times New Roman"/>
-          <w:szCs w:val="24"/>
-        </w:rPr>
-        <w:t xml:space="preserve"> program </w:t>
-      </w:r>
-      <w:proofErr w:type="spellStart"/>
-      <w:r>
-        <w:rPr>
-          <w:rFonts w:ascii="Times New Roman" w:hAnsi="Times New Roman" w:cs="Times New Roman"/>
-          <w:szCs w:val="24"/>
-        </w:rPr>
-        <w:t>sekaligus</w:t>
-      </w:r>
-      <w:proofErr w:type="spellEnd"/>
-      <w:r>
-        <w:rPr>
-          <w:rFonts w:ascii="Times New Roman" w:hAnsi="Times New Roman" w:cs="Times New Roman"/>
-          <w:szCs w:val="24"/>
-        </w:rPr>
-        <w:t xml:space="preserve"> </w:t>
-      </w:r>
-      <w:proofErr w:type="spellStart"/>
-      <w:r>
-        <w:rPr>
-          <w:rFonts w:ascii="Times New Roman" w:hAnsi="Times New Roman" w:cs="Times New Roman"/>
-          <w:szCs w:val="24"/>
-        </w:rPr>
-        <w:t>antarmuka</w:t>
-      </w:r>
-      <w:proofErr w:type="spellEnd"/>
-      <w:r>
-        <w:rPr>
-          <w:rFonts w:ascii="Times New Roman" w:hAnsi="Times New Roman" w:cs="Times New Roman"/>
-          <w:szCs w:val="24"/>
-        </w:rPr>
-        <w:t xml:space="preserve"> </w:t>
-      </w:r>
-      <w:proofErr w:type="spellStart"/>
-      <w:r>
-        <w:rPr>
-          <w:rFonts w:ascii="Times New Roman" w:hAnsi="Times New Roman" w:cs="Times New Roman"/>
-          <w:szCs w:val="24"/>
-        </w:rPr>
-        <w:t>interaksi</w:t>
-      </w:r>
-      <w:proofErr w:type="spellEnd"/>
-      <w:r>
-        <w:rPr>
-          <w:rFonts w:ascii="Times New Roman" w:hAnsi="Times New Roman" w:cs="Times New Roman"/>
-          <w:szCs w:val="24"/>
-        </w:rPr>
-        <w:t xml:space="preserve"> </w:t>
-      </w:r>
-      <w:proofErr w:type="spellStart"/>
-      <w:r>
-        <w:rPr>
-          <w:rFonts w:ascii="Times New Roman" w:hAnsi="Times New Roman" w:cs="Times New Roman"/>
-          <w:szCs w:val="24"/>
-        </w:rPr>
-        <w:t>antara</w:t>
-      </w:r>
-      <w:proofErr w:type="spellEnd"/>
-      <w:r>
-        <w:rPr>
-          <w:rFonts w:ascii="Times New Roman" w:hAnsi="Times New Roman" w:cs="Times New Roman"/>
-          <w:szCs w:val="24"/>
-        </w:rPr>
-        <w:t xml:space="preserve"> </w:t>
-      </w:r>
-      <w:proofErr w:type="spellStart"/>
-      <w:r>
-        <w:rPr>
-          <w:rFonts w:ascii="Times New Roman" w:hAnsi="Times New Roman" w:cs="Times New Roman"/>
-          <w:szCs w:val="24"/>
-        </w:rPr>
-        <w:t>pengguna</w:t>
-      </w:r>
-      <w:proofErr w:type="spellEnd"/>
-      <w:r>
-        <w:rPr>
-          <w:rFonts w:ascii="Times New Roman" w:hAnsi="Times New Roman" w:cs="Times New Roman"/>
-          <w:szCs w:val="24"/>
-        </w:rPr>
-        <w:t xml:space="preserve"> dan </w:t>
-      </w:r>
-      <w:proofErr w:type="spellStart"/>
-      <w:r>
-        <w:rPr>
-          <w:rFonts w:ascii="Times New Roman" w:hAnsi="Times New Roman" w:cs="Times New Roman"/>
-          <w:szCs w:val="24"/>
-        </w:rPr>
-        <w:t>sistem</w:t>
-      </w:r>
-      <w:proofErr w:type="spellEnd"/>
-      <w:r>
-        <w:rPr>
-          <w:rFonts w:ascii="Times New Roman" w:hAnsi="Times New Roman" w:cs="Times New Roman"/>
-          <w:szCs w:val="24"/>
-        </w:rPr>
-        <w:t xml:space="preserve">. </w:t>
-      </w:r>
-      <w:proofErr w:type="spellStart"/>
-      <w:r>
-        <w:rPr>
-          <w:rFonts w:ascii="Times New Roman" w:hAnsi="Times New Roman" w:cs="Times New Roman"/>
-          <w:szCs w:val="24"/>
-        </w:rPr>
-        <w:t>Berikut</w:t>
-      </w:r>
-      <w:proofErr w:type="spellEnd"/>
-      <w:r>
-        <w:rPr>
-          <w:rFonts w:ascii="Times New Roman" w:hAnsi="Times New Roman" w:cs="Times New Roman"/>
-          <w:szCs w:val="24"/>
-        </w:rPr>
-        <w:t xml:space="preserve"> </w:t>
-      </w:r>
-      <w:proofErr w:type="spellStart"/>
-      <w:r>
-        <w:rPr>
-          <w:rFonts w:ascii="Times New Roman" w:hAnsi="Times New Roman" w:cs="Times New Roman"/>
-          <w:szCs w:val="24"/>
-        </w:rPr>
-        <w:t>adalah</w:t>
-      </w:r>
-      <w:proofErr w:type="spellEnd"/>
-      <w:r>
-        <w:rPr>
-          <w:rFonts w:ascii="Times New Roman" w:hAnsi="Times New Roman" w:cs="Times New Roman"/>
-          <w:szCs w:val="24"/>
-        </w:rPr>
-        <w:t xml:space="preserve"> </w:t>
-      </w:r>
-      <w:proofErr w:type="spellStart"/>
-      <w:r>
-        <w:rPr>
-          <w:rFonts w:ascii="Times New Roman" w:hAnsi="Times New Roman" w:cs="Times New Roman"/>
-          <w:szCs w:val="24"/>
-        </w:rPr>
-        <w:t>alur</w:t>
-      </w:r>
-      <w:proofErr w:type="spellEnd"/>
-      <w:r>
-        <w:rPr>
-          <w:rFonts w:ascii="Times New Roman" w:hAnsi="Times New Roman" w:cs="Times New Roman"/>
-          <w:szCs w:val="24"/>
-        </w:rPr>
-        <w:t xml:space="preserve"> </w:t>
-      </w:r>
-      <w:proofErr w:type="spellStart"/>
-      <w:r>
-        <w:rPr>
-          <w:rFonts w:ascii="Times New Roman" w:hAnsi="Times New Roman" w:cs="Times New Roman"/>
-          <w:szCs w:val="24"/>
-        </w:rPr>
-        <w:t>kerja</w:t>
-      </w:r>
-      <w:proofErr w:type="spellEnd"/>
-      <w:r>
-        <w:rPr>
-          <w:rFonts w:ascii="Times New Roman" w:hAnsi="Times New Roman" w:cs="Times New Roman"/>
-          <w:szCs w:val="24"/>
-        </w:rPr>
-        <w:t xml:space="preserve"> </w:t>
-      </w:r>
-      <w:proofErr w:type="spellStart"/>
-      <w:r>
-        <w:rPr>
-          <w:rFonts w:ascii="Times New Roman" w:hAnsi="Times New Roman" w:cs="Times New Roman"/>
-          <w:szCs w:val="24"/>
-        </w:rPr>
-        <w:t>utama</w:t>
-      </w:r>
-      <w:proofErr w:type="spellEnd"/>
-      <w:r>
-        <w:rPr>
-          <w:rFonts w:ascii="Times New Roman" w:hAnsi="Times New Roman" w:cs="Times New Roman"/>
-          <w:szCs w:val="24"/>
-        </w:rPr>
-        <w:t xml:space="preserve"> </w:t>
-      </w:r>
-      <w:proofErr w:type="spellStart"/>
-      <w:r>
-        <w:rPr>
-          <w:rFonts w:ascii="Times New Roman" w:hAnsi="Times New Roman" w:cs="Times New Roman"/>
-          <w:szCs w:val="24"/>
-        </w:rPr>
-        <w:t>dalam</w:t>
-      </w:r>
-      <w:proofErr w:type="spellEnd"/>
-      <w:r>
-        <w:rPr>
-          <w:rFonts w:ascii="Times New Roman" w:hAnsi="Times New Roman" w:cs="Times New Roman"/>
-          <w:szCs w:val="24"/>
-        </w:rPr>
-        <w:t xml:space="preserve"> file </w:t>
-      </w:r>
-      <w:proofErr w:type="spellStart"/>
-      <w:r>
-        <w:rPr>
-          <w:rFonts w:ascii="Times New Roman" w:hAnsi="Times New Roman" w:cs="Times New Roman"/>
-          <w:szCs w:val="24"/>
-        </w:rPr>
-        <w:t>ini</w:t>
-      </w:r>
-      <w:proofErr w:type="spellEnd"/>
-      <w:r>
-        <w:rPr>
-          <w:rFonts w:ascii="Times New Roman" w:hAnsi="Times New Roman" w:cs="Times New Roman"/>
-          <w:szCs w:val="24"/>
-        </w:rPr>
-        <w:t>:</w:t>
+        <w:t>File main.cpp berfungsi sebagai titik awal eksekusi program sekaligus antarmuka interaksi antara pengguna dan sistem. Berikut adalah alur kerja utama dalam file ini:</w:t>
       </w:r>
     </w:p>
     <w:p>
@@ -13107,7 +7715,6 @@
           <w:szCs w:val="24"/>
         </w:rPr>
       </w:pPr>
-      <w:proofErr w:type="spellStart"/>
       <w:r>
         <w:rPr>
           <w:rFonts w:ascii="Times New Roman" w:hAnsi="Times New Roman" w:cs="Times New Roman"/>
@@ -13115,136 +7722,14 @@
           <w:bCs/>
           <w:szCs w:val="24"/>
         </w:rPr>
-        <w:t>Inisialisasi</w:t>
-      </w:r>
-      <w:proofErr w:type="spellEnd"/>
-      <w:r>
-        <w:rPr>
-          <w:rFonts w:ascii="Times New Roman" w:hAnsi="Times New Roman" w:cs="Times New Roman"/>
-          <w:b/>
-          <w:bCs/>
-          <w:szCs w:val="24"/>
-        </w:rPr>
-        <w:t xml:space="preserve"> Data</w:t>
-      </w:r>
-      <w:r>
-        <w:rPr>
-          <w:rFonts w:ascii="Times New Roman" w:hAnsi="Times New Roman" w:cs="Times New Roman"/>
-          <w:szCs w:val="24"/>
-        </w:rPr>
-        <w:t xml:space="preserve">: Program </w:t>
-      </w:r>
-      <w:proofErr w:type="spellStart"/>
-      <w:r>
-        <w:rPr>
-          <w:rFonts w:ascii="Times New Roman" w:hAnsi="Times New Roman" w:cs="Times New Roman"/>
-          <w:szCs w:val="24"/>
-        </w:rPr>
-        <w:t>meminta</w:t>
-      </w:r>
-      <w:proofErr w:type="spellEnd"/>
-      <w:r>
-        <w:rPr>
-          <w:rFonts w:ascii="Times New Roman" w:hAnsi="Times New Roman" w:cs="Times New Roman"/>
-          <w:szCs w:val="24"/>
-        </w:rPr>
-        <w:t xml:space="preserve"> input </w:t>
-      </w:r>
-      <w:proofErr w:type="spellStart"/>
-      <w:r>
-        <w:rPr>
-          <w:rFonts w:ascii="Times New Roman" w:hAnsi="Times New Roman" w:cs="Times New Roman"/>
-          <w:szCs w:val="24"/>
-        </w:rPr>
-        <w:t>dari</w:t>
-      </w:r>
-      <w:proofErr w:type="spellEnd"/>
-      <w:r>
-        <w:rPr>
-          <w:rFonts w:ascii="Times New Roman" w:hAnsi="Times New Roman" w:cs="Times New Roman"/>
-          <w:szCs w:val="24"/>
-        </w:rPr>
-        <w:t xml:space="preserve"> </w:t>
-      </w:r>
-      <w:proofErr w:type="spellStart"/>
-      <w:r>
-        <w:rPr>
-          <w:rFonts w:ascii="Times New Roman" w:hAnsi="Times New Roman" w:cs="Times New Roman"/>
-          <w:szCs w:val="24"/>
-        </w:rPr>
-        <w:t>pengguna</w:t>
-      </w:r>
-      <w:proofErr w:type="spellEnd"/>
-      <w:r>
-        <w:rPr>
-          <w:rFonts w:ascii="Times New Roman" w:hAnsi="Times New Roman" w:cs="Times New Roman"/>
-          <w:szCs w:val="24"/>
-        </w:rPr>
-        <w:t xml:space="preserve"> </w:t>
-      </w:r>
-      <w:proofErr w:type="spellStart"/>
-      <w:r>
-        <w:rPr>
-          <w:rFonts w:ascii="Times New Roman" w:hAnsi="Times New Roman" w:cs="Times New Roman"/>
-          <w:szCs w:val="24"/>
-        </w:rPr>
-        <w:t>mengenai</w:t>
-      </w:r>
-      <w:proofErr w:type="spellEnd"/>
-      <w:r>
-        <w:rPr>
-          <w:rFonts w:ascii="Times New Roman" w:hAnsi="Times New Roman" w:cs="Times New Roman"/>
-          <w:szCs w:val="24"/>
-        </w:rPr>
-        <w:t xml:space="preserve"> </w:t>
-      </w:r>
-      <w:proofErr w:type="spellStart"/>
-      <w:r>
-        <w:rPr>
-          <w:rFonts w:ascii="Times New Roman" w:hAnsi="Times New Roman" w:cs="Times New Roman"/>
-          <w:szCs w:val="24"/>
-        </w:rPr>
-        <w:t>jumlah</w:t>
-      </w:r>
-      <w:proofErr w:type="spellEnd"/>
-      <w:r>
-        <w:rPr>
-          <w:rFonts w:ascii="Times New Roman" w:hAnsi="Times New Roman" w:cs="Times New Roman"/>
-          <w:szCs w:val="24"/>
-        </w:rPr>
-        <w:t xml:space="preserve"> data (n) yang </w:t>
-      </w:r>
-      <w:proofErr w:type="spellStart"/>
-      <w:r>
-        <w:rPr>
-          <w:rFonts w:ascii="Times New Roman" w:hAnsi="Times New Roman" w:cs="Times New Roman"/>
-          <w:szCs w:val="24"/>
-        </w:rPr>
-        <w:t>akan</w:t>
-      </w:r>
-      <w:proofErr w:type="spellEnd"/>
-      <w:r>
-        <w:rPr>
-          <w:rFonts w:ascii="Times New Roman" w:hAnsi="Times New Roman" w:cs="Times New Roman"/>
-          <w:szCs w:val="24"/>
-        </w:rPr>
-        <w:t xml:space="preserve"> </w:t>
-      </w:r>
-      <w:proofErr w:type="spellStart"/>
-      <w:r>
-        <w:rPr>
-          <w:rFonts w:ascii="Times New Roman" w:hAnsi="Times New Roman" w:cs="Times New Roman"/>
-          <w:szCs w:val="24"/>
-        </w:rPr>
-        <w:t>diurutkan</w:t>
-      </w:r>
-      <w:proofErr w:type="spellEnd"/>
-      <w:r>
-        <w:rPr>
-          <w:rFonts w:ascii="Times New Roman" w:hAnsi="Times New Roman" w:cs="Times New Roman"/>
-          <w:szCs w:val="24"/>
-        </w:rPr>
-        <w:t>.</w:t>
+        <w:t>Inisialisasi Data</w:t>
+      </w:r>
+      <w:r>
+        <w:rPr>
+          <w:rFonts w:ascii="Times New Roman" w:hAnsi="Times New Roman" w:cs="Times New Roman"/>
+          <w:szCs w:val="24"/>
+        </w:rPr>
+        <w:t>: Program meminta input dari pengguna mengenai jumlah data (n) yang akan diurutkan.</w:t>
       </w:r>
     </w:p>
     <w:p>
@@ -13260,7 +7745,6 @@
           <w:szCs w:val="24"/>
         </w:rPr>
       </w:pPr>
-      <w:proofErr w:type="spellStart"/>
       <w:r>
         <w:rPr>
           <w:rFonts w:ascii="Times New Roman" w:hAnsi="Times New Roman" w:cs="Times New Roman"/>
@@ -13268,17 +7752,7 @@
           <w:bCs/>
           <w:szCs w:val="24"/>
         </w:rPr>
-        <w:t>Pengisian</w:t>
-      </w:r>
-      <w:proofErr w:type="spellEnd"/>
-      <w:r>
-        <w:rPr>
-          <w:rFonts w:ascii="Times New Roman" w:hAnsi="Times New Roman" w:cs="Times New Roman"/>
-          <w:b/>
-          <w:bCs/>
-          <w:szCs w:val="24"/>
-        </w:rPr>
-        <w:t xml:space="preserve"> </w:t>
+        <w:t xml:space="preserve">Pengisian </w:t>
       </w:r>
       <w:r>
         <w:rPr>
@@ -13296,39 +7770,7 @@
           <w:rFonts w:ascii="Times New Roman" w:hAnsi="Times New Roman" w:cs="Times New Roman"/>
           <w:szCs w:val="24"/>
         </w:rPr>
-        <w:t xml:space="preserve">: Program </w:t>
-      </w:r>
-      <w:proofErr w:type="spellStart"/>
-      <w:r>
-        <w:rPr>
-          <w:rFonts w:ascii="Times New Roman" w:hAnsi="Times New Roman" w:cs="Times New Roman"/>
-          <w:szCs w:val="24"/>
-        </w:rPr>
-        <w:t>melakukan</w:t>
-      </w:r>
-      <w:proofErr w:type="spellEnd"/>
-      <w:r>
-        <w:rPr>
-          <w:rFonts w:ascii="Times New Roman" w:hAnsi="Times New Roman" w:cs="Times New Roman"/>
-          <w:szCs w:val="24"/>
-        </w:rPr>
-        <w:t xml:space="preserve"> </w:t>
-      </w:r>
-      <w:proofErr w:type="spellStart"/>
-      <w:r>
-        <w:rPr>
-          <w:rFonts w:ascii="Times New Roman" w:hAnsi="Times New Roman" w:cs="Times New Roman"/>
-          <w:szCs w:val="24"/>
-        </w:rPr>
-        <w:t>perulangan</w:t>
-      </w:r>
-      <w:proofErr w:type="spellEnd"/>
-      <w:r>
-        <w:rPr>
-          <w:rFonts w:ascii="Times New Roman" w:hAnsi="Times New Roman" w:cs="Times New Roman"/>
-          <w:szCs w:val="24"/>
-        </w:rPr>
-        <w:t xml:space="preserve"> (</w:t>
+        <w:t>: Program melakukan perulangan (</w:t>
       </w:r>
       <w:r>
         <w:rPr>
@@ -13344,263 +7786,7 @@
           <w:rFonts w:ascii="Times New Roman" w:hAnsi="Times New Roman" w:cs="Times New Roman"/>
           <w:szCs w:val="24"/>
         </w:rPr>
-        <w:t xml:space="preserve">) </w:t>
-      </w:r>
-      <w:proofErr w:type="spellStart"/>
-      <w:r>
-        <w:rPr>
-          <w:rFonts w:ascii="Times New Roman" w:hAnsi="Times New Roman" w:cs="Times New Roman"/>
-          <w:szCs w:val="24"/>
-        </w:rPr>
-        <w:t>untuk</w:t>
-      </w:r>
-      <w:proofErr w:type="spellEnd"/>
-      <w:r>
-        <w:rPr>
-          <w:rFonts w:ascii="Times New Roman" w:hAnsi="Times New Roman" w:cs="Times New Roman"/>
-          <w:szCs w:val="24"/>
-        </w:rPr>
-        <w:t xml:space="preserve"> </w:t>
-      </w:r>
-      <w:proofErr w:type="spellStart"/>
-      <w:r>
-        <w:rPr>
-          <w:rFonts w:ascii="Times New Roman" w:hAnsi="Times New Roman" w:cs="Times New Roman"/>
-          <w:szCs w:val="24"/>
-        </w:rPr>
-        <w:t>menginput</w:t>
-      </w:r>
-      <w:proofErr w:type="spellEnd"/>
-      <w:r>
-        <w:rPr>
-          <w:rFonts w:ascii="Times New Roman" w:hAnsi="Times New Roman" w:cs="Times New Roman"/>
-          <w:szCs w:val="24"/>
-        </w:rPr>
-        <w:t xml:space="preserve"> </w:t>
-      </w:r>
-      <w:proofErr w:type="spellStart"/>
-      <w:r>
-        <w:rPr>
-          <w:rFonts w:ascii="Times New Roman" w:hAnsi="Times New Roman" w:cs="Times New Roman"/>
-          <w:szCs w:val="24"/>
-        </w:rPr>
-        <w:t>nilai</w:t>
-      </w:r>
-      <w:proofErr w:type="spellEnd"/>
-      <w:r>
-        <w:rPr>
-          <w:rFonts w:ascii="Times New Roman" w:hAnsi="Times New Roman" w:cs="Times New Roman"/>
-          <w:szCs w:val="24"/>
-        </w:rPr>
-        <w:t xml:space="preserve"> </w:t>
-      </w:r>
-      <w:proofErr w:type="spellStart"/>
-      <w:r>
-        <w:rPr>
-          <w:rFonts w:ascii="Times New Roman" w:hAnsi="Times New Roman" w:cs="Times New Roman"/>
-          <w:szCs w:val="24"/>
-        </w:rPr>
-        <w:t>ke</w:t>
-      </w:r>
-      <w:proofErr w:type="spellEnd"/>
-      <w:r>
-        <w:rPr>
-          <w:rFonts w:ascii="Times New Roman" w:hAnsi="Times New Roman" w:cs="Times New Roman"/>
-          <w:szCs w:val="24"/>
-        </w:rPr>
-        <w:t xml:space="preserve"> </w:t>
-      </w:r>
-      <w:proofErr w:type="spellStart"/>
-      <w:r>
-        <w:rPr>
-          <w:rFonts w:ascii="Times New Roman" w:hAnsi="Times New Roman" w:cs="Times New Roman"/>
-          <w:szCs w:val="24"/>
-        </w:rPr>
-        <w:t>dalam</w:t>
-      </w:r>
-      <w:proofErr w:type="spellEnd"/>
-      <w:r>
-        <w:rPr>
-          <w:rFonts w:ascii="Times New Roman" w:hAnsi="Times New Roman" w:cs="Times New Roman"/>
-          <w:szCs w:val="24"/>
-        </w:rPr>
-        <w:t xml:space="preserve"> array. </w:t>
-      </w:r>
-      <w:proofErr w:type="spellStart"/>
-      <w:r>
-        <w:rPr>
-          <w:rFonts w:ascii="Times New Roman" w:hAnsi="Times New Roman" w:cs="Times New Roman"/>
-          <w:szCs w:val="24"/>
-        </w:rPr>
-        <w:t>Sesuai</w:t>
-      </w:r>
-      <w:proofErr w:type="spellEnd"/>
-      <w:r>
-        <w:rPr>
-          <w:rFonts w:ascii="Times New Roman" w:hAnsi="Times New Roman" w:cs="Times New Roman"/>
-          <w:szCs w:val="24"/>
-        </w:rPr>
-        <w:t xml:space="preserve"> </w:t>
-      </w:r>
-      <w:proofErr w:type="spellStart"/>
-      <w:r>
-        <w:rPr>
-          <w:rFonts w:ascii="Times New Roman" w:hAnsi="Times New Roman" w:cs="Times New Roman"/>
-          <w:szCs w:val="24"/>
-        </w:rPr>
-        <w:t>dengan</w:t>
-      </w:r>
-      <w:proofErr w:type="spellEnd"/>
-      <w:r>
-        <w:rPr>
-          <w:rFonts w:ascii="Times New Roman" w:hAnsi="Times New Roman" w:cs="Times New Roman"/>
-          <w:szCs w:val="24"/>
-        </w:rPr>
-        <w:t xml:space="preserve"> </w:t>
-      </w:r>
-      <w:proofErr w:type="spellStart"/>
-      <w:r>
-        <w:rPr>
-          <w:rFonts w:ascii="Times New Roman" w:hAnsi="Times New Roman" w:cs="Times New Roman"/>
-          <w:szCs w:val="24"/>
-        </w:rPr>
-        <w:t>spesifikasi</w:t>
-      </w:r>
-      <w:proofErr w:type="spellEnd"/>
-      <w:r>
-        <w:rPr>
-          <w:rFonts w:ascii="Times New Roman" w:hAnsi="Times New Roman" w:cs="Times New Roman"/>
-          <w:szCs w:val="24"/>
-        </w:rPr>
-        <w:t xml:space="preserve"> </w:t>
-      </w:r>
-      <w:proofErr w:type="spellStart"/>
-      <w:r>
-        <w:rPr>
-          <w:rFonts w:ascii="Times New Roman" w:hAnsi="Times New Roman" w:cs="Times New Roman"/>
-          <w:szCs w:val="24"/>
-        </w:rPr>
-        <w:t>tugas</w:t>
-      </w:r>
-      <w:proofErr w:type="spellEnd"/>
-      <w:r>
-        <w:rPr>
-          <w:rFonts w:ascii="Times New Roman" w:hAnsi="Times New Roman" w:cs="Times New Roman"/>
-          <w:szCs w:val="24"/>
-        </w:rPr>
-        <w:t xml:space="preserve">, </w:t>
-      </w:r>
-      <w:proofErr w:type="spellStart"/>
-      <w:r>
-        <w:rPr>
-          <w:rFonts w:ascii="Times New Roman" w:hAnsi="Times New Roman" w:cs="Times New Roman"/>
-          <w:szCs w:val="24"/>
-        </w:rPr>
-        <w:t>pengisian</w:t>
-      </w:r>
-      <w:proofErr w:type="spellEnd"/>
-      <w:r>
-        <w:rPr>
-          <w:rFonts w:ascii="Times New Roman" w:hAnsi="Times New Roman" w:cs="Times New Roman"/>
-          <w:szCs w:val="24"/>
-        </w:rPr>
-        <w:t xml:space="preserve"> </w:t>
-      </w:r>
-      <w:proofErr w:type="spellStart"/>
-      <w:r>
-        <w:rPr>
-          <w:rFonts w:ascii="Times New Roman" w:hAnsi="Times New Roman" w:cs="Times New Roman"/>
-          <w:szCs w:val="24"/>
-        </w:rPr>
-        <w:t>dimulai</w:t>
-      </w:r>
-      <w:proofErr w:type="spellEnd"/>
-      <w:r>
-        <w:rPr>
-          <w:rFonts w:ascii="Times New Roman" w:hAnsi="Times New Roman" w:cs="Times New Roman"/>
-          <w:szCs w:val="24"/>
-        </w:rPr>
-        <w:t xml:space="preserve"> </w:t>
-      </w:r>
-      <w:proofErr w:type="spellStart"/>
-      <w:r>
-        <w:rPr>
-          <w:rFonts w:ascii="Times New Roman" w:hAnsi="Times New Roman" w:cs="Times New Roman"/>
-          <w:szCs w:val="24"/>
-        </w:rPr>
-        <w:t>dari</w:t>
-      </w:r>
-      <w:proofErr w:type="spellEnd"/>
-      <w:r>
-        <w:rPr>
-          <w:rFonts w:ascii="Times New Roman" w:hAnsi="Times New Roman" w:cs="Times New Roman"/>
-          <w:szCs w:val="24"/>
-        </w:rPr>
-        <w:t xml:space="preserve"> </w:t>
-      </w:r>
-      <w:proofErr w:type="spellStart"/>
-      <w:r>
-        <w:rPr>
-          <w:rFonts w:ascii="Times New Roman" w:hAnsi="Times New Roman" w:cs="Times New Roman"/>
-          <w:szCs w:val="24"/>
-        </w:rPr>
-        <w:t>indeks</w:t>
-      </w:r>
-      <w:proofErr w:type="spellEnd"/>
-      <w:r>
-        <w:rPr>
-          <w:rFonts w:ascii="Times New Roman" w:hAnsi="Times New Roman" w:cs="Times New Roman"/>
-          <w:szCs w:val="24"/>
-        </w:rPr>
-        <w:t xml:space="preserve"> ke-1 </w:t>
-      </w:r>
-      <w:proofErr w:type="spellStart"/>
-      <w:r>
-        <w:rPr>
-          <w:rFonts w:ascii="Times New Roman" w:hAnsi="Times New Roman" w:cs="Times New Roman"/>
-          <w:szCs w:val="24"/>
-        </w:rPr>
-        <w:t>hingga</w:t>
-      </w:r>
-      <w:proofErr w:type="spellEnd"/>
-      <w:r>
-        <w:rPr>
-          <w:rFonts w:ascii="Times New Roman" w:hAnsi="Times New Roman" w:cs="Times New Roman"/>
-          <w:szCs w:val="24"/>
-        </w:rPr>
-        <w:t xml:space="preserve"> </w:t>
-      </w:r>
-      <w:proofErr w:type="spellStart"/>
-      <w:r>
-        <w:rPr>
-          <w:rFonts w:ascii="Times New Roman" w:hAnsi="Times New Roman" w:cs="Times New Roman"/>
-          <w:szCs w:val="24"/>
-        </w:rPr>
-        <w:t>indeks</w:t>
-      </w:r>
-      <w:proofErr w:type="spellEnd"/>
-      <w:r>
-        <w:rPr>
-          <w:rFonts w:ascii="Times New Roman" w:hAnsi="Times New Roman" w:cs="Times New Roman"/>
-          <w:szCs w:val="24"/>
-        </w:rPr>
-        <w:t xml:space="preserve"> </w:t>
-      </w:r>
-      <w:proofErr w:type="spellStart"/>
-      <w:r>
-        <w:rPr>
-          <w:rFonts w:ascii="Times New Roman" w:hAnsi="Times New Roman" w:cs="Times New Roman"/>
-          <w:szCs w:val="24"/>
-        </w:rPr>
-        <w:t>ke</w:t>
-      </w:r>
-      <w:proofErr w:type="spellEnd"/>
-      <w:r>
-        <w:rPr>
-          <w:rFonts w:ascii="Times New Roman" w:hAnsi="Times New Roman" w:cs="Times New Roman"/>
-          <w:szCs w:val="24"/>
-        </w:rPr>
-        <w:t>-n.</w:t>
+        <w:t>) untuk menginput nilai ke dalam array. Sesuai dengan spesifikasi tugas, pengisian dimulai dari indeks ke-1 hingga indeks ke-n.</w:t>
       </w:r>
     </w:p>
     <w:p>
@@ -13616,7 +7802,6 @@
           <w:szCs w:val="24"/>
         </w:rPr>
       </w:pPr>
-      <w:proofErr w:type="spellStart"/>
       <w:r>
         <w:rPr>
           <w:rFonts w:ascii="Times New Roman" w:hAnsi="Times New Roman" w:cs="Times New Roman"/>
@@ -13624,328 +7809,14 @@
           <w:bCs/>
           <w:szCs w:val="24"/>
         </w:rPr>
-        <w:lastRenderedPageBreak/>
-        <w:t>Pemanggilan</w:t>
-      </w:r>
-      <w:proofErr w:type="spellEnd"/>
-      <w:r>
-        <w:rPr>
-          <w:rFonts w:ascii="Times New Roman" w:hAnsi="Times New Roman" w:cs="Times New Roman"/>
-          <w:b/>
-          <w:bCs/>
-          <w:szCs w:val="24"/>
-        </w:rPr>
-        <w:t xml:space="preserve"> </w:t>
-      </w:r>
-      <w:proofErr w:type="spellStart"/>
-      <w:r>
-        <w:rPr>
-          <w:rFonts w:ascii="Times New Roman" w:hAnsi="Times New Roman" w:cs="Times New Roman"/>
-          <w:b/>
-          <w:bCs/>
-          <w:szCs w:val="24"/>
-        </w:rPr>
-        <w:t>Fungsi</w:t>
-      </w:r>
-      <w:proofErr w:type="spellEnd"/>
-      <w:r>
-        <w:rPr>
-          <w:rFonts w:ascii="Times New Roman" w:hAnsi="Times New Roman" w:cs="Times New Roman"/>
-          <w:b/>
-          <w:bCs/>
-          <w:szCs w:val="24"/>
-        </w:rPr>
-        <w:t xml:space="preserve"> </w:t>
-      </w:r>
-      <w:proofErr w:type="spellStart"/>
-      <w:r>
-        <w:rPr>
-          <w:rFonts w:ascii="Times New Roman" w:hAnsi="Times New Roman" w:cs="Times New Roman"/>
-          <w:b/>
-          <w:bCs/>
-          <w:szCs w:val="24"/>
-        </w:rPr>
-        <w:t>Pengurutan</w:t>
-      </w:r>
-      <w:proofErr w:type="spellEnd"/>
-      <w:r>
-        <w:rPr>
-          <w:rFonts w:ascii="Times New Roman" w:hAnsi="Times New Roman" w:cs="Times New Roman"/>
-          <w:szCs w:val="24"/>
-        </w:rPr>
-        <w:t xml:space="preserve">: </w:t>
-      </w:r>
-      <w:proofErr w:type="spellStart"/>
-      <w:r>
-        <w:rPr>
-          <w:rFonts w:ascii="Times New Roman" w:hAnsi="Times New Roman" w:cs="Times New Roman"/>
-          <w:szCs w:val="24"/>
-        </w:rPr>
-        <w:t>Setelah</w:t>
-      </w:r>
-      <w:proofErr w:type="spellEnd"/>
-      <w:r>
-        <w:rPr>
-          <w:rFonts w:ascii="Times New Roman" w:hAnsi="Times New Roman" w:cs="Times New Roman"/>
-          <w:szCs w:val="24"/>
-        </w:rPr>
-        <w:t xml:space="preserve"> data </w:t>
-      </w:r>
-      <w:proofErr w:type="spellStart"/>
-      <w:r>
-        <w:rPr>
-          <w:rFonts w:ascii="Times New Roman" w:hAnsi="Times New Roman" w:cs="Times New Roman"/>
-          <w:szCs w:val="24"/>
-        </w:rPr>
-        <w:t>terkumpul</w:t>
-      </w:r>
-      <w:proofErr w:type="spellEnd"/>
-      <w:r>
-        <w:rPr>
-          <w:rFonts w:ascii="Times New Roman" w:hAnsi="Times New Roman" w:cs="Times New Roman"/>
-          <w:szCs w:val="24"/>
-        </w:rPr>
-        <w:t xml:space="preserve">, program </w:t>
-      </w:r>
-      <w:proofErr w:type="spellStart"/>
-      <w:r>
-        <w:rPr>
-          <w:rFonts w:ascii="Times New Roman" w:hAnsi="Times New Roman" w:cs="Times New Roman"/>
-          <w:szCs w:val="24"/>
-        </w:rPr>
-        <w:t>memanggil</w:t>
-      </w:r>
-      <w:proofErr w:type="spellEnd"/>
-      <w:r>
-        <w:rPr>
-          <w:rFonts w:ascii="Times New Roman" w:hAnsi="Times New Roman" w:cs="Times New Roman"/>
-          <w:szCs w:val="24"/>
-        </w:rPr>
-        <w:t xml:space="preserve"> </w:t>
-      </w:r>
-      <w:proofErr w:type="spellStart"/>
-      <w:r>
-        <w:rPr>
-          <w:rFonts w:ascii="Times New Roman" w:hAnsi="Times New Roman" w:cs="Times New Roman"/>
-          <w:szCs w:val="24"/>
-        </w:rPr>
-        <w:t>fungsi</w:t>
-      </w:r>
-      <w:proofErr w:type="spellEnd"/>
-      <w:r>
-        <w:rPr>
-          <w:rFonts w:ascii="Times New Roman" w:hAnsi="Times New Roman" w:cs="Times New Roman"/>
-          <w:szCs w:val="24"/>
-        </w:rPr>
-        <w:t xml:space="preserve"> </w:t>
-      </w:r>
-      <w:proofErr w:type="spellStart"/>
-      <w:r>
-        <w:rPr>
-          <w:rFonts w:ascii="Times New Roman" w:hAnsi="Times New Roman" w:cs="Times New Roman"/>
-          <w:szCs w:val="24"/>
-        </w:rPr>
-        <w:t>quick_sort</w:t>
-      </w:r>
-      <w:proofErr w:type="spellEnd"/>
-      <w:r>
-        <w:rPr>
-          <w:rFonts w:ascii="Times New Roman" w:hAnsi="Times New Roman" w:cs="Times New Roman"/>
-          <w:szCs w:val="24"/>
-        </w:rPr>
-        <w:t xml:space="preserve"> yang </w:t>
-      </w:r>
-      <w:proofErr w:type="spellStart"/>
-      <w:r>
-        <w:rPr>
-          <w:rFonts w:ascii="Times New Roman" w:hAnsi="Times New Roman" w:cs="Times New Roman"/>
-          <w:szCs w:val="24"/>
-        </w:rPr>
-        <w:t>telah</w:t>
-      </w:r>
-      <w:proofErr w:type="spellEnd"/>
-      <w:r>
-        <w:rPr>
-          <w:rFonts w:ascii="Times New Roman" w:hAnsi="Times New Roman" w:cs="Times New Roman"/>
-          <w:szCs w:val="24"/>
-        </w:rPr>
-        <w:t xml:space="preserve"> </w:t>
-      </w:r>
-      <w:proofErr w:type="spellStart"/>
-      <w:r>
-        <w:rPr>
-          <w:rFonts w:ascii="Times New Roman" w:hAnsi="Times New Roman" w:cs="Times New Roman"/>
-          <w:szCs w:val="24"/>
-        </w:rPr>
-        <w:t>diimpor</w:t>
-      </w:r>
-      <w:proofErr w:type="spellEnd"/>
-      <w:r>
-        <w:rPr>
-          <w:rFonts w:ascii="Times New Roman" w:hAnsi="Times New Roman" w:cs="Times New Roman"/>
-          <w:szCs w:val="24"/>
-        </w:rPr>
-        <w:t xml:space="preserve"> </w:t>
-      </w:r>
-      <w:proofErr w:type="spellStart"/>
-      <w:r>
-        <w:rPr>
-          <w:rFonts w:ascii="Times New Roman" w:hAnsi="Times New Roman" w:cs="Times New Roman"/>
-          <w:szCs w:val="24"/>
-        </w:rPr>
-        <w:t>dari</w:t>
-      </w:r>
-      <w:proofErr w:type="spellEnd"/>
-      <w:r>
-        <w:rPr>
-          <w:rFonts w:ascii="Times New Roman" w:hAnsi="Times New Roman" w:cs="Times New Roman"/>
-          <w:szCs w:val="24"/>
-        </w:rPr>
-        <w:t xml:space="preserve"> </w:t>
-      </w:r>
-      <w:proofErr w:type="spellStart"/>
-      <w:r>
-        <w:rPr>
-          <w:rFonts w:ascii="Times New Roman" w:hAnsi="Times New Roman" w:cs="Times New Roman"/>
-          <w:szCs w:val="24"/>
-        </w:rPr>
-        <w:t>sorting.h</w:t>
-      </w:r>
-      <w:proofErr w:type="spellEnd"/>
-      <w:r>
-        <w:rPr>
-          <w:rFonts w:ascii="Times New Roman" w:hAnsi="Times New Roman" w:cs="Times New Roman"/>
-          <w:szCs w:val="24"/>
-        </w:rPr>
-        <w:t xml:space="preserve">. Program </w:t>
-      </w:r>
-      <w:proofErr w:type="spellStart"/>
-      <w:r>
-        <w:rPr>
-          <w:rFonts w:ascii="Times New Roman" w:hAnsi="Times New Roman" w:cs="Times New Roman"/>
-          <w:szCs w:val="24"/>
-        </w:rPr>
-        <w:t>mengirimkan</w:t>
-      </w:r>
-      <w:proofErr w:type="spellEnd"/>
-      <w:r>
-        <w:rPr>
-          <w:rFonts w:ascii="Times New Roman" w:hAnsi="Times New Roman" w:cs="Times New Roman"/>
-          <w:szCs w:val="24"/>
-        </w:rPr>
-        <w:t xml:space="preserve"> parameter </w:t>
-      </w:r>
-      <w:proofErr w:type="spellStart"/>
-      <w:r>
-        <w:rPr>
-          <w:rFonts w:ascii="Times New Roman" w:hAnsi="Times New Roman" w:cs="Times New Roman"/>
-          <w:szCs w:val="24"/>
-        </w:rPr>
-        <w:t>berupa</w:t>
-      </w:r>
-      <w:proofErr w:type="spellEnd"/>
-      <w:r>
-        <w:rPr>
-          <w:rFonts w:ascii="Times New Roman" w:hAnsi="Times New Roman" w:cs="Times New Roman"/>
-          <w:szCs w:val="24"/>
-        </w:rPr>
-        <w:t xml:space="preserve"> array, </w:t>
-      </w:r>
-      <w:proofErr w:type="spellStart"/>
-      <w:r>
-        <w:rPr>
-          <w:rFonts w:ascii="Times New Roman" w:hAnsi="Times New Roman" w:cs="Times New Roman"/>
-          <w:szCs w:val="24"/>
-        </w:rPr>
-        <w:t>serta</w:t>
-      </w:r>
-      <w:proofErr w:type="spellEnd"/>
-      <w:r>
-        <w:rPr>
-          <w:rFonts w:ascii="Times New Roman" w:hAnsi="Times New Roman" w:cs="Times New Roman"/>
-          <w:szCs w:val="24"/>
-        </w:rPr>
-        <w:t xml:space="preserve"> batas </w:t>
-      </w:r>
-      <w:proofErr w:type="spellStart"/>
-      <w:r>
-        <w:rPr>
-          <w:rFonts w:ascii="Times New Roman" w:hAnsi="Times New Roman" w:cs="Times New Roman"/>
-          <w:szCs w:val="24"/>
-        </w:rPr>
-        <w:t>awal</w:t>
-      </w:r>
-      <w:proofErr w:type="spellEnd"/>
-      <w:r>
-        <w:rPr>
-          <w:rFonts w:ascii="Times New Roman" w:hAnsi="Times New Roman" w:cs="Times New Roman"/>
-          <w:szCs w:val="24"/>
-        </w:rPr>
-        <w:t xml:space="preserve"> (1) dan batas </w:t>
-      </w:r>
-      <w:proofErr w:type="spellStart"/>
-      <w:r>
-        <w:rPr>
-          <w:rFonts w:ascii="Times New Roman" w:hAnsi="Times New Roman" w:cs="Times New Roman"/>
-          <w:szCs w:val="24"/>
-        </w:rPr>
-        <w:t>akhir</w:t>
-      </w:r>
-      <w:proofErr w:type="spellEnd"/>
-      <w:r>
-        <w:rPr>
-          <w:rFonts w:ascii="Times New Roman" w:hAnsi="Times New Roman" w:cs="Times New Roman"/>
-          <w:szCs w:val="24"/>
-        </w:rPr>
-        <w:t xml:space="preserve"> (n) </w:t>
-      </w:r>
-      <w:proofErr w:type="spellStart"/>
-      <w:r>
-        <w:rPr>
-          <w:rFonts w:ascii="Times New Roman" w:hAnsi="Times New Roman" w:cs="Times New Roman"/>
-          <w:szCs w:val="24"/>
-        </w:rPr>
-        <w:t>sebagai</w:t>
-      </w:r>
-      <w:proofErr w:type="spellEnd"/>
-      <w:r>
-        <w:rPr>
-          <w:rFonts w:ascii="Times New Roman" w:hAnsi="Times New Roman" w:cs="Times New Roman"/>
-          <w:szCs w:val="24"/>
-        </w:rPr>
-        <w:t xml:space="preserve"> </w:t>
-      </w:r>
-      <w:proofErr w:type="spellStart"/>
-      <w:r>
-        <w:rPr>
-          <w:rFonts w:ascii="Times New Roman" w:hAnsi="Times New Roman" w:cs="Times New Roman"/>
-          <w:szCs w:val="24"/>
-        </w:rPr>
-        <w:t>acuan</w:t>
-      </w:r>
-      <w:proofErr w:type="spellEnd"/>
-      <w:r>
-        <w:rPr>
-          <w:rFonts w:ascii="Times New Roman" w:hAnsi="Times New Roman" w:cs="Times New Roman"/>
-          <w:szCs w:val="24"/>
-        </w:rPr>
-        <w:t xml:space="preserve"> proses </w:t>
-      </w:r>
-      <w:proofErr w:type="spellStart"/>
-      <w:r>
-        <w:rPr>
-          <w:rFonts w:ascii="Times New Roman" w:hAnsi="Times New Roman" w:cs="Times New Roman"/>
-          <w:szCs w:val="24"/>
-        </w:rPr>
-        <w:t>pengurutan</w:t>
-      </w:r>
-      <w:proofErr w:type="spellEnd"/>
-      <w:r>
-        <w:rPr>
-          <w:rFonts w:ascii="Times New Roman" w:hAnsi="Times New Roman" w:cs="Times New Roman"/>
-          <w:szCs w:val="24"/>
-        </w:rPr>
-        <w:t>.</w:t>
+        <w:t>Pemanggilan Fungsi Pengurutan</w:t>
+      </w:r>
+      <w:r>
+        <w:rPr>
+          <w:rFonts w:ascii="Times New Roman" w:hAnsi="Times New Roman" w:cs="Times New Roman"/>
+          <w:szCs w:val="24"/>
+        </w:rPr>
+        <w:t>: Setelah data terkumpul, program memanggil fungsi quick_sort yang telah diimpor dari sorting.h. Program mengirimkan parameter berupa array, serta batas awal (1) dan batas akhir (n) sebagai acuan proses pengurutan.</w:t>
       </w:r>
     </w:p>
     <w:p>
@@ -13961,7 +7832,6 @@
           <w:szCs w:val="24"/>
         </w:rPr>
       </w:pPr>
-      <w:proofErr w:type="spellStart"/>
       <w:r>
         <w:rPr>
           <w:rFonts w:ascii="Times New Roman" w:hAnsi="Times New Roman" w:cs="Times New Roman"/>
@@ -13969,440 +7839,14 @@
           <w:bCs/>
           <w:szCs w:val="24"/>
         </w:rPr>
-        <w:t>Menampilkan</w:t>
-      </w:r>
-      <w:proofErr w:type="spellEnd"/>
-      <w:r>
-        <w:rPr>
-          <w:rFonts w:ascii="Times New Roman" w:hAnsi="Times New Roman" w:cs="Times New Roman"/>
-          <w:b/>
-          <w:bCs/>
-          <w:szCs w:val="24"/>
-        </w:rPr>
-        <w:t xml:space="preserve"> Hasil</w:t>
-      </w:r>
-      <w:r>
-        <w:rPr>
-          <w:rFonts w:ascii="Times New Roman" w:hAnsi="Times New Roman" w:cs="Times New Roman"/>
-          <w:szCs w:val="24"/>
-        </w:rPr>
-        <w:t xml:space="preserve">: </w:t>
-      </w:r>
-      <w:proofErr w:type="spellStart"/>
-      <w:r>
-        <w:rPr>
-          <w:rFonts w:ascii="Times New Roman" w:hAnsi="Times New Roman" w:cs="Times New Roman"/>
-          <w:szCs w:val="24"/>
-        </w:rPr>
-        <w:t>Setelah</w:t>
-      </w:r>
-      <w:proofErr w:type="spellEnd"/>
-      <w:r>
-        <w:rPr>
-          <w:rFonts w:ascii="Times New Roman" w:hAnsi="Times New Roman" w:cs="Times New Roman"/>
-          <w:szCs w:val="24"/>
-        </w:rPr>
-        <w:t xml:space="preserve"> proses </w:t>
-      </w:r>
-      <w:proofErr w:type="spellStart"/>
-      <w:r>
-        <w:rPr>
-          <w:rFonts w:ascii="Times New Roman" w:hAnsi="Times New Roman" w:cs="Times New Roman"/>
-          <w:szCs w:val="24"/>
-        </w:rPr>
-        <w:t>pengurutan</w:t>
-      </w:r>
-      <w:proofErr w:type="spellEnd"/>
-      <w:r>
-        <w:rPr>
-          <w:rFonts w:ascii="Times New Roman" w:hAnsi="Times New Roman" w:cs="Times New Roman"/>
-          <w:szCs w:val="24"/>
-        </w:rPr>
-        <w:t xml:space="preserve"> </w:t>
-      </w:r>
-      <w:proofErr w:type="spellStart"/>
-      <w:r>
-        <w:rPr>
-          <w:rFonts w:ascii="Times New Roman" w:hAnsi="Times New Roman" w:cs="Times New Roman"/>
-          <w:szCs w:val="24"/>
-        </w:rPr>
-        <w:t>selesai</w:t>
-      </w:r>
-      <w:proofErr w:type="spellEnd"/>
-      <w:r>
-        <w:rPr>
-          <w:rFonts w:ascii="Times New Roman" w:hAnsi="Times New Roman" w:cs="Times New Roman"/>
-          <w:szCs w:val="24"/>
-        </w:rPr>
-        <w:t xml:space="preserve">, program </w:t>
-      </w:r>
-      <w:proofErr w:type="spellStart"/>
-      <w:r>
-        <w:rPr>
-          <w:rFonts w:ascii="Times New Roman" w:hAnsi="Times New Roman" w:cs="Times New Roman"/>
-          <w:szCs w:val="24"/>
-        </w:rPr>
-        <w:t>memanggil</w:t>
-      </w:r>
-      <w:proofErr w:type="spellEnd"/>
-      <w:r>
-        <w:rPr>
-          <w:rFonts w:ascii="Times New Roman" w:hAnsi="Times New Roman" w:cs="Times New Roman"/>
-          <w:szCs w:val="24"/>
-        </w:rPr>
-        <w:t xml:space="preserve"> </w:t>
-      </w:r>
-      <w:proofErr w:type="spellStart"/>
-      <w:r>
-        <w:rPr>
-          <w:rFonts w:ascii="Times New Roman" w:hAnsi="Times New Roman" w:cs="Times New Roman"/>
-          <w:szCs w:val="24"/>
-        </w:rPr>
-        <w:t>fungsi</w:t>
-      </w:r>
-      <w:proofErr w:type="spellEnd"/>
-      <w:r>
-        <w:rPr>
-          <w:rFonts w:ascii="Times New Roman" w:hAnsi="Times New Roman" w:cs="Times New Roman"/>
-          <w:szCs w:val="24"/>
-        </w:rPr>
-        <w:t xml:space="preserve"> </w:t>
-      </w:r>
-      <w:proofErr w:type="spellStart"/>
-      <w:r>
-        <w:rPr>
-          <w:rFonts w:ascii="Times New Roman" w:hAnsi="Times New Roman" w:cs="Times New Roman"/>
-          <w:szCs w:val="24"/>
-        </w:rPr>
-        <w:t>tampilkan_larik</w:t>
-      </w:r>
-      <w:proofErr w:type="spellEnd"/>
-      <w:r>
-        <w:rPr>
-          <w:rFonts w:ascii="Times New Roman" w:hAnsi="Times New Roman" w:cs="Times New Roman"/>
-          <w:szCs w:val="24"/>
-        </w:rPr>
-        <w:t xml:space="preserve"> </w:t>
-      </w:r>
-      <w:proofErr w:type="spellStart"/>
-      <w:r>
-        <w:rPr>
-          <w:rFonts w:ascii="Times New Roman" w:hAnsi="Times New Roman" w:cs="Times New Roman"/>
-          <w:szCs w:val="24"/>
-        </w:rPr>
-        <w:t>untuk</w:t>
-      </w:r>
-      <w:proofErr w:type="spellEnd"/>
-      <w:r>
-        <w:rPr>
-          <w:rFonts w:ascii="Times New Roman" w:hAnsi="Times New Roman" w:cs="Times New Roman"/>
-          <w:szCs w:val="24"/>
-        </w:rPr>
-        <w:t xml:space="preserve"> </w:t>
-      </w:r>
-      <w:proofErr w:type="spellStart"/>
-      <w:r>
-        <w:rPr>
-          <w:rFonts w:ascii="Times New Roman" w:hAnsi="Times New Roman" w:cs="Times New Roman"/>
-          <w:szCs w:val="24"/>
-        </w:rPr>
-        <w:t>mencetak</w:t>
-      </w:r>
-      <w:proofErr w:type="spellEnd"/>
-      <w:r>
-        <w:rPr>
-          <w:rFonts w:ascii="Times New Roman" w:hAnsi="Times New Roman" w:cs="Times New Roman"/>
-          <w:szCs w:val="24"/>
-        </w:rPr>
-        <w:t xml:space="preserve"> </w:t>
-      </w:r>
-      <w:proofErr w:type="spellStart"/>
-      <w:r>
-        <w:rPr>
-          <w:rFonts w:ascii="Times New Roman" w:hAnsi="Times New Roman" w:cs="Times New Roman"/>
-          <w:szCs w:val="24"/>
-        </w:rPr>
-        <w:t>hasil</w:t>
-      </w:r>
-      <w:proofErr w:type="spellEnd"/>
-      <w:r>
-        <w:rPr>
-          <w:rFonts w:ascii="Times New Roman" w:hAnsi="Times New Roman" w:cs="Times New Roman"/>
-          <w:szCs w:val="24"/>
-        </w:rPr>
-        <w:t xml:space="preserve"> </w:t>
-      </w:r>
-      <w:proofErr w:type="spellStart"/>
-      <w:r>
-        <w:rPr>
-          <w:rFonts w:ascii="Times New Roman" w:hAnsi="Times New Roman" w:cs="Times New Roman"/>
-          <w:szCs w:val="24"/>
-        </w:rPr>
-        <w:t>akhir</w:t>
-      </w:r>
-      <w:proofErr w:type="spellEnd"/>
-      <w:r>
-        <w:rPr>
-          <w:rFonts w:ascii="Times New Roman" w:hAnsi="Times New Roman" w:cs="Times New Roman"/>
-          <w:szCs w:val="24"/>
-        </w:rPr>
-        <w:t xml:space="preserve"> </w:t>
-      </w:r>
-      <w:proofErr w:type="spellStart"/>
-      <w:r>
-        <w:rPr>
-          <w:rFonts w:ascii="Times New Roman" w:hAnsi="Times New Roman" w:cs="Times New Roman"/>
-          <w:szCs w:val="24"/>
-        </w:rPr>
-        <w:t>ke</w:t>
-      </w:r>
-      <w:proofErr w:type="spellEnd"/>
-      <w:r>
-        <w:rPr>
-          <w:rFonts w:ascii="Times New Roman" w:hAnsi="Times New Roman" w:cs="Times New Roman"/>
-          <w:szCs w:val="24"/>
-        </w:rPr>
-        <w:t xml:space="preserve"> </w:t>
-      </w:r>
-      <w:proofErr w:type="spellStart"/>
-      <w:r>
-        <w:rPr>
-          <w:rFonts w:ascii="Times New Roman" w:hAnsi="Times New Roman" w:cs="Times New Roman"/>
-          <w:szCs w:val="24"/>
-        </w:rPr>
-        <w:t>layar</w:t>
-      </w:r>
-      <w:proofErr w:type="spellEnd"/>
-      <w:r>
-        <w:rPr>
-          <w:rFonts w:ascii="Times New Roman" w:hAnsi="Times New Roman" w:cs="Times New Roman"/>
-          <w:szCs w:val="24"/>
-        </w:rPr>
-        <w:t xml:space="preserve">, </w:t>
-      </w:r>
-      <w:proofErr w:type="spellStart"/>
-      <w:r>
-        <w:rPr>
-          <w:rFonts w:ascii="Times New Roman" w:hAnsi="Times New Roman" w:cs="Times New Roman"/>
-          <w:szCs w:val="24"/>
-        </w:rPr>
-        <w:t>sehingga</w:t>
-      </w:r>
-      <w:proofErr w:type="spellEnd"/>
-      <w:r>
-        <w:rPr>
-          <w:rFonts w:ascii="Times New Roman" w:hAnsi="Times New Roman" w:cs="Times New Roman"/>
-          <w:szCs w:val="24"/>
-        </w:rPr>
-        <w:t xml:space="preserve"> </w:t>
-      </w:r>
-      <w:proofErr w:type="spellStart"/>
-      <w:r>
-        <w:rPr>
-          <w:rFonts w:ascii="Times New Roman" w:hAnsi="Times New Roman" w:cs="Times New Roman"/>
-          <w:szCs w:val="24"/>
-        </w:rPr>
-        <w:t>pengguna</w:t>
-      </w:r>
-      <w:proofErr w:type="spellEnd"/>
-      <w:r>
-        <w:rPr>
-          <w:rFonts w:ascii="Times New Roman" w:hAnsi="Times New Roman" w:cs="Times New Roman"/>
-          <w:szCs w:val="24"/>
-        </w:rPr>
-        <w:t xml:space="preserve"> </w:t>
-      </w:r>
-      <w:proofErr w:type="spellStart"/>
-      <w:r>
-        <w:rPr>
-          <w:rFonts w:ascii="Times New Roman" w:hAnsi="Times New Roman" w:cs="Times New Roman"/>
-          <w:szCs w:val="24"/>
-        </w:rPr>
-        <w:t>dapat</w:t>
-      </w:r>
-      <w:proofErr w:type="spellEnd"/>
-      <w:r>
-        <w:rPr>
-          <w:rFonts w:ascii="Times New Roman" w:hAnsi="Times New Roman" w:cs="Times New Roman"/>
-          <w:szCs w:val="24"/>
-        </w:rPr>
-        <w:t xml:space="preserve"> </w:t>
-      </w:r>
-      <w:proofErr w:type="spellStart"/>
-      <w:r>
-        <w:rPr>
-          <w:rFonts w:ascii="Times New Roman" w:hAnsi="Times New Roman" w:cs="Times New Roman"/>
-          <w:szCs w:val="24"/>
-        </w:rPr>
-        <w:t>melihat</w:t>
-      </w:r>
-      <w:proofErr w:type="spellEnd"/>
-      <w:r>
-        <w:rPr>
-          <w:rFonts w:ascii="Times New Roman" w:hAnsi="Times New Roman" w:cs="Times New Roman"/>
-          <w:szCs w:val="24"/>
-        </w:rPr>
-        <w:t xml:space="preserve"> </w:t>
-      </w:r>
-      <w:proofErr w:type="spellStart"/>
-      <w:r>
-        <w:rPr>
-          <w:rFonts w:ascii="Times New Roman" w:hAnsi="Times New Roman" w:cs="Times New Roman"/>
-          <w:szCs w:val="24"/>
-        </w:rPr>
-        <w:t>bahwa</w:t>
-      </w:r>
-      <w:proofErr w:type="spellEnd"/>
-      <w:r>
-        <w:rPr>
-          <w:rFonts w:ascii="Times New Roman" w:hAnsi="Times New Roman" w:cs="Times New Roman"/>
-          <w:szCs w:val="24"/>
-        </w:rPr>
-        <w:t xml:space="preserve"> data </w:t>
-      </w:r>
-      <w:proofErr w:type="spellStart"/>
-      <w:r>
-        <w:rPr>
-          <w:rFonts w:ascii="Times New Roman" w:hAnsi="Times New Roman" w:cs="Times New Roman"/>
-          <w:szCs w:val="24"/>
-        </w:rPr>
-        <w:t>telah</w:t>
-      </w:r>
-      <w:proofErr w:type="spellEnd"/>
-      <w:r>
-        <w:rPr>
-          <w:rFonts w:ascii="Times New Roman" w:hAnsi="Times New Roman" w:cs="Times New Roman"/>
-          <w:szCs w:val="24"/>
-        </w:rPr>
-        <w:t xml:space="preserve"> </w:t>
-      </w:r>
-      <w:proofErr w:type="spellStart"/>
-      <w:r>
-        <w:rPr>
-          <w:rFonts w:ascii="Times New Roman" w:hAnsi="Times New Roman" w:cs="Times New Roman"/>
-          <w:szCs w:val="24"/>
-        </w:rPr>
-        <w:t>terurut</w:t>
-      </w:r>
-      <w:proofErr w:type="spellEnd"/>
-      <w:r>
-        <w:rPr>
-          <w:rFonts w:ascii="Times New Roman" w:hAnsi="Times New Roman" w:cs="Times New Roman"/>
-          <w:szCs w:val="24"/>
-        </w:rPr>
-        <w:t xml:space="preserve"> </w:t>
-      </w:r>
-      <w:proofErr w:type="spellStart"/>
-      <w:r>
-        <w:rPr>
-          <w:rFonts w:ascii="Times New Roman" w:hAnsi="Times New Roman" w:cs="Times New Roman"/>
-          <w:szCs w:val="24"/>
-        </w:rPr>
-        <w:t>dengan</w:t>
-      </w:r>
-      <w:proofErr w:type="spellEnd"/>
-      <w:r>
-        <w:rPr>
-          <w:rFonts w:ascii="Times New Roman" w:hAnsi="Times New Roman" w:cs="Times New Roman"/>
-          <w:szCs w:val="24"/>
-        </w:rPr>
-        <w:t xml:space="preserve"> </w:t>
-      </w:r>
-      <w:proofErr w:type="spellStart"/>
-      <w:r>
-        <w:rPr>
-          <w:rFonts w:ascii="Times New Roman" w:hAnsi="Times New Roman" w:cs="Times New Roman"/>
-          <w:szCs w:val="24"/>
-        </w:rPr>
-        <w:t>benar</w:t>
-      </w:r>
-      <w:proofErr w:type="spellEnd"/>
-      <w:r>
-        <w:rPr>
-          <w:rFonts w:ascii="Times New Roman" w:hAnsi="Times New Roman" w:cs="Times New Roman"/>
-          <w:szCs w:val="24"/>
-        </w:rPr>
-        <w:t xml:space="preserve"> </w:t>
-      </w:r>
-      <w:proofErr w:type="spellStart"/>
-      <w:r>
-        <w:rPr>
-          <w:rFonts w:ascii="Times New Roman" w:hAnsi="Times New Roman" w:cs="Times New Roman"/>
-          <w:szCs w:val="24"/>
-        </w:rPr>
-        <w:t>dari</w:t>
-      </w:r>
-      <w:proofErr w:type="spellEnd"/>
-      <w:r>
-        <w:rPr>
-          <w:rFonts w:ascii="Times New Roman" w:hAnsi="Times New Roman" w:cs="Times New Roman"/>
-          <w:szCs w:val="24"/>
-        </w:rPr>
-        <w:t xml:space="preserve"> </w:t>
-      </w:r>
-      <w:proofErr w:type="spellStart"/>
-      <w:r>
-        <w:rPr>
-          <w:rFonts w:ascii="Times New Roman" w:hAnsi="Times New Roman" w:cs="Times New Roman"/>
-          <w:szCs w:val="24"/>
-        </w:rPr>
-        <w:t>nilai</w:t>
-      </w:r>
-      <w:proofErr w:type="spellEnd"/>
-      <w:r>
-        <w:rPr>
-          <w:rFonts w:ascii="Times New Roman" w:hAnsi="Times New Roman" w:cs="Times New Roman"/>
-          <w:szCs w:val="24"/>
-        </w:rPr>
-        <w:t xml:space="preserve"> </w:t>
-      </w:r>
-      <w:proofErr w:type="spellStart"/>
-      <w:r>
-        <w:rPr>
-          <w:rFonts w:ascii="Times New Roman" w:hAnsi="Times New Roman" w:cs="Times New Roman"/>
-          <w:szCs w:val="24"/>
-        </w:rPr>
-        <w:t>terkecil</w:t>
-      </w:r>
-      <w:proofErr w:type="spellEnd"/>
-      <w:r>
-        <w:rPr>
-          <w:rFonts w:ascii="Times New Roman" w:hAnsi="Times New Roman" w:cs="Times New Roman"/>
-          <w:szCs w:val="24"/>
-        </w:rPr>
-        <w:t xml:space="preserve"> </w:t>
-      </w:r>
-      <w:proofErr w:type="spellStart"/>
-      <w:r>
-        <w:rPr>
-          <w:rFonts w:ascii="Times New Roman" w:hAnsi="Times New Roman" w:cs="Times New Roman"/>
-          <w:szCs w:val="24"/>
-        </w:rPr>
-        <w:t>ke</w:t>
-      </w:r>
-      <w:proofErr w:type="spellEnd"/>
-      <w:r>
-        <w:rPr>
-          <w:rFonts w:ascii="Times New Roman" w:hAnsi="Times New Roman" w:cs="Times New Roman"/>
-          <w:szCs w:val="24"/>
-        </w:rPr>
-        <w:t xml:space="preserve"> </w:t>
-      </w:r>
-      <w:proofErr w:type="spellStart"/>
-      <w:r>
-        <w:rPr>
-          <w:rFonts w:ascii="Times New Roman" w:hAnsi="Times New Roman" w:cs="Times New Roman"/>
-          <w:szCs w:val="24"/>
-        </w:rPr>
-        <w:t>terbesar</w:t>
-      </w:r>
-      <w:proofErr w:type="spellEnd"/>
-      <w:r>
-        <w:rPr>
-          <w:rFonts w:ascii="Times New Roman" w:hAnsi="Times New Roman" w:cs="Times New Roman"/>
-          <w:szCs w:val="24"/>
-        </w:rPr>
-        <w:t>.</w:t>
+        <w:t>Menampilkan Hasil</w:t>
+      </w:r>
+      <w:r>
+        <w:rPr>
+          <w:rFonts w:ascii="Times New Roman" w:hAnsi="Times New Roman" w:cs="Times New Roman"/>
+          <w:szCs w:val="24"/>
+        </w:rPr>
+        <w:t>: Setelah proses pengurutan selesai, program memanggil fungsi tampilkan_larik untuk mencetak hasil akhir ke layar, sehingga pengguna dapat melihat bahwa data telah terurut dengan benar dari nilai terkecil ke terbesar.</w:t>
       </w:r>
     </w:p>
     <w:p>
@@ -14426,23 +7870,7 @@
           <w:rFonts w:ascii="Times New Roman" w:hAnsi="Times New Roman" w:cs="Times New Roman"/>
           <w:szCs w:val="24"/>
         </w:rPr>
-        <w:t xml:space="preserve">Hasil </w:t>
-      </w:r>
-      <w:proofErr w:type="spellStart"/>
-      <w:r>
-        <w:rPr>
-          <w:rFonts w:ascii="Times New Roman" w:hAnsi="Times New Roman" w:cs="Times New Roman"/>
-          <w:szCs w:val="24"/>
-        </w:rPr>
-        <w:t>Pengujian</w:t>
-      </w:r>
-      <w:proofErr w:type="spellEnd"/>
-      <w:r>
-        <w:rPr>
-          <w:rFonts w:ascii="Times New Roman" w:hAnsi="Times New Roman" w:cs="Times New Roman"/>
-          <w:szCs w:val="24"/>
-        </w:rPr>
-        <w:t xml:space="preserve"> Program</w:t>
+        <w:t>Hasil Pengujian Program</w:t>
       </w:r>
     </w:p>
     <w:p>
@@ -14460,263 +7888,7 @@
           <w:rFonts w:ascii="Times New Roman" w:hAnsi="Times New Roman" w:cs="Times New Roman"/>
           <w:szCs w:val="24"/>
         </w:rPr>
-        <w:t xml:space="preserve">Bagian </w:t>
-      </w:r>
-      <w:proofErr w:type="spellStart"/>
-      <w:r>
-        <w:rPr>
-          <w:rFonts w:ascii="Times New Roman" w:hAnsi="Times New Roman" w:cs="Times New Roman"/>
-          <w:szCs w:val="24"/>
-        </w:rPr>
-        <w:t>ini</w:t>
-      </w:r>
-      <w:proofErr w:type="spellEnd"/>
-      <w:r>
-        <w:rPr>
-          <w:rFonts w:ascii="Times New Roman" w:hAnsi="Times New Roman" w:cs="Times New Roman"/>
-          <w:szCs w:val="24"/>
-        </w:rPr>
-        <w:t xml:space="preserve"> </w:t>
-      </w:r>
-      <w:proofErr w:type="spellStart"/>
-      <w:r>
-        <w:rPr>
-          <w:rFonts w:ascii="Times New Roman" w:hAnsi="Times New Roman" w:cs="Times New Roman"/>
-          <w:szCs w:val="24"/>
-        </w:rPr>
-        <w:t>mendokumentasikan</w:t>
-      </w:r>
-      <w:proofErr w:type="spellEnd"/>
-      <w:r>
-        <w:rPr>
-          <w:rFonts w:ascii="Times New Roman" w:hAnsi="Times New Roman" w:cs="Times New Roman"/>
-          <w:szCs w:val="24"/>
-        </w:rPr>
-        <w:t xml:space="preserve"> </w:t>
-      </w:r>
-      <w:proofErr w:type="spellStart"/>
-      <w:r>
-        <w:rPr>
-          <w:rFonts w:ascii="Times New Roman" w:hAnsi="Times New Roman" w:cs="Times New Roman"/>
-          <w:szCs w:val="24"/>
-        </w:rPr>
-        <w:t>hasil</w:t>
-      </w:r>
-      <w:proofErr w:type="spellEnd"/>
-      <w:r>
-        <w:rPr>
-          <w:rFonts w:ascii="Times New Roman" w:hAnsi="Times New Roman" w:cs="Times New Roman"/>
-          <w:szCs w:val="24"/>
-        </w:rPr>
-        <w:t xml:space="preserve"> </w:t>
-      </w:r>
-      <w:proofErr w:type="spellStart"/>
-      <w:r>
-        <w:rPr>
-          <w:rFonts w:ascii="Times New Roman" w:hAnsi="Times New Roman" w:cs="Times New Roman"/>
-          <w:szCs w:val="24"/>
-        </w:rPr>
-        <w:t>eksekusi</w:t>
-      </w:r>
-      <w:proofErr w:type="spellEnd"/>
-      <w:r>
-        <w:rPr>
-          <w:rFonts w:ascii="Times New Roman" w:hAnsi="Times New Roman" w:cs="Times New Roman"/>
-          <w:szCs w:val="24"/>
-        </w:rPr>
-        <w:t xml:space="preserve"> program </w:t>
-      </w:r>
-      <w:proofErr w:type="spellStart"/>
-      <w:r>
-        <w:rPr>
-          <w:rFonts w:ascii="Times New Roman" w:hAnsi="Times New Roman" w:cs="Times New Roman"/>
-          <w:szCs w:val="24"/>
-        </w:rPr>
-        <w:t>setelah</w:t>
-      </w:r>
-      <w:proofErr w:type="spellEnd"/>
-      <w:r>
-        <w:rPr>
-          <w:rFonts w:ascii="Times New Roman" w:hAnsi="Times New Roman" w:cs="Times New Roman"/>
-          <w:szCs w:val="24"/>
-        </w:rPr>
-        <w:t xml:space="preserve"> </w:t>
-      </w:r>
-      <w:proofErr w:type="spellStart"/>
-      <w:r>
-        <w:rPr>
-          <w:rFonts w:ascii="Times New Roman" w:hAnsi="Times New Roman" w:cs="Times New Roman"/>
-          <w:szCs w:val="24"/>
-        </w:rPr>
-        <w:t>melalui</w:t>
-      </w:r>
-      <w:proofErr w:type="spellEnd"/>
-      <w:r>
-        <w:rPr>
-          <w:rFonts w:ascii="Times New Roman" w:hAnsi="Times New Roman" w:cs="Times New Roman"/>
-          <w:szCs w:val="24"/>
-        </w:rPr>
-        <w:t xml:space="preserve"> proses </w:t>
-      </w:r>
-      <w:proofErr w:type="spellStart"/>
-      <w:r>
-        <w:rPr>
-          <w:rFonts w:ascii="Times New Roman" w:hAnsi="Times New Roman" w:cs="Times New Roman"/>
-          <w:szCs w:val="24"/>
-        </w:rPr>
-        <w:t>kompilasi</w:t>
-      </w:r>
-      <w:proofErr w:type="spellEnd"/>
-      <w:r>
-        <w:rPr>
-          <w:rFonts w:ascii="Times New Roman" w:hAnsi="Times New Roman" w:cs="Times New Roman"/>
-          <w:szCs w:val="24"/>
-        </w:rPr>
-        <w:t xml:space="preserve">. </w:t>
-      </w:r>
-      <w:proofErr w:type="spellStart"/>
-      <w:r>
-        <w:rPr>
-          <w:rFonts w:ascii="Times New Roman" w:hAnsi="Times New Roman" w:cs="Times New Roman"/>
-          <w:szCs w:val="24"/>
-        </w:rPr>
-        <w:t>Pengujian</w:t>
-      </w:r>
-      <w:proofErr w:type="spellEnd"/>
-      <w:r>
-        <w:rPr>
-          <w:rFonts w:ascii="Times New Roman" w:hAnsi="Times New Roman" w:cs="Times New Roman"/>
-          <w:szCs w:val="24"/>
-        </w:rPr>
-        <w:t xml:space="preserve"> </w:t>
-      </w:r>
-      <w:proofErr w:type="spellStart"/>
-      <w:r>
-        <w:rPr>
-          <w:rFonts w:ascii="Times New Roman" w:hAnsi="Times New Roman" w:cs="Times New Roman"/>
-          <w:szCs w:val="24"/>
-        </w:rPr>
-        <w:t>dilakukan</w:t>
-      </w:r>
-      <w:proofErr w:type="spellEnd"/>
-      <w:r>
-        <w:rPr>
-          <w:rFonts w:ascii="Times New Roman" w:hAnsi="Times New Roman" w:cs="Times New Roman"/>
-          <w:szCs w:val="24"/>
-        </w:rPr>
-        <w:t xml:space="preserve"> </w:t>
-      </w:r>
-      <w:proofErr w:type="spellStart"/>
-      <w:r>
-        <w:rPr>
-          <w:rFonts w:ascii="Times New Roman" w:hAnsi="Times New Roman" w:cs="Times New Roman"/>
-          <w:szCs w:val="24"/>
-        </w:rPr>
-        <w:t>dengan</w:t>
-      </w:r>
-      <w:proofErr w:type="spellEnd"/>
-      <w:r>
-        <w:rPr>
-          <w:rFonts w:ascii="Times New Roman" w:hAnsi="Times New Roman" w:cs="Times New Roman"/>
-          <w:szCs w:val="24"/>
-        </w:rPr>
-        <w:t xml:space="preserve"> </w:t>
-      </w:r>
-      <w:proofErr w:type="spellStart"/>
-      <w:r>
-        <w:rPr>
-          <w:rFonts w:ascii="Times New Roman" w:hAnsi="Times New Roman" w:cs="Times New Roman"/>
-          <w:szCs w:val="24"/>
-        </w:rPr>
-        <w:t>memasukkan</w:t>
-      </w:r>
-      <w:proofErr w:type="spellEnd"/>
-      <w:r>
-        <w:rPr>
-          <w:rFonts w:ascii="Times New Roman" w:hAnsi="Times New Roman" w:cs="Times New Roman"/>
-          <w:szCs w:val="24"/>
-        </w:rPr>
-        <w:t xml:space="preserve"> </w:t>
-      </w:r>
-      <w:proofErr w:type="spellStart"/>
-      <w:r>
-        <w:rPr>
-          <w:rFonts w:ascii="Times New Roman" w:hAnsi="Times New Roman" w:cs="Times New Roman"/>
-          <w:szCs w:val="24"/>
-        </w:rPr>
-        <w:t>sekumpulan</w:t>
-      </w:r>
-      <w:proofErr w:type="spellEnd"/>
-      <w:r>
-        <w:rPr>
-          <w:rFonts w:ascii="Times New Roman" w:hAnsi="Times New Roman" w:cs="Times New Roman"/>
-          <w:szCs w:val="24"/>
-        </w:rPr>
-        <w:t xml:space="preserve"> data </w:t>
-      </w:r>
-      <w:proofErr w:type="spellStart"/>
-      <w:r>
-        <w:rPr>
-          <w:rFonts w:ascii="Times New Roman" w:hAnsi="Times New Roman" w:cs="Times New Roman"/>
-          <w:szCs w:val="24"/>
-        </w:rPr>
-        <w:t>acak</w:t>
-      </w:r>
-      <w:proofErr w:type="spellEnd"/>
-      <w:r>
-        <w:rPr>
-          <w:rFonts w:ascii="Times New Roman" w:hAnsi="Times New Roman" w:cs="Times New Roman"/>
-          <w:szCs w:val="24"/>
-        </w:rPr>
-        <w:t xml:space="preserve"> </w:t>
-      </w:r>
-      <w:proofErr w:type="spellStart"/>
-      <w:r>
-        <w:rPr>
-          <w:rFonts w:ascii="Times New Roman" w:hAnsi="Times New Roman" w:cs="Times New Roman"/>
-          <w:szCs w:val="24"/>
-        </w:rPr>
-        <w:t>untuk</w:t>
-      </w:r>
-      <w:proofErr w:type="spellEnd"/>
-      <w:r>
-        <w:rPr>
-          <w:rFonts w:ascii="Times New Roman" w:hAnsi="Times New Roman" w:cs="Times New Roman"/>
-          <w:szCs w:val="24"/>
-        </w:rPr>
-        <w:t xml:space="preserve"> </w:t>
-      </w:r>
-      <w:proofErr w:type="spellStart"/>
-      <w:r>
-        <w:rPr>
-          <w:rFonts w:ascii="Times New Roman" w:hAnsi="Times New Roman" w:cs="Times New Roman"/>
-          <w:szCs w:val="24"/>
-        </w:rPr>
-        <w:t>memastikan</w:t>
-      </w:r>
-      <w:proofErr w:type="spellEnd"/>
-      <w:r>
-        <w:rPr>
-          <w:rFonts w:ascii="Times New Roman" w:hAnsi="Times New Roman" w:cs="Times New Roman"/>
-          <w:szCs w:val="24"/>
-        </w:rPr>
-        <w:t xml:space="preserve"> </w:t>
-      </w:r>
-      <w:proofErr w:type="spellStart"/>
-      <w:r>
-        <w:rPr>
-          <w:rFonts w:ascii="Times New Roman" w:hAnsi="Times New Roman" w:cs="Times New Roman"/>
-          <w:szCs w:val="24"/>
-        </w:rPr>
-        <w:t>algoritma</w:t>
-      </w:r>
-      <w:proofErr w:type="spellEnd"/>
-      <w:r>
-        <w:rPr>
-          <w:rFonts w:ascii="Times New Roman" w:hAnsi="Times New Roman" w:cs="Times New Roman"/>
-          <w:szCs w:val="24"/>
-        </w:rPr>
-        <w:t xml:space="preserve"> </w:t>
+        <w:t xml:space="preserve">Bagian ini mendokumentasikan hasil eksekusi program setelah melalui proses kompilasi. Pengujian dilakukan dengan memasukkan sekumpulan data acak untuk memastikan algoritma </w:t>
       </w:r>
       <w:r>
         <w:rPr>
@@ -14732,55 +7904,7 @@
           <w:rFonts w:ascii="Times New Roman" w:hAnsi="Times New Roman" w:cs="Times New Roman"/>
           <w:szCs w:val="24"/>
         </w:rPr>
-        <w:t xml:space="preserve"> </w:t>
-      </w:r>
-      <w:proofErr w:type="spellStart"/>
-      <w:r>
-        <w:rPr>
-          <w:rFonts w:ascii="Times New Roman" w:hAnsi="Times New Roman" w:cs="Times New Roman"/>
-          <w:szCs w:val="24"/>
-        </w:rPr>
-        <w:t>bekerja</w:t>
-      </w:r>
-      <w:proofErr w:type="spellEnd"/>
-      <w:r>
-        <w:rPr>
-          <w:rFonts w:ascii="Times New Roman" w:hAnsi="Times New Roman" w:cs="Times New Roman"/>
-          <w:szCs w:val="24"/>
-        </w:rPr>
-        <w:t xml:space="preserve"> </w:t>
-      </w:r>
-      <w:proofErr w:type="spellStart"/>
-      <w:r>
-        <w:rPr>
-          <w:rFonts w:ascii="Times New Roman" w:hAnsi="Times New Roman" w:cs="Times New Roman"/>
-          <w:szCs w:val="24"/>
-        </w:rPr>
-        <w:t>dengan</w:t>
-      </w:r>
-      <w:proofErr w:type="spellEnd"/>
-      <w:r>
-        <w:rPr>
-          <w:rFonts w:ascii="Times New Roman" w:hAnsi="Times New Roman" w:cs="Times New Roman"/>
-          <w:szCs w:val="24"/>
-        </w:rPr>
-        <w:t xml:space="preserve"> </w:t>
-      </w:r>
-      <w:proofErr w:type="spellStart"/>
-      <w:r>
-        <w:rPr>
-          <w:rFonts w:ascii="Times New Roman" w:hAnsi="Times New Roman" w:cs="Times New Roman"/>
-          <w:szCs w:val="24"/>
-        </w:rPr>
-        <w:t>presisi</w:t>
-      </w:r>
-      <w:proofErr w:type="spellEnd"/>
-      <w:r>
-        <w:rPr>
-          <w:rFonts w:ascii="Times New Roman" w:hAnsi="Times New Roman" w:cs="Times New Roman"/>
-          <w:szCs w:val="24"/>
-        </w:rPr>
-        <w:t>.</w:t>
+        <w:t xml:space="preserve"> bekerja dengan presisi.</w:t>
       </w:r>
     </w:p>
     <w:p>
@@ -14792,7 +7916,6 @@
           <w:szCs w:val="24"/>
         </w:rPr>
       </w:pPr>
-      <w:proofErr w:type="spellStart"/>
       <w:r>
         <w:rPr>
           <w:rFonts w:ascii="Times New Roman" w:hAnsi="Times New Roman" w:cs="Times New Roman"/>
@@ -14800,37 +7923,7 @@
           <w:bCs/>
           <w:szCs w:val="24"/>
         </w:rPr>
-        <w:t>Skenario</w:t>
-      </w:r>
-      <w:proofErr w:type="spellEnd"/>
-      <w:r>
-        <w:rPr>
-          <w:rFonts w:ascii="Times New Roman" w:hAnsi="Times New Roman" w:cs="Times New Roman"/>
-          <w:b/>
-          <w:bCs/>
-          <w:szCs w:val="24"/>
-        </w:rPr>
-        <w:t xml:space="preserve"> </w:t>
-      </w:r>
-      <w:proofErr w:type="spellStart"/>
-      <w:r>
-        <w:rPr>
-          <w:rFonts w:ascii="Times New Roman" w:hAnsi="Times New Roman" w:cs="Times New Roman"/>
-          <w:b/>
-          <w:bCs/>
-          <w:szCs w:val="24"/>
-        </w:rPr>
-        <w:t>Pengujian</w:t>
-      </w:r>
-      <w:proofErr w:type="spellEnd"/>
-      <w:r>
-        <w:rPr>
-          <w:rFonts w:ascii="Times New Roman" w:hAnsi="Times New Roman" w:cs="Times New Roman"/>
-          <w:b/>
-          <w:bCs/>
-          <w:szCs w:val="24"/>
-        </w:rPr>
-        <w:t>:</w:t>
+        <w:t>Skenario Pengujian:</w:t>
       </w:r>
     </w:p>
     <w:p>
@@ -14846,7 +7939,6 @@
           <w:szCs w:val="24"/>
         </w:rPr>
       </w:pPr>
-      <w:proofErr w:type="spellStart"/>
       <w:r>
         <w:rPr>
           <w:rFonts w:ascii="Times New Roman" w:hAnsi="Times New Roman" w:cs="Times New Roman"/>
@@ -14854,17 +7946,7 @@
           <w:bCs/>
           <w:szCs w:val="24"/>
         </w:rPr>
-        <w:t>Jumlah</w:t>
-      </w:r>
-      <w:proofErr w:type="spellEnd"/>
-      <w:r>
-        <w:rPr>
-          <w:rFonts w:ascii="Times New Roman" w:hAnsi="Times New Roman" w:cs="Times New Roman"/>
-          <w:b/>
-          <w:bCs/>
-          <w:szCs w:val="24"/>
-        </w:rPr>
-        <w:t xml:space="preserve"> Data (n)</w:t>
+        <w:t>Jumlah Data (n)</w:t>
       </w:r>
       <w:r>
         <w:rPr>
@@ -14938,57 +8020,14 @@
           <w:bCs/>
           <w:szCs w:val="24"/>
         </w:rPr>
-        <w:t xml:space="preserve">Hasil yang </w:t>
-      </w:r>
-      <w:proofErr w:type="spellStart"/>
-      <w:r>
-        <w:rPr>
-          <w:rFonts w:ascii="Times New Roman" w:hAnsi="Times New Roman" w:cs="Times New Roman"/>
-          <w:b/>
-          <w:bCs/>
-          <w:szCs w:val="24"/>
-        </w:rPr>
-        <w:t>Diharapkan</w:t>
-      </w:r>
-      <w:proofErr w:type="spellEnd"/>
-      <w:r>
-        <w:rPr>
-          <w:rFonts w:ascii="Times New Roman" w:hAnsi="Times New Roman" w:cs="Times New Roman"/>
-          <w:szCs w:val="24"/>
-        </w:rPr>
-        <w:t xml:space="preserve">: Data </w:t>
-      </w:r>
-      <w:proofErr w:type="spellStart"/>
-      <w:r>
-        <w:rPr>
-          <w:rFonts w:ascii="Times New Roman" w:hAnsi="Times New Roman" w:cs="Times New Roman"/>
-          <w:szCs w:val="24"/>
-        </w:rPr>
-        <w:t>terurut</w:t>
-      </w:r>
-      <w:proofErr w:type="spellEnd"/>
-      <w:r>
-        <w:rPr>
-          <w:rFonts w:ascii="Times New Roman" w:hAnsi="Times New Roman" w:cs="Times New Roman"/>
-          <w:szCs w:val="24"/>
-        </w:rPr>
-        <w:t xml:space="preserve"> </w:t>
-      </w:r>
-      <w:proofErr w:type="spellStart"/>
-      <w:r>
-        <w:rPr>
-          <w:rFonts w:ascii="Times New Roman" w:hAnsi="Times New Roman" w:cs="Times New Roman"/>
-          <w:szCs w:val="24"/>
-        </w:rPr>
-        <w:t>secara</w:t>
-      </w:r>
-      <w:proofErr w:type="spellEnd"/>
-      <w:r>
-        <w:rPr>
-          <w:rFonts w:ascii="Times New Roman" w:hAnsi="Times New Roman" w:cs="Times New Roman"/>
-          <w:szCs w:val="24"/>
-        </w:rPr>
-        <w:t xml:space="preserve"> </w:t>
+        <w:t>Hasil yang Diharapkan</w:t>
+      </w:r>
+      <w:r>
+        <w:rPr>
+          <w:rFonts w:ascii="Times New Roman" w:hAnsi="Times New Roman" w:cs="Times New Roman"/>
+          <w:szCs w:val="24"/>
+        </w:rPr>
+        <w:t xml:space="preserve">: Data terurut secara </w:t>
       </w:r>
       <w:r>
         <w:rPr>
@@ -15036,6 +8075,7 @@
           <w:noProof/>
           <w:szCs w:val="24"/>
         </w:rPr>
+        <w:lastRenderedPageBreak/>
         <w:drawing>
           <wp:inline distT="0" distB="0" distL="0" distR="0" wp14:anchorId="2F44D6A1" wp14:editId="5DF1A435">
             <wp:extent cx="5565775" cy="2291787"/>
@@ -15052,7 +8092,7 @@
                     <pic:cNvPicPr/>
                   </pic:nvPicPr>
                   <pic:blipFill>
-                    <a:blip r:embed="rId9"/>
+                    <a:blip r:embed="rId11"/>
                     <a:stretch>
                       <a:fillRect/>
                     </a:stretch>
@@ -15082,7 +8122,6 @@
           <w:szCs w:val="24"/>
         </w:rPr>
       </w:pPr>
-      <w:proofErr w:type="spellStart"/>
       <w:r>
         <w:rPr>
           <w:rFonts w:ascii="Times New Roman" w:hAnsi="Times New Roman" w:cs="Times New Roman"/>
@@ -15090,216 +8129,14 @@
           <w:bCs/>
           <w:szCs w:val="24"/>
         </w:rPr>
-        <w:t>Analisis</w:t>
-      </w:r>
-      <w:proofErr w:type="spellEnd"/>
-      <w:r>
-        <w:rPr>
-          <w:rFonts w:ascii="Times New Roman" w:hAnsi="Times New Roman" w:cs="Times New Roman"/>
-          <w:b/>
-          <w:bCs/>
-          <w:szCs w:val="24"/>
-        </w:rPr>
-        <w:t xml:space="preserve"> Hasil:</w:t>
-      </w:r>
-      <w:r>
-        <w:rPr>
-          <w:rFonts w:ascii="Times New Roman" w:hAnsi="Times New Roman" w:cs="Times New Roman"/>
-          <w:szCs w:val="24"/>
-        </w:rPr>
-        <w:t xml:space="preserve"> </w:t>
-      </w:r>
-      <w:proofErr w:type="spellStart"/>
-      <w:r>
-        <w:rPr>
-          <w:rFonts w:ascii="Times New Roman" w:hAnsi="Times New Roman" w:cs="Times New Roman"/>
-          <w:szCs w:val="24"/>
-        </w:rPr>
-        <w:t>Berdasarkan</w:t>
-      </w:r>
-      <w:proofErr w:type="spellEnd"/>
-      <w:r>
-        <w:rPr>
-          <w:rFonts w:ascii="Times New Roman" w:hAnsi="Times New Roman" w:cs="Times New Roman"/>
-          <w:szCs w:val="24"/>
-        </w:rPr>
-        <w:t xml:space="preserve"> </w:t>
-      </w:r>
-      <w:proofErr w:type="spellStart"/>
-      <w:r>
-        <w:rPr>
-          <w:rFonts w:ascii="Times New Roman" w:hAnsi="Times New Roman" w:cs="Times New Roman"/>
-          <w:szCs w:val="24"/>
-        </w:rPr>
-        <w:t>hasil</w:t>
-      </w:r>
-      <w:proofErr w:type="spellEnd"/>
-      <w:r>
-        <w:rPr>
-          <w:rFonts w:ascii="Times New Roman" w:hAnsi="Times New Roman" w:cs="Times New Roman"/>
-          <w:szCs w:val="24"/>
-        </w:rPr>
-        <w:t xml:space="preserve"> </w:t>
-      </w:r>
-      <w:proofErr w:type="spellStart"/>
-      <w:r>
-        <w:rPr>
-          <w:rFonts w:ascii="Times New Roman" w:hAnsi="Times New Roman" w:cs="Times New Roman"/>
-          <w:szCs w:val="24"/>
-        </w:rPr>
-        <w:t>pengujian</w:t>
-      </w:r>
-      <w:proofErr w:type="spellEnd"/>
-      <w:r>
-        <w:rPr>
-          <w:rFonts w:ascii="Times New Roman" w:hAnsi="Times New Roman" w:cs="Times New Roman"/>
-          <w:szCs w:val="24"/>
-        </w:rPr>
-        <w:t xml:space="preserve"> di </w:t>
-      </w:r>
-      <w:proofErr w:type="spellStart"/>
-      <w:r>
-        <w:rPr>
-          <w:rFonts w:ascii="Times New Roman" w:hAnsi="Times New Roman" w:cs="Times New Roman"/>
-          <w:szCs w:val="24"/>
-        </w:rPr>
-        <w:t>atas</w:t>
-      </w:r>
-      <w:proofErr w:type="spellEnd"/>
-      <w:r>
-        <w:rPr>
-          <w:rFonts w:ascii="Times New Roman" w:hAnsi="Times New Roman" w:cs="Times New Roman"/>
-          <w:szCs w:val="24"/>
-        </w:rPr>
-        <w:t xml:space="preserve">, program </w:t>
-      </w:r>
-      <w:proofErr w:type="spellStart"/>
-      <w:r>
-        <w:rPr>
-          <w:rFonts w:ascii="Times New Roman" w:hAnsi="Times New Roman" w:cs="Times New Roman"/>
-          <w:szCs w:val="24"/>
-        </w:rPr>
-        <w:t>berhasil</w:t>
-      </w:r>
-      <w:proofErr w:type="spellEnd"/>
-      <w:r>
-        <w:rPr>
-          <w:rFonts w:ascii="Times New Roman" w:hAnsi="Times New Roman" w:cs="Times New Roman"/>
-          <w:szCs w:val="24"/>
-        </w:rPr>
-        <w:t xml:space="preserve"> </w:t>
-      </w:r>
-      <w:proofErr w:type="spellStart"/>
-      <w:r>
-        <w:rPr>
-          <w:rFonts w:ascii="Times New Roman" w:hAnsi="Times New Roman" w:cs="Times New Roman"/>
-          <w:szCs w:val="24"/>
-        </w:rPr>
-        <w:t>mengurutkan</w:t>
-      </w:r>
-      <w:proofErr w:type="spellEnd"/>
-      <w:r>
-        <w:rPr>
-          <w:rFonts w:ascii="Times New Roman" w:hAnsi="Times New Roman" w:cs="Times New Roman"/>
-          <w:szCs w:val="24"/>
-        </w:rPr>
-        <w:t xml:space="preserve"> data </w:t>
-      </w:r>
-      <w:proofErr w:type="spellStart"/>
-      <w:r>
-        <w:rPr>
-          <w:rFonts w:ascii="Times New Roman" w:hAnsi="Times New Roman" w:cs="Times New Roman"/>
-          <w:szCs w:val="24"/>
-        </w:rPr>
-        <w:t>masukan</w:t>
-      </w:r>
-      <w:proofErr w:type="spellEnd"/>
-      <w:r>
-        <w:rPr>
-          <w:rFonts w:ascii="Times New Roman" w:hAnsi="Times New Roman" w:cs="Times New Roman"/>
-          <w:szCs w:val="24"/>
-        </w:rPr>
-        <w:t xml:space="preserve"> </w:t>
-      </w:r>
-      <w:proofErr w:type="spellStart"/>
-      <w:r>
-        <w:rPr>
-          <w:rFonts w:ascii="Times New Roman" w:hAnsi="Times New Roman" w:cs="Times New Roman"/>
-          <w:szCs w:val="24"/>
-        </w:rPr>
-        <w:t>dengan</w:t>
-      </w:r>
-      <w:proofErr w:type="spellEnd"/>
-      <w:r>
-        <w:rPr>
-          <w:rFonts w:ascii="Times New Roman" w:hAnsi="Times New Roman" w:cs="Times New Roman"/>
-          <w:szCs w:val="24"/>
-        </w:rPr>
-        <w:t xml:space="preserve"> </w:t>
-      </w:r>
-      <w:proofErr w:type="spellStart"/>
-      <w:r>
-        <w:rPr>
-          <w:rFonts w:ascii="Times New Roman" w:hAnsi="Times New Roman" w:cs="Times New Roman"/>
-          <w:szCs w:val="24"/>
-        </w:rPr>
-        <w:t>benar</w:t>
-      </w:r>
-      <w:proofErr w:type="spellEnd"/>
-      <w:r>
-        <w:rPr>
-          <w:rFonts w:ascii="Times New Roman" w:hAnsi="Times New Roman" w:cs="Times New Roman"/>
-          <w:szCs w:val="24"/>
-        </w:rPr>
-        <w:t xml:space="preserve"> </w:t>
-      </w:r>
-      <w:proofErr w:type="spellStart"/>
-      <w:r>
-        <w:rPr>
-          <w:rFonts w:ascii="Times New Roman" w:hAnsi="Times New Roman" w:cs="Times New Roman"/>
-          <w:szCs w:val="24"/>
-        </w:rPr>
-        <w:t>sesuai</w:t>
-      </w:r>
-      <w:proofErr w:type="spellEnd"/>
-      <w:r>
-        <w:rPr>
-          <w:rFonts w:ascii="Times New Roman" w:hAnsi="Times New Roman" w:cs="Times New Roman"/>
-          <w:szCs w:val="24"/>
-        </w:rPr>
-        <w:t xml:space="preserve"> </w:t>
-      </w:r>
-      <w:proofErr w:type="spellStart"/>
-      <w:r>
-        <w:rPr>
-          <w:rFonts w:ascii="Times New Roman" w:hAnsi="Times New Roman" w:cs="Times New Roman"/>
-          <w:szCs w:val="24"/>
-        </w:rPr>
-        <w:t>dengan</w:t>
-      </w:r>
-      <w:proofErr w:type="spellEnd"/>
-      <w:r>
-        <w:rPr>
-          <w:rFonts w:ascii="Times New Roman" w:hAnsi="Times New Roman" w:cs="Times New Roman"/>
-          <w:szCs w:val="24"/>
-        </w:rPr>
-        <w:t xml:space="preserve"> </w:t>
-      </w:r>
-      <w:proofErr w:type="spellStart"/>
-      <w:r>
-        <w:rPr>
-          <w:rFonts w:ascii="Times New Roman" w:hAnsi="Times New Roman" w:cs="Times New Roman"/>
-          <w:szCs w:val="24"/>
-        </w:rPr>
-        <w:t>logika</w:t>
-      </w:r>
-      <w:proofErr w:type="spellEnd"/>
-      <w:r>
-        <w:rPr>
-          <w:rFonts w:ascii="Times New Roman" w:hAnsi="Times New Roman" w:cs="Times New Roman"/>
-          <w:szCs w:val="24"/>
-        </w:rPr>
-        <w:t xml:space="preserve"> </w:t>
+        <w:t>Analisis Hasil:</w:t>
+      </w:r>
+      <w:r>
+        <w:rPr>
+          <w:rFonts w:ascii="Times New Roman" w:hAnsi="Times New Roman" w:cs="Times New Roman"/>
+          <w:szCs w:val="24"/>
+        </w:rPr>
+        <w:t xml:space="preserve"> Berdasarkan hasil pengujian di atas, program berhasil mengurutkan data masukan dengan benar sesuai dengan logika </w:t>
       </w:r>
       <w:r>
         <w:rPr>
@@ -15315,359 +8152,7 @@
           <w:rFonts w:ascii="Times New Roman" w:hAnsi="Times New Roman" w:cs="Times New Roman"/>
           <w:szCs w:val="24"/>
         </w:rPr>
-        <w:t xml:space="preserve">. </w:t>
-      </w:r>
-      <w:proofErr w:type="spellStart"/>
-      <w:r>
-        <w:rPr>
-          <w:rFonts w:ascii="Times New Roman" w:hAnsi="Times New Roman" w:cs="Times New Roman"/>
-          <w:szCs w:val="24"/>
-        </w:rPr>
-        <w:t>Indeks</w:t>
-      </w:r>
-      <w:proofErr w:type="spellEnd"/>
-      <w:r>
-        <w:rPr>
-          <w:rFonts w:ascii="Times New Roman" w:hAnsi="Times New Roman" w:cs="Times New Roman"/>
-          <w:szCs w:val="24"/>
-        </w:rPr>
-        <w:t xml:space="preserve"> array </w:t>
-      </w:r>
-      <w:proofErr w:type="spellStart"/>
-      <w:r>
-        <w:rPr>
-          <w:rFonts w:ascii="Times New Roman" w:hAnsi="Times New Roman" w:cs="Times New Roman"/>
-          <w:szCs w:val="24"/>
-        </w:rPr>
-        <w:t>dimulai</w:t>
-      </w:r>
-      <w:proofErr w:type="spellEnd"/>
-      <w:r>
-        <w:rPr>
-          <w:rFonts w:ascii="Times New Roman" w:hAnsi="Times New Roman" w:cs="Times New Roman"/>
-          <w:szCs w:val="24"/>
-        </w:rPr>
-        <w:t xml:space="preserve"> </w:t>
-      </w:r>
-      <w:proofErr w:type="spellStart"/>
-      <w:r>
-        <w:rPr>
-          <w:rFonts w:ascii="Times New Roman" w:hAnsi="Times New Roman" w:cs="Times New Roman"/>
-          <w:szCs w:val="24"/>
-        </w:rPr>
-        <w:t>dari</w:t>
-      </w:r>
-      <w:proofErr w:type="spellEnd"/>
-      <w:r>
-        <w:rPr>
-          <w:rFonts w:ascii="Times New Roman" w:hAnsi="Times New Roman" w:cs="Times New Roman"/>
-          <w:szCs w:val="24"/>
-        </w:rPr>
-        <w:t xml:space="preserve"> 1 </w:t>
-      </w:r>
-      <w:proofErr w:type="spellStart"/>
-      <w:r>
-        <w:rPr>
-          <w:rFonts w:ascii="Times New Roman" w:hAnsi="Times New Roman" w:cs="Times New Roman"/>
-          <w:szCs w:val="24"/>
-        </w:rPr>
-        <w:t>sebagaimana</w:t>
-      </w:r>
-      <w:proofErr w:type="spellEnd"/>
-      <w:r>
-        <w:rPr>
-          <w:rFonts w:ascii="Times New Roman" w:hAnsi="Times New Roman" w:cs="Times New Roman"/>
-          <w:szCs w:val="24"/>
-        </w:rPr>
-        <w:t xml:space="preserve"> </w:t>
-      </w:r>
-      <w:proofErr w:type="spellStart"/>
-      <w:r>
-        <w:rPr>
-          <w:rFonts w:ascii="Times New Roman" w:hAnsi="Times New Roman" w:cs="Times New Roman"/>
-          <w:szCs w:val="24"/>
-        </w:rPr>
-        <w:t>ditetapkan</w:t>
-      </w:r>
-      <w:proofErr w:type="spellEnd"/>
-      <w:r>
-        <w:rPr>
-          <w:rFonts w:ascii="Times New Roman" w:hAnsi="Times New Roman" w:cs="Times New Roman"/>
-          <w:szCs w:val="24"/>
-        </w:rPr>
-        <w:t xml:space="preserve"> </w:t>
-      </w:r>
-      <w:proofErr w:type="spellStart"/>
-      <w:r>
-        <w:rPr>
-          <w:rFonts w:ascii="Times New Roman" w:hAnsi="Times New Roman" w:cs="Times New Roman"/>
-          <w:szCs w:val="24"/>
-        </w:rPr>
-        <w:t>dalam</w:t>
-      </w:r>
-      <w:proofErr w:type="spellEnd"/>
-      <w:r>
-        <w:rPr>
-          <w:rFonts w:ascii="Times New Roman" w:hAnsi="Times New Roman" w:cs="Times New Roman"/>
-          <w:szCs w:val="24"/>
-        </w:rPr>
-        <w:t xml:space="preserve"> </w:t>
-      </w:r>
-      <w:proofErr w:type="spellStart"/>
-      <w:r>
-        <w:rPr>
-          <w:rFonts w:ascii="Times New Roman" w:hAnsi="Times New Roman" w:cs="Times New Roman"/>
-          <w:szCs w:val="24"/>
-        </w:rPr>
-        <w:t>spesifikasi</w:t>
-      </w:r>
-      <w:proofErr w:type="spellEnd"/>
-      <w:r>
-        <w:rPr>
-          <w:rFonts w:ascii="Times New Roman" w:hAnsi="Times New Roman" w:cs="Times New Roman"/>
-          <w:szCs w:val="24"/>
-        </w:rPr>
-        <w:t xml:space="preserve">, dan </w:t>
-      </w:r>
-      <w:proofErr w:type="spellStart"/>
-      <w:r>
-        <w:rPr>
-          <w:rFonts w:ascii="Times New Roman" w:hAnsi="Times New Roman" w:cs="Times New Roman"/>
-          <w:szCs w:val="24"/>
-        </w:rPr>
-        <w:t>fungsi</w:t>
-      </w:r>
-      <w:proofErr w:type="spellEnd"/>
-      <w:r>
-        <w:rPr>
-          <w:rFonts w:ascii="Times New Roman" w:hAnsi="Times New Roman" w:cs="Times New Roman"/>
-          <w:szCs w:val="24"/>
-        </w:rPr>
-        <w:t xml:space="preserve"> </w:t>
-      </w:r>
-      <w:proofErr w:type="spellStart"/>
-      <w:r>
-        <w:rPr>
-          <w:rFonts w:ascii="Times New Roman" w:hAnsi="Times New Roman" w:cs="Times New Roman"/>
-          <w:szCs w:val="24"/>
-        </w:rPr>
-        <w:t>tampilkan_larik</w:t>
-      </w:r>
-      <w:proofErr w:type="spellEnd"/>
-      <w:r>
-        <w:rPr>
-          <w:rFonts w:ascii="Times New Roman" w:hAnsi="Times New Roman" w:cs="Times New Roman"/>
-          <w:szCs w:val="24"/>
-        </w:rPr>
-        <w:t xml:space="preserve"> </w:t>
-      </w:r>
-      <w:proofErr w:type="spellStart"/>
-      <w:r>
-        <w:rPr>
-          <w:rFonts w:ascii="Times New Roman" w:hAnsi="Times New Roman" w:cs="Times New Roman"/>
-          <w:szCs w:val="24"/>
-        </w:rPr>
-        <w:t>berhasil</w:t>
-      </w:r>
-      <w:proofErr w:type="spellEnd"/>
-      <w:r>
-        <w:rPr>
-          <w:rFonts w:ascii="Times New Roman" w:hAnsi="Times New Roman" w:cs="Times New Roman"/>
-          <w:szCs w:val="24"/>
-        </w:rPr>
-        <w:t xml:space="preserve"> </w:t>
-      </w:r>
-      <w:proofErr w:type="spellStart"/>
-      <w:r>
-        <w:rPr>
-          <w:rFonts w:ascii="Times New Roman" w:hAnsi="Times New Roman" w:cs="Times New Roman"/>
-          <w:szCs w:val="24"/>
-        </w:rPr>
-        <w:t>menampilkan</w:t>
-      </w:r>
-      <w:proofErr w:type="spellEnd"/>
-      <w:r>
-        <w:rPr>
-          <w:rFonts w:ascii="Times New Roman" w:hAnsi="Times New Roman" w:cs="Times New Roman"/>
-          <w:szCs w:val="24"/>
-        </w:rPr>
-        <w:t xml:space="preserve"> </w:t>
-      </w:r>
-      <w:proofErr w:type="spellStart"/>
-      <w:r>
-        <w:rPr>
-          <w:rFonts w:ascii="Times New Roman" w:hAnsi="Times New Roman" w:cs="Times New Roman"/>
-          <w:szCs w:val="24"/>
-        </w:rPr>
-        <w:t>urutan</w:t>
-      </w:r>
-      <w:proofErr w:type="spellEnd"/>
-      <w:r>
-        <w:rPr>
-          <w:rFonts w:ascii="Times New Roman" w:hAnsi="Times New Roman" w:cs="Times New Roman"/>
-          <w:szCs w:val="24"/>
-        </w:rPr>
-        <w:t xml:space="preserve"> data yang </w:t>
-      </w:r>
-      <w:proofErr w:type="spellStart"/>
-      <w:r>
-        <w:rPr>
-          <w:rFonts w:ascii="Times New Roman" w:hAnsi="Times New Roman" w:cs="Times New Roman"/>
-          <w:szCs w:val="24"/>
-        </w:rPr>
-        <w:t>telah</w:t>
-      </w:r>
-      <w:proofErr w:type="spellEnd"/>
-      <w:r>
-        <w:rPr>
-          <w:rFonts w:ascii="Times New Roman" w:hAnsi="Times New Roman" w:cs="Times New Roman"/>
-          <w:szCs w:val="24"/>
-        </w:rPr>
-        <w:t xml:space="preserve"> </w:t>
-      </w:r>
-      <w:proofErr w:type="spellStart"/>
-      <w:r>
-        <w:rPr>
-          <w:rFonts w:ascii="Times New Roman" w:hAnsi="Times New Roman" w:cs="Times New Roman"/>
-          <w:szCs w:val="24"/>
-        </w:rPr>
-        <w:t>terorganisir</w:t>
-      </w:r>
-      <w:proofErr w:type="spellEnd"/>
-      <w:r>
-        <w:rPr>
-          <w:rFonts w:ascii="Times New Roman" w:hAnsi="Times New Roman" w:cs="Times New Roman"/>
-          <w:szCs w:val="24"/>
-        </w:rPr>
-        <w:t xml:space="preserve"> </w:t>
-      </w:r>
-      <w:proofErr w:type="spellStart"/>
-      <w:r>
-        <w:rPr>
-          <w:rFonts w:ascii="Times New Roman" w:hAnsi="Times New Roman" w:cs="Times New Roman"/>
-          <w:szCs w:val="24"/>
-        </w:rPr>
-        <w:t>dengan</w:t>
-      </w:r>
-      <w:proofErr w:type="spellEnd"/>
-      <w:r>
-        <w:rPr>
-          <w:rFonts w:ascii="Times New Roman" w:hAnsi="Times New Roman" w:cs="Times New Roman"/>
-          <w:szCs w:val="24"/>
-        </w:rPr>
-        <w:t xml:space="preserve"> </w:t>
-      </w:r>
-      <w:proofErr w:type="spellStart"/>
-      <w:r>
-        <w:rPr>
-          <w:rFonts w:ascii="Times New Roman" w:hAnsi="Times New Roman" w:cs="Times New Roman"/>
-          <w:szCs w:val="24"/>
-        </w:rPr>
-        <w:t>baik</w:t>
-      </w:r>
-      <w:proofErr w:type="spellEnd"/>
-      <w:r>
-        <w:rPr>
-          <w:rFonts w:ascii="Times New Roman" w:hAnsi="Times New Roman" w:cs="Times New Roman"/>
-          <w:szCs w:val="24"/>
-        </w:rPr>
-        <w:t xml:space="preserve"> </w:t>
-      </w:r>
-      <w:proofErr w:type="spellStart"/>
-      <w:r>
-        <w:rPr>
-          <w:rFonts w:ascii="Times New Roman" w:hAnsi="Times New Roman" w:cs="Times New Roman"/>
-          <w:szCs w:val="24"/>
-        </w:rPr>
-        <w:t>dari</w:t>
-      </w:r>
-      <w:proofErr w:type="spellEnd"/>
-      <w:r>
-        <w:rPr>
-          <w:rFonts w:ascii="Times New Roman" w:hAnsi="Times New Roman" w:cs="Times New Roman"/>
-          <w:szCs w:val="24"/>
-        </w:rPr>
-        <w:t xml:space="preserve"> </w:t>
-      </w:r>
-      <w:proofErr w:type="spellStart"/>
-      <w:r>
-        <w:rPr>
-          <w:rFonts w:ascii="Times New Roman" w:hAnsi="Times New Roman" w:cs="Times New Roman"/>
-          <w:szCs w:val="24"/>
-        </w:rPr>
-        <w:t>nilai</w:t>
-      </w:r>
-      <w:proofErr w:type="spellEnd"/>
-      <w:r>
-        <w:rPr>
-          <w:rFonts w:ascii="Times New Roman" w:hAnsi="Times New Roman" w:cs="Times New Roman"/>
-          <w:szCs w:val="24"/>
-        </w:rPr>
-        <w:t xml:space="preserve"> </w:t>
-      </w:r>
-      <w:proofErr w:type="spellStart"/>
-      <w:r>
-        <w:rPr>
-          <w:rFonts w:ascii="Times New Roman" w:hAnsi="Times New Roman" w:cs="Times New Roman"/>
-          <w:szCs w:val="24"/>
-        </w:rPr>
-        <w:t>terkecil</w:t>
-      </w:r>
-      <w:proofErr w:type="spellEnd"/>
-      <w:r>
-        <w:rPr>
-          <w:rFonts w:ascii="Times New Roman" w:hAnsi="Times New Roman" w:cs="Times New Roman"/>
-          <w:szCs w:val="24"/>
-        </w:rPr>
-        <w:t xml:space="preserve"> </w:t>
-      </w:r>
-      <w:proofErr w:type="spellStart"/>
-      <w:r>
-        <w:rPr>
-          <w:rFonts w:ascii="Times New Roman" w:hAnsi="Times New Roman" w:cs="Times New Roman"/>
-          <w:szCs w:val="24"/>
-        </w:rPr>
-        <w:t>ke</w:t>
-      </w:r>
-      <w:proofErr w:type="spellEnd"/>
-      <w:r>
-        <w:rPr>
-          <w:rFonts w:ascii="Times New Roman" w:hAnsi="Times New Roman" w:cs="Times New Roman"/>
-          <w:szCs w:val="24"/>
-        </w:rPr>
-        <w:t xml:space="preserve"> </w:t>
-      </w:r>
-      <w:proofErr w:type="spellStart"/>
-      <w:r>
-        <w:rPr>
-          <w:rFonts w:ascii="Times New Roman" w:hAnsi="Times New Roman" w:cs="Times New Roman"/>
-          <w:szCs w:val="24"/>
-        </w:rPr>
-        <w:t>nilai</w:t>
-      </w:r>
-      <w:proofErr w:type="spellEnd"/>
-      <w:r>
-        <w:rPr>
-          <w:rFonts w:ascii="Times New Roman" w:hAnsi="Times New Roman" w:cs="Times New Roman"/>
-          <w:szCs w:val="24"/>
-        </w:rPr>
-        <w:t xml:space="preserve"> </w:t>
-      </w:r>
-      <w:proofErr w:type="spellStart"/>
-      <w:r>
-        <w:rPr>
-          <w:rFonts w:ascii="Times New Roman" w:hAnsi="Times New Roman" w:cs="Times New Roman"/>
-          <w:szCs w:val="24"/>
-        </w:rPr>
-        <w:t>terbesar</w:t>
-      </w:r>
-      <w:proofErr w:type="spellEnd"/>
-      <w:r>
-        <w:rPr>
-          <w:rFonts w:ascii="Times New Roman" w:hAnsi="Times New Roman" w:cs="Times New Roman"/>
-          <w:szCs w:val="24"/>
-        </w:rPr>
-        <w:t>.</w:t>
+        <w:t>. Indeks array dimulai dari 1 sebagaimana ditetapkan dalam spesifikasi, dan fungsi tampilkan_larik berhasil menampilkan urutan data yang telah terorganisir dengan baik dari nilai terkecil ke nilai terbesar.</w:t>
       </w:r>
     </w:p>
     <w:p>
@@ -15684,7 +8169,6 @@
           <w:rFonts w:ascii="Times New Roman" w:hAnsi="Times New Roman" w:cs="Times New Roman"/>
           <w:szCs w:val="24"/>
         </w:rPr>
-        <w:lastRenderedPageBreak/>
         <w:t xml:space="preserve">5. Kesimpulan </w:t>
       </w:r>
     </w:p>
@@ -15698,85 +8182,12 @@
           <w:szCs w:val="24"/>
         </w:rPr>
       </w:pPr>
-      <w:proofErr w:type="spellStart"/>
-      <w:r>
-        <w:rPr>
-          <w:rFonts w:ascii="Times New Roman" w:hAnsi="Times New Roman" w:cs="Times New Roman"/>
-          <w:szCs w:val="24"/>
-        </w:rPr>
-        <w:t>Berdasarkan</w:t>
-      </w:r>
-      <w:proofErr w:type="spellEnd"/>
-      <w:r>
-        <w:rPr>
-          <w:rFonts w:ascii="Times New Roman" w:hAnsi="Times New Roman" w:cs="Times New Roman"/>
-          <w:szCs w:val="24"/>
-        </w:rPr>
-        <w:t xml:space="preserve"> </w:t>
-      </w:r>
-      <w:proofErr w:type="spellStart"/>
-      <w:r>
-        <w:rPr>
-          <w:rFonts w:ascii="Times New Roman" w:hAnsi="Times New Roman" w:cs="Times New Roman"/>
-          <w:szCs w:val="24"/>
-        </w:rPr>
-        <w:t>hasil</w:t>
-      </w:r>
-      <w:proofErr w:type="spellEnd"/>
-      <w:r>
-        <w:rPr>
-          <w:rFonts w:ascii="Times New Roman" w:hAnsi="Times New Roman" w:cs="Times New Roman"/>
-          <w:szCs w:val="24"/>
-        </w:rPr>
-        <w:t xml:space="preserve"> </w:t>
-      </w:r>
-      <w:proofErr w:type="spellStart"/>
-      <w:r>
-        <w:rPr>
-          <w:rFonts w:ascii="Times New Roman" w:hAnsi="Times New Roman" w:cs="Times New Roman"/>
-          <w:szCs w:val="24"/>
-        </w:rPr>
-        <w:t>implementasi</w:t>
-      </w:r>
-      <w:proofErr w:type="spellEnd"/>
-      <w:r>
-        <w:rPr>
-          <w:rFonts w:ascii="Times New Roman" w:hAnsi="Times New Roman" w:cs="Times New Roman"/>
-          <w:szCs w:val="24"/>
-        </w:rPr>
-        <w:t xml:space="preserve"> dan </w:t>
-      </w:r>
-      <w:proofErr w:type="spellStart"/>
-      <w:r>
-        <w:rPr>
-          <w:rFonts w:ascii="Times New Roman" w:hAnsi="Times New Roman" w:cs="Times New Roman"/>
-          <w:szCs w:val="24"/>
-        </w:rPr>
-        <w:t>pengujian</w:t>
-      </w:r>
-      <w:proofErr w:type="spellEnd"/>
-      <w:r>
-        <w:rPr>
-          <w:rFonts w:ascii="Times New Roman" w:hAnsi="Times New Roman" w:cs="Times New Roman"/>
-          <w:szCs w:val="24"/>
-        </w:rPr>
-        <w:t xml:space="preserve">, </w:t>
-      </w:r>
-      <w:proofErr w:type="spellStart"/>
-      <w:r>
-        <w:rPr>
-          <w:rFonts w:ascii="Times New Roman" w:hAnsi="Times New Roman" w:cs="Times New Roman"/>
-          <w:szCs w:val="24"/>
-        </w:rPr>
-        <w:t>algoritma</w:t>
-      </w:r>
-      <w:proofErr w:type="spellEnd"/>
-      <w:r>
-        <w:rPr>
-          <w:rFonts w:ascii="Times New Roman" w:hAnsi="Times New Roman" w:cs="Times New Roman"/>
-          <w:szCs w:val="24"/>
-        </w:rPr>
-        <w:t xml:space="preserve"> </w:t>
+      <w:r>
+        <w:rPr>
+          <w:rFonts w:ascii="Times New Roman" w:hAnsi="Times New Roman" w:cs="Times New Roman"/>
+          <w:szCs w:val="24"/>
+        </w:rPr>
+        <w:t xml:space="preserve">Berdasarkan hasil implementasi dan pengujian, algoritma </w:t>
       </w:r>
       <w:r>
         <w:rPr>
@@ -15792,87 +8203,7 @@
           <w:rFonts w:ascii="Times New Roman" w:hAnsi="Times New Roman" w:cs="Times New Roman"/>
           <w:szCs w:val="24"/>
         </w:rPr>
-        <w:t xml:space="preserve"> </w:t>
-      </w:r>
-      <w:proofErr w:type="spellStart"/>
-      <w:r>
-        <w:rPr>
-          <w:rFonts w:ascii="Times New Roman" w:hAnsi="Times New Roman" w:cs="Times New Roman"/>
-          <w:szCs w:val="24"/>
-        </w:rPr>
-        <w:t>terbukti</w:t>
-      </w:r>
-      <w:proofErr w:type="spellEnd"/>
-      <w:r>
-        <w:rPr>
-          <w:rFonts w:ascii="Times New Roman" w:hAnsi="Times New Roman" w:cs="Times New Roman"/>
-          <w:szCs w:val="24"/>
-        </w:rPr>
-        <w:t xml:space="preserve"> </w:t>
-      </w:r>
-      <w:proofErr w:type="spellStart"/>
-      <w:r>
-        <w:rPr>
-          <w:rFonts w:ascii="Times New Roman" w:hAnsi="Times New Roman" w:cs="Times New Roman"/>
-          <w:szCs w:val="24"/>
-        </w:rPr>
-        <w:t>efektif</w:t>
-      </w:r>
-      <w:proofErr w:type="spellEnd"/>
-      <w:r>
-        <w:rPr>
-          <w:rFonts w:ascii="Times New Roman" w:hAnsi="Times New Roman" w:cs="Times New Roman"/>
-          <w:szCs w:val="24"/>
-        </w:rPr>
-        <w:t xml:space="preserve"> </w:t>
-      </w:r>
-      <w:proofErr w:type="spellStart"/>
-      <w:r>
-        <w:rPr>
-          <w:rFonts w:ascii="Times New Roman" w:hAnsi="Times New Roman" w:cs="Times New Roman"/>
-          <w:szCs w:val="24"/>
-        </w:rPr>
-        <w:t>dalam</w:t>
-      </w:r>
-      <w:proofErr w:type="spellEnd"/>
-      <w:r>
-        <w:rPr>
-          <w:rFonts w:ascii="Times New Roman" w:hAnsi="Times New Roman" w:cs="Times New Roman"/>
-          <w:szCs w:val="24"/>
-        </w:rPr>
-        <w:t xml:space="preserve"> </w:t>
-      </w:r>
-      <w:proofErr w:type="spellStart"/>
-      <w:r>
-        <w:rPr>
-          <w:rFonts w:ascii="Times New Roman" w:hAnsi="Times New Roman" w:cs="Times New Roman"/>
-          <w:szCs w:val="24"/>
-        </w:rPr>
-        <w:t>mengurutkan</w:t>
-      </w:r>
-      <w:proofErr w:type="spellEnd"/>
-      <w:r>
-        <w:rPr>
-          <w:rFonts w:ascii="Times New Roman" w:hAnsi="Times New Roman" w:cs="Times New Roman"/>
-          <w:szCs w:val="24"/>
-        </w:rPr>
-        <w:t xml:space="preserve"> data </w:t>
-      </w:r>
-      <w:proofErr w:type="spellStart"/>
-      <w:r>
-        <w:rPr>
-          <w:rFonts w:ascii="Times New Roman" w:hAnsi="Times New Roman" w:cs="Times New Roman"/>
-          <w:szCs w:val="24"/>
-        </w:rPr>
-        <w:t>secara</w:t>
-      </w:r>
-      <w:proofErr w:type="spellEnd"/>
-      <w:r>
-        <w:rPr>
-          <w:rFonts w:ascii="Times New Roman" w:hAnsi="Times New Roman" w:cs="Times New Roman"/>
-          <w:szCs w:val="24"/>
-        </w:rPr>
-        <w:t xml:space="preserve"> </w:t>
+        <w:t xml:space="preserve"> terbukti efektif dalam mengurutkan data secara </w:t>
       </w:r>
       <w:r>
         <w:rPr>
@@ -15888,39 +8219,7 @@
           <w:rFonts w:ascii="Times New Roman" w:hAnsi="Times New Roman" w:cs="Times New Roman"/>
           <w:szCs w:val="24"/>
         </w:rPr>
-        <w:t xml:space="preserve"> </w:t>
-      </w:r>
-      <w:proofErr w:type="spellStart"/>
-      <w:r>
-        <w:rPr>
-          <w:rFonts w:ascii="Times New Roman" w:hAnsi="Times New Roman" w:cs="Times New Roman"/>
-          <w:szCs w:val="24"/>
-        </w:rPr>
-        <w:t>dengan</w:t>
-      </w:r>
-      <w:proofErr w:type="spellEnd"/>
-      <w:r>
-        <w:rPr>
-          <w:rFonts w:ascii="Times New Roman" w:hAnsi="Times New Roman" w:cs="Times New Roman"/>
-          <w:szCs w:val="24"/>
-        </w:rPr>
-        <w:t xml:space="preserve"> </w:t>
-      </w:r>
-      <w:proofErr w:type="spellStart"/>
-      <w:r>
-        <w:rPr>
-          <w:rFonts w:ascii="Times New Roman" w:hAnsi="Times New Roman" w:cs="Times New Roman"/>
-          <w:szCs w:val="24"/>
-        </w:rPr>
-        <w:t>pendekatan</w:t>
-      </w:r>
-      <w:proofErr w:type="spellEnd"/>
-      <w:r>
-        <w:rPr>
-          <w:rFonts w:ascii="Times New Roman" w:hAnsi="Times New Roman" w:cs="Times New Roman"/>
-          <w:szCs w:val="24"/>
-        </w:rPr>
-        <w:t xml:space="preserve"> </w:t>
+        <w:t xml:space="preserve"> dengan pendekatan </w:t>
       </w:r>
       <w:r>
         <w:rPr>
@@ -15936,23 +8235,7 @@
           <w:rFonts w:ascii="Times New Roman" w:hAnsi="Times New Roman" w:cs="Times New Roman"/>
           <w:szCs w:val="24"/>
         </w:rPr>
-        <w:t xml:space="preserve">. </w:t>
-      </w:r>
-      <w:proofErr w:type="spellStart"/>
-      <w:r>
-        <w:rPr>
-          <w:rFonts w:ascii="Times New Roman" w:hAnsi="Times New Roman" w:cs="Times New Roman"/>
-          <w:szCs w:val="24"/>
-        </w:rPr>
-        <w:t>Penggunaan</w:t>
-      </w:r>
-      <w:proofErr w:type="spellEnd"/>
-      <w:r>
-        <w:rPr>
-          <w:rFonts w:ascii="Times New Roman" w:hAnsi="Times New Roman" w:cs="Times New Roman"/>
-          <w:szCs w:val="24"/>
-        </w:rPr>
-        <w:t xml:space="preserve"> </w:t>
+        <w:t xml:space="preserve">. Penggunaan </w:t>
       </w:r>
       <w:r>
         <w:rPr>
@@ -15968,343 +8251,7 @@
           <w:rFonts w:ascii="Times New Roman" w:hAnsi="Times New Roman" w:cs="Times New Roman"/>
           <w:szCs w:val="24"/>
         </w:rPr>
-        <w:t xml:space="preserve"> (</w:t>
-      </w:r>
-      <w:proofErr w:type="spellStart"/>
-      <w:r>
-        <w:rPr>
-          <w:rFonts w:ascii="Times New Roman" w:hAnsi="Times New Roman" w:cs="Times New Roman"/>
-          <w:szCs w:val="24"/>
-        </w:rPr>
-        <w:t>sorting.h</w:t>
-      </w:r>
-      <w:proofErr w:type="spellEnd"/>
-      <w:r>
-        <w:rPr>
-          <w:rFonts w:ascii="Times New Roman" w:hAnsi="Times New Roman" w:cs="Times New Roman"/>
-          <w:szCs w:val="24"/>
-        </w:rPr>
-        <w:t xml:space="preserve">) </w:t>
-      </w:r>
-      <w:proofErr w:type="spellStart"/>
-      <w:r>
-        <w:rPr>
-          <w:rFonts w:ascii="Times New Roman" w:hAnsi="Times New Roman" w:cs="Times New Roman"/>
-          <w:szCs w:val="24"/>
-        </w:rPr>
-        <w:t>berhasil</w:t>
-      </w:r>
-      <w:proofErr w:type="spellEnd"/>
-      <w:r>
-        <w:rPr>
-          <w:rFonts w:ascii="Times New Roman" w:hAnsi="Times New Roman" w:cs="Times New Roman"/>
-          <w:szCs w:val="24"/>
-        </w:rPr>
-        <w:t xml:space="preserve"> </w:t>
-      </w:r>
-      <w:proofErr w:type="spellStart"/>
-      <w:r>
-        <w:rPr>
-          <w:rFonts w:ascii="Times New Roman" w:hAnsi="Times New Roman" w:cs="Times New Roman"/>
-          <w:szCs w:val="24"/>
-        </w:rPr>
-        <w:t>membuat</w:t>
-      </w:r>
-      <w:proofErr w:type="spellEnd"/>
-      <w:r>
-        <w:rPr>
-          <w:rFonts w:ascii="Times New Roman" w:hAnsi="Times New Roman" w:cs="Times New Roman"/>
-          <w:szCs w:val="24"/>
-        </w:rPr>
-        <w:t xml:space="preserve"> </w:t>
-      </w:r>
-      <w:proofErr w:type="spellStart"/>
-      <w:r>
-        <w:rPr>
-          <w:rFonts w:ascii="Times New Roman" w:hAnsi="Times New Roman" w:cs="Times New Roman"/>
-          <w:szCs w:val="24"/>
-        </w:rPr>
-        <w:t>struktur</w:t>
-      </w:r>
-      <w:proofErr w:type="spellEnd"/>
-      <w:r>
-        <w:rPr>
-          <w:rFonts w:ascii="Times New Roman" w:hAnsi="Times New Roman" w:cs="Times New Roman"/>
-          <w:szCs w:val="24"/>
-        </w:rPr>
-        <w:t xml:space="preserve"> </w:t>
-      </w:r>
-      <w:proofErr w:type="spellStart"/>
-      <w:r>
-        <w:rPr>
-          <w:rFonts w:ascii="Times New Roman" w:hAnsi="Times New Roman" w:cs="Times New Roman"/>
-          <w:szCs w:val="24"/>
-        </w:rPr>
-        <w:t>kode</w:t>
-      </w:r>
-      <w:proofErr w:type="spellEnd"/>
-      <w:r>
-        <w:rPr>
-          <w:rFonts w:ascii="Times New Roman" w:hAnsi="Times New Roman" w:cs="Times New Roman"/>
-          <w:szCs w:val="24"/>
-        </w:rPr>
-        <w:t xml:space="preserve"> </w:t>
-      </w:r>
-      <w:proofErr w:type="spellStart"/>
-      <w:r>
-        <w:rPr>
-          <w:rFonts w:ascii="Times New Roman" w:hAnsi="Times New Roman" w:cs="Times New Roman"/>
-          <w:szCs w:val="24"/>
-        </w:rPr>
-        <w:t>menjadi</w:t>
-      </w:r>
-      <w:proofErr w:type="spellEnd"/>
-      <w:r>
-        <w:rPr>
-          <w:rFonts w:ascii="Times New Roman" w:hAnsi="Times New Roman" w:cs="Times New Roman"/>
-          <w:szCs w:val="24"/>
-        </w:rPr>
-        <w:t xml:space="preserve"> modular, </w:t>
-      </w:r>
-      <w:proofErr w:type="spellStart"/>
-      <w:r>
-        <w:rPr>
-          <w:rFonts w:ascii="Times New Roman" w:hAnsi="Times New Roman" w:cs="Times New Roman"/>
-          <w:szCs w:val="24"/>
-        </w:rPr>
-        <w:t>mudah</w:t>
-      </w:r>
-      <w:proofErr w:type="spellEnd"/>
-      <w:r>
-        <w:rPr>
-          <w:rFonts w:ascii="Times New Roman" w:hAnsi="Times New Roman" w:cs="Times New Roman"/>
-          <w:szCs w:val="24"/>
-        </w:rPr>
-        <w:t xml:space="preserve"> </w:t>
-      </w:r>
-      <w:proofErr w:type="spellStart"/>
-      <w:r>
-        <w:rPr>
-          <w:rFonts w:ascii="Times New Roman" w:hAnsi="Times New Roman" w:cs="Times New Roman"/>
-          <w:szCs w:val="24"/>
-        </w:rPr>
-        <w:t>dibaca</w:t>
-      </w:r>
-      <w:proofErr w:type="spellEnd"/>
-      <w:r>
-        <w:rPr>
-          <w:rFonts w:ascii="Times New Roman" w:hAnsi="Times New Roman" w:cs="Times New Roman"/>
-          <w:szCs w:val="24"/>
-        </w:rPr>
-        <w:t xml:space="preserve">, dan </w:t>
-      </w:r>
-      <w:proofErr w:type="spellStart"/>
-      <w:r>
-        <w:rPr>
-          <w:rFonts w:ascii="Times New Roman" w:hAnsi="Times New Roman" w:cs="Times New Roman"/>
-          <w:szCs w:val="24"/>
-        </w:rPr>
-        <w:t>mudah</w:t>
-      </w:r>
-      <w:proofErr w:type="spellEnd"/>
-      <w:r>
-        <w:rPr>
-          <w:rFonts w:ascii="Times New Roman" w:hAnsi="Times New Roman" w:cs="Times New Roman"/>
-          <w:szCs w:val="24"/>
-        </w:rPr>
-        <w:t xml:space="preserve"> </w:t>
-      </w:r>
-      <w:proofErr w:type="spellStart"/>
-      <w:r>
-        <w:rPr>
-          <w:rFonts w:ascii="Times New Roman" w:hAnsi="Times New Roman" w:cs="Times New Roman"/>
-          <w:szCs w:val="24"/>
-        </w:rPr>
-        <w:t>dikelola</w:t>
-      </w:r>
-      <w:proofErr w:type="spellEnd"/>
-      <w:r>
-        <w:rPr>
-          <w:rFonts w:ascii="Times New Roman" w:hAnsi="Times New Roman" w:cs="Times New Roman"/>
-          <w:szCs w:val="24"/>
-        </w:rPr>
-        <w:t xml:space="preserve"> </w:t>
-      </w:r>
-      <w:proofErr w:type="spellStart"/>
-      <w:r>
-        <w:rPr>
-          <w:rFonts w:ascii="Times New Roman" w:hAnsi="Times New Roman" w:cs="Times New Roman"/>
-          <w:szCs w:val="24"/>
-        </w:rPr>
-        <w:t>sesuai</w:t>
-      </w:r>
-      <w:proofErr w:type="spellEnd"/>
-      <w:r>
-        <w:rPr>
-          <w:rFonts w:ascii="Times New Roman" w:hAnsi="Times New Roman" w:cs="Times New Roman"/>
-          <w:szCs w:val="24"/>
-        </w:rPr>
-        <w:t xml:space="preserve"> </w:t>
-      </w:r>
-      <w:proofErr w:type="spellStart"/>
-      <w:r>
-        <w:rPr>
-          <w:rFonts w:ascii="Times New Roman" w:hAnsi="Times New Roman" w:cs="Times New Roman"/>
-          <w:szCs w:val="24"/>
-        </w:rPr>
-        <w:t>dengan</w:t>
-      </w:r>
-      <w:proofErr w:type="spellEnd"/>
-      <w:r>
-        <w:rPr>
-          <w:rFonts w:ascii="Times New Roman" w:hAnsi="Times New Roman" w:cs="Times New Roman"/>
-          <w:szCs w:val="24"/>
-        </w:rPr>
-        <w:t xml:space="preserve"> </w:t>
-      </w:r>
-      <w:proofErr w:type="spellStart"/>
-      <w:r>
-        <w:rPr>
-          <w:rFonts w:ascii="Times New Roman" w:hAnsi="Times New Roman" w:cs="Times New Roman"/>
-          <w:szCs w:val="24"/>
-        </w:rPr>
-        <w:t>prinsip</w:t>
-      </w:r>
-      <w:proofErr w:type="spellEnd"/>
-      <w:r>
-        <w:rPr>
-          <w:rFonts w:ascii="Times New Roman" w:hAnsi="Times New Roman" w:cs="Times New Roman"/>
-          <w:szCs w:val="24"/>
-        </w:rPr>
-        <w:t xml:space="preserve"> </w:t>
-      </w:r>
-      <w:proofErr w:type="spellStart"/>
-      <w:r>
-        <w:rPr>
-          <w:rFonts w:ascii="Times New Roman" w:hAnsi="Times New Roman" w:cs="Times New Roman"/>
-          <w:szCs w:val="24"/>
-        </w:rPr>
-        <w:t>pemrograman</w:t>
-      </w:r>
-      <w:proofErr w:type="spellEnd"/>
-      <w:r>
-        <w:rPr>
-          <w:rFonts w:ascii="Times New Roman" w:hAnsi="Times New Roman" w:cs="Times New Roman"/>
-          <w:szCs w:val="24"/>
-        </w:rPr>
-        <w:t xml:space="preserve"> </w:t>
-      </w:r>
-      <w:proofErr w:type="spellStart"/>
-      <w:r>
-        <w:rPr>
-          <w:rFonts w:ascii="Times New Roman" w:hAnsi="Times New Roman" w:cs="Times New Roman"/>
-          <w:szCs w:val="24"/>
-        </w:rPr>
-        <w:t>terstruktur</w:t>
-      </w:r>
-      <w:proofErr w:type="spellEnd"/>
-      <w:r>
-        <w:rPr>
-          <w:rFonts w:ascii="Times New Roman" w:hAnsi="Times New Roman" w:cs="Times New Roman"/>
-          <w:szCs w:val="24"/>
-        </w:rPr>
-        <w:t xml:space="preserve"> yang </w:t>
-      </w:r>
-      <w:proofErr w:type="spellStart"/>
-      <w:r>
-        <w:rPr>
-          <w:rFonts w:ascii="Times New Roman" w:hAnsi="Times New Roman" w:cs="Times New Roman"/>
-          <w:szCs w:val="24"/>
-        </w:rPr>
-        <w:t>dipelajari</w:t>
-      </w:r>
-      <w:proofErr w:type="spellEnd"/>
-      <w:r>
-        <w:rPr>
-          <w:rFonts w:ascii="Times New Roman" w:hAnsi="Times New Roman" w:cs="Times New Roman"/>
-          <w:szCs w:val="24"/>
-        </w:rPr>
-        <w:t xml:space="preserve"> </w:t>
-      </w:r>
-      <w:proofErr w:type="spellStart"/>
-      <w:r>
-        <w:rPr>
-          <w:rFonts w:ascii="Times New Roman" w:hAnsi="Times New Roman" w:cs="Times New Roman"/>
-          <w:szCs w:val="24"/>
-        </w:rPr>
-        <w:t>dalam</w:t>
-      </w:r>
-      <w:proofErr w:type="spellEnd"/>
-      <w:r>
-        <w:rPr>
-          <w:rFonts w:ascii="Times New Roman" w:hAnsi="Times New Roman" w:cs="Times New Roman"/>
-          <w:szCs w:val="24"/>
-        </w:rPr>
-        <w:t xml:space="preserve"> </w:t>
-      </w:r>
-      <w:proofErr w:type="spellStart"/>
-      <w:r>
-        <w:rPr>
-          <w:rFonts w:ascii="Times New Roman" w:hAnsi="Times New Roman" w:cs="Times New Roman"/>
-          <w:szCs w:val="24"/>
-        </w:rPr>
-        <w:t>mata</w:t>
-      </w:r>
-      <w:proofErr w:type="spellEnd"/>
-      <w:r>
-        <w:rPr>
-          <w:rFonts w:ascii="Times New Roman" w:hAnsi="Times New Roman" w:cs="Times New Roman"/>
-          <w:szCs w:val="24"/>
-        </w:rPr>
-        <w:t xml:space="preserve"> </w:t>
-      </w:r>
-      <w:proofErr w:type="spellStart"/>
-      <w:r>
-        <w:rPr>
-          <w:rFonts w:ascii="Times New Roman" w:hAnsi="Times New Roman" w:cs="Times New Roman"/>
-          <w:szCs w:val="24"/>
-        </w:rPr>
-        <w:t>kuliah</w:t>
-      </w:r>
-      <w:proofErr w:type="spellEnd"/>
-      <w:r>
-        <w:rPr>
-          <w:rFonts w:ascii="Times New Roman" w:hAnsi="Times New Roman" w:cs="Times New Roman"/>
-          <w:szCs w:val="24"/>
-        </w:rPr>
-        <w:t xml:space="preserve"> </w:t>
-      </w:r>
-      <w:proofErr w:type="spellStart"/>
-      <w:r>
-        <w:rPr>
-          <w:rFonts w:ascii="Times New Roman" w:hAnsi="Times New Roman" w:cs="Times New Roman"/>
-          <w:szCs w:val="24"/>
-        </w:rPr>
-        <w:t>Algoritma</w:t>
-      </w:r>
-      <w:proofErr w:type="spellEnd"/>
-      <w:r>
-        <w:rPr>
-          <w:rFonts w:ascii="Times New Roman" w:hAnsi="Times New Roman" w:cs="Times New Roman"/>
-          <w:szCs w:val="24"/>
-        </w:rPr>
-        <w:t xml:space="preserve"> dan </w:t>
-      </w:r>
-      <w:proofErr w:type="spellStart"/>
-      <w:r>
-        <w:rPr>
-          <w:rFonts w:ascii="Times New Roman" w:hAnsi="Times New Roman" w:cs="Times New Roman"/>
-          <w:szCs w:val="24"/>
-        </w:rPr>
-        <w:t>Pemrograman</w:t>
-      </w:r>
-      <w:proofErr w:type="spellEnd"/>
-      <w:r>
-        <w:rPr>
-          <w:rFonts w:ascii="Times New Roman" w:hAnsi="Times New Roman" w:cs="Times New Roman"/>
-          <w:szCs w:val="24"/>
-        </w:rPr>
-        <w:t>.</w:t>
+        <w:t xml:space="preserve"> (sorting.h) berhasil membuat struktur kode menjadi modular, mudah dibaca, dan mudah dikelola sesuai dengan prinsip pemrograman terstruktur yang dipelajari dalam mata kuliah Algoritma dan Pemrograman.</w:t>
       </w:r>
     </w:p>
     <w:p>
@@ -18163,6 +10110,7 @@
   <w:style w:type="character" w:default="1" w:styleId="DefaultParagraphFont">
     <w:name w:val="Default Paragraph Font"/>
     <w:uiPriority w:val="1"/>
+    <w:semiHidden/>
     <w:unhideWhenUsed/>
   </w:style>
   <w:style w:type="table" w:default="1" w:styleId="TableNormal">
